--- a/python/p6_python_lambda_and_void_callback_methods_and_more.docx
+++ b/python/p6_python_lambda_and_void_callback_methods_and_more.docx
@@ -7,17 +7,17 @@
         <w:jc w:val="center"/>
         <w:rPr>
           <w:rFonts w:ascii="Calibri" w:hAnsi="Calibri" w:cs="Calibri"/>
-          <w:sz w:val="36"/>
-          <w:szCs w:val="36"/>
-        </w:rPr>
-      </w:pPr>
-      <w:r>
-        <w:rPr>
-          <w:rFonts w:ascii="Calibri" w:hAnsi="Calibri" w:cs="Calibri"/>
-          <w:b/>
-          <w:bCs/>
-          <w:sz w:val="44"/>
-          <w:szCs w:val="44"/>
+          <w:sz w:val="34"/>
+          <w:szCs w:val="34"/>
+        </w:rPr>
+      </w:pPr>
+      <w:r>
+        <w:rPr>
+          <w:rFonts w:ascii="Calibri" w:hAnsi="Calibri" w:cs="Calibri"/>
+          <w:b/>
+          <w:bCs/>
+          <w:sz w:val="42"/>
+          <w:szCs w:val="42"/>
         </w:rPr>
         <w:t>INDEX</w:t>
       </w:r>
@@ -116,17 +116,17 @@
           <w:rFonts w:ascii="Calibri" w:hAnsi="Calibri" w:cs="Calibri"/>
           <w:b/>
           <w:bCs/>
-          <w:sz w:val="36"/>
-          <w:szCs w:val="36"/>
-        </w:rPr>
-      </w:pPr>
-      <w:r>
-        <w:rPr>
-          <w:rFonts w:ascii="Calibri" w:hAnsi="Calibri" w:cs="Calibri"/>
-          <w:b/>
-          <w:bCs/>
-          <w:sz w:val="36"/>
-          <w:szCs w:val="36"/>
+          <w:sz w:val="34"/>
+          <w:szCs w:val="34"/>
+        </w:rPr>
+      </w:pPr>
+      <w:r>
+        <w:rPr>
+          <w:rFonts w:ascii="Calibri" w:hAnsi="Calibri" w:cs="Calibri"/>
+          <w:b/>
+          <w:bCs/>
+          <w:sz w:val="34"/>
+          <w:szCs w:val="34"/>
         </w:rPr>
         <w:lastRenderedPageBreak/>
         <w:t>Lambda or Anonymous Function:</w:t>
@@ -137,15 +137,15 @@
         <w:jc w:val="both"/>
         <w:rPr>
           <w:rFonts w:ascii="Calibri" w:hAnsi="Calibri" w:cs="Calibri"/>
-          <w:sz w:val="36"/>
-          <w:szCs w:val="36"/>
-        </w:rPr>
-      </w:pPr>
-      <w:r>
-        <w:rPr>
-          <w:rFonts w:ascii="Calibri" w:hAnsi="Calibri" w:cs="Calibri"/>
-          <w:sz w:val="36"/>
-          <w:szCs w:val="36"/>
+          <w:sz w:val="34"/>
+          <w:szCs w:val="34"/>
+        </w:rPr>
+      </w:pPr>
+      <w:r>
+        <w:rPr>
+          <w:rFonts w:ascii="Calibri" w:hAnsi="Calibri" w:cs="Calibri"/>
+          <w:sz w:val="34"/>
+          <w:szCs w:val="34"/>
         </w:rPr>
         <w:t># A lambda function is a small, anonymous (unnamed) function that can have any number of parameters but only one expression.</w:t>
       </w:r>
@@ -160,41 +160,41 @@
         <w:jc w:val="both"/>
         <w:rPr>
           <w:rFonts w:ascii="Calibri" w:hAnsi="Calibri" w:cs="Calibri"/>
-          <w:sz w:val="36"/>
-          <w:szCs w:val="36"/>
-        </w:rPr>
-      </w:pPr>
-      <w:r>
-        <w:rPr>
-          <w:rFonts w:ascii="Calibri" w:hAnsi="Calibri" w:cs="Calibri"/>
-          <w:b/>
-          <w:bCs/>
-          <w:sz w:val="36"/>
-          <w:szCs w:val="36"/>
+          <w:sz w:val="34"/>
+          <w:szCs w:val="34"/>
+        </w:rPr>
+      </w:pPr>
+      <w:r>
+        <w:rPr>
+          <w:rFonts w:ascii="Calibri" w:hAnsi="Calibri" w:cs="Calibri"/>
+          <w:b/>
+          <w:bCs/>
+          <w:sz w:val="34"/>
+          <w:szCs w:val="34"/>
         </w:rPr>
         <w:t>lambda</w:t>
       </w:r>
       <w:r>
         <w:rPr>
           <w:rFonts w:ascii="Calibri" w:hAnsi="Calibri" w:cs="Calibri"/>
-          <w:sz w:val="36"/>
-          <w:szCs w:val="36"/>
+          <w:sz w:val="34"/>
+          <w:szCs w:val="34"/>
         </w:rPr>
         <w:t xml:space="preserve"> </w:t>
       </w:r>
       <w:r>
         <w:rPr>
           <w:rFonts w:ascii="Calibri" w:hAnsi="Calibri" w:cs="Calibri"/>
-          <w:sz w:val="28"/>
-          <w:szCs w:val="28"/>
+          <w:sz w:val="26"/>
+          <w:szCs w:val="26"/>
         </w:rPr>
         <w:sym w:font="Wingdings" w:char="F0E0"/>
       </w:r>
       <w:r>
         <w:rPr>
           <w:rFonts w:ascii="Calibri" w:hAnsi="Calibri" w:cs="Calibri"/>
-          <w:sz w:val="36"/>
-          <w:szCs w:val="36"/>
+          <w:sz w:val="34"/>
+          <w:szCs w:val="34"/>
         </w:rPr>
         <w:t xml:space="preserve"> Keyword to create the anonymous function</w:t>
       </w:r>
@@ -209,41 +209,41 @@
         <w:jc w:val="both"/>
         <w:rPr>
           <w:rFonts w:ascii="Calibri" w:hAnsi="Calibri" w:cs="Calibri"/>
-          <w:sz w:val="36"/>
-          <w:szCs w:val="36"/>
-        </w:rPr>
-      </w:pPr>
-      <w:r>
-        <w:rPr>
-          <w:rFonts w:ascii="Calibri" w:hAnsi="Calibri" w:cs="Calibri"/>
-          <w:b/>
-          <w:bCs/>
-          <w:sz w:val="36"/>
-          <w:szCs w:val="36"/>
+          <w:sz w:val="34"/>
+          <w:szCs w:val="34"/>
+        </w:rPr>
+      </w:pPr>
+      <w:r>
+        <w:rPr>
+          <w:rFonts w:ascii="Calibri" w:hAnsi="Calibri" w:cs="Calibri"/>
+          <w:b/>
+          <w:bCs/>
+          <w:sz w:val="34"/>
+          <w:szCs w:val="34"/>
         </w:rPr>
         <w:t>parameters</w:t>
       </w:r>
       <w:r>
         <w:rPr>
           <w:rFonts w:ascii="Calibri" w:hAnsi="Calibri" w:cs="Calibri"/>
-          <w:sz w:val="36"/>
-          <w:szCs w:val="36"/>
+          <w:sz w:val="34"/>
+          <w:szCs w:val="34"/>
         </w:rPr>
         <w:t xml:space="preserve"> </w:t>
       </w:r>
       <w:r>
         <w:rPr>
           <w:rFonts w:ascii="Calibri" w:hAnsi="Calibri" w:cs="Calibri"/>
-          <w:sz w:val="28"/>
-          <w:szCs w:val="28"/>
+          <w:sz w:val="26"/>
+          <w:szCs w:val="26"/>
         </w:rPr>
         <w:sym w:font="Wingdings" w:char="F0E0"/>
       </w:r>
       <w:r>
         <w:rPr>
           <w:rFonts w:ascii="Calibri" w:hAnsi="Calibri" w:cs="Calibri"/>
-          <w:sz w:val="36"/>
-          <w:szCs w:val="36"/>
+          <w:sz w:val="34"/>
+          <w:szCs w:val="34"/>
         </w:rPr>
         <w:t xml:space="preserve"> Inputs to the function</w:t>
       </w:r>
@@ -258,41 +258,41 @@
         <w:jc w:val="both"/>
         <w:rPr>
           <w:rFonts w:ascii="Calibri" w:hAnsi="Calibri" w:cs="Calibri"/>
-          <w:sz w:val="36"/>
-          <w:szCs w:val="36"/>
-        </w:rPr>
-      </w:pPr>
-      <w:r>
-        <w:rPr>
-          <w:rFonts w:ascii="Calibri" w:hAnsi="Calibri" w:cs="Calibri"/>
-          <w:b/>
-          <w:bCs/>
-          <w:sz w:val="36"/>
-          <w:szCs w:val="36"/>
+          <w:sz w:val="34"/>
+          <w:szCs w:val="34"/>
+        </w:rPr>
+      </w:pPr>
+      <w:r>
+        <w:rPr>
+          <w:rFonts w:ascii="Calibri" w:hAnsi="Calibri" w:cs="Calibri"/>
+          <w:b/>
+          <w:bCs/>
+          <w:sz w:val="34"/>
+          <w:szCs w:val="34"/>
         </w:rPr>
         <w:t>expression</w:t>
       </w:r>
       <w:r>
         <w:rPr>
           <w:rFonts w:ascii="Calibri" w:hAnsi="Calibri" w:cs="Calibri"/>
-          <w:sz w:val="36"/>
-          <w:szCs w:val="36"/>
+          <w:sz w:val="34"/>
+          <w:szCs w:val="34"/>
         </w:rPr>
         <w:t xml:space="preserve"> </w:t>
       </w:r>
       <w:r>
         <w:rPr>
           <w:rFonts w:ascii="Calibri" w:hAnsi="Calibri" w:cs="Calibri"/>
-          <w:sz w:val="28"/>
-          <w:szCs w:val="28"/>
+          <w:sz w:val="26"/>
+          <w:szCs w:val="26"/>
         </w:rPr>
         <w:sym w:font="Wingdings" w:char="F0E0"/>
       </w:r>
       <w:r>
         <w:rPr>
           <w:rFonts w:ascii="Calibri" w:hAnsi="Calibri" w:cs="Calibri"/>
-          <w:sz w:val="36"/>
-          <w:szCs w:val="36"/>
+          <w:sz w:val="34"/>
+          <w:szCs w:val="34"/>
         </w:rPr>
         <w:t xml:space="preserve"> The value that is automatically</w:t>
       </w:r>
@@ -301,8 +301,8 @@
           <w:rFonts w:ascii="Calibri" w:hAnsi="Calibri" w:cs="Calibri"/>
           <w:b/>
           <w:bCs/>
-          <w:sz w:val="36"/>
-          <w:szCs w:val="36"/>
+          <w:sz w:val="34"/>
+          <w:szCs w:val="34"/>
         </w:rPr>
         <w:t xml:space="preserve"> returned</w:t>
       </w:r>
@@ -312,15 +312,15 @@
         <w:jc w:val="both"/>
         <w:rPr>
           <w:rFonts w:ascii="Calibri" w:hAnsi="Calibri" w:cs="Calibri"/>
-          <w:sz w:val="36"/>
-          <w:szCs w:val="36"/>
-        </w:rPr>
-      </w:pPr>
-      <w:r>
-        <w:rPr>
-          <w:rFonts w:ascii="Calibri" w:hAnsi="Calibri" w:cs="Calibri"/>
-          <w:sz w:val="36"/>
-          <w:szCs w:val="36"/>
+          <w:sz w:val="34"/>
+          <w:szCs w:val="34"/>
+        </w:rPr>
+      </w:pPr>
+      <w:r>
+        <w:rPr>
+          <w:rFonts w:ascii="Calibri" w:hAnsi="Calibri" w:cs="Calibri"/>
+          <w:sz w:val="34"/>
+          <w:szCs w:val="34"/>
         </w:rPr>
         <w:t># Syntax:</w:t>
       </w:r>
@@ -332,17 +332,17 @@
           <w:rFonts w:ascii="Calibri" w:hAnsi="Calibri" w:cs="Calibri"/>
           <w:b/>
           <w:bCs/>
-          <w:sz w:val="36"/>
-          <w:szCs w:val="36"/>
-        </w:rPr>
-      </w:pPr>
-      <w:r>
-        <w:rPr>
-          <w:rFonts w:ascii="Calibri" w:hAnsi="Calibri" w:cs="Calibri"/>
-          <w:b/>
-          <w:bCs/>
-          <w:sz w:val="36"/>
-          <w:szCs w:val="36"/>
+          <w:sz w:val="34"/>
+          <w:szCs w:val="34"/>
+        </w:rPr>
+      </w:pPr>
+      <w:r>
+        <w:rPr>
+          <w:rFonts w:ascii="Calibri" w:hAnsi="Calibri" w:cs="Calibri"/>
+          <w:b/>
+          <w:bCs/>
+          <w:sz w:val="34"/>
+          <w:szCs w:val="34"/>
         </w:rPr>
         <w:t xml:space="preserve">lambda </w:t>
       </w:r>
@@ -352,8 +352,8 @@
           <w:rFonts w:ascii="Calibri" w:hAnsi="Calibri" w:cs="Calibri"/>
           <w:b/>
           <w:bCs/>
-          <w:sz w:val="36"/>
-          <w:szCs w:val="36"/>
+          <w:sz w:val="34"/>
+          <w:szCs w:val="34"/>
         </w:rPr>
         <w:t>parameters :</w:t>
       </w:r>
@@ -363,8 +363,8 @@
           <w:rFonts w:ascii="Calibri" w:hAnsi="Calibri" w:cs="Calibri"/>
           <w:b/>
           <w:bCs/>
-          <w:sz w:val="36"/>
-          <w:szCs w:val="36"/>
+          <w:sz w:val="34"/>
+          <w:szCs w:val="34"/>
         </w:rPr>
         <w:t xml:space="preserve"> expression</w:t>
       </w:r>
@@ -374,25 +374,25 @@
         <w:jc w:val="both"/>
         <w:rPr>
           <w:rFonts w:ascii="Calibri" w:hAnsi="Calibri" w:cs="Calibri"/>
-          <w:sz w:val="36"/>
-          <w:szCs w:val="36"/>
-        </w:rPr>
-      </w:pPr>
-    </w:p>
-    <w:p>
-      <w:pPr>
-        <w:jc w:val="both"/>
-        <w:rPr>
-          <w:rFonts w:ascii="Calibri" w:hAnsi="Calibri" w:cs="Calibri"/>
-          <w:sz w:val="36"/>
-          <w:szCs w:val="36"/>
-        </w:rPr>
-      </w:pPr>
-      <w:r>
-        <w:rPr>
-          <w:rFonts w:ascii="Calibri" w:hAnsi="Calibri" w:cs="Calibri"/>
-          <w:sz w:val="36"/>
-          <w:szCs w:val="36"/>
+          <w:sz w:val="34"/>
+          <w:szCs w:val="34"/>
+        </w:rPr>
+      </w:pPr>
+    </w:p>
+    <w:p>
+      <w:pPr>
+        <w:jc w:val="both"/>
+        <w:rPr>
+          <w:rFonts w:ascii="Calibri" w:hAnsi="Calibri" w:cs="Calibri"/>
+          <w:sz w:val="34"/>
+          <w:szCs w:val="34"/>
+        </w:rPr>
+      </w:pPr>
+      <w:r>
+        <w:rPr>
+          <w:rFonts w:ascii="Calibri" w:hAnsi="Calibri" w:cs="Calibri"/>
+          <w:sz w:val="34"/>
+          <w:szCs w:val="34"/>
         </w:rPr>
         <w:t>Basic Usage:</w:t>
       </w:r>
@@ -402,15 +402,15 @@
         <w:jc w:val="both"/>
         <w:rPr>
           <w:rFonts w:ascii="Calibri" w:hAnsi="Calibri" w:cs="Calibri"/>
-          <w:sz w:val="36"/>
-          <w:szCs w:val="36"/>
-        </w:rPr>
-      </w:pPr>
-      <w:r>
-        <w:rPr>
-          <w:rFonts w:ascii="Calibri" w:hAnsi="Calibri" w:cs="Calibri"/>
-          <w:sz w:val="36"/>
-          <w:szCs w:val="36"/>
+          <w:sz w:val="34"/>
+          <w:szCs w:val="34"/>
+        </w:rPr>
+      </w:pPr>
+      <w:r>
+        <w:rPr>
+          <w:rFonts w:ascii="Calibri" w:hAnsi="Calibri" w:cs="Calibri"/>
+          <w:sz w:val="34"/>
+          <w:szCs w:val="34"/>
         </w:rPr>
         <w:t># Normal function:</w:t>
       </w:r>
@@ -423,18 +423,18 @@
           <w:b/>
           <w:bCs/>
           <w:color w:val="D86DCB" w:themeColor="accent5" w:themeTint="99"/>
-          <w:sz w:val="36"/>
-          <w:szCs w:val="36"/>
-        </w:rPr>
-      </w:pPr>
-      <w:r>
-        <w:rPr>
-          <w:rFonts w:ascii="Calibri" w:hAnsi="Calibri" w:cs="Calibri"/>
-          <w:b/>
-          <w:bCs/>
-          <w:color w:val="D86DCB" w:themeColor="accent5" w:themeTint="99"/>
-          <w:sz w:val="36"/>
-          <w:szCs w:val="36"/>
+          <w:sz w:val="34"/>
+          <w:szCs w:val="34"/>
+        </w:rPr>
+      </w:pPr>
+      <w:r>
+        <w:rPr>
+          <w:rFonts w:ascii="Calibri" w:hAnsi="Calibri" w:cs="Calibri"/>
+          <w:b/>
+          <w:bCs/>
+          <w:color w:val="D86DCB" w:themeColor="accent5" w:themeTint="99"/>
+          <w:sz w:val="34"/>
+          <w:szCs w:val="34"/>
         </w:rPr>
         <w:t>def square(x):</w:t>
       </w:r>
@@ -447,18 +447,18 @@
           <w:b/>
           <w:bCs/>
           <w:color w:val="D86DCB" w:themeColor="accent5" w:themeTint="99"/>
-          <w:sz w:val="36"/>
-          <w:szCs w:val="36"/>
-        </w:rPr>
-      </w:pPr>
-      <w:r>
-        <w:rPr>
-          <w:rFonts w:ascii="Calibri" w:hAnsi="Calibri" w:cs="Calibri"/>
-          <w:b/>
-          <w:bCs/>
-          <w:color w:val="D86DCB" w:themeColor="accent5" w:themeTint="99"/>
-          <w:sz w:val="36"/>
-          <w:szCs w:val="36"/>
+          <w:sz w:val="34"/>
+          <w:szCs w:val="34"/>
+        </w:rPr>
+      </w:pPr>
+      <w:r>
+        <w:rPr>
+          <w:rFonts w:ascii="Calibri" w:hAnsi="Calibri" w:cs="Calibri"/>
+          <w:b/>
+          <w:bCs/>
+          <w:color w:val="D86DCB" w:themeColor="accent5" w:themeTint="99"/>
+          <w:sz w:val="34"/>
+          <w:szCs w:val="34"/>
         </w:rPr>
         <w:t xml:space="preserve">    return x * x</w:t>
       </w:r>
@@ -471,18 +471,18 @@
           <w:b/>
           <w:bCs/>
           <w:color w:val="D86DCB" w:themeColor="accent5" w:themeTint="99"/>
-          <w:sz w:val="36"/>
-          <w:szCs w:val="36"/>
-        </w:rPr>
-      </w:pPr>
-      <w:r>
-        <w:rPr>
-          <w:rFonts w:ascii="Calibri" w:hAnsi="Calibri" w:cs="Calibri"/>
-          <w:b/>
-          <w:bCs/>
-          <w:color w:val="D86DCB" w:themeColor="accent5" w:themeTint="99"/>
-          <w:sz w:val="36"/>
-          <w:szCs w:val="36"/>
+          <w:sz w:val="34"/>
+          <w:szCs w:val="34"/>
+        </w:rPr>
+      </w:pPr>
+      <w:r>
+        <w:rPr>
+          <w:rFonts w:ascii="Calibri" w:hAnsi="Calibri" w:cs="Calibri"/>
+          <w:b/>
+          <w:bCs/>
+          <w:color w:val="D86DCB" w:themeColor="accent5" w:themeTint="99"/>
+          <w:sz w:val="34"/>
+          <w:szCs w:val="34"/>
         </w:rPr>
         <w:t>print(</w:t>
       </w:r>
@@ -493,8 +493,8 @@
           <w:b/>
           <w:bCs/>
           <w:color w:val="D86DCB" w:themeColor="accent5" w:themeTint="99"/>
-          <w:sz w:val="36"/>
-          <w:szCs w:val="36"/>
+          <w:sz w:val="34"/>
+          <w:szCs w:val="34"/>
         </w:rPr>
         <w:t>square(</w:t>
       </w:r>
@@ -505,8 +505,8 @@
           <w:b/>
           <w:bCs/>
           <w:color w:val="D86DCB" w:themeColor="accent5" w:themeTint="99"/>
-          <w:sz w:val="36"/>
-          <w:szCs w:val="36"/>
+          <w:sz w:val="34"/>
+          <w:szCs w:val="34"/>
         </w:rPr>
         <w:t>5)) # 25</w:t>
       </w:r>
@@ -516,15 +516,15 @@
         <w:jc w:val="both"/>
         <w:rPr>
           <w:rFonts w:ascii="Calibri" w:hAnsi="Calibri" w:cs="Calibri"/>
-          <w:sz w:val="36"/>
-          <w:szCs w:val="36"/>
-        </w:rPr>
-      </w:pPr>
-      <w:r>
-        <w:rPr>
-          <w:rFonts w:ascii="Calibri" w:hAnsi="Calibri" w:cs="Calibri"/>
-          <w:sz w:val="36"/>
-          <w:szCs w:val="36"/>
+          <w:sz w:val="34"/>
+          <w:szCs w:val="34"/>
+        </w:rPr>
+      </w:pPr>
+      <w:r>
+        <w:rPr>
+          <w:rFonts w:ascii="Calibri" w:hAnsi="Calibri" w:cs="Calibri"/>
+          <w:sz w:val="34"/>
+          <w:szCs w:val="34"/>
         </w:rPr>
         <w:t># Lambda function, both do the same thing</w:t>
       </w:r>
@@ -537,18 +537,18 @@
           <w:b/>
           <w:bCs/>
           <w:color w:val="D86DCB" w:themeColor="accent5" w:themeTint="99"/>
-          <w:sz w:val="36"/>
-          <w:szCs w:val="36"/>
-        </w:rPr>
-      </w:pPr>
-      <w:r>
-        <w:rPr>
-          <w:rFonts w:ascii="Calibri" w:hAnsi="Calibri" w:cs="Calibri"/>
-          <w:b/>
-          <w:bCs/>
-          <w:color w:val="D86DCB" w:themeColor="accent5" w:themeTint="99"/>
-          <w:sz w:val="36"/>
-          <w:szCs w:val="36"/>
+          <w:sz w:val="34"/>
+          <w:szCs w:val="34"/>
+        </w:rPr>
+      </w:pPr>
+      <w:r>
+        <w:rPr>
+          <w:rFonts w:ascii="Calibri" w:hAnsi="Calibri" w:cs="Calibri"/>
+          <w:b/>
+          <w:bCs/>
+          <w:color w:val="D86DCB" w:themeColor="accent5" w:themeTint="99"/>
+          <w:sz w:val="34"/>
+          <w:szCs w:val="34"/>
         </w:rPr>
         <w:t xml:space="preserve">square = lambda </w:t>
       </w:r>
@@ -559,8 +559,8 @@
           <w:b/>
           <w:bCs/>
           <w:color w:val="D86DCB" w:themeColor="accent5" w:themeTint="99"/>
-          <w:sz w:val="36"/>
-          <w:szCs w:val="36"/>
+          <w:sz w:val="34"/>
+          <w:szCs w:val="34"/>
         </w:rPr>
         <w:t>x :</w:t>
       </w:r>
@@ -571,8 +571,8 @@
           <w:b/>
           <w:bCs/>
           <w:color w:val="D86DCB" w:themeColor="accent5" w:themeTint="99"/>
-          <w:sz w:val="36"/>
-          <w:szCs w:val="36"/>
+          <w:sz w:val="34"/>
+          <w:szCs w:val="34"/>
         </w:rPr>
         <w:t xml:space="preserve"> x * x</w:t>
       </w:r>
@@ -585,18 +585,18 @@
           <w:b/>
           <w:bCs/>
           <w:color w:val="D86DCB" w:themeColor="accent5" w:themeTint="99"/>
-          <w:sz w:val="36"/>
-          <w:szCs w:val="36"/>
-        </w:rPr>
-      </w:pPr>
-      <w:r>
-        <w:rPr>
-          <w:rFonts w:ascii="Calibri" w:hAnsi="Calibri" w:cs="Calibri"/>
-          <w:b/>
-          <w:bCs/>
-          <w:color w:val="D86DCB" w:themeColor="accent5" w:themeTint="99"/>
-          <w:sz w:val="36"/>
-          <w:szCs w:val="36"/>
+          <w:sz w:val="34"/>
+          <w:szCs w:val="34"/>
+        </w:rPr>
+      </w:pPr>
+      <w:r>
+        <w:rPr>
+          <w:rFonts w:ascii="Calibri" w:hAnsi="Calibri" w:cs="Calibri"/>
+          <w:b/>
+          <w:bCs/>
+          <w:color w:val="D86DCB" w:themeColor="accent5" w:themeTint="99"/>
+          <w:sz w:val="34"/>
+          <w:szCs w:val="34"/>
         </w:rPr>
         <w:t>print(</w:t>
       </w:r>
@@ -607,8 +607,8 @@
           <w:b/>
           <w:bCs/>
           <w:color w:val="D86DCB" w:themeColor="accent5" w:themeTint="99"/>
-          <w:sz w:val="36"/>
-          <w:szCs w:val="36"/>
+          <w:sz w:val="34"/>
+          <w:szCs w:val="34"/>
         </w:rPr>
         <w:t>square(</w:t>
       </w:r>
@@ -619,8 +619,8 @@
           <w:b/>
           <w:bCs/>
           <w:color w:val="D86DCB" w:themeColor="accent5" w:themeTint="99"/>
-          <w:sz w:val="36"/>
-          <w:szCs w:val="36"/>
+          <w:sz w:val="34"/>
+          <w:szCs w:val="34"/>
         </w:rPr>
         <w:t>5)) # 25</w:t>
       </w:r>
@@ -630,25 +630,25 @@
         <w:jc w:val="both"/>
         <w:rPr>
           <w:rFonts w:ascii="Calibri" w:hAnsi="Calibri" w:cs="Calibri"/>
-          <w:sz w:val="36"/>
-          <w:szCs w:val="36"/>
-        </w:rPr>
-      </w:pPr>
-    </w:p>
-    <w:p>
-      <w:pPr>
-        <w:jc w:val="both"/>
-        <w:rPr>
-          <w:rFonts w:ascii="Calibri" w:hAnsi="Calibri" w:cs="Calibri"/>
-          <w:sz w:val="36"/>
-          <w:szCs w:val="36"/>
-        </w:rPr>
-      </w:pPr>
-      <w:r>
-        <w:rPr>
-          <w:rFonts w:ascii="Calibri" w:hAnsi="Calibri" w:cs="Calibri"/>
-          <w:sz w:val="36"/>
-          <w:szCs w:val="36"/>
+          <w:sz w:val="34"/>
+          <w:szCs w:val="34"/>
+        </w:rPr>
+      </w:pPr>
+    </w:p>
+    <w:p>
+      <w:pPr>
+        <w:jc w:val="both"/>
+        <w:rPr>
+          <w:rFonts w:ascii="Calibri" w:hAnsi="Calibri" w:cs="Calibri"/>
+          <w:sz w:val="34"/>
+          <w:szCs w:val="34"/>
+        </w:rPr>
+      </w:pPr>
+      <w:r>
+        <w:rPr>
+          <w:rFonts w:ascii="Calibri" w:hAnsi="Calibri" w:cs="Calibri"/>
+          <w:sz w:val="34"/>
+          <w:szCs w:val="34"/>
         </w:rPr>
         <w:t>Multiple Parameters with Lambda Function:</w:t>
       </w:r>
@@ -658,15 +658,15 @@
         <w:jc w:val="both"/>
         <w:rPr>
           <w:rFonts w:ascii="Calibri" w:hAnsi="Calibri" w:cs="Calibri"/>
-          <w:sz w:val="36"/>
-          <w:szCs w:val="36"/>
-        </w:rPr>
-      </w:pPr>
-      <w:r>
-        <w:rPr>
-          <w:rFonts w:ascii="Calibri" w:hAnsi="Calibri" w:cs="Calibri"/>
-          <w:sz w:val="36"/>
-          <w:szCs w:val="36"/>
+          <w:sz w:val="34"/>
+          <w:szCs w:val="34"/>
+        </w:rPr>
+      </w:pPr>
+      <w:r>
+        <w:rPr>
+          <w:rFonts w:ascii="Calibri" w:hAnsi="Calibri" w:cs="Calibri"/>
+          <w:sz w:val="34"/>
+          <w:szCs w:val="34"/>
         </w:rPr>
         <w:t># Just using coma, we can pass multiple parameters in the lambda function</w:t>
       </w:r>
@@ -679,21 +679,680 @@
           <w:b/>
           <w:bCs/>
           <w:color w:val="D86DCB" w:themeColor="accent5" w:themeTint="99"/>
-          <w:sz w:val="36"/>
-          <w:szCs w:val="36"/>
-        </w:rPr>
-      </w:pPr>
-      <w:r>
-        <w:rPr>
-          <w:rFonts w:ascii="Calibri" w:hAnsi="Calibri" w:cs="Calibri"/>
-          <w:b/>
-          <w:bCs/>
-          <w:color w:val="D86DCB" w:themeColor="accent5" w:themeTint="99"/>
-          <w:sz w:val="36"/>
-          <w:szCs w:val="36"/>
+          <w:sz w:val="34"/>
+          <w:szCs w:val="34"/>
+        </w:rPr>
+      </w:pPr>
+      <w:r>
+        <w:rPr>
+          <w:rFonts w:ascii="Calibri" w:hAnsi="Calibri" w:cs="Calibri"/>
+          <w:b/>
+          <w:bCs/>
+          <w:color w:val="D86DCB" w:themeColor="accent5" w:themeTint="99"/>
+          <w:sz w:val="34"/>
+          <w:szCs w:val="34"/>
+        </w:rPr>
+        <w:t xml:space="preserve">add = lambda a, </w:t>
+      </w:r>
+      <w:proofErr w:type="gramStart"/>
+      <w:r>
+        <w:rPr>
+          <w:rFonts w:ascii="Calibri" w:hAnsi="Calibri" w:cs="Calibri"/>
+          <w:b/>
+          <w:bCs/>
+          <w:color w:val="D86DCB" w:themeColor="accent5" w:themeTint="99"/>
+          <w:sz w:val="34"/>
+          <w:szCs w:val="34"/>
+        </w:rPr>
+        <w:t>b :</w:t>
+      </w:r>
+      <w:proofErr w:type="gramEnd"/>
+      <w:r>
+        <w:rPr>
+          <w:rFonts w:ascii="Calibri" w:hAnsi="Calibri" w:cs="Calibri"/>
+          <w:b/>
+          <w:bCs/>
+          <w:color w:val="D86DCB" w:themeColor="accent5" w:themeTint="99"/>
+          <w:sz w:val="34"/>
+          <w:szCs w:val="34"/>
+        </w:rPr>
+        <w:t xml:space="preserve"> a + b</w:t>
+      </w:r>
+    </w:p>
+    <w:p>
+      <w:pPr>
+        <w:jc w:val="both"/>
+        <w:rPr>
+          <w:rFonts w:ascii="Calibri" w:hAnsi="Calibri" w:cs="Calibri"/>
+          <w:b/>
+          <w:bCs/>
+          <w:color w:val="D86DCB" w:themeColor="accent5" w:themeTint="99"/>
+          <w:sz w:val="34"/>
+          <w:szCs w:val="34"/>
+        </w:rPr>
+      </w:pPr>
+      <w:proofErr w:type="gramStart"/>
+      <w:r>
+        <w:rPr>
+          <w:rFonts w:ascii="Calibri" w:hAnsi="Calibri" w:cs="Calibri"/>
+          <w:b/>
+          <w:bCs/>
+          <w:color w:val="D86DCB" w:themeColor="accent5" w:themeTint="99"/>
+          <w:sz w:val="34"/>
+          <w:szCs w:val="34"/>
+        </w:rPr>
+        <w:t>print(</w:t>
+      </w:r>
+      <w:proofErr w:type="gramEnd"/>
+      <w:r>
+        <w:rPr>
+          <w:rFonts w:ascii="Calibri" w:hAnsi="Calibri" w:cs="Calibri"/>
+          <w:b/>
+          <w:bCs/>
+          <w:color w:val="D86DCB" w:themeColor="accent5" w:themeTint="99"/>
+          <w:sz w:val="34"/>
+          <w:szCs w:val="34"/>
+        </w:rPr>
+        <w:t>add(10 ,20)) # 30</w:t>
+      </w:r>
+    </w:p>
+    <w:p>
+      <w:pPr>
+        <w:jc w:val="both"/>
+        <w:rPr>
+          <w:rFonts w:ascii="Calibri" w:hAnsi="Calibri" w:cs="Calibri"/>
+          <w:sz w:val="34"/>
+          <w:szCs w:val="34"/>
+        </w:rPr>
+      </w:pPr>
+    </w:p>
+    <w:p>
+      <w:pPr>
+        <w:jc w:val="both"/>
+        <w:rPr>
+          <w:rFonts w:ascii="Calibri" w:hAnsi="Calibri" w:cs="Calibri"/>
+          <w:sz w:val="34"/>
+          <w:szCs w:val="34"/>
+        </w:rPr>
+      </w:pPr>
+      <w:r>
+        <w:rPr>
+          <w:rFonts w:ascii="Calibri" w:hAnsi="Calibri" w:cs="Calibri"/>
+          <w:sz w:val="34"/>
+          <w:szCs w:val="34"/>
+        </w:rPr>
+        <w:t xml:space="preserve">Using Lambda with </w:t>
+      </w:r>
+      <w:proofErr w:type="gramStart"/>
+      <w:r>
+        <w:rPr>
+          <w:rFonts w:ascii="Calibri" w:hAnsi="Calibri" w:cs="Calibri"/>
+          <w:sz w:val="34"/>
+          <w:szCs w:val="34"/>
+        </w:rPr>
+        <w:t>map(</w:t>
+      </w:r>
+      <w:proofErr w:type="gramEnd"/>
+      <w:r>
+        <w:rPr>
+          <w:rFonts w:ascii="Calibri" w:hAnsi="Calibri" w:cs="Calibri"/>
+          <w:sz w:val="34"/>
+          <w:szCs w:val="34"/>
+        </w:rPr>
+        <w:t>) Function:</w:t>
+      </w:r>
+    </w:p>
+    <w:p>
+      <w:pPr>
+        <w:jc w:val="both"/>
+        <w:rPr>
+          <w:rFonts w:ascii="Calibri" w:hAnsi="Calibri" w:cs="Calibri"/>
+          <w:sz w:val="34"/>
+          <w:szCs w:val="34"/>
+        </w:rPr>
+      </w:pPr>
+      <w:r>
+        <w:rPr>
+          <w:rFonts w:ascii="Calibri" w:hAnsi="Calibri" w:cs="Calibri"/>
+          <w:sz w:val="34"/>
+          <w:szCs w:val="34"/>
+        </w:rPr>
+        <w:t># This is where lambda is used most often. Instead of writing:</w:t>
+      </w:r>
+    </w:p>
+    <w:p>
+      <w:pPr>
+        <w:jc w:val="both"/>
+        <w:rPr>
+          <w:rFonts w:ascii="Calibri" w:hAnsi="Calibri" w:cs="Calibri"/>
+          <w:b/>
+          <w:bCs/>
+          <w:color w:val="D86DCB" w:themeColor="accent5" w:themeTint="99"/>
+          <w:sz w:val="34"/>
+          <w:szCs w:val="34"/>
+        </w:rPr>
+      </w:pPr>
+      <w:r>
+        <w:rPr>
+          <w:rFonts w:ascii="Calibri" w:hAnsi="Calibri" w:cs="Calibri"/>
+          <w:b/>
+          <w:bCs/>
+          <w:color w:val="D86DCB" w:themeColor="accent5" w:themeTint="99"/>
+          <w:sz w:val="34"/>
+          <w:szCs w:val="34"/>
+        </w:rPr>
+        <w:t>def double(x):</w:t>
+      </w:r>
+    </w:p>
+    <w:p>
+      <w:pPr>
+        <w:jc w:val="both"/>
+        <w:rPr>
+          <w:rFonts w:ascii="Calibri" w:hAnsi="Calibri" w:cs="Calibri"/>
+          <w:b/>
+          <w:bCs/>
+          <w:color w:val="D86DCB" w:themeColor="accent5" w:themeTint="99"/>
+          <w:sz w:val="34"/>
+          <w:szCs w:val="34"/>
+        </w:rPr>
+      </w:pPr>
+      <w:r>
+        <w:rPr>
+          <w:rFonts w:ascii="Calibri" w:hAnsi="Calibri" w:cs="Calibri"/>
+          <w:b/>
+          <w:bCs/>
+          <w:color w:val="D86DCB" w:themeColor="accent5" w:themeTint="99"/>
+          <w:sz w:val="34"/>
+          <w:szCs w:val="34"/>
+        </w:rPr>
+        <w:t xml:space="preserve">    return x * 2</w:t>
+      </w:r>
+    </w:p>
+    <w:p>
+      <w:pPr>
+        <w:jc w:val="both"/>
+        <w:rPr>
+          <w:rFonts w:ascii="Calibri" w:hAnsi="Calibri" w:cs="Calibri"/>
+          <w:b/>
+          <w:bCs/>
+          <w:color w:val="D86DCB" w:themeColor="accent5" w:themeTint="99"/>
+          <w:sz w:val="34"/>
+          <w:szCs w:val="34"/>
+        </w:rPr>
+      </w:pPr>
+      <w:r>
+        <w:rPr>
+          <w:rFonts w:ascii="Calibri" w:hAnsi="Calibri" w:cs="Calibri"/>
+          <w:b/>
+          <w:bCs/>
+          <w:color w:val="D86DCB" w:themeColor="accent5" w:themeTint="99"/>
+          <w:sz w:val="34"/>
+          <w:szCs w:val="34"/>
+        </w:rPr>
+        <w:t>numbers = [1, 2, 3, 4]</w:t>
+      </w:r>
+    </w:p>
+    <w:p>
+      <w:pPr>
+        <w:jc w:val="both"/>
+        <w:rPr>
+          <w:rFonts w:ascii="Calibri" w:hAnsi="Calibri" w:cs="Calibri"/>
+          <w:b/>
+          <w:bCs/>
+          <w:color w:val="D86DCB" w:themeColor="accent5" w:themeTint="99"/>
+          <w:sz w:val="34"/>
+          <w:szCs w:val="34"/>
+        </w:rPr>
+      </w:pPr>
+      <w:r>
+        <w:rPr>
+          <w:rFonts w:ascii="Calibri" w:hAnsi="Calibri" w:cs="Calibri"/>
+          <w:b/>
+          <w:bCs/>
+          <w:color w:val="D86DCB" w:themeColor="accent5" w:themeTint="99"/>
+          <w:sz w:val="34"/>
+          <w:szCs w:val="34"/>
+        </w:rPr>
+        <w:t xml:space="preserve">result = </w:t>
+      </w:r>
+      <w:proofErr w:type="gramStart"/>
+      <w:r>
+        <w:rPr>
+          <w:rFonts w:ascii="Calibri" w:hAnsi="Calibri" w:cs="Calibri"/>
+          <w:b/>
+          <w:bCs/>
+          <w:color w:val="D86DCB" w:themeColor="accent5" w:themeTint="99"/>
+          <w:sz w:val="34"/>
+          <w:szCs w:val="34"/>
+        </w:rPr>
+        <w:t>list(</w:t>
+      </w:r>
+      <w:proofErr w:type="gramEnd"/>
+      <w:r>
+        <w:rPr>
+          <w:rFonts w:ascii="Calibri" w:hAnsi="Calibri" w:cs="Calibri"/>
+          <w:b/>
+          <w:bCs/>
+          <w:color w:val="D86DCB" w:themeColor="accent5" w:themeTint="99"/>
+          <w:sz w:val="34"/>
+          <w:szCs w:val="34"/>
+        </w:rPr>
+        <w:t>map(double, numbers))</w:t>
+      </w:r>
+    </w:p>
+    <w:p>
+      <w:pPr>
+        <w:jc w:val="both"/>
+        <w:rPr>
+          <w:rFonts w:ascii="Calibri" w:hAnsi="Calibri" w:cs="Calibri"/>
+          <w:b/>
+          <w:bCs/>
+          <w:color w:val="D86DCB" w:themeColor="accent5" w:themeTint="99"/>
+          <w:sz w:val="34"/>
+          <w:szCs w:val="34"/>
+        </w:rPr>
+      </w:pPr>
+      <w:r>
+        <w:rPr>
+          <w:rFonts w:ascii="Calibri" w:hAnsi="Calibri" w:cs="Calibri"/>
+          <w:b/>
+          <w:bCs/>
+          <w:color w:val="D86DCB" w:themeColor="accent5" w:themeTint="99"/>
+          <w:sz w:val="34"/>
+          <w:szCs w:val="34"/>
+        </w:rPr>
+        <w:t>print(result) # [2, 4, 6, 8]</w:t>
+      </w:r>
+    </w:p>
+    <w:p>
+      <w:pPr>
+        <w:jc w:val="both"/>
+        <w:rPr>
+          <w:rFonts w:ascii="Calibri" w:hAnsi="Calibri" w:cs="Calibri"/>
+          <w:sz w:val="34"/>
+          <w:szCs w:val="34"/>
+        </w:rPr>
+      </w:pPr>
+      <w:r>
+        <w:rPr>
+          <w:rFonts w:ascii="Calibri" w:hAnsi="Calibri" w:cs="Calibri"/>
+          <w:sz w:val="34"/>
+          <w:szCs w:val="34"/>
+        </w:rPr>
+        <w:t xml:space="preserve"># We can write it in one line using </w:t>
+      </w:r>
+      <w:r>
+        <w:rPr>
+          <w:rFonts w:ascii="Calibri" w:hAnsi="Calibri" w:cs="Calibri"/>
+          <w:b/>
+          <w:bCs/>
+          <w:sz w:val="34"/>
+          <w:szCs w:val="34"/>
+        </w:rPr>
+        <w:t>lambda</w:t>
+      </w:r>
+    </w:p>
+    <w:p>
+      <w:pPr>
+        <w:jc w:val="both"/>
+        <w:rPr>
+          <w:rFonts w:ascii="Calibri" w:hAnsi="Calibri" w:cs="Calibri"/>
+          <w:b/>
+          <w:bCs/>
+          <w:color w:val="D86DCB" w:themeColor="accent5" w:themeTint="99"/>
+          <w:sz w:val="34"/>
+          <w:szCs w:val="34"/>
+        </w:rPr>
+      </w:pPr>
+      <w:r>
+        <w:rPr>
+          <w:rFonts w:ascii="Calibri" w:hAnsi="Calibri" w:cs="Calibri"/>
+          <w:b/>
+          <w:bCs/>
+          <w:color w:val="D86DCB" w:themeColor="accent5" w:themeTint="99"/>
+          <w:sz w:val="34"/>
+          <w:szCs w:val="34"/>
+        </w:rPr>
+        <w:t>numbers = [1, 2, 3, 4]</w:t>
+      </w:r>
+    </w:p>
+    <w:p>
+      <w:pPr>
+        <w:jc w:val="both"/>
+        <w:rPr>
+          <w:rFonts w:ascii="Calibri" w:hAnsi="Calibri" w:cs="Calibri"/>
+          <w:b/>
+          <w:bCs/>
+          <w:color w:val="D86DCB" w:themeColor="accent5" w:themeTint="99"/>
+          <w:sz w:val="34"/>
+          <w:szCs w:val="34"/>
+        </w:rPr>
+      </w:pPr>
+      <w:r>
+        <w:rPr>
+          <w:rFonts w:ascii="Calibri" w:hAnsi="Calibri" w:cs="Calibri"/>
+          <w:b/>
+          <w:bCs/>
+          <w:color w:val="D86DCB" w:themeColor="accent5" w:themeTint="99"/>
+          <w:sz w:val="34"/>
+          <w:szCs w:val="34"/>
+        </w:rPr>
+        <w:t xml:space="preserve">result = </w:t>
+      </w:r>
+      <w:proofErr w:type="gramStart"/>
+      <w:r>
+        <w:rPr>
+          <w:rFonts w:ascii="Calibri" w:hAnsi="Calibri" w:cs="Calibri"/>
+          <w:b/>
+          <w:bCs/>
+          <w:color w:val="D86DCB" w:themeColor="accent5" w:themeTint="99"/>
+          <w:sz w:val="34"/>
+          <w:szCs w:val="34"/>
+        </w:rPr>
+        <w:t>list(</w:t>
+      </w:r>
+      <w:proofErr w:type="gramEnd"/>
+      <w:r>
+        <w:rPr>
+          <w:rFonts w:ascii="Calibri" w:hAnsi="Calibri" w:cs="Calibri"/>
+          <w:b/>
+          <w:bCs/>
+          <w:color w:val="D86DCB" w:themeColor="accent5" w:themeTint="99"/>
+          <w:sz w:val="34"/>
+          <w:szCs w:val="34"/>
+        </w:rPr>
+        <w:t>map(lambda x: x * 2, numbers))</w:t>
+      </w:r>
+    </w:p>
+    <w:p>
+      <w:pPr>
+        <w:jc w:val="both"/>
+        <w:rPr>
+          <w:rFonts w:ascii="Calibri" w:hAnsi="Calibri" w:cs="Calibri"/>
+          <w:b/>
+          <w:bCs/>
+          <w:color w:val="D86DCB" w:themeColor="accent5" w:themeTint="99"/>
+          <w:sz w:val="34"/>
+          <w:szCs w:val="34"/>
+        </w:rPr>
+      </w:pPr>
+      <w:r>
+        <w:rPr>
+          <w:rFonts w:ascii="Calibri" w:hAnsi="Calibri" w:cs="Calibri"/>
+          <w:b/>
+          <w:bCs/>
+          <w:color w:val="D86DCB" w:themeColor="accent5" w:themeTint="99"/>
+          <w:sz w:val="34"/>
+          <w:szCs w:val="34"/>
+        </w:rPr>
+        <w:t>print(result) # [2, 4, 6, 8]</w:t>
+      </w:r>
+    </w:p>
+    <w:p>
+      <w:pPr>
+        <w:jc w:val="both"/>
+        <w:rPr>
+          <w:rFonts w:ascii="Calibri" w:hAnsi="Calibri" w:cs="Calibri"/>
+          <w:sz w:val="34"/>
+          <w:szCs w:val="34"/>
+        </w:rPr>
+      </w:pPr>
+    </w:p>
+    <w:p>
+      <w:pPr>
+        <w:jc w:val="both"/>
+        <w:rPr>
+          <w:rFonts w:ascii="Calibri" w:hAnsi="Calibri" w:cs="Calibri"/>
+          <w:sz w:val="34"/>
+          <w:szCs w:val="34"/>
+        </w:rPr>
+      </w:pPr>
+      <w:r>
+        <w:rPr>
+          <w:rFonts w:ascii="Calibri" w:hAnsi="Calibri" w:cs="Calibri"/>
+          <w:sz w:val="34"/>
+          <w:szCs w:val="34"/>
+        </w:rPr>
+        <w:t xml:space="preserve">Using Lambda with </w:t>
+      </w:r>
+      <w:proofErr w:type="gramStart"/>
+      <w:r>
+        <w:rPr>
+          <w:rFonts w:ascii="Calibri" w:hAnsi="Calibri" w:cs="Calibri"/>
+          <w:sz w:val="34"/>
+          <w:szCs w:val="34"/>
+        </w:rPr>
+        <w:t>sorted(</w:t>
+      </w:r>
+      <w:proofErr w:type="gramEnd"/>
+      <w:r>
+        <w:rPr>
+          <w:rFonts w:ascii="Calibri" w:hAnsi="Calibri" w:cs="Calibri"/>
+          <w:sz w:val="34"/>
+          <w:szCs w:val="34"/>
+        </w:rPr>
+        <w:t>):</w:t>
+      </w:r>
+    </w:p>
+    <w:p>
+      <w:pPr>
+        <w:jc w:val="both"/>
+        <w:rPr>
+          <w:rFonts w:ascii="Calibri" w:hAnsi="Calibri" w:cs="Calibri"/>
+          <w:sz w:val="34"/>
+          <w:szCs w:val="34"/>
+        </w:rPr>
+      </w:pPr>
+      <w:r>
+        <w:rPr>
+          <w:rFonts w:ascii="Calibri" w:hAnsi="Calibri" w:cs="Calibri"/>
+          <w:sz w:val="34"/>
+          <w:szCs w:val="34"/>
+        </w:rPr>
+        <w:t># Suppose we have a list of tuples</w:t>
+      </w:r>
+    </w:p>
+    <w:p>
+      <w:pPr>
+        <w:jc w:val="both"/>
+        <w:rPr>
+          <w:rFonts w:ascii="Calibri" w:hAnsi="Calibri" w:cs="Calibri"/>
+          <w:b/>
+          <w:bCs/>
+          <w:color w:val="D86DCB" w:themeColor="accent5" w:themeTint="99"/>
+          <w:sz w:val="34"/>
+          <w:szCs w:val="34"/>
+        </w:rPr>
+      </w:pPr>
+      <w:r>
+        <w:rPr>
+          <w:rFonts w:ascii="Calibri" w:hAnsi="Calibri" w:cs="Calibri"/>
+          <w:b/>
+          <w:bCs/>
+          <w:color w:val="D86DCB" w:themeColor="accent5" w:themeTint="99"/>
+          <w:sz w:val="34"/>
+          <w:szCs w:val="34"/>
+        </w:rPr>
+        <w:t>students = [</w:t>
+      </w:r>
+    </w:p>
+    <w:p>
+      <w:pPr>
+        <w:jc w:val="both"/>
+        <w:rPr>
+          <w:rFonts w:ascii="Calibri" w:hAnsi="Calibri" w:cs="Calibri"/>
+          <w:b/>
+          <w:bCs/>
+          <w:color w:val="D86DCB" w:themeColor="accent5" w:themeTint="99"/>
+          <w:sz w:val="34"/>
+          <w:szCs w:val="34"/>
+        </w:rPr>
+      </w:pPr>
+      <w:r>
+        <w:rPr>
+          <w:rFonts w:ascii="Calibri" w:hAnsi="Calibri" w:cs="Calibri"/>
+          <w:b/>
+          <w:bCs/>
+          <w:color w:val="D86DCB" w:themeColor="accent5" w:themeTint="99"/>
+          <w:sz w:val="34"/>
+          <w:szCs w:val="34"/>
+        </w:rPr>
+        <w:t xml:space="preserve">    ("Alice", 90),</w:t>
+      </w:r>
+    </w:p>
+    <w:p>
+      <w:pPr>
+        <w:jc w:val="both"/>
+        <w:rPr>
+          <w:rFonts w:ascii="Calibri" w:hAnsi="Calibri" w:cs="Calibri"/>
+          <w:b/>
+          <w:bCs/>
+          <w:color w:val="D86DCB" w:themeColor="accent5" w:themeTint="99"/>
+          <w:sz w:val="34"/>
+          <w:szCs w:val="34"/>
+        </w:rPr>
+      </w:pPr>
+      <w:r>
+        <w:rPr>
+          <w:rFonts w:ascii="Calibri" w:hAnsi="Calibri" w:cs="Calibri"/>
+          <w:b/>
+          <w:bCs/>
+          <w:color w:val="D86DCB" w:themeColor="accent5" w:themeTint="99"/>
+          <w:sz w:val="34"/>
+          <w:szCs w:val="34"/>
+        </w:rPr>
+        <w:t xml:space="preserve">    ("Bob", 75),</w:t>
+      </w:r>
+    </w:p>
+    <w:p>
+      <w:pPr>
+        <w:jc w:val="both"/>
+        <w:rPr>
+          <w:rFonts w:ascii="Calibri" w:hAnsi="Calibri" w:cs="Calibri"/>
+          <w:b/>
+          <w:bCs/>
+          <w:color w:val="D86DCB" w:themeColor="accent5" w:themeTint="99"/>
+          <w:sz w:val="34"/>
+          <w:szCs w:val="34"/>
+        </w:rPr>
+      </w:pPr>
+      <w:r>
+        <w:rPr>
+          <w:rFonts w:ascii="Calibri" w:hAnsi="Calibri" w:cs="Calibri"/>
+          <w:b/>
+          <w:bCs/>
+          <w:color w:val="D86DCB" w:themeColor="accent5" w:themeTint="99"/>
+          <w:sz w:val="34"/>
+          <w:szCs w:val="34"/>
+        </w:rPr>
+        <w:t xml:space="preserve">    ("Charlie", 85)</w:t>
+      </w:r>
+    </w:p>
+    <w:p>
+      <w:pPr>
+        <w:jc w:val="both"/>
+        <w:rPr>
+          <w:rFonts w:ascii="Calibri" w:hAnsi="Calibri" w:cs="Calibri"/>
+          <w:b/>
+          <w:bCs/>
+          <w:color w:val="D86DCB" w:themeColor="accent5" w:themeTint="99"/>
+          <w:sz w:val="34"/>
+          <w:szCs w:val="34"/>
+        </w:rPr>
+      </w:pPr>
+      <w:r>
+        <w:rPr>
+          <w:rFonts w:ascii="Calibri" w:hAnsi="Calibri" w:cs="Calibri"/>
+          <w:b/>
+          <w:bCs/>
+          <w:color w:val="D86DCB" w:themeColor="accent5" w:themeTint="99"/>
+          <w:sz w:val="34"/>
+          <w:szCs w:val="34"/>
+        </w:rPr>
+        <w:t>]</w:t>
+      </w:r>
+    </w:p>
+    <w:p>
+      <w:pPr>
+        <w:jc w:val="both"/>
+        <w:rPr>
+          <w:rFonts w:ascii="Calibri" w:hAnsi="Calibri" w:cs="Calibri"/>
+          <w:sz w:val="34"/>
+          <w:szCs w:val="34"/>
+        </w:rPr>
+      </w:pPr>
+      <w:r>
+        <w:rPr>
+          <w:rFonts w:ascii="Calibri" w:hAnsi="Calibri" w:cs="Calibri"/>
+          <w:sz w:val="34"/>
+          <w:szCs w:val="34"/>
+        </w:rPr>
+        <w:t xml:space="preserve"># Sort by marks. Here, </w:t>
+      </w:r>
+      <w:r>
+        <w:rPr>
+          <w:rFonts w:ascii="Calibri" w:hAnsi="Calibri" w:cs="Calibri"/>
+          <w:b/>
+          <w:bCs/>
+          <w:sz w:val="34"/>
+          <w:szCs w:val="34"/>
+        </w:rPr>
+        <w:t xml:space="preserve">lambda student: </w:t>
+      </w:r>
+      <w:proofErr w:type="gramStart"/>
+      <w:r>
+        <w:rPr>
+          <w:rFonts w:ascii="Calibri" w:hAnsi="Calibri" w:cs="Calibri"/>
+          <w:b/>
+          <w:bCs/>
+          <w:sz w:val="34"/>
+          <w:szCs w:val="34"/>
+        </w:rPr>
+        <w:t>student[</w:t>
+      </w:r>
+      <w:proofErr w:type="gramEnd"/>
+      <w:r>
+        <w:rPr>
+          <w:rFonts w:ascii="Calibri" w:hAnsi="Calibri" w:cs="Calibri"/>
+          <w:b/>
+          <w:bCs/>
+          <w:sz w:val="34"/>
+          <w:szCs w:val="34"/>
+        </w:rPr>
+        <w:t>1]</w:t>
+      </w:r>
+      <w:r>
+        <w:rPr>
+          <w:rFonts w:ascii="Calibri" w:hAnsi="Calibri" w:cs="Calibri"/>
+          <w:sz w:val="34"/>
+          <w:szCs w:val="34"/>
+        </w:rPr>
+        <w:t xml:space="preserve"> means “Use the second element (marks) as the sorting key”</w:t>
+      </w:r>
+    </w:p>
+    <w:p>
+      <w:pPr>
+        <w:jc w:val="both"/>
+        <w:rPr>
+          <w:rFonts w:ascii="Calibri" w:hAnsi="Calibri" w:cs="Calibri"/>
+          <w:b/>
+          <w:bCs/>
+          <w:color w:val="D86DCB" w:themeColor="accent5" w:themeTint="99"/>
+          <w:sz w:val="34"/>
+          <w:szCs w:val="34"/>
+        </w:rPr>
+      </w:pPr>
+      <w:r>
+        <w:rPr>
+          <w:rFonts w:ascii="Calibri" w:hAnsi="Calibri" w:cs="Calibri"/>
+          <w:b/>
+          <w:bCs/>
+          <w:color w:val="D86DCB" w:themeColor="accent5" w:themeTint="99"/>
+          <w:sz w:val="34"/>
+          <w:szCs w:val="34"/>
         </w:rPr>
         <w:lastRenderedPageBreak/>
-        <w:t xml:space="preserve">add = lambda a, </w:t>
+        <w:t xml:space="preserve">students = </w:t>
       </w:r>
       <w:proofErr w:type="gramStart"/>
       <w:r>
@@ -702,10 +1361,10 @@
           <w:b/>
           <w:bCs/>
           <w:color w:val="D86DCB" w:themeColor="accent5" w:themeTint="99"/>
-          <w:sz w:val="36"/>
-          <w:szCs w:val="36"/>
-        </w:rPr>
-        <w:t>b :</w:t>
+          <w:sz w:val="34"/>
+          <w:szCs w:val="34"/>
+        </w:rPr>
+        <w:t>sorted(</w:t>
       </w:r>
       <w:proofErr w:type="gramEnd"/>
       <w:r>
@@ -714,668 +1373,8 @@
           <w:b/>
           <w:bCs/>
           <w:color w:val="D86DCB" w:themeColor="accent5" w:themeTint="99"/>
-          <w:sz w:val="36"/>
-          <w:szCs w:val="36"/>
-        </w:rPr>
-        <w:t xml:space="preserve"> a + b</w:t>
-      </w:r>
-    </w:p>
-    <w:p>
-      <w:pPr>
-        <w:jc w:val="both"/>
-        <w:rPr>
-          <w:rFonts w:ascii="Calibri" w:hAnsi="Calibri" w:cs="Calibri"/>
-          <w:b/>
-          <w:bCs/>
-          <w:color w:val="D86DCB" w:themeColor="accent5" w:themeTint="99"/>
-          <w:sz w:val="36"/>
-          <w:szCs w:val="36"/>
-        </w:rPr>
-      </w:pPr>
-      <w:proofErr w:type="gramStart"/>
-      <w:r>
-        <w:rPr>
-          <w:rFonts w:ascii="Calibri" w:hAnsi="Calibri" w:cs="Calibri"/>
-          <w:b/>
-          <w:bCs/>
-          <w:color w:val="D86DCB" w:themeColor="accent5" w:themeTint="99"/>
-          <w:sz w:val="36"/>
-          <w:szCs w:val="36"/>
-        </w:rPr>
-        <w:t>print(</w:t>
-      </w:r>
-      <w:proofErr w:type="gramEnd"/>
-      <w:r>
-        <w:rPr>
-          <w:rFonts w:ascii="Calibri" w:hAnsi="Calibri" w:cs="Calibri"/>
-          <w:b/>
-          <w:bCs/>
-          <w:color w:val="D86DCB" w:themeColor="accent5" w:themeTint="99"/>
-          <w:sz w:val="36"/>
-          <w:szCs w:val="36"/>
-        </w:rPr>
-        <w:t>add(10 ,20)) # 30</w:t>
-      </w:r>
-    </w:p>
-    <w:p>
-      <w:pPr>
-        <w:jc w:val="both"/>
-        <w:rPr>
-          <w:rFonts w:ascii="Calibri" w:hAnsi="Calibri" w:cs="Calibri"/>
-          <w:sz w:val="36"/>
-          <w:szCs w:val="36"/>
-        </w:rPr>
-      </w:pPr>
-    </w:p>
-    <w:p>
-      <w:pPr>
-        <w:jc w:val="both"/>
-        <w:rPr>
-          <w:rFonts w:ascii="Calibri" w:hAnsi="Calibri" w:cs="Calibri"/>
-          <w:sz w:val="36"/>
-          <w:szCs w:val="36"/>
-        </w:rPr>
-      </w:pPr>
-      <w:r>
-        <w:rPr>
-          <w:rFonts w:ascii="Calibri" w:hAnsi="Calibri" w:cs="Calibri"/>
-          <w:sz w:val="36"/>
-          <w:szCs w:val="36"/>
-        </w:rPr>
-        <w:t xml:space="preserve">Using Lambda with </w:t>
-      </w:r>
-      <w:proofErr w:type="gramStart"/>
-      <w:r>
-        <w:rPr>
-          <w:rFonts w:ascii="Calibri" w:hAnsi="Calibri" w:cs="Calibri"/>
-          <w:sz w:val="36"/>
-          <w:szCs w:val="36"/>
-        </w:rPr>
-        <w:t>map(</w:t>
-      </w:r>
-      <w:proofErr w:type="gramEnd"/>
-      <w:r>
-        <w:rPr>
-          <w:rFonts w:ascii="Calibri" w:hAnsi="Calibri" w:cs="Calibri"/>
-          <w:sz w:val="36"/>
-          <w:szCs w:val="36"/>
-        </w:rPr>
-        <w:t>) Function:</w:t>
-      </w:r>
-    </w:p>
-    <w:p>
-      <w:pPr>
-        <w:jc w:val="both"/>
-        <w:rPr>
-          <w:rFonts w:ascii="Calibri" w:hAnsi="Calibri" w:cs="Calibri"/>
-          <w:sz w:val="36"/>
-          <w:szCs w:val="36"/>
-        </w:rPr>
-      </w:pPr>
-      <w:r>
-        <w:rPr>
-          <w:rFonts w:ascii="Calibri" w:hAnsi="Calibri" w:cs="Calibri"/>
-          <w:sz w:val="36"/>
-          <w:szCs w:val="36"/>
-        </w:rPr>
-        <w:t># This is where lambda is used most often. Instead of writing:</w:t>
-      </w:r>
-    </w:p>
-    <w:p>
-      <w:pPr>
-        <w:jc w:val="both"/>
-        <w:rPr>
-          <w:rFonts w:ascii="Calibri" w:hAnsi="Calibri" w:cs="Calibri"/>
-          <w:b/>
-          <w:bCs/>
-          <w:color w:val="D86DCB" w:themeColor="accent5" w:themeTint="99"/>
-          <w:sz w:val="36"/>
-          <w:szCs w:val="36"/>
-        </w:rPr>
-      </w:pPr>
-      <w:r>
-        <w:rPr>
-          <w:rFonts w:ascii="Calibri" w:hAnsi="Calibri" w:cs="Calibri"/>
-          <w:b/>
-          <w:bCs/>
-          <w:color w:val="D86DCB" w:themeColor="accent5" w:themeTint="99"/>
-          <w:sz w:val="36"/>
-          <w:szCs w:val="36"/>
-        </w:rPr>
-        <w:t>def double(x):</w:t>
-      </w:r>
-    </w:p>
-    <w:p>
-      <w:pPr>
-        <w:jc w:val="both"/>
-        <w:rPr>
-          <w:rFonts w:ascii="Calibri" w:hAnsi="Calibri" w:cs="Calibri"/>
-          <w:b/>
-          <w:bCs/>
-          <w:color w:val="D86DCB" w:themeColor="accent5" w:themeTint="99"/>
-          <w:sz w:val="36"/>
-          <w:szCs w:val="36"/>
-        </w:rPr>
-      </w:pPr>
-      <w:r>
-        <w:rPr>
-          <w:rFonts w:ascii="Calibri" w:hAnsi="Calibri" w:cs="Calibri"/>
-          <w:b/>
-          <w:bCs/>
-          <w:color w:val="D86DCB" w:themeColor="accent5" w:themeTint="99"/>
-          <w:sz w:val="36"/>
-          <w:szCs w:val="36"/>
-        </w:rPr>
-        <w:t xml:space="preserve">    return x * 2</w:t>
-      </w:r>
-    </w:p>
-    <w:p>
-      <w:pPr>
-        <w:jc w:val="both"/>
-        <w:rPr>
-          <w:rFonts w:ascii="Calibri" w:hAnsi="Calibri" w:cs="Calibri"/>
-          <w:b/>
-          <w:bCs/>
-          <w:color w:val="D86DCB" w:themeColor="accent5" w:themeTint="99"/>
-          <w:sz w:val="36"/>
-          <w:szCs w:val="36"/>
-        </w:rPr>
-      </w:pPr>
-      <w:r>
-        <w:rPr>
-          <w:rFonts w:ascii="Calibri" w:hAnsi="Calibri" w:cs="Calibri"/>
-          <w:b/>
-          <w:bCs/>
-          <w:color w:val="D86DCB" w:themeColor="accent5" w:themeTint="99"/>
-          <w:sz w:val="36"/>
-          <w:szCs w:val="36"/>
-        </w:rPr>
-        <w:t>numbers = [1, 2, 3, 4]</w:t>
-      </w:r>
-    </w:p>
-    <w:p>
-      <w:pPr>
-        <w:jc w:val="both"/>
-        <w:rPr>
-          <w:rFonts w:ascii="Calibri" w:hAnsi="Calibri" w:cs="Calibri"/>
-          <w:b/>
-          <w:bCs/>
-          <w:color w:val="D86DCB" w:themeColor="accent5" w:themeTint="99"/>
-          <w:sz w:val="36"/>
-          <w:szCs w:val="36"/>
-        </w:rPr>
-      </w:pPr>
-      <w:r>
-        <w:rPr>
-          <w:rFonts w:ascii="Calibri" w:hAnsi="Calibri" w:cs="Calibri"/>
-          <w:b/>
-          <w:bCs/>
-          <w:color w:val="D86DCB" w:themeColor="accent5" w:themeTint="99"/>
-          <w:sz w:val="36"/>
-          <w:szCs w:val="36"/>
-        </w:rPr>
-        <w:t xml:space="preserve">result = </w:t>
-      </w:r>
-      <w:proofErr w:type="gramStart"/>
-      <w:r>
-        <w:rPr>
-          <w:rFonts w:ascii="Calibri" w:hAnsi="Calibri" w:cs="Calibri"/>
-          <w:b/>
-          <w:bCs/>
-          <w:color w:val="D86DCB" w:themeColor="accent5" w:themeTint="99"/>
-          <w:sz w:val="36"/>
-          <w:szCs w:val="36"/>
-        </w:rPr>
-        <w:t>list(</w:t>
-      </w:r>
-      <w:proofErr w:type="gramEnd"/>
-      <w:r>
-        <w:rPr>
-          <w:rFonts w:ascii="Calibri" w:hAnsi="Calibri" w:cs="Calibri"/>
-          <w:b/>
-          <w:bCs/>
-          <w:color w:val="D86DCB" w:themeColor="accent5" w:themeTint="99"/>
-          <w:sz w:val="36"/>
-          <w:szCs w:val="36"/>
-        </w:rPr>
-        <w:t>map(double, numbers))</w:t>
-      </w:r>
-    </w:p>
-    <w:p>
-      <w:pPr>
-        <w:jc w:val="both"/>
-        <w:rPr>
-          <w:rFonts w:ascii="Calibri" w:hAnsi="Calibri" w:cs="Calibri"/>
-          <w:b/>
-          <w:bCs/>
-          <w:color w:val="D86DCB" w:themeColor="accent5" w:themeTint="99"/>
-          <w:sz w:val="36"/>
-          <w:szCs w:val="36"/>
-        </w:rPr>
-      </w:pPr>
-      <w:r>
-        <w:rPr>
-          <w:rFonts w:ascii="Calibri" w:hAnsi="Calibri" w:cs="Calibri"/>
-          <w:b/>
-          <w:bCs/>
-          <w:color w:val="D86DCB" w:themeColor="accent5" w:themeTint="99"/>
-          <w:sz w:val="36"/>
-          <w:szCs w:val="36"/>
-        </w:rPr>
-        <w:t>print(result) # [2, 4, 6, 8]</w:t>
-      </w:r>
-    </w:p>
-    <w:p>
-      <w:pPr>
-        <w:jc w:val="both"/>
-        <w:rPr>
-          <w:rFonts w:ascii="Calibri" w:hAnsi="Calibri" w:cs="Calibri"/>
-          <w:sz w:val="36"/>
-          <w:szCs w:val="36"/>
-        </w:rPr>
-      </w:pPr>
-      <w:r>
-        <w:rPr>
-          <w:rFonts w:ascii="Calibri" w:hAnsi="Calibri" w:cs="Calibri"/>
-          <w:sz w:val="36"/>
-          <w:szCs w:val="36"/>
-        </w:rPr>
-        <w:t xml:space="preserve"># We can write it in one line using </w:t>
-      </w:r>
-      <w:r>
-        <w:rPr>
-          <w:rFonts w:ascii="Calibri" w:hAnsi="Calibri" w:cs="Calibri"/>
-          <w:b/>
-          <w:bCs/>
-          <w:sz w:val="36"/>
-          <w:szCs w:val="36"/>
-        </w:rPr>
-        <w:t>lambda</w:t>
-      </w:r>
-    </w:p>
-    <w:p>
-      <w:pPr>
-        <w:jc w:val="both"/>
-        <w:rPr>
-          <w:rFonts w:ascii="Calibri" w:hAnsi="Calibri" w:cs="Calibri"/>
-          <w:b/>
-          <w:bCs/>
-          <w:color w:val="D86DCB" w:themeColor="accent5" w:themeTint="99"/>
-          <w:sz w:val="36"/>
-          <w:szCs w:val="36"/>
-        </w:rPr>
-      </w:pPr>
-      <w:r>
-        <w:rPr>
-          <w:rFonts w:ascii="Calibri" w:hAnsi="Calibri" w:cs="Calibri"/>
-          <w:b/>
-          <w:bCs/>
-          <w:color w:val="D86DCB" w:themeColor="accent5" w:themeTint="99"/>
-          <w:sz w:val="36"/>
-          <w:szCs w:val="36"/>
-        </w:rPr>
-        <w:t>numbers = [1, 2, 3, 4]</w:t>
-      </w:r>
-    </w:p>
-    <w:p>
-      <w:pPr>
-        <w:jc w:val="both"/>
-        <w:rPr>
-          <w:rFonts w:ascii="Calibri" w:hAnsi="Calibri" w:cs="Calibri"/>
-          <w:b/>
-          <w:bCs/>
-          <w:color w:val="D86DCB" w:themeColor="accent5" w:themeTint="99"/>
-          <w:sz w:val="36"/>
-          <w:szCs w:val="36"/>
-        </w:rPr>
-      </w:pPr>
-      <w:r>
-        <w:rPr>
-          <w:rFonts w:ascii="Calibri" w:hAnsi="Calibri" w:cs="Calibri"/>
-          <w:b/>
-          <w:bCs/>
-          <w:color w:val="D86DCB" w:themeColor="accent5" w:themeTint="99"/>
-          <w:sz w:val="36"/>
-          <w:szCs w:val="36"/>
-        </w:rPr>
-        <w:t xml:space="preserve">result = </w:t>
-      </w:r>
-      <w:proofErr w:type="gramStart"/>
-      <w:r>
-        <w:rPr>
-          <w:rFonts w:ascii="Calibri" w:hAnsi="Calibri" w:cs="Calibri"/>
-          <w:b/>
-          <w:bCs/>
-          <w:color w:val="D86DCB" w:themeColor="accent5" w:themeTint="99"/>
-          <w:sz w:val="36"/>
-          <w:szCs w:val="36"/>
-        </w:rPr>
-        <w:t>list(</w:t>
-      </w:r>
-      <w:proofErr w:type="gramEnd"/>
-      <w:r>
-        <w:rPr>
-          <w:rFonts w:ascii="Calibri" w:hAnsi="Calibri" w:cs="Calibri"/>
-          <w:b/>
-          <w:bCs/>
-          <w:color w:val="D86DCB" w:themeColor="accent5" w:themeTint="99"/>
-          <w:sz w:val="36"/>
-          <w:szCs w:val="36"/>
-        </w:rPr>
-        <w:t>map(lambda x: x * 2, numbers))</w:t>
-      </w:r>
-    </w:p>
-    <w:p>
-      <w:pPr>
-        <w:jc w:val="both"/>
-        <w:rPr>
-          <w:rFonts w:ascii="Calibri" w:hAnsi="Calibri" w:cs="Calibri"/>
-          <w:b/>
-          <w:bCs/>
-          <w:color w:val="D86DCB" w:themeColor="accent5" w:themeTint="99"/>
-          <w:sz w:val="36"/>
-          <w:szCs w:val="36"/>
-        </w:rPr>
-      </w:pPr>
-      <w:r>
-        <w:rPr>
-          <w:rFonts w:ascii="Calibri" w:hAnsi="Calibri" w:cs="Calibri"/>
-          <w:b/>
-          <w:bCs/>
-          <w:color w:val="D86DCB" w:themeColor="accent5" w:themeTint="99"/>
-          <w:sz w:val="36"/>
-          <w:szCs w:val="36"/>
-        </w:rPr>
-        <w:t>print(result) # [2, 4, 6, 8]</w:t>
-      </w:r>
-    </w:p>
-    <w:p>
-      <w:pPr>
-        <w:jc w:val="both"/>
-        <w:rPr>
-          <w:rFonts w:ascii="Calibri" w:hAnsi="Calibri" w:cs="Calibri"/>
-          <w:sz w:val="36"/>
-          <w:szCs w:val="36"/>
-        </w:rPr>
-      </w:pPr>
-    </w:p>
-    <w:p>
-      <w:pPr>
-        <w:jc w:val="both"/>
-        <w:rPr>
-          <w:rFonts w:ascii="Calibri" w:hAnsi="Calibri" w:cs="Calibri"/>
-          <w:sz w:val="36"/>
-          <w:szCs w:val="36"/>
-        </w:rPr>
-      </w:pPr>
-      <w:r>
-        <w:rPr>
-          <w:rFonts w:ascii="Calibri" w:hAnsi="Calibri" w:cs="Calibri"/>
-          <w:sz w:val="36"/>
-          <w:szCs w:val="36"/>
-        </w:rPr>
-        <w:t xml:space="preserve">Using Lambda with </w:t>
-      </w:r>
-      <w:proofErr w:type="gramStart"/>
-      <w:r>
-        <w:rPr>
-          <w:rFonts w:ascii="Calibri" w:hAnsi="Calibri" w:cs="Calibri"/>
-          <w:sz w:val="36"/>
-          <w:szCs w:val="36"/>
-        </w:rPr>
-        <w:t>sorted(</w:t>
-      </w:r>
-      <w:proofErr w:type="gramEnd"/>
-      <w:r>
-        <w:rPr>
-          <w:rFonts w:ascii="Calibri" w:hAnsi="Calibri" w:cs="Calibri"/>
-          <w:sz w:val="36"/>
-          <w:szCs w:val="36"/>
-        </w:rPr>
-        <w:t>):</w:t>
-      </w:r>
-    </w:p>
-    <w:p>
-      <w:pPr>
-        <w:jc w:val="both"/>
-        <w:rPr>
-          <w:rFonts w:ascii="Calibri" w:hAnsi="Calibri" w:cs="Calibri"/>
-          <w:sz w:val="36"/>
-          <w:szCs w:val="36"/>
-        </w:rPr>
-      </w:pPr>
-      <w:r>
-        <w:rPr>
-          <w:rFonts w:ascii="Calibri" w:hAnsi="Calibri" w:cs="Calibri"/>
-          <w:sz w:val="36"/>
-          <w:szCs w:val="36"/>
-        </w:rPr>
-        <w:t># Suppose we have a list of tuples</w:t>
-      </w:r>
-    </w:p>
-    <w:p>
-      <w:pPr>
-        <w:jc w:val="both"/>
-        <w:rPr>
-          <w:rFonts w:ascii="Calibri" w:hAnsi="Calibri" w:cs="Calibri"/>
-          <w:b/>
-          <w:bCs/>
-          <w:color w:val="D86DCB" w:themeColor="accent5" w:themeTint="99"/>
-          <w:sz w:val="36"/>
-          <w:szCs w:val="36"/>
-        </w:rPr>
-      </w:pPr>
-      <w:r>
-        <w:rPr>
-          <w:rFonts w:ascii="Calibri" w:hAnsi="Calibri" w:cs="Calibri"/>
-          <w:b/>
-          <w:bCs/>
-          <w:color w:val="D86DCB" w:themeColor="accent5" w:themeTint="99"/>
-          <w:sz w:val="36"/>
-          <w:szCs w:val="36"/>
-        </w:rPr>
-        <w:t>students = [</w:t>
-      </w:r>
-    </w:p>
-    <w:p>
-      <w:pPr>
-        <w:jc w:val="both"/>
-        <w:rPr>
-          <w:rFonts w:ascii="Calibri" w:hAnsi="Calibri" w:cs="Calibri"/>
-          <w:b/>
-          <w:bCs/>
-          <w:color w:val="D86DCB" w:themeColor="accent5" w:themeTint="99"/>
-          <w:sz w:val="36"/>
-          <w:szCs w:val="36"/>
-        </w:rPr>
-      </w:pPr>
-      <w:r>
-        <w:rPr>
-          <w:rFonts w:ascii="Calibri" w:hAnsi="Calibri" w:cs="Calibri"/>
-          <w:b/>
-          <w:bCs/>
-          <w:color w:val="D86DCB" w:themeColor="accent5" w:themeTint="99"/>
-          <w:sz w:val="36"/>
-          <w:szCs w:val="36"/>
-        </w:rPr>
-        <w:t xml:space="preserve">    ("Alice", 90),</w:t>
-      </w:r>
-    </w:p>
-    <w:p>
-      <w:pPr>
-        <w:jc w:val="both"/>
-        <w:rPr>
-          <w:rFonts w:ascii="Calibri" w:hAnsi="Calibri" w:cs="Calibri"/>
-          <w:b/>
-          <w:bCs/>
-          <w:color w:val="D86DCB" w:themeColor="accent5" w:themeTint="99"/>
-          <w:sz w:val="36"/>
-          <w:szCs w:val="36"/>
-        </w:rPr>
-      </w:pPr>
-      <w:r>
-        <w:rPr>
-          <w:rFonts w:ascii="Calibri" w:hAnsi="Calibri" w:cs="Calibri"/>
-          <w:b/>
-          <w:bCs/>
-          <w:color w:val="D86DCB" w:themeColor="accent5" w:themeTint="99"/>
-          <w:sz w:val="36"/>
-          <w:szCs w:val="36"/>
-        </w:rPr>
-        <w:t xml:space="preserve">    ("Bob", 75),</w:t>
-      </w:r>
-    </w:p>
-    <w:p>
-      <w:pPr>
-        <w:jc w:val="both"/>
-        <w:rPr>
-          <w:rFonts w:ascii="Calibri" w:hAnsi="Calibri" w:cs="Calibri"/>
-          <w:b/>
-          <w:bCs/>
-          <w:color w:val="D86DCB" w:themeColor="accent5" w:themeTint="99"/>
-          <w:sz w:val="36"/>
-          <w:szCs w:val="36"/>
-        </w:rPr>
-      </w:pPr>
-      <w:r>
-        <w:rPr>
-          <w:rFonts w:ascii="Calibri" w:hAnsi="Calibri" w:cs="Calibri"/>
-          <w:b/>
-          <w:bCs/>
-          <w:color w:val="D86DCB" w:themeColor="accent5" w:themeTint="99"/>
-          <w:sz w:val="36"/>
-          <w:szCs w:val="36"/>
-        </w:rPr>
-        <w:t xml:space="preserve">    ("Charlie", 85)</w:t>
-      </w:r>
-    </w:p>
-    <w:p>
-      <w:pPr>
-        <w:jc w:val="both"/>
-        <w:rPr>
-          <w:rFonts w:ascii="Calibri" w:hAnsi="Calibri" w:cs="Calibri"/>
-          <w:b/>
-          <w:bCs/>
-          <w:color w:val="D86DCB" w:themeColor="accent5" w:themeTint="99"/>
-          <w:sz w:val="36"/>
-          <w:szCs w:val="36"/>
-        </w:rPr>
-      </w:pPr>
-      <w:r>
-        <w:rPr>
-          <w:rFonts w:ascii="Calibri" w:hAnsi="Calibri" w:cs="Calibri"/>
-          <w:b/>
-          <w:bCs/>
-          <w:color w:val="D86DCB" w:themeColor="accent5" w:themeTint="99"/>
-          <w:sz w:val="36"/>
-          <w:szCs w:val="36"/>
-        </w:rPr>
-        <w:lastRenderedPageBreak/>
-        <w:t>]</w:t>
-      </w:r>
-    </w:p>
-    <w:p>
-      <w:pPr>
-        <w:jc w:val="both"/>
-        <w:rPr>
-          <w:rFonts w:ascii="Calibri" w:hAnsi="Calibri" w:cs="Calibri"/>
-          <w:sz w:val="36"/>
-          <w:szCs w:val="36"/>
-        </w:rPr>
-      </w:pPr>
-      <w:r>
-        <w:rPr>
-          <w:rFonts w:ascii="Calibri" w:hAnsi="Calibri" w:cs="Calibri"/>
-          <w:sz w:val="36"/>
-          <w:szCs w:val="36"/>
-        </w:rPr>
-        <w:t xml:space="preserve"># Sort by marks. Here, </w:t>
-      </w:r>
-      <w:r>
-        <w:rPr>
-          <w:rFonts w:ascii="Calibri" w:hAnsi="Calibri" w:cs="Calibri"/>
-          <w:b/>
-          <w:bCs/>
-          <w:sz w:val="36"/>
-          <w:szCs w:val="36"/>
-        </w:rPr>
-        <w:t xml:space="preserve">lambda student: </w:t>
-      </w:r>
-      <w:proofErr w:type="gramStart"/>
-      <w:r>
-        <w:rPr>
-          <w:rFonts w:ascii="Calibri" w:hAnsi="Calibri" w:cs="Calibri"/>
-          <w:b/>
-          <w:bCs/>
-          <w:sz w:val="36"/>
-          <w:szCs w:val="36"/>
-        </w:rPr>
-        <w:t>student[</w:t>
-      </w:r>
-      <w:proofErr w:type="gramEnd"/>
-      <w:r>
-        <w:rPr>
-          <w:rFonts w:ascii="Calibri" w:hAnsi="Calibri" w:cs="Calibri"/>
-          <w:b/>
-          <w:bCs/>
-          <w:sz w:val="36"/>
-          <w:szCs w:val="36"/>
-        </w:rPr>
-        <w:t>1]</w:t>
-      </w:r>
-      <w:r>
-        <w:rPr>
-          <w:rFonts w:ascii="Calibri" w:hAnsi="Calibri" w:cs="Calibri"/>
-          <w:sz w:val="36"/>
-          <w:szCs w:val="36"/>
-        </w:rPr>
-        <w:t xml:space="preserve"> means “Use the second element (marks) as the sorting key”</w:t>
-      </w:r>
-    </w:p>
-    <w:p>
-      <w:pPr>
-        <w:jc w:val="both"/>
-        <w:rPr>
-          <w:rFonts w:ascii="Calibri" w:hAnsi="Calibri" w:cs="Calibri"/>
-          <w:b/>
-          <w:bCs/>
-          <w:color w:val="D86DCB" w:themeColor="accent5" w:themeTint="99"/>
-          <w:sz w:val="36"/>
-          <w:szCs w:val="36"/>
-        </w:rPr>
-      </w:pPr>
-      <w:r>
-        <w:rPr>
-          <w:rFonts w:ascii="Calibri" w:hAnsi="Calibri" w:cs="Calibri"/>
-          <w:b/>
-          <w:bCs/>
-          <w:color w:val="D86DCB" w:themeColor="accent5" w:themeTint="99"/>
-          <w:sz w:val="36"/>
-          <w:szCs w:val="36"/>
-        </w:rPr>
-        <w:t xml:space="preserve">students = </w:t>
-      </w:r>
-      <w:proofErr w:type="gramStart"/>
-      <w:r>
-        <w:rPr>
-          <w:rFonts w:ascii="Calibri" w:hAnsi="Calibri" w:cs="Calibri"/>
-          <w:b/>
-          <w:bCs/>
-          <w:color w:val="D86DCB" w:themeColor="accent5" w:themeTint="99"/>
-          <w:sz w:val="36"/>
-          <w:szCs w:val="36"/>
-        </w:rPr>
-        <w:t>sorted(</w:t>
-      </w:r>
-      <w:proofErr w:type="gramEnd"/>
-      <w:r>
-        <w:rPr>
-          <w:rFonts w:ascii="Calibri" w:hAnsi="Calibri" w:cs="Calibri"/>
-          <w:b/>
-          <w:bCs/>
-          <w:color w:val="D86DCB" w:themeColor="accent5" w:themeTint="99"/>
-          <w:sz w:val="36"/>
-          <w:szCs w:val="36"/>
+          <w:sz w:val="34"/>
+          <w:szCs w:val="34"/>
         </w:rPr>
         <w:t>students, key=lambda student: student[1])</w:t>
       </w:r>
@@ -1388,18 +1387,18 @@
           <w:b/>
           <w:bCs/>
           <w:color w:val="D86DCB" w:themeColor="accent5" w:themeTint="99"/>
-          <w:sz w:val="36"/>
-          <w:szCs w:val="36"/>
-        </w:rPr>
-      </w:pPr>
-      <w:r>
-        <w:rPr>
-          <w:rFonts w:ascii="Calibri" w:hAnsi="Calibri" w:cs="Calibri"/>
-          <w:b/>
-          <w:bCs/>
-          <w:color w:val="D86DCB" w:themeColor="accent5" w:themeTint="99"/>
-          <w:sz w:val="36"/>
-          <w:szCs w:val="36"/>
+          <w:sz w:val="34"/>
+          <w:szCs w:val="34"/>
+        </w:rPr>
+      </w:pPr>
+      <w:r>
+        <w:rPr>
+          <w:rFonts w:ascii="Calibri" w:hAnsi="Calibri" w:cs="Calibri"/>
+          <w:b/>
+          <w:bCs/>
+          <w:color w:val="D86DCB" w:themeColor="accent5" w:themeTint="99"/>
+          <w:sz w:val="34"/>
+          <w:szCs w:val="34"/>
         </w:rPr>
         <w:t>print(students) # [('Bob', 75), ('Charlie', 85), ('Alice', 90)]</w:t>
       </w:r>
@@ -1409,25 +1408,25 @@
         <w:jc w:val="both"/>
         <w:rPr>
           <w:rFonts w:ascii="Calibri" w:hAnsi="Calibri" w:cs="Calibri"/>
-          <w:sz w:val="36"/>
-          <w:szCs w:val="36"/>
-        </w:rPr>
-      </w:pPr>
-    </w:p>
-    <w:p>
-      <w:pPr>
-        <w:jc w:val="both"/>
-        <w:rPr>
-          <w:rFonts w:ascii="Calibri" w:hAnsi="Calibri" w:cs="Calibri"/>
-          <w:sz w:val="36"/>
-          <w:szCs w:val="36"/>
-        </w:rPr>
-      </w:pPr>
-      <w:r>
-        <w:rPr>
-          <w:rFonts w:ascii="Calibri" w:hAnsi="Calibri" w:cs="Calibri"/>
-          <w:sz w:val="36"/>
-          <w:szCs w:val="36"/>
+          <w:sz w:val="34"/>
+          <w:szCs w:val="34"/>
+        </w:rPr>
+      </w:pPr>
+    </w:p>
+    <w:p>
+      <w:pPr>
+        <w:jc w:val="both"/>
+        <w:rPr>
+          <w:rFonts w:ascii="Calibri" w:hAnsi="Calibri" w:cs="Calibri"/>
+          <w:sz w:val="34"/>
+          <w:szCs w:val="34"/>
+        </w:rPr>
+      </w:pPr>
+      <w:r>
+        <w:rPr>
+          <w:rFonts w:ascii="Calibri" w:hAnsi="Calibri" w:cs="Calibri"/>
+          <w:sz w:val="34"/>
+          <w:szCs w:val="34"/>
         </w:rPr>
         <w:t>Use Cases:</w:t>
       </w:r>
@@ -1437,15 +1436,15 @@
         <w:jc w:val="both"/>
         <w:rPr>
           <w:rFonts w:ascii="Calibri" w:hAnsi="Calibri" w:cs="Calibri"/>
-          <w:sz w:val="36"/>
-          <w:szCs w:val="36"/>
-        </w:rPr>
-      </w:pPr>
-      <w:r>
-        <w:rPr>
-          <w:rFonts w:ascii="Calibri" w:hAnsi="Calibri" w:cs="Calibri"/>
-          <w:sz w:val="36"/>
-          <w:szCs w:val="36"/>
+          <w:sz w:val="34"/>
+          <w:szCs w:val="34"/>
+        </w:rPr>
+      </w:pPr>
+      <w:r>
+        <w:rPr>
+          <w:rFonts w:ascii="Calibri" w:hAnsi="Calibri" w:cs="Calibri"/>
+          <w:sz w:val="34"/>
+          <w:szCs w:val="34"/>
         </w:rPr>
         <w:t># Use a lambda when:</w:t>
       </w:r>
@@ -1460,15 +1459,15 @@
         <w:jc w:val="both"/>
         <w:rPr>
           <w:rFonts w:ascii="Calibri" w:hAnsi="Calibri" w:cs="Calibri"/>
-          <w:sz w:val="36"/>
-          <w:szCs w:val="36"/>
-        </w:rPr>
-      </w:pPr>
-      <w:r>
-        <w:rPr>
-          <w:rFonts w:ascii="Calibri" w:hAnsi="Calibri" w:cs="Calibri"/>
-          <w:sz w:val="36"/>
-          <w:szCs w:val="36"/>
+          <w:sz w:val="34"/>
+          <w:szCs w:val="34"/>
+        </w:rPr>
+      </w:pPr>
+      <w:r>
+        <w:rPr>
+          <w:rFonts w:ascii="Calibri" w:hAnsi="Calibri" w:cs="Calibri"/>
+          <w:sz w:val="34"/>
+          <w:szCs w:val="34"/>
         </w:rPr>
         <w:t>The function is short and simple.</w:t>
       </w:r>
@@ -1483,15 +1482,15 @@
         <w:jc w:val="both"/>
         <w:rPr>
           <w:rFonts w:ascii="Calibri" w:hAnsi="Calibri" w:cs="Calibri"/>
-          <w:sz w:val="36"/>
-          <w:szCs w:val="36"/>
-        </w:rPr>
-      </w:pPr>
-      <w:r>
-        <w:rPr>
-          <w:rFonts w:ascii="Calibri" w:hAnsi="Calibri" w:cs="Calibri"/>
-          <w:sz w:val="36"/>
-          <w:szCs w:val="36"/>
+          <w:sz w:val="34"/>
+          <w:szCs w:val="34"/>
+        </w:rPr>
+      </w:pPr>
+      <w:r>
+        <w:rPr>
+          <w:rFonts w:ascii="Calibri" w:hAnsi="Calibri" w:cs="Calibri"/>
+          <w:sz w:val="34"/>
+          <w:szCs w:val="34"/>
         </w:rPr>
         <w:t>We only need it once.</w:t>
       </w:r>
@@ -1506,15 +1505,15 @@
         <w:jc w:val="both"/>
         <w:rPr>
           <w:rFonts w:ascii="Calibri" w:hAnsi="Calibri" w:cs="Calibri"/>
-          <w:sz w:val="36"/>
-          <w:szCs w:val="36"/>
-        </w:rPr>
-      </w:pPr>
-      <w:r>
-        <w:rPr>
-          <w:rFonts w:ascii="Calibri" w:hAnsi="Calibri" w:cs="Calibri"/>
-          <w:sz w:val="36"/>
-          <w:szCs w:val="36"/>
+          <w:sz w:val="34"/>
+          <w:szCs w:val="34"/>
+        </w:rPr>
+      </w:pPr>
+      <w:r>
+        <w:rPr>
+          <w:rFonts w:ascii="Calibri" w:hAnsi="Calibri" w:cs="Calibri"/>
+          <w:sz w:val="34"/>
+          <w:szCs w:val="34"/>
         </w:rPr>
         <w:t xml:space="preserve">We're passing a function to another function like </w:t>
       </w:r>
@@ -1524,8 +1523,8 @@
           <w:rFonts w:ascii="Calibri" w:hAnsi="Calibri" w:cs="Calibri"/>
           <w:b/>
           <w:bCs/>
-          <w:sz w:val="36"/>
-          <w:szCs w:val="36"/>
+          <w:sz w:val="34"/>
+          <w:szCs w:val="34"/>
         </w:rPr>
         <w:t>map(</w:t>
       </w:r>
@@ -1535,16 +1534,16 @@
           <w:rFonts w:ascii="Calibri" w:hAnsi="Calibri" w:cs="Calibri"/>
           <w:b/>
           <w:bCs/>
-          <w:sz w:val="36"/>
-          <w:szCs w:val="36"/>
+          <w:sz w:val="34"/>
+          <w:szCs w:val="34"/>
         </w:rPr>
         <w:t>)</w:t>
       </w:r>
       <w:r>
         <w:rPr>
           <w:rFonts w:ascii="Calibri" w:hAnsi="Calibri" w:cs="Calibri"/>
-          <w:sz w:val="36"/>
-          <w:szCs w:val="36"/>
+          <w:sz w:val="34"/>
+          <w:szCs w:val="34"/>
         </w:rPr>
         <w:t xml:space="preserve">, </w:t>
       </w:r>
@@ -1553,16 +1552,16 @@
           <w:rFonts w:ascii="Calibri" w:hAnsi="Calibri" w:cs="Calibri"/>
           <w:b/>
           <w:bCs/>
-          <w:sz w:val="36"/>
-          <w:szCs w:val="36"/>
+          <w:sz w:val="34"/>
+          <w:szCs w:val="34"/>
         </w:rPr>
         <w:t>filter()</w:t>
       </w:r>
       <w:r>
         <w:rPr>
           <w:rFonts w:ascii="Calibri" w:hAnsi="Calibri" w:cs="Calibri"/>
-          <w:sz w:val="36"/>
-          <w:szCs w:val="36"/>
+          <w:sz w:val="34"/>
+          <w:szCs w:val="34"/>
         </w:rPr>
         <w:t xml:space="preserve">, or </w:t>
       </w:r>
@@ -1571,8 +1570,8 @@
           <w:rFonts w:ascii="Calibri" w:hAnsi="Calibri" w:cs="Calibri"/>
           <w:b/>
           <w:bCs/>
-          <w:sz w:val="36"/>
-          <w:szCs w:val="36"/>
+          <w:sz w:val="34"/>
+          <w:szCs w:val="34"/>
         </w:rPr>
         <w:t>sorted()</w:t>
       </w:r>
@@ -1582,25 +1581,25 @@
         <w:jc w:val="both"/>
         <w:rPr>
           <w:rFonts w:ascii="Calibri" w:hAnsi="Calibri" w:cs="Calibri"/>
-          <w:sz w:val="36"/>
-          <w:szCs w:val="36"/>
-        </w:rPr>
-      </w:pPr>
-    </w:p>
-    <w:p>
-      <w:pPr>
-        <w:jc w:val="both"/>
-        <w:rPr>
-          <w:rFonts w:ascii="Calibri" w:hAnsi="Calibri" w:cs="Calibri"/>
-          <w:sz w:val="36"/>
-          <w:szCs w:val="36"/>
-        </w:rPr>
-      </w:pPr>
-      <w:r>
-        <w:rPr>
-          <w:rFonts w:ascii="Calibri" w:hAnsi="Calibri" w:cs="Calibri"/>
-          <w:sz w:val="36"/>
-          <w:szCs w:val="36"/>
+          <w:sz w:val="34"/>
+          <w:szCs w:val="34"/>
+        </w:rPr>
+      </w:pPr>
+    </w:p>
+    <w:p>
+      <w:pPr>
+        <w:jc w:val="both"/>
+        <w:rPr>
+          <w:rFonts w:ascii="Calibri" w:hAnsi="Calibri" w:cs="Calibri"/>
+          <w:sz w:val="34"/>
+          <w:szCs w:val="34"/>
+        </w:rPr>
+      </w:pPr>
+      <w:r>
+        <w:rPr>
+          <w:rFonts w:ascii="Calibri" w:hAnsi="Calibri" w:cs="Calibri"/>
+          <w:sz w:val="34"/>
+          <w:szCs w:val="34"/>
         </w:rPr>
         <w:t>Summary:</w:t>
       </w:r>
@@ -1612,8 +1611,8 @@
         <w:tblLook w:val="04A0" w:firstRow="1" w:lastRow="0" w:firstColumn="1" w:lastColumn="0" w:noHBand="0" w:noVBand="1"/>
       </w:tblPr>
       <w:tblGrid>
-        <w:gridCol w:w="4394"/>
-        <w:gridCol w:w="4622"/>
+        <w:gridCol w:w="4406"/>
+        <w:gridCol w:w="4610"/>
       </w:tblGrid>
       <w:tr>
         <w:trPr>
@@ -1631,15 +1630,15 @@
               <w:jc w:val="both"/>
               <w:rPr>
                 <w:rFonts w:ascii="Calibri" w:hAnsi="Calibri" w:cs="Calibri"/>
-                <w:sz w:val="36"/>
-                <w:szCs w:val="36"/>
+                <w:sz w:val="34"/>
+                <w:szCs w:val="34"/>
               </w:rPr>
             </w:pPr>
             <w:r>
               <w:rPr>
                 <w:rFonts w:ascii="Calibri" w:hAnsi="Calibri" w:cs="Calibri"/>
-                <w:sz w:val="36"/>
-                <w:szCs w:val="36"/>
+                <w:sz w:val="34"/>
+                <w:szCs w:val="34"/>
               </w:rPr>
               <w:t>Normal Function</w:t>
             </w:r>
@@ -1657,15 +1656,15 @@
               <w:cnfStyle w:val="100000000000" w:firstRow="1" w:lastRow="0" w:firstColumn="0" w:lastColumn="0" w:oddVBand="0" w:evenVBand="0" w:oddHBand="0" w:evenHBand="0" w:firstRowFirstColumn="0" w:firstRowLastColumn="0" w:lastRowFirstColumn="0" w:lastRowLastColumn="0"/>
               <w:rPr>
                 <w:rFonts w:ascii="Calibri" w:hAnsi="Calibri" w:cs="Calibri"/>
-                <w:sz w:val="36"/>
-                <w:szCs w:val="36"/>
+                <w:sz w:val="34"/>
+                <w:szCs w:val="34"/>
               </w:rPr>
             </w:pPr>
             <w:r>
               <w:rPr>
                 <w:rFonts w:ascii="Calibri" w:hAnsi="Calibri" w:cs="Calibri"/>
-                <w:sz w:val="36"/>
-                <w:szCs w:val="36"/>
+                <w:sz w:val="34"/>
+                <w:szCs w:val="34"/>
               </w:rPr>
               <w:t>Lambda Function</w:t>
             </w:r>
@@ -1690,8 +1689,8 @@
                 <w:rFonts w:ascii="Calibri" w:hAnsi="Calibri" w:cs="Calibri"/>
                 <w:b w:val="0"/>
                 <w:bCs w:val="0"/>
-                <w:sz w:val="36"/>
-                <w:szCs w:val="36"/>
+                <w:sz w:val="34"/>
+                <w:szCs w:val="34"/>
               </w:rPr>
             </w:pPr>
             <w:r>
@@ -1699,16 +1698,16 @@
                 <w:rFonts w:ascii="Calibri" w:hAnsi="Calibri" w:cs="Calibri"/>
                 <w:b w:val="0"/>
                 <w:bCs w:val="0"/>
-                <w:sz w:val="36"/>
-                <w:szCs w:val="36"/>
+                <w:sz w:val="34"/>
+                <w:szCs w:val="34"/>
               </w:rPr>
               <w:t>Has a name (</w:t>
             </w:r>
             <w:r>
               <w:rPr>
                 <w:rFonts w:ascii="Calibri" w:hAnsi="Calibri" w:cs="Calibri"/>
-                <w:sz w:val="36"/>
-                <w:szCs w:val="36"/>
+                <w:sz w:val="34"/>
+                <w:szCs w:val="34"/>
               </w:rPr>
               <w:t>def</w:t>
             </w:r>
@@ -1717,8 +1716,8 @@
                 <w:rFonts w:ascii="Calibri" w:hAnsi="Calibri" w:cs="Calibri"/>
                 <w:b w:val="0"/>
                 <w:bCs w:val="0"/>
-                <w:sz w:val="36"/>
-                <w:szCs w:val="36"/>
+                <w:sz w:val="34"/>
+                <w:szCs w:val="34"/>
               </w:rPr>
               <w:t>)</w:t>
             </w:r>
@@ -1736,15 +1735,15 @@
               <w:cnfStyle w:val="000000100000" w:firstRow="0" w:lastRow="0" w:firstColumn="0" w:lastColumn="0" w:oddVBand="0" w:evenVBand="0" w:oddHBand="1" w:evenHBand="0" w:firstRowFirstColumn="0" w:firstRowLastColumn="0" w:lastRowFirstColumn="0" w:lastRowLastColumn="0"/>
               <w:rPr>
                 <w:rFonts w:ascii="Calibri" w:hAnsi="Calibri" w:cs="Calibri"/>
-                <w:sz w:val="36"/>
-                <w:szCs w:val="36"/>
+                <w:sz w:val="34"/>
+                <w:szCs w:val="34"/>
               </w:rPr>
             </w:pPr>
             <w:r>
               <w:rPr>
                 <w:rFonts w:ascii="Calibri" w:hAnsi="Calibri" w:cs="Calibri"/>
-                <w:sz w:val="36"/>
-                <w:szCs w:val="36"/>
+                <w:sz w:val="34"/>
+                <w:szCs w:val="34"/>
               </w:rPr>
               <w:t>Anonymous (</w:t>
             </w:r>
@@ -1753,16 +1752,16 @@
                 <w:rFonts w:ascii="Calibri" w:hAnsi="Calibri" w:cs="Calibri"/>
                 <w:b/>
                 <w:bCs/>
-                <w:sz w:val="36"/>
-                <w:szCs w:val="36"/>
+                <w:sz w:val="34"/>
+                <w:szCs w:val="34"/>
               </w:rPr>
               <w:t>lambda</w:t>
             </w:r>
             <w:r>
               <w:rPr>
                 <w:rFonts w:ascii="Calibri" w:hAnsi="Calibri" w:cs="Calibri"/>
-                <w:sz w:val="36"/>
-                <w:szCs w:val="36"/>
+                <w:sz w:val="34"/>
+                <w:szCs w:val="34"/>
               </w:rPr>
               <w:t>)</w:t>
             </w:r>
@@ -1784,8 +1783,8 @@
                 <w:rFonts w:ascii="Calibri" w:hAnsi="Calibri" w:cs="Calibri"/>
                 <w:b w:val="0"/>
                 <w:bCs w:val="0"/>
-                <w:sz w:val="36"/>
-                <w:szCs w:val="36"/>
+                <w:sz w:val="34"/>
+                <w:szCs w:val="34"/>
               </w:rPr>
             </w:pPr>
             <w:r>
@@ -1793,8 +1792,8 @@
                 <w:rFonts w:ascii="Calibri" w:hAnsi="Calibri" w:cs="Calibri"/>
                 <w:b w:val="0"/>
                 <w:bCs w:val="0"/>
-                <w:sz w:val="36"/>
-                <w:szCs w:val="36"/>
+                <w:sz w:val="34"/>
+                <w:szCs w:val="34"/>
               </w:rPr>
               <w:t>Can contain multiple statements</w:t>
             </w:r>
@@ -1812,15 +1811,15 @@
               <w:cnfStyle w:val="000000000000" w:firstRow="0" w:lastRow="0" w:firstColumn="0" w:lastColumn="0" w:oddVBand="0" w:evenVBand="0" w:oddHBand="0" w:evenHBand="0" w:firstRowFirstColumn="0" w:firstRowLastColumn="0" w:lastRowFirstColumn="0" w:lastRowLastColumn="0"/>
               <w:rPr>
                 <w:rFonts w:ascii="Calibri" w:hAnsi="Calibri" w:cs="Calibri"/>
-                <w:sz w:val="36"/>
-                <w:szCs w:val="36"/>
+                <w:sz w:val="34"/>
+                <w:szCs w:val="34"/>
               </w:rPr>
             </w:pPr>
             <w:r>
               <w:rPr>
                 <w:rFonts w:ascii="Calibri" w:hAnsi="Calibri" w:cs="Calibri"/>
-                <w:sz w:val="36"/>
-                <w:szCs w:val="36"/>
+                <w:sz w:val="34"/>
+                <w:szCs w:val="34"/>
               </w:rPr>
               <w:t>Only one expression</w:t>
             </w:r>
@@ -1845,8 +1844,8 @@
                 <w:rFonts w:ascii="Calibri" w:hAnsi="Calibri" w:cs="Calibri"/>
                 <w:b w:val="0"/>
                 <w:bCs w:val="0"/>
-                <w:sz w:val="36"/>
-                <w:szCs w:val="36"/>
+                <w:sz w:val="34"/>
+                <w:szCs w:val="34"/>
               </w:rPr>
             </w:pPr>
             <w:r>
@@ -1854,16 +1853,16 @@
                 <w:rFonts w:ascii="Calibri" w:hAnsi="Calibri" w:cs="Calibri"/>
                 <w:b w:val="0"/>
                 <w:bCs w:val="0"/>
-                <w:sz w:val="36"/>
-                <w:szCs w:val="36"/>
+                <w:sz w:val="34"/>
+                <w:szCs w:val="34"/>
               </w:rPr>
               <w:t xml:space="preserve">Uses </w:t>
             </w:r>
             <w:r>
               <w:rPr>
                 <w:rFonts w:ascii="Calibri" w:hAnsi="Calibri" w:cs="Calibri"/>
-                <w:sz w:val="36"/>
-                <w:szCs w:val="36"/>
+                <w:sz w:val="34"/>
+                <w:szCs w:val="34"/>
               </w:rPr>
               <w:t>return</w:t>
             </w:r>
@@ -1881,15 +1880,15 @@
               <w:cnfStyle w:val="000000100000" w:firstRow="0" w:lastRow="0" w:firstColumn="0" w:lastColumn="0" w:oddVBand="0" w:evenVBand="0" w:oddHBand="1" w:evenHBand="0" w:firstRowFirstColumn="0" w:firstRowLastColumn="0" w:lastRowFirstColumn="0" w:lastRowLastColumn="0"/>
               <w:rPr>
                 <w:rFonts w:ascii="Calibri" w:hAnsi="Calibri" w:cs="Calibri"/>
-                <w:sz w:val="36"/>
-                <w:szCs w:val="36"/>
+                <w:sz w:val="34"/>
+                <w:szCs w:val="34"/>
               </w:rPr>
             </w:pPr>
             <w:r>
               <w:rPr>
                 <w:rFonts w:ascii="Calibri" w:hAnsi="Calibri" w:cs="Calibri"/>
-                <w:sz w:val="36"/>
-                <w:szCs w:val="36"/>
+                <w:sz w:val="34"/>
+                <w:szCs w:val="34"/>
               </w:rPr>
               <w:t>Returns automatically</w:t>
             </w:r>
@@ -1911,8 +1910,8 @@
                 <w:rFonts w:ascii="Calibri" w:hAnsi="Calibri" w:cs="Calibri"/>
                 <w:b w:val="0"/>
                 <w:bCs w:val="0"/>
-                <w:sz w:val="36"/>
-                <w:szCs w:val="36"/>
+                <w:sz w:val="34"/>
+                <w:szCs w:val="34"/>
               </w:rPr>
             </w:pPr>
             <w:r>
@@ -1920,8 +1919,8 @@
                 <w:rFonts w:ascii="Calibri" w:hAnsi="Calibri" w:cs="Calibri"/>
                 <w:b w:val="0"/>
                 <w:bCs w:val="0"/>
-                <w:sz w:val="36"/>
-                <w:szCs w:val="36"/>
+                <w:sz w:val="34"/>
+                <w:szCs w:val="34"/>
               </w:rPr>
               <w:t>Better for complex logic</w:t>
             </w:r>
@@ -1939,15 +1938,15 @@
               <w:cnfStyle w:val="000000000000" w:firstRow="0" w:lastRow="0" w:firstColumn="0" w:lastColumn="0" w:oddVBand="0" w:evenVBand="0" w:oddHBand="0" w:evenHBand="0" w:firstRowFirstColumn="0" w:firstRowLastColumn="0" w:lastRowFirstColumn="0" w:lastRowLastColumn="0"/>
               <w:rPr>
                 <w:rFonts w:ascii="Calibri" w:hAnsi="Calibri" w:cs="Calibri"/>
-                <w:sz w:val="36"/>
-                <w:szCs w:val="36"/>
+                <w:sz w:val="34"/>
+                <w:szCs w:val="34"/>
               </w:rPr>
             </w:pPr>
             <w:r>
               <w:rPr>
                 <w:rFonts w:ascii="Calibri" w:hAnsi="Calibri" w:cs="Calibri"/>
-                <w:sz w:val="36"/>
-                <w:szCs w:val="36"/>
+                <w:sz w:val="34"/>
+                <w:szCs w:val="34"/>
               </w:rPr>
               <w:t>Best for short, one-time functions</w:t>
             </w:r>
@@ -1960,18 +1959,18 @@
         <w:jc w:val="both"/>
         <w:rPr>
           <w:rFonts w:ascii="Calibri" w:hAnsi="Calibri" w:cs="Calibri"/>
-          <w:sz w:val="36"/>
-          <w:szCs w:val="36"/>
-        </w:rPr>
-      </w:pPr>
-    </w:p>
-    <w:p>
-      <w:pPr>
-        <w:jc w:val="both"/>
-        <w:rPr>
-          <w:rFonts w:ascii="Calibri" w:hAnsi="Calibri" w:cs="Calibri"/>
-          <w:sz w:val="36"/>
-          <w:szCs w:val="36"/>
+          <w:sz w:val="34"/>
+          <w:szCs w:val="34"/>
+        </w:rPr>
+      </w:pPr>
+    </w:p>
+    <w:p>
+      <w:pPr>
+        <w:jc w:val="both"/>
+        <w:rPr>
+          <w:rFonts w:ascii="Calibri" w:hAnsi="Calibri" w:cs="Calibri"/>
+          <w:sz w:val="34"/>
+          <w:szCs w:val="34"/>
         </w:rPr>
       </w:pPr>
     </w:p>
@@ -1980,15 +1979,15 @@
         <w:jc w:val="center"/>
         <w:rPr>
           <w:rFonts w:ascii="Calibri" w:hAnsi="Calibri" w:cs="Calibri"/>
-          <w:sz w:val="36"/>
-          <w:szCs w:val="36"/>
-        </w:rPr>
-      </w:pPr>
-      <w:r>
-        <w:rPr>
-          <w:rFonts w:ascii="Calibri" w:hAnsi="Calibri" w:cs="Calibri"/>
-          <w:sz w:val="36"/>
-          <w:szCs w:val="36"/>
+          <w:sz w:val="34"/>
+          <w:szCs w:val="34"/>
+        </w:rPr>
+      </w:pPr>
+      <w:r>
+        <w:rPr>
+          <w:rFonts w:ascii="Calibri" w:hAnsi="Calibri" w:cs="Calibri"/>
+          <w:sz w:val="34"/>
+          <w:szCs w:val="34"/>
         </w:rPr>
         <w:t>Break</w:t>
       </w:r>
@@ -1998,30 +1997,41 @@
         <w:jc w:val="both"/>
         <w:rPr>
           <w:rFonts w:ascii="Calibri" w:hAnsi="Calibri" w:cs="Calibri"/>
-          <w:sz w:val="36"/>
-          <w:szCs w:val="36"/>
-        </w:rPr>
-      </w:pPr>
-    </w:p>
-    <w:p>
-      <w:pPr>
-        <w:jc w:val="both"/>
-        <w:rPr>
-          <w:rFonts w:ascii="Calibri" w:hAnsi="Calibri" w:cs="Calibri"/>
-          <w:b/>
-          <w:bCs/>
-          <w:sz w:val="36"/>
-          <w:szCs w:val="36"/>
-        </w:rPr>
-      </w:pPr>
-      <w:r>
-        <w:rPr>
-          <w:rFonts w:ascii="Calibri" w:hAnsi="Calibri" w:cs="Calibri"/>
-          <w:b/>
-          <w:bCs/>
-          <w:sz w:val="36"/>
-          <w:szCs w:val="36"/>
-        </w:rPr>
+          <w:sz w:val="34"/>
+          <w:szCs w:val="34"/>
+        </w:rPr>
+      </w:pPr>
+    </w:p>
+    <w:p>
+      <w:pPr>
+        <w:jc w:val="both"/>
+        <w:rPr>
+          <w:rFonts w:ascii="Calibri" w:hAnsi="Calibri" w:cs="Calibri"/>
+          <w:sz w:val="34"/>
+          <w:szCs w:val="34"/>
+        </w:rPr>
+      </w:pPr>
+    </w:p>
+    <w:p>
+      <w:pPr>
+        <w:jc w:val="both"/>
+        <w:rPr>
+          <w:rFonts w:ascii="Calibri" w:hAnsi="Calibri" w:cs="Calibri"/>
+          <w:b/>
+          <w:bCs/>
+          <w:sz w:val="34"/>
+          <w:szCs w:val="34"/>
+        </w:rPr>
+      </w:pPr>
+      <w:r>
+        <w:rPr>
+          <w:rFonts w:ascii="Calibri" w:hAnsi="Calibri" w:cs="Calibri"/>
+          <w:b/>
+          <w:bCs/>
+          <w:sz w:val="34"/>
+          <w:szCs w:val="34"/>
+        </w:rPr>
+        <w:lastRenderedPageBreak/>
         <w:t>Callback Methods in Python:</w:t>
       </w:r>
     </w:p>
@@ -2030,15 +2040,15 @@
         <w:jc w:val="both"/>
         <w:rPr>
           <w:rFonts w:ascii="Calibri" w:hAnsi="Calibri" w:cs="Calibri"/>
-          <w:sz w:val="36"/>
-          <w:szCs w:val="36"/>
-        </w:rPr>
-      </w:pPr>
-      <w:r>
-        <w:rPr>
-          <w:rFonts w:ascii="Calibri" w:hAnsi="Calibri" w:cs="Calibri"/>
-          <w:sz w:val="36"/>
-          <w:szCs w:val="36"/>
+          <w:sz w:val="34"/>
+          <w:szCs w:val="34"/>
+        </w:rPr>
+      </w:pPr>
+      <w:r>
+        <w:rPr>
+          <w:rFonts w:ascii="Calibri" w:hAnsi="Calibri" w:cs="Calibri"/>
+          <w:sz w:val="34"/>
+          <w:szCs w:val="34"/>
         </w:rPr>
         <w:t># Functions are first-class objects in Python (No need for special type like</w:t>
       </w:r>
@@ -2047,16 +2057,16 @@
           <w:rFonts w:ascii="Calibri" w:hAnsi="Calibri" w:cs="Calibri"/>
           <w:b/>
           <w:bCs/>
-          <w:sz w:val="36"/>
-          <w:szCs w:val="36"/>
+          <w:sz w:val="34"/>
+          <w:szCs w:val="34"/>
         </w:rPr>
         <w:t xml:space="preserve"> Dart</w:t>
       </w:r>
       <w:r>
         <w:rPr>
           <w:rFonts w:ascii="Calibri" w:hAnsi="Calibri" w:cs="Calibri"/>
-          <w:sz w:val="36"/>
-          <w:szCs w:val="36"/>
+          <w:sz w:val="34"/>
+          <w:szCs w:val="34"/>
         </w:rPr>
         <w:t>’s</w:t>
       </w:r>
@@ -2065,8 +2075,8 @@
           <w:rFonts w:ascii="Calibri" w:hAnsi="Calibri" w:cs="Calibri"/>
           <w:b/>
           <w:bCs/>
-          <w:sz w:val="36"/>
-          <w:szCs w:val="36"/>
+          <w:sz w:val="34"/>
+          <w:szCs w:val="34"/>
         </w:rPr>
         <w:t xml:space="preserve"> </w:t>
       </w:r>
@@ -2076,8 +2086,8 @@
           <w:rFonts w:ascii="Calibri" w:hAnsi="Calibri" w:cs="Calibri"/>
           <w:b/>
           <w:bCs/>
-          <w:sz w:val="36"/>
-          <w:szCs w:val="36"/>
+          <w:sz w:val="34"/>
+          <w:szCs w:val="34"/>
         </w:rPr>
         <w:t>VoidCallback</w:t>
       </w:r>
@@ -2085,8 +2095,8 @@
       <w:r>
         <w:rPr>
           <w:rFonts w:ascii="Calibri" w:hAnsi="Calibri" w:cs="Calibri"/>
-          <w:sz w:val="36"/>
-          <w:szCs w:val="36"/>
+          <w:sz w:val="34"/>
+          <w:szCs w:val="34"/>
         </w:rPr>
         <w:t>)</w:t>
       </w:r>
@@ -2096,15 +2106,15 @@
         <w:jc w:val="both"/>
         <w:rPr>
           <w:rFonts w:ascii="Calibri" w:hAnsi="Calibri" w:cs="Calibri"/>
-          <w:sz w:val="36"/>
-          <w:szCs w:val="36"/>
-        </w:rPr>
-      </w:pPr>
-      <w:r>
-        <w:rPr>
-          <w:rFonts w:ascii="Calibri" w:hAnsi="Calibri" w:cs="Calibri"/>
-          <w:sz w:val="36"/>
-          <w:szCs w:val="36"/>
+          <w:sz w:val="34"/>
+          <w:szCs w:val="34"/>
+        </w:rPr>
+      </w:pPr>
+      <w:r>
+        <w:rPr>
+          <w:rFonts w:ascii="Calibri" w:hAnsi="Calibri" w:cs="Calibri"/>
+          <w:sz w:val="34"/>
+          <w:szCs w:val="34"/>
         </w:rPr>
         <w:t># This means we can:</w:t>
       </w:r>
@@ -2119,15 +2129,15 @@
         <w:jc w:val="both"/>
         <w:rPr>
           <w:rFonts w:ascii="Calibri" w:hAnsi="Calibri" w:cs="Calibri"/>
-          <w:sz w:val="36"/>
-          <w:szCs w:val="36"/>
-        </w:rPr>
-      </w:pPr>
-      <w:r>
-        <w:rPr>
-          <w:rFonts w:ascii="Calibri" w:hAnsi="Calibri" w:cs="Calibri"/>
-          <w:sz w:val="36"/>
-          <w:szCs w:val="36"/>
+          <w:sz w:val="34"/>
+          <w:szCs w:val="34"/>
+        </w:rPr>
+      </w:pPr>
+      <w:r>
+        <w:rPr>
+          <w:rFonts w:ascii="Calibri" w:hAnsi="Calibri" w:cs="Calibri"/>
+          <w:sz w:val="34"/>
+          <w:szCs w:val="34"/>
         </w:rPr>
         <w:t>Store a function in a variable</w:t>
       </w:r>
@@ -2142,15 +2152,15 @@
         <w:jc w:val="both"/>
         <w:rPr>
           <w:rFonts w:ascii="Calibri" w:hAnsi="Calibri" w:cs="Calibri"/>
-          <w:sz w:val="36"/>
-          <w:szCs w:val="36"/>
-        </w:rPr>
-      </w:pPr>
-      <w:r>
-        <w:rPr>
-          <w:rFonts w:ascii="Calibri" w:hAnsi="Calibri" w:cs="Calibri"/>
-          <w:sz w:val="36"/>
-          <w:szCs w:val="36"/>
+          <w:sz w:val="34"/>
+          <w:szCs w:val="34"/>
+        </w:rPr>
+      </w:pPr>
+      <w:r>
+        <w:rPr>
+          <w:rFonts w:ascii="Calibri" w:hAnsi="Calibri" w:cs="Calibri"/>
+          <w:sz w:val="34"/>
+          <w:szCs w:val="34"/>
         </w:rPr>
         <w:t>Pass a function as an argument</w:t>
       </w:r>
@@ -2165,15 +2175,15 @@
         <w:jc w:val="both"/>
         <w:rPr>
           <w:rFonts w:ascii="Calibri" w:hAnsi="Calibri" w:cs="Calibri"/>
-          <w:sz w:val="36"/>
-          <w:szCs w:val="36"/>
-        </w:rPr>
-      </w:pPr>
-      <w:r>
-        <w:rPr>
-          <w:rFonts w:ascii="Calibri" w:hAnsi="Calibri" w:cs="Calibri"/>
-          <w:sz w:val="36"/>
-          <w:szCs w:val="36"/>
+          <w:sz w:val="34"/>
+          <w:szCs w:val="34"/>
+        </w:rPr>
+      </w:pPr>
+      <w:r>
+        <w:rPr>
+          <w:rFonts w:ascii="Calibri" w:hAnsi="Calibri" w:cs="Calibri"/>
+          <w:sz w:val="34"/>
+          <w:szCs w:val="34"/>
         </w:rPr>
         <w:t>Return a function from another function</w:t>
       </w:r>
@@ -2183,25 +2193,25 @@
         <w:jc w:val="both"/>
         <w:rPr>
           <w:rFonts w:ascii="Calibri" w:hAnsi="Calibri" w:cs="Calibri"/>
-          <w:sz w:val="36"/>
-          <w:szCs w:val="36"/>
-        </w:rPr>
-      </w:pPr>
-    </w:p>
-    <w:p>
-      <w:pPr>
-        <w:jc w:val="both"/>
-        <w:rPr>
-          <w:rFonts w:ascii="Calibri" w:hAnsi="Calibri" w:cs="Calibri"/>
-          <w:sz w:val="36"/>
-          <w:szCs w:val="36"/>
-        </w:rPr>
-      </w:pPr>
-      <w:r>
-        <w:rPr>
-          <w:rFonts w:ascii="Calibri" w:hAnsi="Calibri" w:cs="Calibri"/>
-          <w:sz w:val="36"/>
-          <w:szCs w:val="36"/>
+          <w:sz w:val="34"/>
+          <w:szCs w:val="34"/>
+        </w:rPr>
+      </w:pPr>
+    </w:p>
+    <w:p>
+      <w:pPr>
+        <w:jc w:val="both"/>
+        <w:rPr>
+          <w:rFonts w:ascii="Calibri" w:hAnsi="Calibri" w:cs="Calibri"/>
+          <w:sz w:val="34"/>
+          <w:szCs w:val="34"/>
+        </w:rPr>
+      </w:pPr>
+      <w:r>
+        <w:rPr>
+          <w:rFonts w:ascii="Calibri" w:hAnsi="Calibri" w:cs="Calibri"/>
+          <w:sz w:val="34"/>
+          <w:szCs w:val="34"/>
         </w:rPr>
         <w:t>Python Callback:</w:t>
       </w:r>
@@ -2211,15 +2221,15 @@
         <w:jc w:val="both"/>
         <w:rPr>
           <w:rFonts w:ascii="Calibri" w:hAnsi="Calibri" w:cs="Calibri"/>
-          <w:sz w:val="36"/>
-          <w:szCs w:val="36"/>
-        </w:rPr>
-      </w:pPr>
-      <w:r>
-        <w:rPr>
-          <w:rFonts w:ascii="Calibri" w:hAnsi="Calibri" w:cs="Calibri"/>
-          <w:sz w:val="36"/>
-          <w:szCs w:val="36"/>
+          <w:sz w:val="34"/>
+          <w:szCs w:val="34"/>
+        </w:rPr>
+      </w:pPr>
+      <w:r>
+        <w:rPr>
+          <w:rFonts w:ascii="Calibri" w:hAnsi="Calibri" w:cs="Calibri"/>
+          <w:sz w:val="34"/>
+          <w:szCs w:val="34"/>
         </w:rPr>
         <w:t xml:space="preserve"># Here </w:t>
       </w:r>
@@ -2229,8 +2239,8 @@
           <w:rFonts w:ascii="Calibri" w:hAnsi="Calibri" w:cs="Calibri"/>
           <w:b/>
           <w:bCs/>
-          <w:sz w:val="36"/>
-          <w:szCs w:val="36"/>
+          <w:sz w:val="34"/>
+          <w:szCs w:val="34"/>
         </w:rPr>
         <w:t>greet(</w:t>
       </w:r>
@@ -2240,16 +2250,16 @@
           <w:rFonts w:ascii="Calibri" w:hAnsi="Calibri" w:cs="Calibri"/>
           <w:b/>
           <w:bCs/>
-          <w:sz w:val="36"/>
-          <w:szCs w:val="36"/>
+          <w:sz w:val="34"/>
+          <w:szCs w:val="34"/>
         </w:rPr>
         <w:t>)</w:t>
       </w:r>
       <w:r>
         <w:rPr>
           <w:rFonts w:ascii="Calibri" w:hAnsi="Calibri" w:cs="Calibri"/>
-          <w:sz w:val="36"/>
-          <w:szCs w:val="36"/>
+          <w:sz w:val="34"/>
+          <w:szCs w:val="34"/>
         </w:rPr>
         <w:t xml:space="preserve"> function takes the </w:t>
       </w:r>
@@ -2258,16 +2268,16 @@
           <w:rFonts w:ascii="Calibri" w:hAnsi="Calibri" w:cs="Calibri"/>
           <w:b/>
           <w:bCs/>
-          <w:sz w:val="36"/>
-          <w:szCs w:val="36"/>
+          <w:sz w:val="34"/>
+          <w:szCs w:val="34"/>
         </w:rPr>
         <w:t>done</w:t>
       </w:r>
       <w:r>
         <w:rPr>
           <w:rFonts w:ascii="Calibri" w:hAnsi="Calibri" w:cs="Calibri"/>
-          <w:sz w:val="36"/>
-          <w:szCs w:val="36"/>
+          <w:sz w:val="34"/>
+          <w:szCs w:val="34"/>
         </w:rPr>
         <w:t xml:space="preserve"> function itself as a parameter and can be called in the </w:t>
       </w:r>
@@ -2276,16 +2286,16 @@
           <w:rFonts w:ascii="Calibri" w:hAnsi="Calibri" w:cs="Calibri"/>
           <w:b/>
           <w:bCs/>
-          <w:sz w:val="36"/>
-          <w:szCs w:val="36"/>
+          <w:sz w:val="34"/>
+          <w:szCs w:val="34"/>
         </w:rPr>
         <w:t>greet()</w:t>
       </w:r>
       <w:r>
         <w:rPr>
           <w:rFonts w:ascii="Calibri" w:hAnsi="Calibri" w:cs="Calibri"/>
-          <w:sz w:val="36"/>
-          <w:szCs w:val="36"/>
+          <w:sz w:val="34"/>
+          <w:szCs w:val="34"/>
         </w:rPr>
         <w:t xml:space="preserve"> function</w:t>
       </w:r>
@@ -2298,18 +2308,18 @@
           <w:b/>
           <w:bCs/>
           <w:color w:val="D86DCB" w:themeColor="accent5" w:themeTint="99"/>
-          <w:sz w:val="36"/>
-          <w:szCs w:val="36"/>
-        </w:rPr>
-      </w:pPr>
-      <w:r>
-        <w:rPr>
-          <w:rFonts w:ascii="Calibri" w:hAnsi="Calibri" w:cs="Calibri"/>
-          <w:b/>
-          <w:bCs/>
-          <w:color w:val="D86DCB" w:themeColor="accent5" w:themeTint="99"/>
-          <w:sz w:val="36"/>
-          <w:szCs w:val="36"/>
+          <w:sz w:val="34"/>
+          <w:szCs w:val="34"/>
+        </w:rPr>
+      </w:pPr>
+      <w:r>
+        <w:rPr>
+          <w:rFonts w:ascii="Calibri" w:hAnsi="Calibri" w:cs="Calibri"/>
+          <w:b/>
+          <w:bCs/>
+          <w:color w:val="D86DCB" w:themeColor="accent5" w:themeTint="99"/>
+          <w:sz w:val="34"/>
+          <w:szCs w:val="34"/>
         </w:rPr>
         <w:t>def greet(callback):</w:t>
       </w:r>
@@ -2322,18 +2332,18 @@
           <w:b/>
           <w:bCs/>
           <w:color w:val="D86DCB" w:themeColor="accent5" w:themeTint="99"/>
-          <w:sz w:val="36"/>
-          <w:szCs w:val="36"/>
-        </w:rPr>
-      </w:pPr>
-      <w:r>
-        <w:rPr>
-          <w:rFonts w:ascii="Calibri" w:hAnsi="Calibri" w:cs="Calibri"/>
-          <w:b/>
-          <w:bCs/>
-          <w:color w:val="D86DCB" w:themeColor="accent5" w:themeTint="99"/>
-          <w:sz w:val="36"/>
-          <w:szCs w:val="36"/>
+          <w:sz w:val="34"/>
+          <w:szCs w:val="34"/>
+        </w:rPr>
+      </w:pPr>
+      <w:r>
+        <w:rPr>
+          <w:rFonts w:ascii="Calibri" w:hAnsi="Calibri" w:cs="Calibri"/>
+          <w:b/>
+          <w:bCs/>
+          <w:color w:val="D86DCB" w:themeColor="accent5" w:themeTint="99"/>
+          <w:sz w:val="34"/>
+          <w:szCs w:val="34"/>
         </w:rPr>
         <w:t xml:space="preserve">    print("Hello")</w:t>
       </w:r>
@@ -2346,18 +2356,18 @@
           <w:b/>
           <w:bCs/>
           <w:color w:val="D86DCB" w:themeColor="accent5" w:themeTint="99"/>
-          <w:sz w:val="36"/>
-          <w:szCs w:val="36"/>
-        </w:rPr>
-      </w:pPr>
-      <w:r>
-        <w:rPr>
-          <w:rFonts w:ascii="Calibri" w:hAnsi="Calibri" w:cs="Calibri"/>
-          <w:b/>
-          <w:bCs/>
-          <w:color w:val="D86DCB" w:themeColor="accent5" w:themeTint="99"/>
-          <w:sz w:val="36"/>
-          <w:szCs w:val="36"/>
+          <w:sz w:val="34"/>
+          <w:szCs w:val="34"/>
+        </w:rPr>
+      </w:pPr>
+      <w:r>
+        <w:rPr>
+          <w:rFonts w:ascii="Calibri" w:hAnsi="Calibri" w:cs="Calibri"/>
+          <w:b/>
+          <w:bCs/>
+          <w:color w:val="D86DCB" w:themeColor="accent5" w:themeTint="99"/>
+          <w:sz w:val="34"/>
+          <w:szCs w:val="34"/>
         </w:rPr>
         <w:t xml:space="preserve">    </w:t>
       </w:r>
@@ -2368,8 +2378,8 @@
           <w:b/>
           <w:bCs/>
           <w:color w:val="D86DCB" w:themeColor="accent5" w:themeTint="99"/>
-          <w:sz w:val="36"/>
-          <w:szCs w:val="36"/>
+          <w:sz w:val="34"/>
+          <w:szCs w:val="34"/>
         </w:rPr>
         <w:t>callback(</w:t>
       </w:r>
@@ -2380,8 +2390,8 @@
           <w:b/>
           <w:bCs/>
           <w:color w:val="D86DCB" w:themeColor="accent5" w:themeTint="99"/>
-          <w:sz w:val="36"/>
-          <w:szCs w:val="36"/>
+          <w:sz w:val="34"/>
+          <w:szCs w:val="34"/>
         </w:rPr>
         <w:t>)</w:t>
       </w:r>
@@ -2394,18 +2404,18 @@
           <w:b/>
           <w:bCs/>
           <w:color w:val="D86DCB" w:themeColor="accent5" w:themeTint="99"/>
-          <w:sz w:val="36"/>
-          <w:szCs w:val="36"/>
-        </w:rPr>
-      </w:pPr>
-      <w:r>
-        <w:rPr>
-          <w:rFonts w:ascii="Calibri" w:hAnsi="Calibri" w:cs="Calibri"/>
-          <w:b/>
-          <w:bCs/>
-          <w:color w:val="D86DCB" w:themeColor="accent5" w:themeTint="99"/>
-          <w:sz w:val="36"/>
-          <w:szCs w:val="36"/>
+          <w:sz w:val="34"/>
+          <w:szCs w:val="34"/>
+        </w:rPr>
+      </w:pPr>
+      <w:r>
+        <w:rPr>
+          <w:rFonts w:ascii="Calibri" w:hAnsi="Calibri" w:cs="Calibri"/>
+          <w:b/>
+          <w:bCs/>
+          <w:color w:val="D86DCB" w:themeColor="accent5" w:themeTint="99"/>
+          <w:sz w:val="34"/>
+          <w:szCs w:val="34"/>
         </w:rPr>
         <w:t xml:space="preserve">def </w:t>
       </w:r>
@@ -2416,8 +2426,8 @@
           <w:b/>
           <w:bCs/>
           <w:color w:val="D86DCB" w:themeColor="accent5" w:themeTint="99"/>
-          <w:sz w:val="36"/>
-          <w:szCs w:val="36"/>
+          <w:sz w:val="34"/>
+          <w:szCs w:val="34"/>
         </w:rPr>
         <w:t>done(</w:t>
       </w:r>
@@ -2428,8 +2438,8 @@
           <w:b/>
           <w:bCs/>
           <w:color w:val="D86DCB" w:themeColor="accent5" w:themeTint="99"/>
-          <w:sz w:val="36"/>
-          <w:szCs w:val="36"/>
+          <w:sz w:val="34"/>
+          <w:szCs w:val="34"/>
         </w:rPr>
         <w:t>):</w:t>
       </w:r>
@@ -2442,18 +2452,18 @@
           <w:b/>
           <w:bCs/>
           <w:color w:val="D86DCB" w:themeColor="accent5" w:themeTint="99"/>
-          <w:sz w:val="36"/>
-          <w:szCs w:val="36"/>
-        </w:rPr>
-      </w:pPr>
-      <w:r>
-        <w:rPr>
-          <w:rFonts w:ascii="Calibri" w:hAnsi="Calibri" w:cs="Calibri"/>
-          <w:b/>
-          <w:bCs/>
-          <w:color w:val="D86DCB" w:themeColor="accent5" w:themeTint="99"/>
-          <w:sz w:val="36"/>
-          <w:szCs w:val="36"/>
+          <w:sz w:val="34"/>
+          <w:szCs w:val="34"/>
+        </w:rPr>
+      </w:pPr>
+      <w:r>
+        <w:rPr>
+          <w:rFonts w:ascii="Calibri" w:hAnsi="Calibri" w:cs="Calibri"/>
+          <w:b/>
+          <w:bCs/>
+          <w:color w:val="D86DCB" w:themeColor="accent5" w:themeTint="99"/>
+          <w:sz w:val="34"/>
+          <w:szCs w:val="34"/>
         </w:rPr>
         <w:t xml:space="preserve">    print("Done")</w:t>
       </w:r>
@@ -2466,18 +2476,18 @@
           <w:b/>
           <w:bCs/>
           <w:color w:val="D86DCB" w:themeColor="accent5" w:themeTint="99"/>
-          <w:sz w:val="36"/>
-          <w:szCs w:val="36"/>
-        </w:rPr>
-      </w:pPr>
-      <w:r>
-        <w:rPr>
-          <w:rFonts w:ascii="Calibri" w:hAnsi="Calibri" w:cs="Calibri"/>
-          <w:b/>
-          <w:bCs/>
-          <w:color w:val="D86DCB" w:themeColor="accent5" w:themeTint="99"/>
-          <w:sz w:val="36"/>
-          <w:szCs w:val="36"/>
+          <w:sz w:val="34"/>
+          <w:szCs w:val="34"/>
+        </w:rPr>
+      </w:pPr>
+      <w:r>
+        <w:rPr>
+          <w:rFonts w:ascii="Calibri" w:hAnsi="Calibri" w:cs="Calibri"/>
+          <w:b/>
+          <w:bCs/>
+          <w:color w:val="D86DCB" w:themeColor="accent5" w:themeTint="99"/>
+          <w:sz w:val="34"/>
+          <w:szCs w:val="34"/>
         </w:rPr>
         <w:t>greet(</w:t>
       </w:r>
@@ -2487,8 +2497,8 @@
           <w:b/>
           <w:bCs/>
           <w:color w:val="D86DCB" w:themeColor="accent5" w:themeTint="99"/>
-          <w:sz w:val="36"/>
-          <w:szCs w:val="36"/>
+          <w:sz w:val="34"/>
+          <w:szCs w:val="34"/>
         </w:rPr>
         <w:t>callback=</w:t>
       </w:r>
@@ -2498,8 +2508,8 @@
           <w:b/>
           <w:bCs/>
           <w:color w:val="D86DCB" w:themeColor="accent5" w:themeTint="99"/>
-          <w:sz w:val="36"/>
-          <w:szCs w:val="36"/>
+          <w:sz w:val="34"/>
+          <w:szCs w:val="34"/>
         </w:rPr>
         <w:t>done) # passed as a callback</w:t>
       </w:r>
@@ -2509,15 +2519,15 @@
         <w:jc w:val="both"/>
         <w:rPr>
           <w:rFonts w:ascii="Calibri" w:hAnsi="Calibri" w:cs="Calibri"/>
-          <w:sz w:val="36"/>
-          <w:szCs w:val="36"/>
-        </w:rPr>
-      </w:pPr>
-      <w:r>
-        <w:rPr>
-          <w:rFonts w:ascii="Calibri" w:hAnsi="Calibri" w:cs="Calibri"/>
-          <w:sz w:val="36"/>
-          <w:szCs w:val="36"/>
+          <w:sz w:val="34"/>
+          <w:szCs w:val="34"/>
+        </w:rPr>
+      </w:pPr>
+      <w:r>
+        <w:rPr>
+          <w:rFonts w:ascii="Calibri" w:hAnsi="Calibri" w:cs="Calibri"/>
+          <w:sz w:val="34"/>
+          <w:szCs w:val="34"/>
         </w:rPr>
         <w:t># Output:</w:t>
       </w:r>
@@ -2529,17 +2539,17 @@
           <w:rFonts w:ascii="Calibri" w:hAnsi="Calibri" w:cs="Calibri"/>
           <w:b/>
           <w:bCs/>
-          <w:sz w:val="32"/>
-          <w:szCs w:val="32"/>
-        </w:rPr>
-      </w:pPr>
-      <w:r>
-        <w:rPr>
-          <w:rFonts w:ascii="Calibri" w:hAnsi="Calibri" w:cs="Calibri"/>
-          <w:b/>
-          <w:bCs/>
-          <w:sz w:val="32"/>
-          <w:szCs w:val="32"/>
+          <w:sz w:val="30"/>
+          <w:szCs w:val="30"/>
+        </w:rPr>
+      </w:pPr>
+      <w:r>
+        <w:rPr>
+          <w:rFonts w:ascii="Calibri" w:hAnsi="Calibri" w:cs="Calibri"/>
+          <w:b/>
+          <w:bCs/>
+          <w:sz w:val="30"/>
+          <w:szCs w:val="30"/>
         </w:rPr>
         <w:t>Hello</w:t>
       </w:r>
@@ -2551,19 +2561,314 @@
           <w:rFonts w:ascii="Calibri" w:hAnsi="Calibri" w:cs="Calibri"/>
           <w:b/>
           <w:bCs/>
-          <w:sz w:val="32"/>
-          <w:szCs w:val="32"/>
-        </w:rPr>
-      </w:pPr>
-      <w:r>
-        <w:rPr>
-          <w:rFonts w:ascii="Calibri" w:hAnsi="Calibri" w:cs="Calibri"/>
-          <w:b/>
-          <w:bCs/>
-          <w:sz w:val="32"/>
-          <w:szCs w:val="32"/>
+          <w:sz w:val="30"/>
+          <w:szCs w:val="30"/>
+        </w:rPr>
+      </w:pPr>
+      <w:r>
+        <w:rPr>
+          <w:rFonts w:ascii="Calibri" w:hAnsi="Calibri" w:cs="Calibri"/>
+          <w:b/>
+          <w:bCs/>
+          <w:sz w:val="30"/>
+          <w:szCs w:val="30"/>
+        </w:rPr>
+        <w:t>Done</w:t>
+      </w:r>
+    </w:p>
+    <w:p>
+      <w:pPr>
+        <w:jc w:val="both"/>
+        <w:rPr>
+          <w:rFonts w:ascii="Calibri" w:hAnsi="Calibri" w:cs="Calibri"/>
+          <w:sz w:val="34"/>
+          <w:szCs w:val="34"/>
+        </w:rPr>
+      </w:pPr>
+    </w:p>
+    <w:p>
+      <w:pPr>
+        <w:jc w:val="both"/>
+        <w:rPr>
+          <w:rFonts w:ascii="Calibri" w:hAnsi="Calibri" w:cs="Calibri"/>
+          <w:sz w:val="34"/>
+          <w:szCs w:val="34"/>
+        </w:rPr>
+      </w:pPr>
+      <w:r>
+        <w:rPr>
+          <w:rFonts w:ascii="Calibri" w:hAnsi="Calibri" w:cs="Calibri"/>
+          <w:sz w:val="34"/>
+          <w:szCs w:val="34"/>
+        </w:rPr>
+        <w:t>Using Lambda as a Callback:</w:t>
+      </w:r>
+    </w:p>
+    <w:p>
+      <w:pPr>
+        <w:jc w:val="both"/>
+        <w:rPr>
+          <w:rFonts w:ascii="Calibri" w:hAnsi="Calibri" w:cs="Calibri"/>
+          <w:sz w:val="34"/>
+          <w:szCs w:val="34"/>
+        </w:rPr>
+      </w:pPr>
+      <w:r>
+        <w:rPr>
+          <w:rFonts w:ascii="Calibri" w:hAnsi="Calibri" w:cs="Calibri"/>
+          <w:sz w:val="34"/>
+          <w:szCs w:val="34"/>
+        </w:rPr>
+        <w:t># Instead of defining a separate function:</w:t>
+      </w:r>
+    </w:p>
+    <w:p>
+      <w:pPr>
+        <w:jc w:val="both"/>
+        <w:rPr>
+          <w:rFonts w:ascii="Calibri" w:hAnsi="Calibri" w:cs="Calibri"/>
+          <w:b/>
+          <w:bCs/>
+          <w:color w:val="D86DCB" w:themeColor="accent5" w:themeTint="99"/>
+          <w:sz w:val="34"/>
+          <w:szCs w:val="34"/>
+        </w:rPr>
+      </w:pPr>
+      <w:r>
+        <w:rPr>
+          <w:rFonts w:ascii="Calibri" w:hAnsi="Calibri" w:cs="Calibri"/>
+          <w:b/>
+          <w:bCs/>
+          <w:color w:val="D86DCB" w:themeColor="accent5" w:themeTint="99"/>
+          <w:sz w:val="34"/>
+          <w:szCs w:val="34"/>
         </w:rPr>
         <w:lastRenderedPageBreak/>
+        <w:t>def greet(callback):</w:t>
+      </w:r>
+    </w:p>
+    <w:p>
+      <w:pPr>
+        <w:jc w:val="both"/>
+        <w:rPr>
+          <w:rFonts w:ascii="Calibri" w:hAnsi="Calibri" w:cs="Calibri"/>
+          <w:b/>
+          <w:bCs/>
+          <w:color w:val="D86DCB" w:themeColor="accent5" w:themeTint="99"/>
+          <w:sz w:val="34"/>
+          <w:szCs w:val="34"/>
+        </w:rPr>
+      </w:pPr>
+      <w:r>
+        <w:rPr>
+          <w:rFonts w:ascii="Calibri" w:hAnsi="Calibri" w:cs="Calibri"/>
+          <w:b/>
+          <w:bCs/>
+          <w:color w:val="D86DCB" w:themeColor="accent5" w:themeTint="99"/>
+          <w:sz w:val="34"/>
+          <w:szCs w:val="34"/>
+        </w:rPr>
+        <w:t xml:space="preserve">    print("Hello")</w:t>
+      </w:r>
+    </w:p>
+    <w:p>
+      <w:pPr>
+        <w:jc w:val="both"/>
+        <w:rPr>
+          <w:rFonts w:ascii="Calibri" w:hAnsi="Calibri" w:cs="Calibri"/>
+          <w:b/>
+          <w:bCs/>
+          <w:color w:val="D86DCB" w:themeColor="accent5" w:themeTint="99"/>
+          <w:sz w:val="34"/>
+          <w:szCs w:val="34"/>
+        </w:rPr>
+      </w:pPr>
+      <w:r>
+        <w:rPr>
+          <w:rFonts w:ascii="Calibri" w:hAnsi="Calibri" w:cs="Calibri"/>
+          <w:b/>
+          <w:bCs/>
+          <w:color w:val="D86DCB" w:themeColor="accent5" w:themeTint="99"/>
+          <w:sz w:val="34"/>
+          <w:szCs w:val="34"/>
+        </w:rPr>
+        <w:t xml:space="preserve">    </w:t>
+      </w:r>
+      <w:proofErr w:type="gramStart"/>
+      <w:r>
+        <w:rPr>
+          <w:rFonts w:ascii="Calibri" w:hAnsi="Calibri" w:cs="Calibri"/>
+          <w:b/>
+          <w:bCs/>
+          <w:color w:val="D86DCB" w:themeColor="accent5" w:themeTint="99"/>
+          <w:sz w:val="34"/>
+          <w:szCs w:val="34"/>
+        </w:rPr>
+        <w:t>callback(</w:t>
+      </w:r>
+      <w:proofErr w:type="gramEnd"/>
+      <w:r>
+        <w:rPr>
+          <w:rFonts w:ascii="Calibri" w:hAnsi="Calibri" w:cs="Calibri"/>
+          <w:b/>
+          <w:bCs/>
+          <w:color w:val="D86DCB" w:themeColor="accent5" w:themeTint="99"/>
+          <w:sz w:val="34"/>
+          <w:szCs w:val="34"/>
+        </w:rPr>
+        <w:t>)</w:t>
+      </w:r>
+    </w:p>
+    <w:p>
+      <w:pPr>
+        <w:jc w:val="both"/>
+        <w:rPr>
+          <w:rFonts w:ascii="Calibri" w:hAnsi="Calibri" w:cs="Calibri"/>
+          <w:sz w:val="34"/>
+          <w:szCs w:val="34"/>
+        </w:rPr>
+      </w:pPr>
+      <w:r>
+        <w:rPr>
+          <w:rFonts w:ascii="Calibri" w:hAnsi="Calibri" w:cs="Calibri"/>
+          <w:sz w:val="34"/>
+          <w:szCs w:val="34"/>
+        </w:rPr>
+        <w:t># Do this. (This is very similar to passing anonymous</w:t>
+      </w:r>
+      <w:r>
+        <w:rPr>
+          <w:rFonts w:ascii="Calibri" w:hAnsi="Calibri" w:cs="Calibri"/>
+          <w:b/>
+          <w:bCs/>
+          <w:sz w:val="34"/>
+          <w:szCs w:val="34"/>
+        </w:rPr>
+        <w:t xml:space="preserve"> () {}</w:t>
+      </w:r>
+      <w:r>
+        <w:rPr>
+          <w:rFonts w:ascii="Calibri" w:hAnsi="Calibri" w:cs="Calibri"/>
+          <w:sz w:val="34"/>
+          <w:szCs w:val="34"/>
+        </w:rPr>
+        <w:t xml:space="preserve"> function in </w:t>
+      </w:r>
+      <w:r>
+        <w:rPr>
+          <w:rFonts w:ascii="Calibri" w:hAnsi="Calibri" w:cs="Calibri"/>
+          <w:b/>
+          <w:bCs/>
+          <w:sz w:val="34"/>
+          <w:szCs w:val="34"/>
+        </w:rPr>
+        <w:t>Dart</w:t>
+      </w:r>
+      <w:r>
+        <w:rPr>
+          <w:rFonts w:ascii="Calibri" w:hAnsi="Calibri" w:cs="Calibri"/>
+          <w:sz w:val="34"/>
+          <w:szCs w:val="34"/>
+        </w:rPr>
+        <w:t>)</w:t>
+      </w:r>
+    </w:p>
+    <w:p>
+      <w:pPr>
+        <w:jc w:val="both"/>
+        <w:rPr>
+          <w:rFonts w:ascii="Calibri" w:hAnsi="Calibri" w:cs="Calibri"/>
+          <w:b/>
+          <w:bCs/>
+          <w:color w:val="D86DCB" w:themeColor="accent5" w:themeTint="99"/>
+          <w:sz w:val="34"/>
+          <w:szCs w:val="34"/>
+        </w:rPr>
+      </w:pPr>
+      <w:proofErr w:type="gramStart"/>
+      <w:r>
+        <w:rPr>
+          <w:rFonts w:ascii="Calibri" w:hAnsi="Calibri" w:cs="Calibri"/>
+          <w:b/>
+          <w:bCs/>
+          <w:color w:val="D86DCB" w:themeColor="accent5" w:themeTint="99"/>
+          <w:sz w:val="34"/>
+          <w:szCs w:val="34"/>
+        </w:rPr>
+        <w:t>greet(</w:t>
+      </w:r>
+      <w:proofErr w:type="gramEnd"/>
+      <w:r>
+        <w:rPr>
+          <w:rFonts w:ascii="Calibri" w:hAnsi="Calibri" w:cs="Calibri"/>
+          <w:b/>
+          <w:bCs/>
+          <w:color w:val="D86DCB" w:themeColor="accent5" w:themeTint="99"/>
+          <w:sz w:val="34"/>
+          <w:szCs w:val="34"/>
+        </w:rPr>
+        <w:t>lambda : print("Done"))</w:t>
+      </w:r>
+    </w:p>
+    <w:p>
+      <w:pPr>
+        <w:jc w:val="both"/>
+        <w:rPr>
+          <w:rFonts w:ascii="Calibri" w:hAnsi="Calibri" w:cs="Calibri"/>
+          <w:sz w:val="34"/>
+          <w:szCs w:val="34"/>
+        </w:rPr>
+      </w:pPr>
+      <w:r>
+        <w:rPr>
+          <w:rFonts w:ascii="Calibri" w:hAnsi="Calibri" w:cs="Calibri"/>
+          <w:sz w:val="34"/>
+          <w:szCs w:val="34"/>
+        </w:rPr>
+        <w:t># Output:</w:t>
+      </w:r>
+    </w:p>
+    <w:p>
+      <w:pPr>
+        <w:jc w:val="both"/>
+        <w:rPr>
+          <w:rFonts w:ascii="Calibri" w:hAnsi="Calibri" w:cs="Calibri"/>
+          <w:b/>
+          <w:bCs/>
+          <w:sz w:val="30"/>
+          <w:szCs w:val="30"/>
+        </w:rPr>
+      </w:pPr>
+      <w:r>
+        <w:rPr>
+          <w:rFonts w:ascii="Calibri" w:hAnsi="Calibri" w:cs="Calibri"/>
+          <w:b/>
+          <w:bCs/>
+          <w:sz w:val="30"/>
+          <w:szCs w:val="30"/>
+        </w:rPr>
+        <w:t>Hello</w:t>
+      </w:r>
+    </w:p>
+    <w:p>
+      <w:pPr>
+        <w:jc w:val="both"/>
+        <w:rPr>
+          <w:rFonts w:ascii="Calibri" w:hAnsi="Calibri" w:cs="Calibri"/>
+          <w:b/>
+          <w:bCs/>
+          <w:sz w:val="30"/>
+          <w:szCs w:val="30"/>
+        </w:rPr>
+      </w:pPr>
+      <w:r>
+        <w:rPr>
+          <w:rFonts w:ascii="Calibri" w:hAnsi="Calibri" w:cs="Calibri"/>
+          <w:b/>
+          <w:bCs/>
+          <w:sz w:val="30"/>
+          <w:szCs w:val="30"/>
+        </w:rPr>
         <w:t>Done</w:t>
       </w:r>
     </w:p>
@@ -2572,117 +2877,69 @@
         <w:jc w:val="both"/>
         <w:rPr>
           <w:rFonts w:ascii="Calibri" w:hAnsi="Calibri" w:cs="Calibri"/>
-          <w:sz w:val="36"/>
-          <w:szCs w:val="36"/>
-        </w:rPr>
-      </w:pPr>
-    </w:p>
-    <w:p>
-      <w:pPr>
-        <w:jc w:val="both"/>
-        <w:rPr>
-          <w:rFonts w:ascii="Calibri" w:hAnsi="Calibri" w:cs="Calibri"/>
-          <w:sz w:val="36"/>
-          <w:szCs w:val="36"/>
-        </w:rPr>
-      </w:pPr>
-      <w:r>
-        <w:rPr>
-          <w:rFonts w:ascii="Calibri" w:hAnsi="Calibri" w:cs="Calibri"/>
-          <w:sz w:val="36"/>
-          <w:szCs w:val="36"/>
-        </w:rPr>
-        <w:t>Using Lambda as a Callback:</w:t>
-      </w:r>
-    </w:p>
-    <w:p>
-      <w:pPr>
-        <w:jc w:val="both"/>
-        <w:rPr>
-          <w:rFonts w:ascii="Calibri" w:hAnsi="Calibri" w:cs="Calibri"/>
-          <w:sz w:val="36"/>
-          <w:szCs w:val="36"/>
-        </w:rPr>
-      </w:pPr>
-      <w:r>
-        <w:rPr>
-          <w:rFonts w:ascii="Calibri" w:hAnsi="Calibri" w:cs="Calibri"/>
-          <w:sz w:val="36"/>
-          <w:szCs w:val="36"/>
-        </w:rPr>
-        <w:t># Instead of defining a separate function:</w:t>
-      </w:r>
-    </w:p>
-    <w:p>
-      <w:pPr>
-        <w:jc w:val="both"/>
-        <w:rPr>
-          <w:rFonts w:ascii="Calibri" w:hAnsi="Calibri" w:cs="Calibri"/>
-          <w:b/>
-          <w:bCs/>
-          <w:color w:val="D86DCB" w:themeColor="accent5" w:themeTint="99"/>
-          <w:sz w:val="36"/>
-          <w:szCs w:val="36"/>
-        </w:rPr>
-      </w:pPr>
-      <w:r>
-        <w:rPr>
-          <w:rFonts w:ascii="Calibri" w:hAnsi="Calibri" w:cs="Calibri"/>
-          <w:b/>
-          <w:bCs/>
-          <w:color w:val="D86DCB" w:themeColor="accent5" w:themeTint="99"/>
-          <w:sz w:val="36"/>
-          <w:szCs w:val="36"/>
-        </w:rPr>
-        <w:t>def greet(callback):</w:t>
-      </w:r>
-    </w:p>
-    <w:p>
-      <w:pPr>
-        <w:jc w:val="both"/>
-        <w:rPr>
-          <w:rFonts w:ascii="Calibri" w:hAnsi="Calibri" w:cs="Calibri"/>
-          <w:b/>
-          <w:bCs/>
-          <w:color w:val="D86DCB" w:themeColor="accent5" w:themeTint="99"/>
-          <w:sz w:val="36"/>
-          <w:szCs w:val="36"/>
-        </w:rPr>
-      </w:pPr>
-      <w:r>
-        <w:rPr>
-          <w:rFonts w:ascii="Calibri" w:hAnsi="Calibri" w:cs="Calibri"/>
-          <w:b/>
-          <w:bCs/>
-          <w:color w:val="D86DCB" w:themeColor="accent5" w:themeTint="99"/>
-          <w:sz w:val="36"/>
-          <w:szCs w:val="36"/>
-        </w:rPr>
-        <w:t xml:space="preserve">    print("Hello")</w:t>
-      </w:r>
-    </w:p>
-    <w:p>
-      <w:pPr>
-        <w:jc w:val="both"/>
-        <w:rPr>
-          <w:rFonts w:ascii="Calibri" w:hAnsi="Calibri" w:cs="Calibri"/>
-          <w:b/>
-          <w:bCs/>
-          <w:color w:val="D86DCB" w:themeColor="accent5" w:themeTint="99"/>
-          <w:sz w:val="36"/>
-          <w:szCs w:val="36"/>
-        </w:rPr>
-      </w:pPr>
-      <w:r>
-        <w:rPr>
-          <w:rFonts w:ascii="Calibri" w:hAnsi="Calibri" w:cs="Calibri"/>
-          <w:b/>
-          <w:bCs/>
-          <w:color w:val="D86DCB" w:themeColor="accent5" w:themeTint="99"/>
-          <w:sz w:val="36"/>
-          <w:szCs w:val="36"/>
-        </w:rPr>
-        <w:t xml:space="preserve">    </w:t>
+          <w:sz w:val="34"/>
+          <w:szCs w:val="34"/>
+        </w:rPr>
+      </w:pPr>
+    </w:p>
+    <w:p>
+      <w:pPr>
+        <w:jc w:val="both"/>
+        <w:rPr>
+          <w:rFonts w:ascii="Calibri" w:hAnsi="Calibri" w:cs="Calibri"/>
+          <w:sz w:val="34"/>
+          <w:szCs w:val="34"/>
+        </w:rPr>
+      </w:pPr>
+      <w:r>
+        <w:rPr>
+          <w:rFonts w:ascii="Calibri" w:hAnsi="Calibri" w:cs="Calibri"/>
+          <w:sz w:val="34"/>
+          <w:szCs w:val="34"/>
+        </w:rPr>
+        <w:t>Passing Parameters to a Callback:</w:t>
+      </w:r>
+    </w:p>
+    <w:p>
+      <w:pPr>
+        <w:jc w:val="both"/>
+        <w:rPr>
+          <w:rFonts w:ascii="Calibri" w:hAnsi="Calibri" w:cs="Calibri"/>
+          <w:sz w:val="34"/>
+          <w:szCs w:val="34"/>
+        </w:rPr>
+      </w:pPr>
+      <w:r>
+        <w:rPr>
+          <w:rFonts w:ascii="Calibri" w:hAnsi="Calibri" w:cs="Calibri"/>
+          <w:sz w:val="34"/>
+          <w:szCs w:val="34"/>
+        </w:rPr>
+        <w:t># Here, operation is a callback that receives two arguments or parameters</w:t>
+      </w:r>
+    </w:p>
+    <w:p>
+      <w:pPr>
+        <w:jc w:val="both"/>
+        <w:rPr>
+          <w:rFonts w:ascii="Calibri" w:hAnsi="Calibri" w:cs="Calibri"/>
+          <w:b/>
+          <w:bCs/>
+          <w:color w:val="D86DCB" w:themeColor="accent5" w:themeTint="99"/>
+          <w:sz w:val="34"/>
+          <w:szCs w:val="34"/>
+        </w:rPr>
+      </w:pPr>
+      <w:r>
+        <w:rPr>
+          <w:rFonts w:ascii="Calibri" w:hAnsi="Calibri" w:cs="Calibri"/>
+          <w:b/>
+          <w:bCs/>
+          <w:color w:val="D86DCB" w:themeColor="accent5" w:themeTint="99"/>
+          <w:sz w:val="34"/>
+          <w:szCs w:val="34"/>
+        </w:rPr>
+        <w:t xml:space="preserve">def </w:t>
       </w:r>
       <w:proofErr w:type="gramStart"/>
       <w:r>
@@ -2691,10 +2948,10 @@
           <w:b/>
           <w:bCs/>
           <w:color w:val="D86DCB" w:themeColor="accent5" w:themeTint="99"/>
-          <w:sz w:val="36"/>
-          <w:szCs w:val="36"/>
-        </w:rPr>
-        <w:t>callback(</w:t>
+          <w:sz w:val="34"/>
+          <w:szCs w:val="34"/>
+        </w:rPr>
+        <w:t>calculate(</w:t>
       </w:r>
       <w:proofErr w:type="gramEnd"/>
       <w:r>
@@ -2703,78 +2960,35 @@
           <w:b/>
           <w:bCs/>
           <w:color w:val="D86DCB" w:themeColor="accent5" w:themeTint="99"/>
-          <w:sz w:val="36"/>
-          <w:szCs w:val="36"/>
-        </w:rPr>
-        <w:t>)</w:t>
-      </w:r>
-    </w:p>
-    <w:p>
-      <w:pPr>
-        <w:jc w:val="both"/>
-        <w:rPr>
-          <w:rFonts w:ascii="Calibri" w:hAnsi="Calibri" w:cs="Calibri"/>
-          <w:sz w:val="36"/>
-          <w:szCs w:val="36"/>
-        </w:rPr>
-      </w:pPr>
-      <w:r>
-        <w:rPr>
-          <w:rFonts w:ascii="Calibri" w:hAnsi="Calibri" w:cs="Calibri"/>
-          <w:sz w:val="36"/>
-          <w:szCs w:val="36"/>
-        </w:rPr>
-        <w:t># Do this. (This is very similar to passing anonymous</w:t>
-      </w:r>
-      <w:r>
-        <w:rPr>
-          <w:rFonts w:ascii="Calibri" w:hAnsi="Calibri" w:cs="Calibri"/>
-          <w:b/>
-          <w:bCs/>
-          <w:sz w:val="36"/>
-          <w:szCs w:val="36"/>
-        </w:rPr>
-        <w:t xml:space="preserve"> () {}</w:t>
-      </w:r>
-      <w:r>
-        <w:rPr>
-          <w:rFonts w:ascii="Calibri" w:hAnsi="Calibri" w:cs="Calibri"/>
-          <w:sz w:val="36"/>
-          <w:szCs w:val="36"/>
-        </w:rPr>
-        <w:t xml:space="preserve"> function in </w:t>
-      </w:r>
-      <w:r>
-        <w:rPr>
-          <w:rFonts w:ascii="Calibri" w:hAnsi="Calibri" w:cs="Calibri"/>
-          <w:b/>
-          <w:bCs/>
-          <w:sz w:val="36"/>
-          <w:szCs w:val="36"/>
-        </w:rPr>
-        <w:t>Dart</w:t>
-      </w:r>
-      <w:r>
-        <w:rPr>
-          <w:rFonts w:ascii="Calibri" w:hAnsi="Calibri" w:cs="Calibri"/>
-          <w:sz w:val="36"/>
-          <w:szCs w:val="36"/>
-        </w:rPr>
-        <w:t>)</w:t>
-      </w:r>
-    </w:p>
-    <w:p>
-      <w:pPr>
-        <w:jc w:val="both"/>
-        <w:rPr>
-          <w:rFonts w:ascii="Calibri" w:hAnsi="Calibri" w:cs="Calibri"/>
-          <w:b/>
-          <w:bCs/>
-          <w:color w:val="D86DCB" w:themeColor="accent5" w:themeTint="99"/>
-          <w:sz w:val="36"/>
-          <w:szCs w:val="36"/>
-        </w:rPr>
-      </w:pPr>
+          <w:sz w:val="34"/>
+          <w:szCs w:val="34"/>
+        </w:rPr>
+        <w:t>a, b, operation):</w:t>
+      </w:r>
+    </w:p>
+    <w:p>
+      <w:pPr>
+        <w:jc w:val="both"/>
+        <w:rPr>
+          <w:rFonts w:ascii="Calibri" w:hAnsi="Calibri" w:cs="Calibri"/>
+          <w:b/>
+          <w:bCs/>
+          <w:color w:val="D86DCB" w:themeColor="accent5" w:themeTint="99"/>
+          <w:sz w:val="34"/>
+          <w:szCs w:val="34"/>
+        </w:rPr>
+      </w:pPr>
+      <w:r>
+        <w:rPr>
+          <w:rFonts w:ascii="Calibri" w:hAnsi="Calibri" w:cs="Calibri"/>
+          <w:b/>
+          <w:bCs/>
+          <w:color w:val="D86DCB" w:themeColor="accent5" w:themeTint="99"/>
+          <w:sz w:val="34"/>
+          <w:szCs w:val="34"/>
+        </w:rPr>
+        <w:t xml:space="preserve">    return </w:t>
+      </w:r>
       <w:proofErr w:type="gramStart"/>
       <w:r>
         <w:rPr>
@@ -2782,10 +2996,10 @@
           <w:b/>
           <w:bCs/>
           <w:color w:val="D86DCB" w:themeColor="accent5" w:themeTint="99"/>
-          <w:sz w:val="36"/>
-          <w:szCs w:val="36"/>
-        </w:rPr>
-        <w:t>greet(</w:t>
+          <w:sz w:val="34"/>
+          <w:szCs w:val="34"/>
+        </w:rPr>
+        <w:t>operation(</w:t>
       </w:r>
       <w:proofErr w:type="gramEnd"/>
       <w:r>
@@ -2794,142 +3008,34 @@
           <w:b/>
           <w:bCs/>
           <w:color w:val="D86DCB" w:themeColor="accent5" w:themeTint="99"/>
-          <w:sz w:val="36"/>
-          <w:szCs w:val="36"/>
-        </w:rPr>
-        <w:t>lambda : print("Done"))</w:t>
-      </w:r>
-    </w:p>
-    <w:p>
-      <w:pPr>
-        <w:jc w:val="both"/>
-        <w:rPr>
-          <w:rFonts w:ascii="Calibri" w:hAnsi="Calibri" w:cs="Calibri"/>
-          <w:sz w:val="36"/>
-          <w:szCs w:val="36"/>
-        </w:rPr>
-      </w:pPr>
-      <w:r>
-        <w:rPr>
-          <w:rFonts w:ascii="Calibri" w:hAnsi="Calibri" w:cs="Calibri"/>
-          <w:sz w:val="36"/>
-          <w:szCs w:val="36"/>
-        </w:rPr>
-        <w:t># Output:</w:t>
-      </w:r>
-    </w:p>
-    <w:p>
-      <w:pPr>
-        <w:jc w:val="both"/>
-        <w:rPr>
-          <w:rFonts w:ascii="Calibri" w:hAnsi="Calibri" w:cs="Calibri"/>
-          <w:b/>
-          <w:bCs/>
-          <w:sz w:val="32"/>
-          <w:szCs w:val="32"/>
-        </w:rPr>
-      </w:pPr>
-      <w:r>
-        <w:rPr>
-          <w:rFonts w:ascii="Calibri" w:hAnsi="Calibri" w:cs="Calibri"/>
-          <w:b/>
-          <w:bCs/>
-          <w:sz w:val="32"/>
-          <w:szCs w:val="32"/>
-        </w:rPr>
-        <w:t>Hello</w:t>
-      </w:r>
-    </w:p>
-    <w:p>
-      <w:pPr>
-        <w:jc w:val="both"/>
-        <w:rPr>
-          <w:rFonts w:ascii="Calibri" w:hAnsi="Calibri" w:cs="Calibri"/>
-          <w:b/>
-          <w:bCs/>
-          <w:sz w:val="32"/>
-          <w:szCs w:val="32"/>
-        </w:rPr>
-      </w:pPr>
-      <w:r>
-        <w:rPr>
-          <w:rFonts w:ascii="Calibri" w:hAnsi="Calibri" w:cs="Calibri"/>
-          <w:b/>
-          <w:bCs/>
-          <w:sz w:val="32"/>
-          <w:szCs w:val="32"/>
-        </w:rPr>
-        <w:t>Done</w:t>
-      </w:r>
-    </w:p>
-    <w:p>
-      <w:pPr>
-        <w:jc w:val="both"/>
-        <w:rPr>
-          <w:rFonts w:ascii="Calibri" w:hAnsi="Calibri" w:cs="Calibri"/>
-          <w:sz w:val="36"/>
-          <w:szCs w:val="36"/>
-        </w:rPr>
-      </w:pPr>
-    </w:p>
-    <w:p>
-      <w:pPr>
-        <w:jc w:val="both"/>
-        <w:rPr>
-          <w:rFonts w:ascii="Calibri" w:hAnsi="Calibri" w:cs="Calibri"/>
-          <w:sz w:val="36"/>
-          <w:szCs w:val="36"/>
-        </w:rPr>
-      </w:pPr>
-      <w:r>
-        <w:rPr>
-          <w:rFonts w:ascii="Calibri" w:hAnsi="Calibri" w:cs="Calibri"/>
-          <w:sz w:val="36"/>
-          <w:szCs w:val="36"/>
-        </w:rPr>
-        <w:t>Passing Parameters to a Callback:</w:t>
-      </w:r>
-    </w:p>
-    <w:p>
-      <w:pPr>
-        <w:jc w:val="both"/>
-        <w:rPr>
-          <w:rFonts w:ascii="Calibri" w:hAnsi="Calibri" w:cs="Calibri"/>
-          <w:sz w:val="36"/>
-          <w:szCs w:val="36"/>
-        </w:rPr>
-      </w:pPr>
-      <w:r>
-        <w:rPr>
-          <w:rFonts w:ascii="Calibri" w:hAnsi="Calibri" w:cs="Calibri"/>
-          <w:sz w:val="36"/>
-          <w:szCs w:val="36"/>
-        </w:rPr>
-        <w:t># Here, operation is a callback that receives two arguments or parameters</w:t>
-      </w:r>
-    </w:p>
-    <w:p>
-      <w:pPr>
-        <w:jc w:val="both"/>
-        <w:rPr>
-          <w:rFonts w:ascii="Calibri" w:hAnsi="Calibri" w:cs="Calibri"/>
-          <w:b/>
-          <w:bCs/>
-          <w:color w:val="D86DCB" w:themeColor="accent5" w:themeTint="99"/>
-          <w:sz w:val="36"/>
-          <w:szCs w:val="36"/>
-        </w:rPr>
-      </w:pPr>
-      <w:r>
-        <w:rPr>
-          <w:rFonts w:ascii="Calibri" w:hAnsi="Calibri" w:cs="Calibri"/>
-          <w:b/>
-          <w:bCs/>
-          <w:color w:val="D86DCB" w:themeColor="accent5" w:themeTint="99"/>
-          <w:sz w:val="36"/>
-          <w:szCs w:val="36"/>
-        </w:rPr>
-        <w:t xml:space="preserve">def </w:t>
+          <w:sz w:val="34"/>
+          <w:szCs w:val="34"/>
+        </w:rPr>
+        <w:t>a, b)</w:t>
+      </w:r>
+    </w:p>
+    <w:p>
+      <w:pPr>
+        <w:jc w:val="both"/>
+        <w:rPr>
+          <w:rFonts w:ascii="Calibri" w:hAnsi="Calibri" w:cs="Calibri"/>
+          <w:b/>
+          <w:bCs/>
+          <w:color w:val="D86DCB" w:themeColor="accent5" w:themeTint="99"/>
+          <w:sz w:val="34"/>
+          <w:szCs w:val="34"/>
+        </w:rPr>
+      </w:pPr>
+      <w:r>
+        <w:rPr>
+          <w:rFonts w:ascii="Calibri" w:hAnsi="Calibri" w:cs="Calibri"/>
+          <w:b/>
+          <w:bCs/>
+          <w:color w:val="D86DCB" w:themeColor="accent5" w:themeTint="99"/>
+          <w:sz w:val="34"/>
+          <w:szCs w:val="34"/>
+        </w:rPr>
+        <w:t xml:space="preserve">result = </w:t>
       </w:r>
       <w:proofErr w:type="gramStart"/>
       <w:r>
@@ -2938,8 +3044,8 @@
           <w:b/>
           <w:bCs/>
           <w:color w:val="D86DCB" w:themeColor="accent5" w:themeTint="99"/>
-          <w:sz w:val="36"/>
-          <w:szCs w:val="36"/>
+          <w:sz w:val="34"/>
+          <w:szCs w:val="34"/>
         </w:rPr>
         <w:t>calculate(</w:t>
       </w:r>
@@ -2950,34 +3056,109 @@
           <w:b/>
           <w:bCs/>
           <w:color w:val="D86DCB" w:themeColor="accent5" w:themeTint="99"/>
-          <w:sz w:val="36"/>
-          <w:szCs w:val="36"/>
-        </w:rPr>
-        <w:t>a, b, operation):</w:t>
-      </w:r>
-    </w:p>
-    <w:p>
-      <w:pPr>
-        <w:jc w:val="both"/>
-        <w:rPr>
-          <w:rFonts w:ascii="Calibri" w:hAnsi="Calibri" w:cs="Calibri"/>
-          <w:b/>
-          <w:bCs/>
-          <w:color w:val="D86DCB" w:themeColor="accent5" w:themeTint="99"/>
-          <w:sz w:val="36"/>
-          <w:szCs w:val="36"/>
-        </w:rPr>
-      </w:pPr>
-      <w:r>
-        <w:rPr>
-          <w:rFonts w:ascii="Calibri" w:hAnsi="Calibri" w:cs="Calibri"/>
-          <w:b/>
-          <w:bCs/>
-          <w:color w:val="D86DCB" w:themeColor="accent5" w:themeTint="99"/>
-          <w:sz w:val="36"/>
-          <w:szCs w:val="36"/>
-        </w:rPr>
-        <w:t xml:space="preserve">    return </w:t>
+          <w:sz w:val="34"/>
+          <w:szCs w:val="34"/>
+        </w:rPr>
+        <w:t>10, 20, lambda x, y: x + y)</w:t>
+      </w:r>
+    </w:p>
+    <w:p>
+      <w:pPr>
+        <w:jc w:val="both"/>
+        <w:rPr>
+          <w:rFonts w:ascii="Calibri" w:hAnsi="Calibri" w:cs="Calibri"/>
+          <w:b/>
+          <w:bCs/>
+          <w:color w:val="D86DCB" w:themeColor="accent5" w:themeTint="99"/>
+          <w:sz w:val="34"/>
+          <w:szCs w:val="34"/>
+        </w:rPr>
+      </w:pPr>
+      <w:r>
+        <w:rPr>
+          <w:rFonts w:ascii="Calibri" w:hAnsi="Calibri" w:cs="Calibri"/>
+          <w:b/>
+          <w:bCs/>
+          <w:color w:val="D86DCB" w:themeColor="accent5" w:themeTint="99"/>
+          <w:sz w:val="34"/>
+          <w:szCs w:val="34"/>
+        </w:rPr>
+        <w:t>print(result)</w:t>
+      </w:r>
+      <w:r>
+        <w:rPr>
+          <w:rFonts w:ascii="Calibri" w:hAnsi="Calibri" w:cs="Calibri"/>
+          <w:b/>
+          <w:bCs/>
+          <w:color w:val="D86DCB" w:themeColor="accent5" w:themeTint="99"/>
+          <w:sz w:val="34"/>
+          <w:szCs w:val="34"/>
+        </w:rPr>
+        <w:t xml:space="preserve"> # 30</w:t>
+      </w:r>
+    </w:p>
+    <w:p>
+      <w:pPr>
+        <w:jc w:val="both"/>
+        <w:rPr>
+          <w:rFonts w:ascii="Calibri" w:hAnsi="Calibri" w:cs="Calibri"/>
+          <w:sz w:val="34"/>
+          <w:szCs w:val="34"/>
+        </w:rPr>
+      </w:pPr>
+    </w:p>
+    <w:p>
+      <w:pPr>
+        <w:jc w:val="both"/>
+        <w:rPr>
+          <w:rFonts w:ascii="Calibri" w:hAnsi="Calibri" w:cs="Calibri"/>
+          <w:sz w:val="34"/>
+          <w:szCs w:val="34"/>
+        </w:rPr>
+      </w:pPr>
+      <w:r>
+        <w:rPr>
+          <w:rFonts w:ascii="Calibri" w:hAnsi="Calibri" w:cs="Calibri"/>
+          <w:sz w:val="34"/>
+          <w:szCs w:val="34"/>
+        </w:rPr>
+        <w:t>Type Hinting (Optional):</w:t>
+      </w:r>
+    </w:p>
+    <w:p>
+      <w:pPr>
+        <w:jc w:val="both"/>
+        <w:rPr>
+          <w:rFonts w:ascii="Calibri" w:hAnsi="Calibri" w:cs="Calibri"/>
+          <w:sz w:val="34"/>
+          <w:szCs w:val="34"/>
+        </w:rPr>
+      </w:pPr>
+      <w:r>
+        <w:rPr>
+          <w:rFonts w:ascii="Calibri" w:hAnsi="Calibri" w:cs="Calibri"/>
+          <w:sz w:val="34"/>
+          <w:szCs w:val="34"/>
+        </w:rPr>
+        <w:t># Python doesn't require types, but we can document callbacks using the typing module.</w:t>
+      </w:r>
+    </w:p>
+    <w:p>
+      <w:pPr>
+        <w:jc w:val="both"/>
+        <w:rPr>
+          <w:rFonts w:ascii="Calibri" w:hAnsi="Calibri" w:cs="Calibri"/>
+          <w:sz w:val="34"/>
+          <w:szCs w:val="34"/>
+        </w:rPr>
+      </w:pPr>
+      <w:r>
+        <w:rPr>
+          <w:rFonts w:ascii="Calibri" w:hAnsi="Calibri" w:cs="Calibri"/>
+          <w:sz w:val="34"/>
+          <w:szCs w:val="34"/>
+        </w:rPr>
+        <w:t xml:space="preserve"># </w:t>
       </w:r>
       <w:proofErr w:type="gramStart"/>
       <w:r>
@@ -2985,11 +3166,10 @@
           <w:rFonts w:ascii="Calibri" w:hAnsi="Calibri" w:cs="Calibri"/>
           <w:b/>
           <w:bCs/>
-          <w:color w:val="D86DCB" w:themeColor="accent5" w:themeTint="99"/>
-          <w:sz w:val="36"/>
-          <w:szCs w:val="36"/>
-        </w:rPr>
-        <w:t>operation(</w:t>
+          <w:sz w:val="34"/>
+          <w:szCs w:val="34"/>
+        </w:rPr>
+        <w:t>Callable[</w:t>
       </w:r>
       <w:proofErr w:type="gramEnd"/>
       <w:r>
@@ -2997,186 +3177,16 @@
           <w:rFonts w:ascii="Calibri" w:hAnsi="Calibri" w:cs="Calibri"/>
           <w:b/>
           <w:bCs/>
-          <w:color w:val="D86DCB" w:themeColor="accent5" w:themeTint="99"/>
-          <w:sz w:val="36"/>
-          <w:szCs w:val="36"/>
-        </w:rPr>
-        <w:t>a, b)</w:t>
-      </w:r>
-    </w:p>
-    <w:p>
-      <w:pPr>
-        <w:jc w:val="both"/>
-        <w:rPr>
-          <w:rFonts w:ascii="Calibri" w:hAnsi="Calibri" w:cs="Calibri"/>
-          <w:b/>
-          <w:bCs/>
-          <w:color w:val="D86DCB" w:themeColor="accent5" w:themeTint="99"/>
-          <w:sz w:val="36"/>
-          <w:szCs w:val="36"/>
-        </w:rPr>
-      </w:pPr>
-      <w:r>
-        <w:rPr>
-          <w:rFonts w:ascii="Calibri" w:hAnsi="Calibri" w:cs="Calibri"/>
-          <w:b/>
-          <w:bCs/>
-          <w:color w:val="D86DCB" w:themeColor="accent5" w:themeTint="99"/>
-          <w:sz w:val="36"/>
-          <w:szCs w:val="36"/>
-        </w:rPr>
-        <w:t xml:space="preserve">result = </w:t>
-      </w:r>
-      <w:proofErr w:type="gramStart"/>
-      <w:r>
-        <w:rPr>
-          <w:rFonts w:ascii="Calibri" w:hAnsi="Calibri" w:cs="Calibri"/>
-          <w:b/>
-          <w:bCs/>
-          <w:color w:val="D86DCB" w:themeColor="accent5" w:themeTint="99"/>
-          <w:sz w:val="36"/>
-          <w:szCs w:val="36"/>
-        </w:rPr>
-        <w:t>calculate(</w:t>
-      </w:r>
-      <w:proofErr w:type="gramEnd"/>
-      <w:r>
-        <w:rPr>
-          <w:rFonts w:ascii="Calibri" w:hAnsi="Calibri" w:cs="Calibri"/>
-          <w:b/>
-          <w:bCs/>
-          <w:color w:val="D86DCB" w:themeColor="accent5" w:themeTint="99"/>
-          <w:sz w:val="36"/>
-          <w:szCs w:val="36"/>
-        </w:rPr>
-        <w:t>10, 20, lambda x, y: x + y)</w:t>
-      </w:r>
-    </w:p>
-    <w:p>
-      <w:pPr>
-        <w:jc w:val="both"/>
-        <w:rPr>
-          <w:rFonts w:ascii="Calibri" w:hAnsi="Calibri" w:cs="Calibri"/>
-          <w:b/>
-          <w:bCs/>
-          <w:color w:val="D86DCB" w:themeColor="accent5" w:themeTint="99"/>
-          <w:sz w:val="36"/>
-          <w:szCs w:val="36"/>
-        </w:rPr>
-      </w:pPr>
-      <w:r>
-        <w:rPr>
-          <w:rFonts w:ascii="Calibri" w:hAnsi="Calibri" w:cs="Calibri"/>
-          <w:b/>
-          <w:bCs/>
-          <w:color w:val="D86DCB" w:themeColor="accent5" w:themeTint="99"/>
-          <w:sz w:val="36"/>
-          <w:szCs w:val="36"/>
-        </w:rPr>
-        <w:t>print(result)</w:t>
-      </w:r>
-      <w:r>
-        <w:rPr>
-          <w:rFonts w:ascii="Calibri" w:hAnsi="Calibri" w:cs="Calibri"/>
-          <w:b/>
-          <w:bCs/>
-          <w:color w:val="D86DCB" w:themeColor="accent5" w:themeTint="99"/>
-          <w:sz w:val="36"/>
-          <w:szCs w:val="36"/>
-        </w:rPr>
-        <w:t xml:space="preserve"> # 30</w:t>
-      </w:r>
-    </w:p>
-    <w:p>
-      <w:pPr>
-        <w:jc w:val="both"/>
-        <w:rPr>
-          <w:rFonts w:ascii="Calibri" w:hAnsi="Calibri" w:cs="Calibri"/>
-          <w:sz w:val="36"/>
-          <w:szCs w:val="36"/>
-        </w:rPr>
-      </w:pPr>
-    </w:p>
-    <w:p>
-      <w:pPr>
-        <w:jc w:val="both"/>
-        <w:rPr>
-          <w:rFonts w:ascii="Calibri" w:hAnsi="Calibri" w:cs="Calibri"/>
-          <w:sz w:val="36"/>
-          <w:szCs w:val="36"/>
-        </w:rPr>
-      </w:pPr>
-      <w:r>
-        <w:rPr>
-          <w:rFonts w:ascii="Calibri" w:hAnsi="Calibri" w:cs="Calibri"/>
-          <w:sz w:val="36"/>
-          <w:szCs w:val="36"/>
-        </w:rPr>
-        <w:t>Type Hinting (Optional):</w:t>
-      </w:r>
-    </w:p>
-    <w:p>
-      <w:pPr>
-        <w:jc w:val="both"/>
-        <w:rPr>
-          <w:rFonts w:ascii="Calibri" w:hAnsi="Calibri" w:cs="Calibri"/>
-          <w:sz w:val="36"/>
-          <w:szCs w:val="36"/>
-        </w:rPr>
-      </w:pPr>
-      <w:r>
-        <w:rPr>
-          <w:rFonts w:ascii="Calibri" w:hAnsi="Calibri" w:cs="Calibri"/>
-          <w:sz w:val="36"/>
-          <w:szCs w:val="36"/>
-        </w:rPr>
-        <w:t># Python doesn't require types, but we can document callbacks using the typing module.</w:t>
-      </w:r>
-    </w:p>
-    <w:p>
-      <w:pPr>
-        <w:jc w:val="both"/>
-        <w:rPr>
-          <w:rFonts w:ascii="Calibri" w:hAnsi="Calibri" w:cs="Calibri"/>
-          <w:sz w:val="36"/>
-          <w:szCs w:val="36"/>
-        </w:rPr>
-      </w:pPr>
-      <w:r>
-        <w:rPr>
-          <w:rFonts w:ascii="Calibri" w:hAnsi="Calibri" w:cs="Calibri"/>
-          <w:sz w:val="36"/>
-          <w:szCs w:val="36"/>
-        </w:rPr>
-        <w:t xml:space="preserve"># </w:t>
-      </w:r>
-      <w:proofErr w:type="gramStart"/>
-      <w:r>
-        <w:rPr>
-          <w:rFonts w:ascii="Calibri" w:hAnsi="Calibri" w:cs="Calibri"/>
-          <w:b/>
-          <w:bCs/>
-          <w:sz w:val="36"/>
-          <w:szCs w:val="36"/>
-        </w:rPr>
-        <w:t>Callable[</w:t>
-      </w:r>
-      <w:proofErr w:type="gramEnd"/>
-      <w:r>
-        <w:rPr>
-          <w:rFonts w:ascii="Calibri" w:hAnsi="Calibri" w:cs="Calibri"/>
-          <w:b/>
-          <w:bCs/>
-          <w:sz w:val="36"/>
-          <w:szCs w:val="36"/>
+          <w:sz w:val="34"/>
+          <w:szCs w:val="34"/>
         </w:rPr>
         <w:t>[], None]</w:t>
       </w:r>
       <w:r>
         <w:rPr>
           <w:rFonts w:ascii="Calibri" w:hAnsi="Calibri" w:cs="Calibri"/>
-          <w:sz w:val="36"/>
-          <w:szCs w:val="36"/>
+          <w:sz w:val="34"/>
+          <w:szCs w:val="34"/>
         </w:rPr>
         <w:t xml:space="preserve"> means:</w:t>
       </w:r>
@@ -3191,25 +3201,25 @@
         <w:jc w:val="both"/>
         <w:rPr>
           <w:rFonts w:ascii="Calibri" w:hAnsi="Calibri" w:cs="Calibri"/>
-          <w:sz w:val="36"/>
-          <w:szCs w:val="36"/>
-        </w:rPr>
-      </w:pPr>
-      <w:r>
-        <w:rPr>
-          <w:rFonts w:ascii="Calibri" w:hAnsi="Calibri" w:cs="Calibri"/>
-          <w:b/>
-          <w:bCs/>
-          <w:sz w:val="36"/>
-          <w:szCs w:val="36"/>
+          <w:sz w:val="34"/>
+          <w:szCs w:val="34"/>
+        </w:rPr>
+      </w:pPr>
+      <w:r>
+        <w:rPr>
+          <w:rFonts w:ascii="Calibri" w:hAnsi="Calibri" w:cs="Calibri"/>
+          <w:b/>
+          <w:bCs/>
+          <w:sz w:val="34"/>
+          <w:szCs w:val="34"/>
         </w:rPr>
         <w:t xml:space="preserve">[] </w:t>
       </w:r>
       <w:r>
         <w:rPr>
           <w:rFonts w:ascii="Calibri" w:hAnsi="Calibri" w:cs="Calibri"/>
-          <w:sz w:val="36"/>
-          <w:szCs w:val="36"/>
+          <w:sz w:val="34"/>
+          <w:szCs w:val="34"/>
         </w:rPr>
         <w:t>→ takes no arguments.</w:t>
       </w:r>
@@ -3224,25 +3234,26 @@
         <w:jc w:val="both"/>
         <w:rPr>
           <w:rFonts w:ascii="Calibri" w:hAnsi="Calibri" w:cs="Calibri"/>
-          <w:sz w:val="36"/>
-          <w:szCs w:val="36"/>
-        </w:rPr>
-      </w:pPr>
-      <w:r>
-        <w:rPr>
-          <w:rFonts w:ascii="Calibri" w:hAnsi="Calibri" w:cs="Calibri"/>
-          <w:b/>
-          <w:bCs/>
-          <w:sz w:val="36"/>
-          <w:szCs w:val="36"/>
-        </w:rPr>
+          <w:sz w:val="34"/>
+          <w:szCs w:val="34"/>
+        </w:rPr>
+      </w:pPr>
+      <w:r>
+        <w:rPr>
+          <w:rFonts w:ascii="Calibri" w:hAnsi="Calibri" w:cs="Calibri"/>
+          <w:b/>
+          <w:bCs/>
+          <w:sz w:val="34"/>
+          <w:szCs w:val="34"/>
+        </w:rPr>
+        <w:lastRenderedPageBreak/>
         <w:t>None</w:t>
       </w:r>
       <w:r>
         <w:rPr>
           <w:rFonts w:ascii="Calibri" w:hAnsi="Calibri" w:cs="Calibri"/>
-          <w:sz w:val="36"/>
-          <w:szCs w:val="36"/>
+          <w:sz w:val="34"/>
+          <w:szCs w:val="34"/>
         </w:rPr>
         <w:t xml:space="preserve"> → returns nothing.</w:t>
       </w:r>
@@ -3252,15 +3263,15 @@
         <w:jc w:val="both"/>
         <w:rPr>
           <w:rFonts w:ascii="Calibri" w:hAnsi="Calibri" w:cs="Calibri"/>
-          <w:sz w:val="36"/>
-          <w:szCs w:val="36"/>
-        </w:rPr>
-      </w:pPr>
-      <w:r>
-        <w:rPr>
-          <w:rFonts w:ascii="Calibri" w:hAnsi="Calibri" w:cs="Calibri"/>
-          <w:sz w:val="36"/>
-          <w:szCs w:val="36"/>
+          <w:sz w:val="34"/>
+          <w:szCs w:val="34"/>
+        </w:rPr>
+      </w:pPr>
+      <w:r>
+        <w:rPr>
+          <w:rFonts w:ascii="Calibri" w:hAnsi="Calibri" w:cs="Calibri"/>
+          <w:sz w:val="34"/>
+          <w:szCs w:val="34"/>
         </w:rPr>
         <w:t xml:space="preserve"># This is the closest equivalent to </w:t>
       </w:r>
@@ -3269,16 +3280,16 @@
           <w:rFonts w:ascii="Calibri" w:hAnsi="Calibri" w:cs="Calibri"/>
           <w:b/>
           <w:bCs/>
-          <w:sz w:val="36"/>
-          <w:szCs w:val="36"/>
+          <w:sz w:val="34"/>
+          <w:szCs w:val="34"/>
         </w:rPr>
         <w:t>Dart</w:t>
       </w:r>
       <w:r>
         <w:rPr>
           <w:rFonts w:ascii="Calibri" w:hAnsi="Calibri" w:cs="Calibri"/>
-          <w:sz w:val="36"/>
-          <w:szCs w:val="36"/>
+          <w:sz w:val="34"/>
+          <w:szCs w:val="34"/>
         </w:rPr>
         <w:t>'s</w:t>
       </w:r>
@@ -3287,8 +3298,8 @@
           <w:rFonts w:ascii="Calibri" w:hAnsi="Calibri" w:cs="Calibri"/>
           <w:b/>
           <w:bCs/>
-          <w:sz w:val="36"/>
-          <w:szCs w:val="36"/>
+          <w:sz w:val="34"/>
+          <w:szCs w:val="34"/>
         </w:rPr>
         <w:t xml:space="preserve"> </w:t>
       </w:r>
@@ -3298,8 +3309,8 @@
           <w:rFonts w:ascii="Calibri" w:hAnsi="Calibri" w:cs="Calibri"/>
           <w:b/>
           <w:bCs/>
-          <w:sz w:val="36"/>
-          <w:szCs w:val="36"/>
+          <w:sz w:val="34"/>
+          <w:szCs w:val="34"/>
         </w:rPr>
         <w:t>VoidCallback</w:t>
       </w:r>
@@ -3307,8 +3318,8 @@
       <w:r>
         <w:rPr>
           <w:rFonts w:ascii="Calibri" w:hAnsi="Calibri" w:cs="Calibri"/>
-          <w:sz w:val="36"/>
-          <w:szCs w:val="36"/>
+          <w:sz w:val="34"/>
+          <w:szCs w:val="34"/>
         </w:rPr>
         <w:t xml:space="preserve"> callback</w:t>
       </w:r>
@@ -3321,18 +3332,18 @@
           <w:b/>
           <w:bCs/>
           <w:color w:val="D86DCB" w:themeColor="accent5" w:themeTint="99"/>
-          <w:sz w:val="36"/>
-          <w:szCs w:val="36"/>
-        </w:rPr>
-      </w:pPr>
-      <w:r>
-        <w:rPr>
-          <w:rFonts w:ascii="Calibri" w:hAnsi="Calibri" w:cs="Calibri"/>
-          <w:b/>
-          <w:bCs/>
-          <w:color w:val="D86DCB" w:themeColor="accent5" w:themeTint="99"/>
-          <w:sz w:val="36"/>
-          <w:szCs w:val="36"/>
+          <w:sz w:val="34"/>
+          <w:szCs w:val="34"/>
+        </w:rPr>
+      </w:pPr>
+      <w:r>
+        <w:rPr>
+          <w:rFonts w:ascii="Calibri" w:hAnsi="Calibri" w:cs="Calibri"/>
+          <w:b/>
+          <w:bCs/>
+          <w:color w:val="D86DCB" w:themeColor="accent5" w:themeTint="99"/>
+          <w:sz w:val="34"/>
+          <w:szCs w:val="34"/>
         </w:rPr>
         <w:t>from typing import Callable</w:t>
       </w:r>
@@ -3345,18 +3356,18 @@
           <w:b/>
           <w:bCs/>
           <w:color w:val="D86DCB" w:themeColor="accent5" w:themeTint="99"/>
-          <w:sz w:val="36"/>
-          <w:szCs w:val="36"/>
-        </w:rPr>
-      </w:pPr>
-      <w:r>
-        <w:rPr>
-          <w:rFonts w:ascii="Calibri" w:hAnsi="Calibri" w:cs="Calibri"/>
-          <w:b/>
-          <w:bCs/>
-          <w:color w:val="D86DCB" w:themeColor="accent5" w:themeTint="99"/>
-          <w:sz w:val="36"/>
-          <w:szCs w:val="36"/>
+          <w:sz w:val="34"/>
+          <w:szCs w:val="34"/>
+        </w:rPr>
+      </w:pPr>
+      <w:r>
+        <w:rPr>
+          <w:rFonts w:ascii="Calibri" w:hAnsi="Calibri" w:cs="Calibri"/>
+          <w:b/>
+          <w:bCs/>
+          <w:color w:val="D86DCB" w:themeColor="accent5" w:themeTint="99"/>
+          <w:sz w:val="34"/>
+          <w:szCs w:val="34"/>
         </w:rPr>
         <w:t xml:space="preserve">def </w:t>
       </w:r>
@@ -3367,8 +3378,8 @@
           <w:b/>
           <w:bCs/>
           <w:color w:val="D86DCB" w:themeColor="accent5" w:themeTint="99"/>
-          <w:sz w:val="36"/>
-          <w:szCs w:val="36"/>
+          <w:sz w:val="34"/>
+          <w:szCs w:val="34"/>
         </w:rPr>
         <w:t>greet(</w:t>
       </w:r>
@@ -3379,8 +3390,8 @@
           <w:b/>
           <w:bCs/>
           <w:color w:val="D86DCB" w:themeColor="accent5" w:themeTint="99"/>
-          <w:sz w:val="36"/>
-          <w:szCs w:val="36"/>
+          <w:sz w:val="34"/>
+          <w:szCs w:val="34"/>
         </w:rPr>
         <w:t>callback: Callable[[], None]):</w:t>
       </w:r>
@@ -3393,18 +3404,18 @@
           <w:b/>
           <w:bCs/>
           <w:color w:val="D86DCB" w:themeColor="accent5" w:themeTint="99"/>
-          <w:sz w:val="36"/>
-          <w:szCs w:val="36"/>
-        </w:rPr>
-      </w:pPr>
-      <w:r>
-        <w:rPr>
-          <w:rFonts w:ascii="Calibri" w:hAnsi="Calibri" w:cs="Calibri"/>
-          <w:b/>
-          <w:bCs/>
-          <w:color w:val="D86DCB" w:themeColor="accent5" w:themeTint="99"/>
-          <w:sz w:val="36"/>
-          <w:szCs w:val="36"/>
+          <w:sz w:val="34"/>
+          <w:szCs w:val="34"/>
+        </w:rPr>
+      </w:pPr>
+      <w:r>
+        <w:rPr>
+          <w:rFonts w:ascii="Calibri" w:hAnsi="Calibri" w:cs="Calibri"/>
+          <w:b/>
+          <w:bCs/>
+          <w:color w:val="D86DCB" w:themeColor="accent5" w:themeTint="99"/>
+          <w:sz w:val="34"/>
+          <w:szCs w:val="34"/>
         </w:rPr>
         <w:t xml:space="preserve">    print("Hello")</w:t>
       </w:r>
@@ -3417,18 +3428,18 @@
           <w:b/>
           <w:bCs/>
           <w:color w:val="D86DCB" w:themeColor="accent5" w:themeTint="99"/>
-          <w:sz w:val="36"/>
-          <w:szCs w:val="36"/>
-        </w:rPr>
-      </w:pPr>
-      <w:r>
-        <w:rPr>
-          <w:rFonts w:ascii="Calibri" w:hAnsi="Calibri" w:cs="Calibri"/>
-          <w:b/>
-          <w:bCs/>
-          <w:color w:val="D86DCB" w:themeColor="accent5" w:themeTint="99"/>
-          <w:sz w:val="36"/>
-          <w:szCs w:val="36"/>
+          <w:sz w:val="34"/>
+          <w:szCs w:val="34"/>
+        </w:rPr>
+      </w:pPr>
+      <w:r>
+        <w:rPr>
+          <w:rFonts w:ascii="Calibri" w:hAnsi="Calibri" w:cs="Calibri"/>
+          <w:b/>
+          <w:bCs/>
+          <w:color w:val="D86DCB" w:themeColor="accent5" w:themeTint="99"/>
+          <w:sz w:val="34"/>
+          <w:szCs w:val="34"/>
         </w:rPr>
         <w:t xml:space="preserve">    </w:t>
       </w:r>
@@ -3439,8 +3450,8 @@
           <w:b/>
           <w:bCs/>
           <w:color w:val="D86DCB" w:themeColor="accent5" w:themeTint="99"/>
-          <w:sz w:val="36"/>
-          <w:szCs w:val="36"/>
+          <w:sz w:val="34"/>
+          <w:szCs w:val="34"/>
         </w:rPr>
         <w:t>callback(</w:t>
       </w:r>
@@ -3451,8 +3462,8 @@
           <w:b/>
           <w:bCs/>
           <w:color w:val="D86DCB" w:themeColor="accent5" w:themeTint="99"/>
-          <w:sz w:val="36"/>
-          <w:szCs w:val="36"/>
+          <w:sz w:val="34"/>
+          <w:szCs w:val="34"/>
         </w:rPr>
         <w:t>)</w:t>
       </w:r>
@@ -3465,8 +3476,8 @@
           <w:b/>
           <w:bCs/>
           <w:color w:val="D86DCB" w:themeColor="accent5" w:themeTint="99"/>
-          <w:sz w:val="36"/>
-          <w:szCs w:val="36"/>
+          <w:sz w:val="34"/>
+          <w:szCs w:val="34"/>
         </w:rPr>
       </w:pPr>
       <w:proofErr w:type="gramStart"/>
@@ -3476,8 +3487,8 @@
           <w:b/>
           <w:bCs/>
           <w:color w:val="D86DCB" w:themeColor="accent5" w:themeTint="99"/>
-          <w:sz w:val="36"/>
-          <w:szCs w:val="36"/>
+          <w:sz w:val="34"/>
+          <w:szCs w:val="34"/>
         </w:rPr>
         <w:t>greet(</w:t>
       </w:r>
@@ -3488,8 +3499,8 @@
           <w:b/>
           <w:bCs/>
           <w:color w:val="D86DCB" w:themeColor="accent5" w:themeTint="99"/>
-          <w:sz w:val="36"/>
-          <w:szCs w:val="36"/>
+          <w:sz w:val="34"/>
+          <w:szCs w:val="34"/>
         </w:rPr>
         <w:t>callback=lambda : print("Done"))</w:t>
       </w:r>
@@ -3499,15 +3510,15 @@
         <w:jc w:val="both"/>
         <w:rPr>
           <w:rFonts w:ascii="Calibri" w:hAnsi="Calibri" w:cs="Calibri"/>
-          <w:sz w:val="36"/>
-          <w:szCs w:val="36"/>
-        </w:rPr>
-      </w:pPr>
-      <w:r>
-        <w:rPr>
-          <w:rFonts w:ascii="Calibri" w:hAnsi="Calibri" w:cs="Calibri"/>
-          <w:sz w:val="36"/>
-          <w:szCs w:val="36"/>
+          <w:sz w:val="34"/>
+          <w:szCs w:val="34"/>
+        </w:rPr>
+      </w:pPr>
+      <w:r>
+        <w:rPr>
+          <w:rFonts w:ascii="Calibri" w:hAnsi="Calibri" w:cs="Calibri"/>
+          <w:sz w:val="34"/>
+          <w:szCs w:val="34"/>
         </w:rPr>
         <w:t># Another Example. Here:</w:t>
       </w:r>
@@ -3522,15 +3533,15 @@
         <w:jc w:val="both"/>
         <w:rPr>
           <w:rFonts w:ascii="Calibri" w:hAnsi="Calibri" w:cs="Calibri"/>
-          <w:sz w:val="36"/>
-          <w:szCs w:val="36"/>
-        </w:rPr>
-      </w:pPr>
-      <w:r>
-        <w:rPr>
-          <w:rFonts w:ascii="Calibri" w:hAnsi="Calibri" w:cs="Calibri"/>
-          <w:sz w:val="36"/>
-          <w:szCs w:val="36"/>
+          <w:sz w:val="34"/>
+          <w:szCs w:val="34"/>
+        </w:rPr>
+      </w:pPr>
+      <w:r>
+        <w:rPr>
+          <w:rFonts w:ascii="Calibri" w:hAnsi="Calibri" w:cs="Calibri"/>
+          <w:sz w:val="34"/>
+          <w:szCs w:val="34"/>
         </w:rPr>
         <w:t xml:space="preserve">Takes two </w:t>
       </w:r>
@@ -3539,16 +3550,16 @@
           <w:rFonts w:ascii="Calibri" w:hAnsi="Calibri" w:cs="Calibri"/>
           <w:b/>
           <w:bCs/>
-          <w:sz w:val="36"/>
-          <w:szCs w:val="36"/>
+          <w:sz w:val="34"/>
+          <w:szCs w:val="34"/>
         </w:rPr>
         <w:t>int</w:t>
       </w:r>
       <w:r>
         <w:rPr>
           <w:rFonts w:ascii="Calibri" w:hAnsi="Calibri" w:cs="Calibri"/>
-          <w:sz w:val="36"/>
-          <w:szCs w:val="36"/>
+          <w:sz w:val="34"/>
+          <w:szCs w:val="34"/>
         </w:rPr>
         <w:t xml:space="preserve"> arguments</w:t>
       </w:r>
@@ -3563,15 +3574,15 @@
         <w:jc w:val="both"/>
         <w:rPr>
           <w:rFonts w:ascii="Calibri" w:hAnsi="Calibri" w:cs="Calibri"/>
-          <w:sz w:val="36"/>
-          <w:szCs w:val="36"/>
-        </w:rPr>
-      </w:pPr>
-      <w:r>
-        <w:rPr>
-          <w:rFonts w:ascii="Calibri" w:hAnsi="Calibri" w:cs="Calibri"/>
-          <w:sz w:val="36"/>
-          <w:szCs w:val="36"/>
+          <w:sz w:val="34"/>
+          <w:szCs w:val="34"/>
+        </w:rPr>
+      </w:pPr>
+      <w:r>
+        <w:rPr>
+          <w:rFonts w:ascii="Calibri" w:hAnsi="Calibri" w:cs="Calibri"/>
+          <w:sz w:val="34"/>
+          <w:szCs w:val="34"/>
         </w:rPr>
         <w:t xml:space="preserve">Returns an </w:t>
       </w:r>
@@ -3580,8 +3591,8 @@
           <w:rFonts w:ascii="Calibri" w:hAnsi="Calibri" w:cs="Calibri"/>
           <w:b/>
           <w:bCs/>
-          <w:sz w:val="36"/>
-          <w:szCs w:val="36"/>
+          <w:sz w:val="34"/>
+          <w:szCs w:val="34"/>
         </w:rPr>
         <w:t>int</w:t>
       </w:r>
@@ -3594,18 +3605,18 @@
           <w:b/>
           <w:bCs/>
           <w:color w:val="D86DCB" w:themeColor="accent5" w:themeTint="99"/>
-          <w:sz w:val="36"/>
-          <w:szCs w:val="36"/>
-        </w:rPr>
-      </w:pPr>
-      <w:r>
-        <w:rPr>
-          <w:rFonts w:ascii="Calibri" w:hAnsi="Calibri" w:cs="Calibri"/>
-          <w:b/>
-          <w:bCs/>
-          <w:color w:val="D86DCB" w:themeColor="accent5" w:themeTint="99"/>
-          <w:sz w:val="36"/>
-          <w:szCs w:val="36"/>
+          <w:sz w:val="34"/>
+          <w:szCs w:val="34"/>
+        </w:rPr>
+      </w:pPr>
+      <w:r>
+        <w:rPr>
+          <w:rFonts w:ascii="Calibri" w:hAnsi="Calibri" w:cs="Calibri"/>
+          <w:b/>
+          <w:bCs/>
+          <w:color w:val="D86DCB" w:themeColor="accent5" w:themeTint="99"/>
+          <w:sz w:val="34"/>
+          <w:szCs w:val="34"/>
         </w:rPr>
         <w:t>from typing import Callable</w:t>
       </w:r>
@@ -3618,18 +3629,18 @@
           <w:b/>
           <w:bCs/>
           <w:color w:val="D86DCB" w:themeColor="accent5" w:themeTint="99"/>
-          <w:sz w:val="36"/>
-          <w:szCs w:val="36"/>
-        </w:rPr>
-      </w:pPr>
-      <w:r>
-        <w:rPr>
-          <w:rFonts w:ascii="Calibri" w:hAnsi="Calibri" w:cs="Calibri"/>
-          <w:b/>
-          <w:bCs/>
-          <w:color w:val="D86DCB" w:themeColor="accent5" w:themeTint="99"/>
-          <w:sz w:val="36"/>
-          <w:szCs w:val="36"/>
+          <w:sz w:val="34"/>
+          <w:szCs w:val="34"/>
+        </w:rPr>
+      </w:pPr>
+      <w:r>
+        <w:rPr>
+          <w:rFonts w:ascii="Calibri" w:hAnsi="Calibri" w:cs="Calibri"/>
+          <w:b/>
+          <w:bCs/>
+          <w:color w:val="D86DCB" w:themeColor="accent5" w:themeTint="99"/>
+          <w:sz w:val="34"/>
+          <w:szCs w:val="34"/>
         </w:rPr>
         <w:t xml:space="preserve">def </w:t>
       </w:r>
@@ -3640,8 +3651,8 @@
           <w:b/>
           <w:bCs/>
           <w:color w:val="D86DCB" w:themeColor="accent5" w:themeTint="99"/>
-          <w:sz w:val="36"/>
-          <w:szCs w:val="36"/>
+          <w:sz w:val="34"/>
+          <w:szCs w:val="34"/>
         </w:rPr>
         <w:t>calculate(</w:t>
       </w:r>
@@ -3652,8 +3663,8 @@
           <w:b/>
           <w:bCs/>
           <w:color w:val="D86DCB" w:themeColor="accent5" w:themeTint="99"/>
-          <w:sz w:val="36"/>
-          <w:szCs w:val="36"/>
+          <w:sz w:val="34"/>
+          <w:szCs w:val="34"/>
         </w:rPr>
         <w:t>operation: Callable[[int, int], int]):</w:t>
       </w:r>
@@ -3666,18 +3677,18 @@
           <w:b/>
           <w:bCs/>
           <w:color w:val="D86DCB" w:themeColor="accent5" w:themeTint="99"/>
-          <w:sz w:val="36"/>
-          <w:szCs w:val="36"/>
-        </w:rPr>
-      </w:pPr>
-      <w:r>
-        <w:rPr>
-          <w:rFonts w:ascii="Calibri" w:hAnsi="Calibri" w:cs="Calibri"/>
-          <w:b/>
-          <w:bCs/>
-          <w:color w:val="D86DCB" w:themeColor="accent5" w:themeTint="99"/>
-          <w:sz w:val="36"/>
-          <w:szCs w:val="36"/>
+          <w:sz w:val="34"/>
+          <w:szCs w:val="34"/>
+        </w:rPr>
+      </w:pPr>
+      <w:r>
+        <w:rPr>
+          <w:rFonts w:ascii="Calibri" w:hAnsi="Calibri" w:cs="Calibri"/>
+          <w:b/>
+          <w:bCs/>
+          <w:color w:val="D86DCB" w:themeColor="accent5" w:themeTint="99"/>
+          <w:sz w:val="34"/>
+          <w:szCs w:val="34"/>
         </w:rPr>
         <w:t xml:space="preserve">    return </w:t>
       </w:r>
@@ -3688,8 +3699,8 @@
           <w:b/>
           <w:bCs/>
           <w:color w:val="D86DCB" w:themeColor="accent5" w:themeTint="99"/>
-          <w:sz w:val="36"/>
-          <w:szCs w:val="36"/>
+          <w:sz w:val="34"/>
+          <w:szCs w:val="34"/>
         </w:rPr>
         <w:t>operation(</w:t>
       </w:r>
@@ -3700,8 +3711,8 @@
           <w:b/>
           <w:bCs/>
           <w:color w:val="D86DCB" w:themeColor="accent5" w:themeTint="99"/>
-          <w:sz w:val="36"/>
-          <w:szCs w:val="36"/>
+          <w:sz w:val="34"/>
+          <w:szCs w:val="34"/>
         </w:rPr>
         <w:t>10, 20)</w:t>
       </w:r>
@@ -3714,18 +3725,18 @@
           <w:b/>
           <w:bCs/>
           <w:color w:val="D86DCB" w:themeColor="accent5" w:themeTint="99"/>
-          <w:sz w:val="36"/>
-          <w:szCs w:val="36"/>
-        </w:rPr>
-      </w:pPr>
-      <w:r>
-        <w:rPr>
-          <w:rFonts w:ascii="Calibri" w:hAnsi="Calibri" w:cs="Calibri"/>
-          <w:b/>
-          <w:bCs/>
-          <w:color w:val="D86DCB" w:themeColor="accent5" w:themeTint="99"/>
-          <w:sz w:val="36"/>
-          <w:szCs w:val="36"/>
+          <w:sz w:val="34"/>
+          <w:szCs w:val="34"/>
+        </w:rPr>
+      </w:pPr>
+      <w:r>
+        <w:rPr>
+          <w:rFonts w:ascii="Calibri" w:hAnsi="Calibri" w:cs="Calibri"/>
+          <w:b/>
+          <w:bCs/>
+          <w:color w:val="D86DCB" w:themeColor="accent5" w:themeTint="99"/>
+          <w:sz w:val="34"/>
+          <w:szCs w:val="34"/>
         </w:rPr>
         <w:t xml:space="preserve">result = </w:t>
       </w:r>
@@ -3736,8 +3747,8 @@
           <w:b/>
           <w:bCs/>
           <w:color w:val="D86DCB" w:themeColor="accent5" w:themeTint="99"/>
-          <w:sz w:val="36"/>
-          <w:szCs w:val="36"/>
+          <w:sz w:val="34"/>
+          <w:szCs w:val="34"/>
         </w:rPr>
         <w:t>calculate(</w:t>
       </w:r>
@@ -3748,8 +3759,8 @@
           <w:b/>
           <w:bCs/>
           <w:color w:val="D86DCB" w:themeColor="accent5" w:themeTint="99"/>
-          <w:sz w:val="36"/>
-          <w:szCs w:val="36"/>
+          <w:sz w:val="34"/>
+          <w:szCs w:val="34"/>
         </w:rPr>
         <w:t>operation = lambda x, y : x + y)</w:t>
       </w:r>
@@ -3762,18 +3773,18 @@
           <w:b/>
           <w:bCs/>
           <w:color w:val="D86DCB" w:themeColor="accent5" w:themeTint="99"/>
-          <w:sz w:val="36"/>
-          <w:szCs w:val="36"/>
-        </w:rPr>
-      </w:pPr>
-      <w:r>
-        <w:rPr>
-          <w:rFonts w:ascii="Calibri" w:hAnsi="Calibri" w:cs="Calibri"/>
-          <w:b/>
-          <w:bCs/>
-          <w:color w:val="D86DCB" w:themeColor="accent5" w:themeTint="99"/>
-          <w:sz w:val="36"/>
-          <w:szCs w:val="36"/>
+          <w:sz w:val="34"/>
+          <w:szCs w:val="34"/>
+        </w:rPr>
+      </w:pPr>
+      <w:r>
+        <w:rPr>
+          <w:rFonts w:ascii="Calibri" w:hAnsi="Calibri" w:cs="Calibri"/>
+          <w:b/>
+          <w:bCs/>
+          <w:color w:val="D86DCB" w:themeColor="accent5" w:themeTint="99"/>
+          <w:sz w:val="34"/>
+          <w:szCs w:val="34"/>
         </w:rPr>
         <w:t>print(result)</w:t>
       </w:r>
@@ -3783,25 +3794,25 @@
         <w:jc w:val="both"/>
         <w:rPr>
           <w:rFonts w:ascii="Calibri" w:hAnsi="Calibri" w:cs="Calibri"/>
-          <w:sz w:val="36"/>
-          <w:szCs w:val="36"/>
-        </w:rPr>
-      </w:pPr>
-    </w:p>
-    <w:p>
-      <w:pPr>
-        <w:jc w:val="both"/>
-        <w:rPr>
-          <w:rFonts w:ascii="Calibri" w:hAnsi="Calibri" w:cs="Calibri"/>
-          <w:sz w:val="36"/>
-          <w:szCs w:val="36"/>
-        </w:rPr>
-      </w:pPr>
-      <w:r>
-        <w:rPr>
-          <w:rFonts w:ascii="Calibri" w:hAnsi="Calibri" w:cs="Calibri"/>
-          <w:sz w:val="36"/>
-          <w:szCs w:val="36"/>
+          <w:sz w:val="34"/>
+          <w:szCs w:val="34"/>
+        </w:rPr>
+      </w:pPr>
+    </w:p>
+    <w:p>
+      <w:pPr>
+        <w:jc w:val="both"/>
+        <w:rPr>
+          <w:rFonts w:ascii="Calibri" w:hAnsi="Calibri" w:cs="Calibri"/>
+          <w:sz w:val="34"/>
+          <w:szCs w:val="34"/>
+        </w:rPr>
+      </w:pPr>
+      <w:r>
+        <w:rPr>
+          <w:rFonts w:ascii="Calibri" w:hAnsi="Calibri" w:cs="Calibri"/>
+          <w:sz w:val="34"/>
+          <w:szCs w:val="34"/>
         </w:rPr>
         <w:t>Comparison with Dart:</w:t>
       </w:r>
@@ -3813,8 +3824,8 @@
         <w:tblLook w:val="04A0" w:firstRow="1" w:lastRow="0" w:firstColumn="1" w:lastColumn="0" w:noHBand="0" w:noVBand="1"/>
       </w:tblPr>
       <w:tblGrid>
-        <w:gridCol w:w="3240"/>
-        <w:gridCol w:w="5776"/>
+        <w:gridCol w:w="3089"/>
+        <w:gridCol w:w="5520"/>
       </w:tblGrid>
       <w:tr>
         <w:trPr>
@@ -3832,15 +3843,15 @@
               <w:jc w:val="both"/>
               <w:rPr>
                 <w:rFonts w:ascii="Calibri" w:hAnsi="Calibri" w:cs="Calibri"/>
-                <w:sz w:val="36"/>
-                <w:szCs w:val="36"/>
+                <w:sz w:val="34"/>
+                <w:szCs w:val="34"/>
               </w:rPr>
             </w:pPr>
             <w:r>
               <w:rPr>
                 <w:rFonts w:ascii="Calibri" w:hAnsi="Calibri" w:cs="Calibri"/>
-                <w:sz w:val="36"/>
-                <w:szCs w:val="36"/>
+                <w:sz w:val="34"/>
+                <w:szCs w:val="34"/>
               </w:rPr>
               <w:t>Dart</w:t>
             </w:r>
@@ -3858,15 +3869,15 @@
               <w:cnfStyle w:val="100000000000" w:firstRow="1" w:lastRow="0" w:firstColumn="0" w:lastColumn="0" w:oddVBand="0" w:evenVBand="0" w:oddHBand="0" w:evenHBand="0" w:firstRowFirstColumn="0" w:firstRowLastColumn="0" w:lastRowFirstColumn="0" w:lastRowLastColumn="0"/>
               <w:rPr>
                 <w:rFonts w:ascii="Calibri" w:hAnsi="Calibri" w:cs="Calibri"/>
-                <w:sz w:val="36"/>
-                <w:szCs w:val="36"/>
+                <w:sz w:val="34"/>
+                <w:szCs w:val="34"/>
               </w:rPr>
             </w:pPr>
             <w:r>
               <w:rPr>
                 <w:rFonts w:ascii="Calibri" w:hAnsi="Calibri" w:cs="Calibri"/>
-                <w:sz w:val="36"/>
-                <w:szCs w:val="36"/>
+                <w:sz w:val="34"/>
+                <w:szCs w:val="34"/>
               </w:rPr>
               <w:t>Python</w:t>
             </w:r>
@@ -3889,16 +3900,16 @@
               <w:jc w:val="both"/>
               <w:rPr>
                 <w:rFonts w:ascii="Calibri" w:hAnsi="Calibri" w:cs="Calibri"/>
-                <w:sz w:val="36"/>
-                <w:szCs w:val="36"/>
+                <w:sz w:val="34"/>
+                <w:szCs w:val="34"/>
               </w:rPr>
             </w:pPr>
             <w:proofErr w:type="spellStart"/>
             <w:r>
               <w:rPr>
                 <w:rFonts w:ascii="Calibri" w:hAnsi="Calibri" w:cs="Calibri"/>
-                <w:sz w:val="36"/>
-                <w:szCs w:val="36"/>
+                <w:sz w:val="34"/>
+                <w:szCs w:val="34"/>
               </w:rPr>
               <w:t>VoidCallback</w:t>
             </w:r>
@@ -3919,8 +3930,8 @@
                 <w:rFonts w:ascii="Calibri" w:hAnsi="Calibri" w:cs="Calibri"/>
                 <w:b/>
                 <w:bCs/>
-                <w:sz w:val="36"/>
-                <w:szCs w:val="36"/>
+                <w:sz w:val="34"/>
+                <w:szCs w:val="34"/>
               </w:rPr>
             </w:pPr>
             <w:proofErr w:type="gramStart"/>
@@ -3929,8 +3940,8 @@
                 <w:rFonts w:ascii="Calibri" w:hAnsi="Calibri" w:cs="Calibri"/>
                 <w:b/>
                 <w:bCs/>
-                <w:sz w:val="36"/>
-                <w:szCs w:val="36"/>
+                <w:sz w:val="34"/>
+                <w:szCs w:val="34"/>
               </w:rPr>
               <w:t>Callable[</w:t>
             </w:r>
@@ -3940,8 +3951,8 @@
                 <w:rFonts w:ascii="Calibri" w:hAnsi="Calibri" w:cs="Calibri"/>
                 <w:b/>
                 <w:bCs/>
-                <w:sz w:val="36"/>
-                <w:szCs w:val="36"/>
+                <w:sz w:val="34"/>
+                <w:szCs w:val="34"/>
               </w:rPr>
               <w:t>[], None] (optional type hint)</w:t>
             </w:r>
@@ -3961,15 +3972,15 @@
               <w:jc w:val="both"/>
               <w:rPr>
                 <w:rFonts w:ascii="Calibri" w:hAnsi="Calibri" w:cs="Calibri"/>
-                <w:sz w:val="36"/>
-                <w:szCs w:val="36"/>
+                <w:sz w:val="34"/>
+                <w:szCs w:val="34"/>
               </w:rPr>
             </w:pPr>
             <w:r>
               <w:rPr>
                 <w:rFonts w:ascii="Calibri" w:hAnsi="Calibri" w:cs="Calibri"/>
-                <w:sz w:val="36"/>
-                <w:szCs w:val="36"/>
+                <w:sz w:val="34"/>
+                <w:szCs w:val="34"/>
               </w:rPr>
               <w:t>Function(int)</w:t>
             </w:r>
@@ -3989,8 +4000,8 @@
                 <w:rFonts w:ascii="Calibri" w:hAnsi="Calibri" w:cs="Calibri"/>
                 <w:b/>
                 <w:bCs/>
-                <w:sz w:val="36"/>
-                <w:szCs w:val="36"/>
+                <w:sz w:val="34"/>
+                <w:szCs w:val="34"/>
               </w:rPr>
             </w:pPr>
             <w:r>
@@ -3998,8 +4009,8 @@
                 <w:rFonts w:ascii="Calibri" w:hAnsi="Calibri" w:cs="Calibri"/>
                 <w:b/>
                 <w:bCs/>
-                <w:sz w:val="36"/>
-                <w:szCs w:val="36"/>
+                <w:sz w:val="34"/>
+                <w:szCs w:val="34"/>
               </w:rPr>
               <w:t>Callable[[int], None]</w:t>
             </w:r>
@@ -4022,16 +4033,16 @@
               <w:jc w:val="both"/>
               <w:rPr>
                 <w:rFonts w:ascii="Calibri" w:hAnsi="Calibri" w:cs="Calibri"/>
-                <w:sz w:val="36"/>
-                <w:szCs w:val="36"/>
+                <w:sz w:val="34"/>
+                <w:szCs w:val="34"/>
               </w:rPr>
             </w:pPr>
             <w:proofErr w:type="gramStart"/>
             <w:r>
               <w:rPr>
                 <w:rFonts w:ascii="Calibri" w:hAnsi="Calibri" w:cs="Calibri"/>
-                <w:sz w:val="36"/>
-                <w:szCs w:val="36"/>
+                <w:sz w:val="34"/>
+                <w:szCs w:val="34"/>
               </w:rPr>
               <w:t>Function(</w:t>
             </w:r>
@@ -4039,8 +4050,8 @@
             <w:r>
               <w:rPr>
                 <w:rFonts w:ascii="Calibri" w:hAnsi="Calibri" w:cs="Calibri"/>
-                <w:sz w:val="36"/>
-                <w:szCs w:val="36"/>
+                <w:sz w:val="34"/>
+                <w:szCs w:val="34"/>
               </w:rPr>
               <w:t>int, int)</w:t>
             </w:r>
@@ -4060,8 +4071,8 @@
                 <w:rFonts w:ascii="Calibri" w:hAnsi="Calibri" w:cs="Calibri"/>
                 <w:b/>
                 <w:bCs/>
-                <w:sz w:val="36"/>
-                <w:szCs w:val="36"/>
+                <w:sz w:val="34"/>
+                <w:szCs w:val="34"/>
               </w:rPr>
             </w:pPr>
             <w:proofErr w:type="gramStart"/>
@@ -4070,8 +4081,8 @@
                 <w:rFonts w:ascii="Calibri" w:hAnsi="Calibri" w:cs="Calibri"/>
                 <w:b/>
                 <w:bCs/>
-                <w:sz w:val="36"/>
-                <w:szCs w:val="36"/>
+                <w:sz w:val="34"/>
+                <w:szCs w:val="34"/>
               </w:rPr>
               <w:t>Callable[</w:t>
             </w:r>
@@ -4081,8 +4092,8 @@
                 <w:rFonts w:ascii="Calibri" w:hAnsi="Calibri" w:cs="Calibri"/>
                 <w:b/>
                 <w:bCs/>
-                <w:sz w:val="36"/>
-                <w:szCs w:val="36"/>
+                <w:sz w:val="34"/>
+                <w:szCs w:val="34"/>
               </w:rPr>
               <w:t xml:space="preserve">[int, int], </w:t>
             </w:r>
@@ -4092,8 +4103,8 @@
                 <w:rFonts w:ascii="Calibri" w:hAnsi="Calibri" w:cs="Calibri"/>
                 <w:b/>
                 <w:bCs/>
-                <w:sz w:val="36"/>
-                <w:szCs w:val="36"/>
+                <w:sz w:val="34"/>
+                <w:szCs w:val="34"/>
               </w:rPr>
               <w:t>ReturnType</w:t>
             </w:r>
@@ -4103,8 +4114,8 @@
                 <w:rFonts w:ascii="Calibri" w:hAnsi="Calibri" w:cs="Calibri"/>
                 <w:b/>
                 <w:bCs/>
-                <w:sz w:val="36"/>
-                <w:szCs w:val="36"/>
+                <w:sz w:val="34"/>
+                <w:szCs w:val="34"/>
               </w:rPr>
               <w:t>]</w:t>
             </w:r>
@@ -4126,8 +4137,8 @@
                 <w:rFonts w:ascii="Calibri" w:hAnsi="Calibri" w:cs="Calibri"/>
                 <w:b w:val="0"/>
                 <w:bCs w:val="0"/>
-                <w:sz w:val="36"/>
-                <w:szCs w:val="36"/>
+                <w:sz w:val="34"/>
+                <w:szCs w:val="34"/>
               </w:rPr>
             </w:pPr>
             <w:r>
@@ -4135,9 +4146,10 @@
                 <w:rFonts w:ascii="Calibri" w:hAnsi="Calibri" w:cs="Calibri"/>
                 <w:b w:val="0"/>
                 <w:bCs w:val="0"/>
-                <w:sz w:val="36"/>
-                <w:szCs w:val="36"/>
+                <w:sz w:val="34"/>
+                <w:szCs w:val="34"/>
               </w:rPr>
+              <w:lastRenderedPageBreak/>
               <w:t>Anonymous function</w:t>
             </w:r>
           </w:p>
@@ -4154,15 +4166,15 @@
               <w:cnfStyle w:val="000000000000" w:firstRow="0" w:lastRow="0" w:firstColumn="0" w:lastColumn="0" w:oddVBand="0" w:evenVBand="0" w:oddHBand="0" w:evenHBand="0" w:firstRowFirstColumn="0" w:firstRowLastColumn="0" w:lastRowFirstColumn="0" w:lastRowLastColumn="0"/>
               <w:rPr>
                 <w:rFonts w:ascii="Calibri" w:hAnsi="Calibri" w:cs="Calibri"/>
-                <w:sz w:val="36"/>
-                <w:szCs w:val="36"/>
+                <w:sz w:val="34"/>
+                <w:szCs w:val="34"/>
               </w:rPr>
             </w:pPr>
             <w:r>
               <w:rPr>
                 <w:rFonts w:ascii="Calibri" w:hAnsi="Calibri" w:cs="Calibri"/>
-                <w:sz w:val="36"/>
-                <w:szCs w:val="36"/>
+                <w:sz w:val="34"/>
+                <w:szCs w:val="34"/>
               </w:rPr>
               <w:t>lambda</w:t>
             </w:r>
@@ -4175,18 +4187,18 @@
         <w:jc w:val="both"/>
         <w:rPr>
           <w:rFonts w:ascii="Calibri" w:hAnsi="Calibri" w:cs="Calibri"/>
-          <w:sz w:val="36"/>
-          <w:szCs w:val="36"/>
-        </w:rPr>
-      </w:pPr>
-    </w:p>
-    <w:p>
-      <w:pPr>
-        <w:jc w:val="both"/>
-        <w:rPr>
-          <w:rFonts w:ascii="Calibri" w:hAnsi="Calibri" w:cs="Calibri"/>
-          <w:sz w:val="36"/>
-          <w:szCs w:val="36"/>
+          <w:sz w:val="34"/>
+          <w:szCs w:val="34"/>
+        </w:rPr>
+      </w:pPr>
+    </w:p>
+    <w:p>
+      <w:pPr>
+        <w:jc w:val="both"/>
+        <w:rPr>
+          <w:rFonts w:ascii="Calibri" w:hAnsi="Calibri" w:cs="Calibri"/>
+          <w:sz w:val="34"/>
+          <w:szCs w:val="34"/>
         </w:rPr>
       </w:pPr>
     </w:p>
@@ -4195,15 +4207,15 @@
         <w:jc w:val="center"/>
         <w:rPr>
           <w:rFonts w:ascii="Calibri" w:hAnsi="Calibri" w:cs="Calibri"/>
-          <w:sz w:val="36"/>
-          <w:szCs w:val="36"/>
-        </w:rPr>
-      </w:pPr>
-      <w:r>
-        <w:rPr>
-          <w:rFonts w:ascii="Calibri" w:hAnsi="Calibri" w:cs="Calibri"/>
-          <w:sz w:val="36"/>
-          <w:szCs w:val="36"/>
+          <w:sz w:val="34"/>
+          <w:szCs w:val="34"/>
+        </w:rPr>
+      </w:pPr>
+      <w:r>
+        <w:rPr>
+          <w:rFonts w:ascii="Calibri" w:hAnsi="Calibri" w:cs="Calibri"/>
+          <w:sz w:val="34"/>
+          <w:szCs w:val="34"/>
         </w:rPr>
         <w:t>Break</w:t>
       </w:r>
@@ -4213,68 +4225,68 @@
         <w:jc w:val="both"/>
         <w:rPr>
           <w:rFonts w:ascii="Calibri" w:hAnsi="Calibri" w:cs="Calibri"/>
-          <w:sz w:val="36"/>
-          <w:szCs w:val="36"/>
-        </w:rPr>
-      </w:pPr>
-    </w:p>
-    <w:p>
-      <w:pPr>
-        <w:jc w:val="both"/>
-        <w:rPr>
-          <w:rFonts w:ascii="Calibri" w:hAnsi="Calibri" w:cs="Calibri"/>
-          <w:sz w:val="36"/>
-          <w:szCs w:val="36"/>
-        </w:rPr>
-      </w:pPr>
-    </w:p>
-    <w:p>
-      <w:pPr>
-        <w:jc w:val="both"/>
-        <w:rPr>
-          <w:rFonts w:ascii="Calibri" w:hAnsi="Calibri" w:cs="Calibri"/>
-          <w:sz w:val="36"/>
-          <w:szCs w:val="36"/>
-        </w:rPr>
-      </w:pPr>
-    </w:p>
-    <w:p>
-      <w:pPr>
-        <w:jc w:val="both"/>
-        <w:rPr>
-          <w:rFonts w:ascii="Calibri" w:hAnsi="Calibri" w:cs="Calibri"/>
-          <w:sz w:val="36"/>
-          <w:szCs w:val="36"/>
-        </w:rPr>
-      </w:pPr>
-    </w:p>
-    <w:p>
-      <w:pPr>
-        <w:jc w:val="both"/>
-        <w:rPr>
-          <w:rFonts w:ascii="Calibri" w:hAnsi="Calibri" w:cs="Calibri"/>
-          <w:sz w:val="36"/>
-          <w:szCs w:val="36"/>
-        </w:rPr>
-      </w:pPr>
-    </w:p>
-    <w:p>
-      <w:pPr>
-        <w:jc w:val="both"/>
-        <w:rPr>
-          <w:rFonts w:ascii="Calibri" w:hAnsi="Calibri" w:cs="Calibri"/>
-          <w:sz w:val="36"/>
-          <w:szCs w:val="36"/>
-        </w:rPr>
-      </w:pPr>
-    </w:p>
-    <w:p>
-      <w:pPr>
-        <w:jc w:val="both"/>
-        <w:rPr>
-          <w:rFonts w:ascii="Calibri" w:hAnsi="Calibri" w:cs="Calibri"/>
-          <w:sz w:val="36"/>
-          <w:szCs w:val="36"/>
+          <w:sz w:val="34"/>
+          <w:szCs w:val="34"/>
+        </w:rPr>
+      </w:pPr>
+    </w:p>
+    <w:p>
+      <w:pPr>
+        <w:jc w:val="both"/>
+        <w:rPr>
+          <w:rFonts w:ascii="Calibri" w:hAnsi="Calibri" w:cs="Calibri"/>
+          <w:sz w:val="34"/>
+          <w:szCs w:val="34"/>
+        </w:rPr>
+      </w:pPr>
+    </w:p>
+    <w:p>
+      <w:pPr>
+        <w:jc w:val="both"/>
+        <w:rPr>
+          <w:rFonts w:ascii="Calibri" w:hAnsi="Calibri" w:cs="Calibri"/>
+          <w:sz w:val="34"/>
+          <w:szCs w:val="34"/>
+        </w:rPr>
+      </w:pPr>
+    </w:p>
+    <w:p>
+      <w:pPr>
+        <w:jc w:val="both"/>
+        <w:rPr>
+          <w:rFonts w:ascii="Calibri" w:hAnsi="Calibri" w:cs="Calibri"/>
+          <w:sz w:val="34"/>
+          <w:szCs w:val="34"/>
+        </w:rPr>
+      </w:pPr>
+    </w:p>
+    <w:p>
+      <w:pPr>
+        <w:jc w:val="both"/>
+        <w:rPr>
+          <w:rFonts w:ascii="Calibri" w:hAnsi="Calibri" w:cs="Calibri"/>
+          <w:sz w:val="34"/>
+          <w:szCs w:val="34"/>
+        </w:rPr>
+      </w:pPr>
+    </w:p>
+    <w:p>
+      <w:pPr>
+        <w:jc w:val="both"/>
+        <w:rPr>
+          <w:rFonts w:ascii="Calibri" w:hAnsi="Calibri" w:cs="Calibri"/>
+          <w:sz w:val="34"/>
+          <w:szCs w:val="34"/>
+        </w:rPr>
+      </w:pPr>
+    </w:p>
+    <w:p>
+      <w:pPr>
+        <w:jc w:val="both"/>
+        <w:rPr>
+          <w:rFonts w:ascii="Calibri" w:hAnsi="Calibri" w:cs="Calibri"/>
+          <w:sz w:val="34"/>
+          <w:szCs w:val="34"/>
         </w:rPr>
       </w:pPr>
     </w:p>

--- a/python/p6_python_lambda_and_void_callback_methods_and_more.docx
+++ b/python/p6_python_lambda_and_void_callback_methods_and_more.docx
@@ -6,14 +6,14 @@
       <w:pPr>
         <w:jc w:val="center"/>
         <w:rPr>
-          <w:rFonts w:ascii="Calibri" w:hAnsi="Calibri" w:cs="Calibri"/>
-          <w:sz w:val="34"/>
-          <w:szCs w:val="34"/>
-        </w:rPr>
-      </w:pPr>
-      <w:r>
-        <w:rPr>
-          <w:rFonts w:ascii="Calibri" w:hAnsi="Calibri" w:cs="Calibri"/>
+          <w:rFonts w:ascii="Carlito" w:hAnsi="Carlito" w:cs="Carlito"/>
+          <w:sz w:val="34"/>
+          <w:szCs w:val="34"/>
+        </w:rPr>
+      </w:pPr>
+      <w:r>
+        <w:rPr>
+          <w:rFonts w:ascii="Carlito" w:hAnsi="Carlito" w:cs="Carlito"/>
           <w:b/>
           <w:bCs/>
           <w:sz w:val="42"/>
@@ -31,32 +31,40 @@
         </w:numPr>
         <w:jc w:val="both"/>
         <w:rPr>
-          <w:rFonts w:ascii="Calibri" w:hAnsi="Calibri" w:cs="Calibri"/>
-          <w:sz w:val="32"/>
-          <w:szCs w:val="32"/>
-        </w:rPr>
-      </w:pPr>
-      <w:r>
-        <w:rPr>
-          <w:rFonts w:ascii="Calibri" w:hAnsi="Calibri" w:cs="Calibri"/>
-          <w:sz w:val="32"/>
-          <w:szCs w:val="32"/>
-        </w:rPr>
-        <w:t>Lambda or Anonymous Function………………………………………</w:t>
-      </w:r>
-      <w:r>
-        <w:rPr>
-          <w:rFonts w:ascii="Calibri" w:hAnsi="Calibri" w:cs="Calibri"/>
-          <w:sz w:val="32"/>
-          <w:szCs w:val="32"/>
-        </w:rPr>
-        <w:t>…………</w:t>
-      </w:r>
-      <w:r>
-        <w:rPr>
-          <w:rFonts w:ascii="Calibri" w:hAnsi="Calibri" w:cs="Calibri"/>
-          <w:sz w:val="32"/>
-          <w:szCs w:val="32"/>
+          <w:rFonts w:ascii="Carlito" w:hAnsi="Carlito" w:cs="Carlito"/>
+          <w:sz w:val="34"/>
+          <w:szCs w:val="34"/>
+        </w:rPr>
+      </w:pPr>
+      <w:r>
+        <w:rPr>
+          <w:rFonts w:ascii="Carlito" w:hAnsi="Carlito" w:cs="Carlito"/>
+          <w:sz w:val="34"/>
+          <w:szCs w:val="34"/>
+        </w:rPr>
+        <w:t>Lambda or Anonymous Function……………………………………</w:t>
+      </w:r>
+      <w:r>
+        <w:rPr>
+          <w:rFonts w:ascii="Carlito" w:hAnsi="Carlito" w:cs="Carlito"/>
+          <w:sz w:val="34"/>
+          <w:szCs w:val="34"/>
+        </w:rPr>
+        <w:t>……</w:t>
+      </w:r>
+      <w:r>
+        <w:rPr>
+          <w:rFonts w:ascii="Carlito" w:hAnsi="Carlito" w:cs="Carlito"/>
+          <w:sz w:val="34"/>
+          <w:szCs w:val="34"/>
+        </w:rPr>
+        <w:t>…</w:t>
+      </w:r>
+      <w:r>
+        <w:rPr>
+          <w:rFonts w:ascii="Carlito" w:hAnsi="Carlito" w:cs="Carlito"/>
+          <w:sz w:val="34"/>
+          <w:szCs w:val="34"/>
         </w:rPr>
         <w:t>.2</w:t>
       </w:r>
@@ -70,41 +78,49 @@
         </w:numPr>
         <w:jc w:val="both"/>
         <w:rPr>
-          <w:rFonts w:ascii="Calibri" w:hAnsi="Calibri" w:cs="Calibri"/>
-          <w:sz w:val="32"/>
-          <w:szCs w:val="32"/>
-        </w:rPr>
-      </w:pPr>
-      <w:r>
-        <w:rPr>
-          <w:rFonts w:ascii="Calibri" w:hAnsi="Calibri" w:cs="Calibri"/>
-          <w:sz w:val="32"/>
-          <w:szCs w:val="32"/>
-        </w:rPr>
-        <w:t>Callback methods in Python……………………………………………</w:t>
-      </w:r>
-      <w:r>
-        <w:rPr>
-          <w:rFonts w:ascii="Calibri" w:hAnsi="Calibri" w:cs="Calibri"/>
-          <w:sz w:val="32"/>
-          <w:szCs w:val="32"/>
-        </w:rPr>
-        <w:t>…………….5</w:t>
-      </w:r>
-    </w:p>
-    <w:p>
-      <w:pPr>
-        <w:rPr>
-          <w:rFonts w:ascii="Calibri" w:hAnsi="Calibri" w:cs="Calibri"/>
-          <w:sz w:val="32"/>
-          <w:szCs w:val="32"/>
-        </w:rPr>
-      </w:pPr>
-      <w:r>
-        <w:rPr>
-          <w:rFonts w:ascii="Calibri" w:hAnsi="Calibri" w:cs="Calibri"/>
-          <w:sz w:val="32"/>
-          <w:szCs w:val="32"/>
+          <w:rFonts w:ascii="Carlito" w:hAnsi="Carlito" w:cs="Carlito"/>
+          <w:sz w:val="34"/>
+          <w:szCs w:val="34"/>
+        </w:rPr>
+      </w:pPr>
+      <w:r>
+        <w:rPr>
+          <w:rFonts w:ascii="Carlito" w:hAnsi="Carlito" w:cs="Carlito"/>
+          <w:sz w:val="34"/>
+          <w:szCs w:val="34"/>
+        </w:rPr>
+        <w:t>Callback methods in Python…………………………………………</w:t>
+      </w:r>
+      <w:r>
+        <w:rPr>
+          <w:rFonts w:ascii="Carlito" w:hAnsi="Carlito" w:cs="Carlito"/>
+          <w:sz w:val="34"/>
+          <w:szCs w:val="34"/>
+        </w:rPr>
+        <w:t>..</w:t>
+      </w:r>
+      <w:r>
+        <w:rPr>
+          <w:rFonts w:ascii="Carlito" w:hAnsi="Carlito" w:cs="Carlito"/>
+          <w:sz w:val="34"/>
+          <w:szCs w:val="34"/>
+        </w:rPr>
+        <w:t>……….5</w:t>
+      </w:r>
+    </w:p>
+    <w:p>
+      <w:pPr>
+        <w:rPr>
+          <w:rFonts w:ascii="Carlito" w:hAnsi="Carlito" w:cs="Carlito"/>
+          <w:sz w:val="34"/>
+          <w:szCs w:val="34"/>
+        </w:rPr>
+      </w:pPr>
+      <w:r>
+        <w:rPr>
+          <w:rFonts w:ascii="Carlito" w:hAnsi="Carlito" w:cs="Carlito"/>
+          <w:sz w:val="34"/>
+          <w:szCs w:val="34"/>
         </w:rPr>
         <w:br w:type="page"/>
       </w:r>
@@ -113,16 +129,16 @@
       <w:pPr>
         <w:jc w:val="both"/>
         <w:rPr>
-          <w:rFonts w:ascii="Calibri" w:hAnsi="Calibri" w:cs="Calibri"/>
-          <w:b/>
-          <w:bCs/>
-          <w:sz w:val="34"/>
-          <w:szCs w:val="34"/>
-        </w:rPr>
-      </w:pPr>
-      <w:r>
-        <w:rPr>
-          <w:rFonts w:ascii="Calibri" w:hAnsi="Calibri" w:cs="Calibri"/>
+          <w:rFonts w:ascii="Carlito" w:hAnsi="Carlito" w:cs="Carlito"/>
+          <w:b/>
+          <w:bCs/>
+          <w:sz w:val="34"/>
+          <w:szCs w:val="34"/>
+        </w:rPr>
+      </w:pPr>
+      <w:r>
+        <w:rPr>
+          <w:rFonts w:ascii="Carlito" w:hAnsi="Carlito" w:cs="Carlito"/>
           <w:b/>
           <w:bCs/>
           <w:sz w:val="34"/>
@@ -136,14 +152,14 @@
       <w:pPr>
         <w:jc w:val="both"/>
         <w:rPr>
-          <w:rFonts w:ascii="Calibri" w:hAnsi="Calibri" w:cs="Calibri"/>
-          <w:sz w:val="34"/>
-          <w:szCs w:val="34"/>
-        </w:rPr>
-      </w:pPr>
-      <w:r>
-        <w:rPr>
-          <w:rFonts w:ascii="Calibri" w:hAnsi="Calibri" w:cs="Calibri"/>
+          <w:rFonts w:ascii="Carlito" w:hAnsi="Carlito" w:cs="Carlito"/>
+          <w:sz w:val="34"/>
+          <w:szCs w:val="34"/>
+        </w:rPr>
+      </w:pPr>
+      <w:r>
+        <w:rPr>
+          <w:rFonts w:ascii="Carlito" w:hAnsi="Carlito" w:cs="Carlito"/>
           <w:sz w:val="34"/>
           <w:szCs w:val="34"/>
         </w:rPr>
@@ -159,14 +175,14 @@
         </w:numPr>
         <w:jc w:val="both"/>
         <w:rPr>
-          <w:rFonts w:ascii="Calibri" w:hAnsi="Calibri" w:cs="Calibri"/>
-          <w:sz w:val="34"/>
-          <w:szCs w:val="34"/>
-        </w:rPr>
-      </w:pPr>
-      <w:r>
-        <w:rPr>
-          <w:rFonts w:ascii="Calibri" w:hAnsi="Calibri" w:cs="Calibri"/>
+          <w:rFonts w:ascii="Carlito" w:hAnsi="Carlito" w:cs="Carlito"/>
+          <w:sz w:val="34"/>
+          <w:szCs w:val="34"/>
+        </w:rPr>
+      </w:pPr>
+      <w:r>
+        <w:rPr>
+          <w:rFonts w:ascii="Carlito" w:hAnsi="Carlito" w:cs="Carlito"/>
           <w:b/>
           <w:bCs/>
           <w:sz w:val="34"/>
@@ -176,7 +192,7 @@
       </w:r>
       <w:r>
         <w:rPr>
-          <w:rFonts w:ascii="Calibri" w:hAnsi="Calibri" w:cs="Calibri"/>
+          <w:rFonts w:ascii="Carlito" w:hAnsi="Carlito" w:cs="Carlito"/>
           <w:sz w:val="34"/>
           <w:szCs w:val="34"/>
         </w:rPr>
@@ -184,7 +200,7 @@
       </w:r>
       <w:r>
         <w:rPr>
-          <w:rFonts w:ascii="Calibri" w:hAnsi="Calibri" w:cs="Calibri"/>
+          <w:rFonts w:ascii="Carlito" w:hAnsi="Carlito" w:cs="Carlito"/>
           <w:sz w:val="26"/>
           <w:szCs w:val="26"/>
         </w:rPr>
@@ -192,7 +208,7 @@
       </w:r>
       <w:r>
         <w:rPr>
-          <w:rFonts w:ascii="Calibri" w:hAnsi="Calibri" w:cs="Calibri"/>
+          <w:rFonts w:ascii="Carlito" w:hAnsi="Carlito" w:cs="Carlito"/>
           <w:sz w:val="34"/>
           <w:szCs w:val="34"/>
         </w:rPr>
@@ -208,14 +224,14 @@
         </w:numPr>
         <w:jc w:val="both"/>
         <w:rPr>
-          <w:rFonts w:ascii="Calibri" w:hAnsi="Calibri" w:cs="Calibri"/>
-          <w:sz w:val="34"/>
-          <w:szCs w:val="34"/>
-        </w:rPr>
-      </w:pPr>
-      <w:r>
-        <w:rPr>
-          <w:rFonts w:ascii="Calibri" w:hAnsi="Calibri" w:cs="Calibri"/>
+          <w:rFonts w:ascii="Carlito" w:hAnsi="Carlito" w:cs="Carlito"/>
+          <w:sz w:val="34"/>
+          <w:szCs w:val="34"/>
+        </w:rPr>
+      </w:pPr>
+      <w:r>
+        <w:rPr>
+          <w:rFonts w:ascii="Carlito" w:hAnsi="Carlito" w:cs="Carlito"/>
           <w:b/>
           <w:bCs/>
           <w:sz w:val="34"/>
@@ -225,7 +241,7 @@
       </w:r>
       <w:r>
         <w:rPr>
-          <w:rFonts w:ascii="Calibri" w:hAnsi="Calibri" w:cs="Calibri"/>
+          <w:rFonts w:ascii="Carlito" w:hAnsi="Carlito" w:cs="Carlito"/>
           <w:sz w:val="34"/>
           <w:szCs w:val="34"/>
         </w:rPr>
@@ -233,7 +249,7 @@
       </w:r>
       <w:r>
         <w:rPr>
-          <w:rFonts w:ascii="Calibri" w:hAnsi="Calibri" w:cs="Calibri"/>
+          <w:rFonts w:ascii="Carlito" w:hAnsi="Carlito" w:cs="Carlito"/>
           <w:sz w:val="26"/>
           <w:szCs w:val="26"/>
         </w:rPr>
@@ -241,7 +257,7 @@
       </w:r>
       <w:r>
         <w:rPr>
-          <w:rFonts w:ascii="Calibri" w:hAnsi="Calibri" w:cs="Calibri"/>
+          <w:rFonts w:ascii="Carlito" w:hAnsi="Carlito" w:cs="Carlito"/>
           <w:sz w:val="34"/>
           <w:szCs w:val="34"/>
         </w:rPr>
@@ -257,14 +273,14 @@
         </w:numPr>
         <w:jc w:val="both"/>
         <w:rPr>
-          <w:rFonts w:ascii="Calibri" w:hAnsi="Calibri" w:cs="Calibri"/>
-          <w:sz w:val="34"/>
-          <w:szCs w:val="34"/>
-        </w:rPr>
-      </w:pPr>
-      <w:r>
-        <w:rPr>
-          <w:rFonts w:ascii="Calibri" w:hAnsi="Calibri" w:cs="Calibri"/>
+          <w:rFonts w:ascii="Carlito" w:hAnsi="Carlito" w:cs="Carlito"/>
+          <w:sz w:val="34"/>
+          <w:szCs w:val="34"/>
+        </w:rPr>
+      </w:pPr>
+      <w:r>
+        <w:rPr>
+          <w:rFonts w:ascii="Carlito" w:hAnsi="Carlito" w:cs="Carlito"/>
           <w:b/>
           <w:bCs/>
           <w:sz w:val="34"/>
@@ -274,7 +290,7 @@
       </w:r>
       <w:r>
         <w:rPr>
-          <w:rFonts w:ascii="Calibri" w:hAnsi="Calibri" w:cs="Calibri"/>
+          <w:rFonts w:ascii="Carlito" w:hAnsi="Carlito" w:cs="Carlito"/>
           <w:sz w:val="34"/>
           <w:szCs w:val="34"/>
         </w:rPr>
@@ -282,7 +298,7 @@
       </w:r>
       <w:r>
         <w:rPr>
-          <w:rFonts w:ascii="Calibri" w:hAnsi="Calibri" w:cs="Calibri"/>
+          <w:rFonts w:ascii="Carlito" w:hAnsi="Carlito" w:cs="Carlito"/>
           <w:sz w:val="26"/>
           <w:szCs w:val="26"/>
         </w:rPr>
@@ -290,7 +306,7 @@
       </w:r>
       <w:r>
         <w:rPr>
-          <w:rFonts w:ascii="Calibri" w:hAnsi="Calibri" w:cs="Calibri"/>
+          <w:rFonts w:ascii="Carlito" w:hAnsi="Carlito" w:cs="Carlito"/>
           <w:sz w:val="34"/>
           <w:szCs w:val="34"/>
         </w:rPr>
@@ -298,7 +314,7 @@
       </w:r>
       <w:r>
         <w:rPr>
-          <w:rFonts w:ascii="Calibri" w:hAnsi="Calibri" w:cs="Calibri"/>
+          <w:rFonts w:ascii="Carlito" w:hAnsi="Carlito" w:cs="Carlito"/>
           <w:b/>
           <w:bCs/>
           <w:sz w:val="34"/>
@@ -311,14 +327,14 @@
       <w:pPr>
         <w:jc w:val="both"/>
         <w:rPr>
-          <w:rFonts w:ascii="Calibri" w:hAnsi="Calibri" w:cs="Calibri"/>
-          <w:sz w:val="34"/>
-          <w:szCs w:val="34"/>
-        </w:rPr>
-      </w:pPr>
-      <w:r>
-        <w:rPr>
-          <w:rFonts w:ascii="Calibri" w:hAnsi="Calibri" w:cs="Calibri"/>
+          <w:rFonts w:ascii="Carlito" w:hAnsi="Carlito" w:cs="Carlito"/>
+          <w:sz w:val="34"/>
+          <w:szCs w:val="34"/>
+        </w:rPr>
+      </w:pPr>
+      <w:r>
+        <w:rPr>
+          <w:rFonts w:ascii="Carlito" w:hAnsi="Carlito" w:cs="Carlito"/>
           <w:sz w:val="34"/>
           <w:szCs w:val="34"/>
         </w:rPr>
@@ -329,68 +345,46 @@
       <w:pPr>
         <w:jc w:val="both"/>
         <w:rPr>
-          <w:rFonts w:ascii="Calibri" w:hAnsi="Calibri" w:cs="Calibri"/>
-          <w:b/>
-          <w:bCs/>
-          <w:sz w:val="34"/>
-          <w:szCs w:val="34"/>
-        </w:rPr>
-      </w:pPr>
-      <w:r>
-        <w:rPr>
-          <w:rFonts w:ascii="Calibri" w:hAnsi="Calibri" w:cs="Calibri"/>
-          <w:b/>
-          <w:bCs/>
-          <w:sz w:val="34"/>
-          <w:szCs w:val="34"/>
-        </w:rPr>
-        <w:t xml:space="preserve">lambda </w:t>
-      </w:r>
-      <w:proofErr w:type="gramStart"/>
-      <w:r>
-        <w:rPr>
-          <w:rFonts w:ascii="Calibri" w:hAnsi="Calibri" w:cs="Calibri"/>
-          <w:b/>
-          <w:bCs/>
-          <w:sz w:val="34"/>
-          <w:szCs w:val="34"/>
-        </w:rPr>
-        <w:t>parameters :</w:t>
-      </w:r>
-      <w:proofErr w:type="gramEnd"/>
-      <w:r>
-        <w:rPr>
-          <w:rFonts w:ascii="Calibri" w:hAnsi="Calibri" w:cs="Calibri"/>
-          <w:b/>
-          <w:bCs/>
-          <w:sz w:val="34"/>
-          <w:szCs w:val="34"/>
-        </w:rPr>
-        <w:t xml:space="preserve"> expression</w:t>
-      </w:r>
-    </w:p>
-    <w:p>
-      <w:pPr>
-        <w:jc w:val="both"/>
-        <w:rPr>
-          <w:rFonts w:ascii="Calibri" w:hAnsi="Calibri" w:cs="Calibri"/>
-          <w:sz w:val="34"/>
-          <w:szCs w:val="34"/>
-        </w:rPr>
-      </w:pPr>
-    </w:p>
-    <w:p>
-      <w:pPr>
-        <w:jc w:val="both"/>
-        <w:rPr>
-          <w:rFonts w:ascii="Calibri" w:hAnsi="Calibri" w:cs="Calibri"/>
-          <w:sz w:val="34"/>
-          <w:szCs w:val="34"/>
-        </w:rPr>
-      </w:pPr>
-      <w:r>
-        <w:rPr>
-          <w:rFonts w:ascii="Calibri" w:hAnsi="Calibri" w:cs="Calibri"/>
+          <w:rFonts w:ascii="Carlito" w:hAnsi="Carlito" w:cs="Carlito"/>
+          <w:b/>
+          <w:bCs/>
+          <w:sz w:val="34"/>
+          <w:szCs w:val="34"/>
+        </w:rPr>
+      </w:pPr>
+      <w:r>
+        <w:rPr>
+          <w:rFonts w:ascii="Carlito" w:hAnsi="Carlito" w:cs="Carlito"/>
+          <w:b/>
+          <w:bCs/>
+          <w:sz w:val="34"/>
+          <w:szCs w:val="34"/>
+        </w:rPr>
+        <w:t>lambda parameters : expression</w:t>
+      </w:r>
+    </w:p>
+    <w:p>
+      <w:pPr>
+        <w:jc w:val="both"/>
+        <w:rPr>
+          <w:rFonts w:ascii="Carlito" w:hAnsi="Carlito" w:cs="Carlito"/>
+          <w:sz w:val="34"/>
+          <w:szCs w:val="34"/>
+        </w:rPr>
+      </w:pPr>
+    </w:p>
+    <w:p>
+      <w:pPr>
+        <w:jc w:val="both"/>
+        <w:rPr>
+          <w:rFonts w:ascii="Carlito" w:hAnsi="Carlito" w:cs="Carlito"/>
+          <w:sz w:val="34"/>
+          <w:szCs w:val="34"/>
+        </w:rPr>
+      </w:pPr>
+      <w:r>
+        <w:rPr>
+          <w:rFonts w:ascii="Carlito" w:hAnsi="Carlito" w:cs="Carlito"/>
           <w:sz w:val="34"/>
           <w:szCs w:val="34"/>
         </w:rPr>
@@ -401,14 +395,14 @@
       <w:pPr>
         <w:jc w:val="both"/>
         <w:rPr>
-          <w:rFonts w:ascii="Calibri" w:hAnsi="Calibri" w:cs="Calibri"/>
-          <w:sz w:val="34"/>
-          <w:szCs w:val="34"/>
-        </w:rPr>
-      </w:pPr>
-      <w:r>
-        <w:rPr>
-          <w:rFonts w:ascii="Calibri" w:hAnsi="Calibri" w:cs="Calibri"/>
+          <w:rFonts w:ascii="Carlito" w:hAnsi="Carlito" w:cs="Carlito"/>
+          <w:sz w:val="34"/>
+          <w:szCs w:val="34"/>
+        </w:rPr>
+      </w:pPr>
+      <w:r>
+        <w:rPr>
+          <w:rFonts w:ascii="Carlito" w:hAnsi="Carlito" w:cs="Carlito"/>
           <w:sz w:val="34"/>
           <w:szCs w:val="34"/>
         </w:rPr>
@@ -419,17 +413,17 @@
       <w:pPr>
         <w:jc w:val="both"/>
         <w:rPr>
-          <w:rFonts w:ascii="Calibri" w:hAnsi="Calibri" w:cs="Calibri"/>
-          <w:b/>
-          <w:bCs/>
-          <w:color w:val="D86DCB" w:themeColor="accent5" w:themeTint="99"/>
-          <w:sz w:val="34"/>
-          <w:szCs w:val="34"/>
-        </w:rPr>
-      </w:pPr>
-      <w:r>
-        <w:rPr>
-          <w:rFonts w:ascii="Calibri" w:hAnsi="Calibri" w:cs="Calibri"/>
+          <w:rFonts w:ascii="Carlito" w:hAnsi="Carlito" w:cs="Carlito"/>
+          <w:b/>
+          <w:bCs/>
+          <w:color w:val="D86DCB" w:themeColor="accent5" w:themeTint="99"/>
+          <w:sz w:val="34"/>
+          <w:szCs w:val="34"/>
+        </w:rPr>
+      </w:pPr>
+      <w:r>
+        <w:rPr>
+          <w:rFonts w:ascii="Carlito" w:hAnsi="Carlito" w:cs="Carlito"/>
           <w:b/>
           <w:bCs/>
           <w:color w:val="D86DCB" w:themeColor="accent5" w:themeTint="99"/>
@@ -443,17 +437,17 @@
       <w:pPr>
         <w:jc w:val="both"/>
         <w:rPr>
-          <w:rFonts w:ascii="Calibri" w:hAnsi="Calibri" w:cs="Calibri"/>
-          <w:b/>
-          <w:bCs/>
-          <w:color w:val="D86DCB" w:themeColor="accent5" w:themeTint="99"/>
-          <w:sz w:val="34"/>
-          <w:szCs w:val="34"/>
-        </w:rPr>
-      </w:pPr>
-      <w:r>
-        <w:rPr>
-          <w:rFonts w:ascii="Calibri" w:hAnsi="Calibri" w:cs="Calibri"/>
+          <w:rFonts w:ascii="Carlito" w:hAnsi="Carlito" w:cs="Carlito"/>
+          <w:b/>
+          <w:bCs/>
+          <w:color w:val="D86DCB" w:themeColor="accent5" w:themeTint="99"/>
+          <w:sz w:val="34"/>
+          <w:szCs w:val="34"/>
+        </w:rPr>
+      </w:pPr>
+      <w:r>
+        <w:rPr>
+          <w:rFonts w:ascii="Carlito" w:hAnsi="Carlito" w:cs="Carlito"/>
           <w:b/>
           <w:bCs/>
           <w:color w:val="D86DCB" w:themeColor="accent5" w:themeTint="99"/>
@@ -467,62 +461,38 @@
       <w:pPr>
         <w:jc w:val="both"/>
         <w:rPr>
-          <w:rFonts w:ascii="Calibri" w:hAnsi="Calibri" w:cs="Calibri"/>
-          <w:b/>
-          <w:bCs/>
-          <w:color w:val="D86DCB" w:themeColor="accent5" w:themeTint="99"/>
-          <w:sz w:val="34"/>
-          <w:szCs w:val="34"/>
-        </w:rPr>
-      </w:pPr>
-      <w:r>
-        <w:rPr>
-          <w:rFonts w:ascii="Calibri" w:hAnsi="Calibri" w:cs="Calibri"/>
-          <w:b/>
-          <w:bCs/>
-          <w:color w:val="D86DCB" w:themeColor="accent5" w:themeTint="99"/>
-          <w:sz w:val="34"/>
-          <w:szCs w:val="34"/>
-        </w:rPr>
-        <w:t>print(</w:t>
-      </w:r>
-      <w:proofErr w:type="gramStart"/>
-      <w:r>
-        <w:rPr>
-          <w:rFonts w:ascii="Calibri" w:hAnsi="Calibri" w:cs="Calibri"/>
-          <w:b/>
-          <w:bCs/>
-          <w:color w:val="D86DCB" w:themeColor="accent5" w:themeTint="99"/>
-          <w:sz w:val="34"/>
-          <w:szCs w:val="34"/>
-        </w:rPr>
-        <w:t>square(</w:t>
-      </w:r>
-      <w:proofErr w:type="gramEnd"/>
-      <w:r>
-        <w:rPr>
-          <w:rFonts w:ascii="Calibri" w:hAnsi="Calibri" w:cs="Calibri"/>
-          <w:b/>
-          <w:bCs/>
-          <w:color w:val="D86DCB" w:themeColor="accent5" w:themeTint="99"/>
-          <w:sz w:val="34"/>
-          <w:szCs w:val="34"/>
-        </w:rPr>
-        <w:t>5)) # 25</w:t>
-      </w:r>
-    </w:p>
-    <w:p>
-      <w:pPr>
-        <w:jc w:val="both"/>
-        <w:rPr>
-          <w:rFonts w:ascii="Calibri" w:hAnsi="Calibri" w:cs="Calibri"/>
-          <w:sz w:val="34"/>
-          <w:szCs w:val="34"/>
-        </w:rPr>
-      </w:pPr>
-      <w:r>
-        <w:rPr>
-          <w:rFonts w:ascii="Calibri" w:hAnsi="Calibri" w:cs="Calibri"/>
+          <w:rFonts w:ascii="Carlito" w:hAnsi="Carlito" w:cs="Carlito"/>
+          <w:b/>
+          <w:bCs/>
+          <w:color w:val="D86DCB" w:themeColor="accent5" w:themeTint="99"/>
+          <w:sz w:val="34"/>
+          <w:szCs w:val="34"/>
+        </w:rPr>
+      </w:pPr>
+      <w:r>
+        <w:rPr>
+          <w:rFonts w:ascii="Carlito" w:hAnsi="Carlito" w:cs="Carlito"/>
+          <w:b/>
+          <w:bCs/>
+          <w:color w:val="D86DCB" w:themeColor="accent5" w:themeTint="99"/>
+          <w:sz w:val="34"/>
+          <w:szCs w:val="34"/>
+        </w:rPr>
+        <w:t>print(square(5)) # 25</w:t>
+      </w:r>
+    </w:p>
+    <w:p>
+      <w:pPr>
+        <w:jc w:val="both"/>
+        <w:rPr>
+          <w:rFonts w:ascii="Carlito" w:hAnsi="Carlito" w:cs="Carlito"/>
+          <w:sz w:val="34"/>
+          <w:szCs w:val="34"/>
+        </w:rPr>
+      </w:pPr>
+      <w:r>
+        <w:rPr>
+          <w:rFonts w:ascii="Carlito" w:hAnsi="Carlito" w:cs="Carlito"/>
           <w:sz w:val="34"/>
           <w:szCs w:val="34"/>
         </w:rPr>
@@ -533,120 +503,72 @@
       <w:pPr>
         <w:jc w:val="both"/>
         <w:rPr>
-          <w:rFonts w:ascii="Calibri" w:hAnsi="Calibri" w:cs="Calibri"/>
-          <w:b/>
-          <w:bCs/>
-          <w:color w:val="D86DCB" w:themeColor="accent5" w:themeTint="99"/>
-          <w:sz w:val="34"/>
-          <w:szCs w:val="34"/>
-        </w:rPr>
-      </w:pPr>
-      <w:r>
-        <w:rPr>
-          <w:rFonts w:ascii="Calibri" w:hAnsi="Calibri" w:cs="Calibri"/>
-          <w:b/>
-          <w:bCs/>
-          <w:color w:val="D86DCB" w:themeColor="accent5" w:themeTint="99"/>
-          <w:sz w:val="34"/>
-          <w:szCs w:val="34"/>
-        </w:rPr>
-        <w:t xml:space="preserve">square = lambda </w:t>
-      </w:r>
-      <w:proofErr w:type="gramStart"/>
-      <w:r>
-        <w:rPr>
-          <w:rFonts w:ascii="Calibri" w:hAnsi="Calibri" w:cs="Calibri"/>
-          <w:b/>
-          <w:bCs/>
-          <w:color w:val="D86DCB" w:themeColor="accent5" w:themeTint="99"/>
-          <w:sz w:val="34"/>
-          <w:szCs w:val="34"/>
-        </w:rPr>
-        <w:t>x :</w:t>
-      </w:r>
-      <w:proofErr w:type="gramEnd"/>
-      <w:r>
-        <w:rPr>
-          <w:rFonts w:ascii="Calibri" w:hAnsi="Calibri" w:cs="Calibri"/>
-          <w:b/>
-          <w:bCs/>
-          <w:color w:val="D86DCB" w:themeColor="accent5" w:themeTint="99"/>
-          <w:sz w:val="34"/>
-          <w:szCs w:val="34"/>
-        </w:rPr>
-        <w:t xml:space="preserve"> x * x</w:t>
-      </w:r>
-    </w:p>
-    <w:p>
-      <w:pPr>
-        <w:jc w:val="both"/>
-        <w:rPr>
-          <w:rFonts w:ascii="Calibri" w:hAnsi="Calibri" w:cs="Calibri"/>
-          <w:b/>
-          <w:bCs/>
-          <w:color w:val="D86DCB" w:themeColor="accent5" w:themeTint="99"/>
-          <w:sz w:val="34"/>
-          <w:szCs w:val="34"/>
-        </w:rPr>
-      </w:pPr>
-      <w:r>
-        <w:rPr>
-          <w:rFonts w:ascii="Calibri" w:hAnsi="Calibri" w:cs="Calibri"/>
-          <w:b/>
-          <w:bCs/>
-          <w:color w:val="D86DCB" w:themeColor="accent5" w:themeTint="99"/>
-          <w:sz w:val="34"/>
-          <w:szCs w:val="34"/>
-        </w:rPr>
-        <w:t>print(</w:t>
-      </w:r>
-      <w:proofErr w:type="gramStart"/>
-      <w:r>
-        <w:rPr>
-          <w:rFonts w:ascii="Calibri" w:hAnsi="Calibri" w:cs="Calibri"/>
-          <w:b/>
-          <w:bCs/>
-          <w:color w:val="D86DCB" w:themeColor="accent5" w:themeTint="99"/>
-          <w:sz w:val="34"/>
-          <w:szCs w:val="34"/>
-        </w:rPr>
-        <w:t>square(</w:t>
-      </w:r>
-      <w:proofErr w:type="gramEnd"/>
-      <w:r>
-        <w:rPr>
-          <w:rFonts w:ascii="Calibri" w:hAnsi="Calibri" w:cs="Calibri"/>
-          <w:b/>
-          <w:bCs/>
-          <w:color w:val="D86DCB" w:themeColor="accent5" w:themeTint="99"/>
-          <w:sz w:val="34"/>
-          <w:szCs w:val="34"/>
-        </w:rPr>
-        <w:t>5)) # 25</w:t>
-      </w:r>
-    </w:p>
-    <w:p>
-      <w:pPr>
-        <w:jc w:val="both"/>
-        <w:rPr>
-          <w:rFonts w:ascii="Calibri" w:hAnsi="Calibri" w:cs="Calibri"/>
-          <w:sz w:val="34"/>
-          <w:szCs w:val="34"/>
-        </w:rPr>
-      </w:pPr>
-    </w:p>
-    <w:p>
-      <w:pPr>
-        <w:jc w:val="both"/>
-        <w:rPr>
-          <w:rFonts w:ascii="Calibri" w:hAnsi="Calibri" w:cs="Calibri"/>
-          <w:sz w:val="34"/>
-          <w:szCs w:val="34"/>
-        </w:rPr>
-      </w:pPr>
-      <w:r>
-        <w:rPr>
-          <w:rFonts w:ascii="Calibri" w:hAnsi="Calibri" w:cs="Calibri"/>
+          <w:rFonts w:ascii="Carlito" w:hAnsi="Carlito" w:cs="Carlito"/>
+          <w:b/>
+          <w:bCs/>
+          <w:color w:val="D86DCB" w:themeColor="accent5" w:themeTint="99"/>
+          <w:sz w:val="34"/>
+          <w:szCs w:val="34"/>
+        </w:rPr>
+      </w:pPr>
+      <w:r>
+        <w:rPr>
+          <w:rFonts w:ascii="Carlito" w:hAnsi="Carlito" w:cs="Carlito"/>
+          <w:b/>
+          <w:bCs/>
+          <w:color w:val="D86DCB" w:themeColor="accent5" w:themeTint="99"/>
+          <w:sz w:val="34"/>
+          <w:szCs w:val="34"/>
+        </w:rPr>
+        <w:t>square = lambda x : x * x</w:t>
+      </w:r>
+    </w:p>
+    <w:p>
+      <w:pPr>
+        <w:jc w:val="both"/>
+        <w:rPr>
+          <w:rFonts w:ascii="Carlito" w:hAnsi="Carlito" w:cs="Carlito"/>
+          <w:b/>
+          <w:bCs/>
+          <w:color w:val="D86DCB" w:themeColor="accent5" w:themeTint="99"/>
+          <w:sz w:val="34"/>
+          <w:szCs w:val="34"/>
+        </w:rPr>
+      </w:pPr>
+      <w:r>
+        <w:rPr>
+          <w:rFonts w:ascii="Carlito" w:hAnsi="Carlito" w:cs="Carlito"/>
+          <w:b/>
+          <w:bCs/>
+          <w:color w:val="D86DCB" w:themeColor="accent5" w:themeTint="99"/>
+          <w:sz w:val="34"/>
+          <w:szCs w:val="34"/>
+        </w:rPr>
+        <w:t>print(square(5)) # 25</w:t>
+      </w:r>
+    </w:p>
+    <w:p>
+      <w:pPr>
+        <w:jc w:val="both"/>
+        <w:rPr>
+          <w:rFonts w:ascii="Carlito" w:hAnsi="Carlito" w:cs="Carlito"/>
+          <w:sz w:val="34"/>
+          <w:szCs w:val="34"/>
+        </w:rPr>
+      </w:pPr>
+    </w:p>
+    <w:p>
+      <w:pPr>
+        <w:jc w:val="both"/>
+        <w:rPr>
+          <w:rFonts w:ascii="Carlito" w:hAnsi="Carlito" w:cs="Carlito"/>
+          <w:sz w:val="34"/>
+          <w:szCs w:val="34"/>
+        </w:rPr>
+      </w:pPr>
+      <w:r>
+        <w:rPr>
+          <w:rFonts w:ascii="Carlito" w:hAnsi="Carlito" w:cs="Carlito"/>
           <w:sz w:val="34"/>
           <w:szCs w:val="34"/>
         </w:rPr>
@@ -657,14 +579,14 @@
       <w:pPr>
         <w:jc w:val="both"/>
         <w:rPr>
-          <w:rFonts w:ascii="Calibri" w:hAnsi="Calibri" w:cs="Calibri"/>
-          <w:sz w:val="34"/>
-          <w:szCs w:val="34"/>
-        </w:rPr>
-      </w:pPr>
-      <w:r>
-        <w:rPr>
-          <w:rFonts w:ascii="Calibri" w:hAnsi="Calibri" w:cs="Calibri"/>
+          <w:rFonts w:ascii="Carlito" w:hAnsi="Carlito" w:cs="Carlito"/>
+          <w:sz w:val="34"/>
+          <w:szCs w:val="34"/>
+        </w:rPr>
+      </w:pPr>
+      <w:r>
+        <w:rPr>
+          <w:rFonts w:ascii="Carlito" w:hAnsi="Carlito" w:cs="Carlito"/>
           <w:sz w:val="34"/>
           <w:szCs w:val="34"/>
         </w:rPr>
@@ -675,145 +597,90 @@
       <w:pPr>
         <w:jc w:val="both"/>
         <w:rPr>
-          <w:rFonts w:ascii="Calibri" w:hAnsi="Calibri" w:cs="Calibri"/>
-          <w:b/>
-          <w:bCs/>
-          <w:color w:val="D86DCB" w:themeColor="accent5" w:themeTint="99"/>
-          <w:sz w:val="34"/>
-          <w:szCs w:val="34"/>
-        </w:rPr>
-      </w:pPr>
-      <w:r>
-        <w:rPr>
-          <w:rFonts w:ascii="Calibri" w:hAnsi="Calibri" w:cs="Calibri"/>
-          <w:b/>
-          <w:bCs/>
-          <w:color w:val="D86DCB" w:themeColor="accent5" w:themeTint="99"/>
-          <w:sz w:val="34"/>
-          <w:szCs w:val="34"/>
-        </w:rPr>
-        <w:t xml:space="preserve">add = lambda a, </w:t>
-      </w:r>
-      <w:proofErr w:type="gramStart"/>
-      <w:r>
-        <w:rPr>
-          <w:rFonts w:ascii="Calibri" w:hAnsi="Calibri" w:cs="Calibri"/>
-          <w:b/>
-          <w:bCs/>
-          <w:color w:val="D86DCB" w:themeColor="accent5" w:themeTint="99"/>
-          <w:sz w:val="34"/>
-          <w:szCs w:val="34"/>
-        </w:rPr>
-        <w:t>b :</w:t>
-      </w:r>
-      <w:proofErr w:type="gramEnd"/>
-      <w:r>
-        <w:rPr>
-          <w:rFonts w:ascii="Calibri" w:hAnsi="Calibri" w:cs="Calibri"/>
-          <w:b/>
-          <w:bCs/>
-          <w:color w:val="D86DCB" w:themeColor="accent5" w:themeTint="99"/>
-          <w:sz w:val="34"/>
-          <w:szCs w:val="34"/>
-        </w:rPr>
-        <w:t xml:space="preserve"> a + b</w:t>
-      </w:r>
-    </w:p>
-    <w:p>
-      <w:pPr>
-        <w:jc w:val="both"/>
-        <w:rPr>
-          <w:rFonts w:ascii="Calibri" w:hAnsi="Calibri" w:cs="Calibri"/>
-          <w:b/>
-          <w:bCs/>
-          <w:color w:val="D86DCB" w:themeColor="accent5" w:themeTint="99"/>
-          <w:sz w:val="34"/>
-          <w:szCs w:val="34"/>
-        </w:rPr>
-      </w:pPr>
-      <w:proofErr w:type="gramStart"/>
-      <w:r>
-        <w:rPr>
-          <w:rFonts w:ascii="Calibri" w:hAnsi="Calibri" w:cs="Calibri"/>
-          <w:b/>
-          <w:bCs/>
-          <w:color w:val="D86DCB" w:themeColor="accent5" w:themeTint="99"/>
-          <w:sz w:val="34"/>
-          <w:szCs w:val="34"/>
-        </w:rPr>
-        <w:t>print(</w:t>
-      </w:r>
-      <w:proofErr w:type="gramEnd"/>
-      <w:r>
-        <w:rPr>
-          <w:rFonts w:ascii="Calibri" w:hAnsi="Calibri" w:cs="Calibri"/>
-          <w:b/>
-          <w:bCs/>
-          <w:color w:val="D86DCB" w:themeColor="accent5" w:themeTint="99"/>
-          <w:sz w:val="34"/>
-          <w:szCs w:val="34"/>
-        </w:rPr>
-        <w:t>add(10 ,20)) # 30</w:t>
-      </w:r>
-    </w:p>
-    <w:p>
-      <w:pPr>
-        <w:jc w:val="both"/>
-        <w:rPr>
-          <w:rFonts w:ascii="Calibri" w:hAnsi="Calibri" w:cs="Calibri"/>
-          <w:sz w:val="34"/>
-          <w:szCs w:val="34"/>
-        </w:rPr>
-      </w:pPr>
-    </w:p>
-    <w:p>
-      <w:pPr>
-        <w:jc w:val="both"/>
-        <w:rPr>
-          <w:rFonts w:ascii="Calibri" w:hAnsi="Calibri" w:cs="Calibri"/>
-          <w:sz w:val="34"/>
-          <w:szCs w:val="34"/>
-        </w:rPr>
-      </w:pPr>
-      <w:r>
-        <w:rPr>
-          <w:rFonts w:ascii="Calibri" w:hAnsi="Calibri" w:cs="Calibri"/>
-          <w:sz w:val="34"/>
-          <w:szCs w:val="34"/>
-        </w:rPr>
-        <w:t xml:space="preserve">Using Lambda with </w:t>
-      </w:r>
-      <w:proofErr w:type="gramStart"/>
-      <w:r>
-        <w:rPr>
-          <w:rFonts w:ascii="Calibri" w:hAnsi="Calibri" w:cs="Calibri"/>
-          <w:sz w:val="34"/>
-          <w:szCs w:val="34"/>
-        </w:rPr>
-        <w:t>map(</w:t>
-      </w:r>
-      <w:proofErr w:type="gramEnd"/>
-      <w:r>
-        <w:rPr>
-          <w:rFonts w:ascii="Calibri" w:hAnsi="Calibri" w:cs="Calibri"/>
-          <w:sz w:val="34"/>
-          <w:szCs w:val="34"/>
-        </w:rPr>
-        <w:t>) Function:</w:t>
-      </w:r>
-    </w:p>
-    <w:p>
-      <w:pPr>
-        <w:jc w:val="both"/>
-        <w:rPr>
-          <w:rFonts w:ascii="Calibri" w:hAnsi="Calibri" w:cs="Calibri"/>
-          <w:sz w:val="34"/>
-          <w:szCs w:val="34"/>
-        </w:rPr>
-      </w:pPr>
-      <w:r>
-        <w:rPr>
-          <w:rFonts w:ascii="Calibri" w:hAnsi="Calibri" w:cs="Calibri"/>
+          <w:rFonts w:ascii="Carlito" w:hAnsi="Carlito" w:cs="Carlito"/>
+          <w:b/>
+          <w:bCs/>
+          <w:color w:val="D86DCB" w:themeColor="accent5" w:themeTint="99"/>
+          <w:sz w:val="34"/>
+          <w:szCs w:val="34"/>
+        </w:rPr>
+      </w:pPr>
+      <w:r>
+        <w:rPr>
+          <w:rFonts w:ascii="Carlito" w:hAnsi="Carlito" w:cs="Carlito"/>
+          <w:b/>
+          <w:bCs/>
+          <w:color w:val="D86DCB" w:themeColor="accent5" w:themeTint="99"/>
+          <w:sz w:val="34"/>
+          <w:szCs w:val="34"/>
+        </w:rPr>
+        <w:t>add = lambda a, b : a + b</w:t>
+      </w:r>
+    </w:p>
+    <w:p>
+      <w:pPr>
+        <w:jc w:val="both"/>
+        <w:rPr>
+          <w:rFonts w:ascii="Carlito" w:hAnsi="Carlito" w:cs="Carlito"/>
+          <w:b/>
+          <w:bCs/>
+          <w:color w:val="D86DCB" w:themeColor="accent5" w:themeTint="99"/>
+          <w:sz w:val="34"/>
+          <w:szCs w:val="34"/>
+        </w:rPr>
+      </w:pPr>
+      <w:r>
+        <w:rPr>
+          <w:rFonts w:ascii="Carlito" w:hAnsi="Carlito" w:cs="Carlito"/>
+          <w:b/>
+          <w:bCs/>
+          <w:color w:val="D86DCB" w:themeColor="accent5" w:themeTint="99"/>
+          <w:sz w:val="34"/>
+          <w:szCs w:val="34"/>
+        </w:rPr>
+        <w:t>print(add(10 ,20)) # 30</w:t>
+      </w:r>
+    </w:p>
+    <w:p>
+      <w:pPr>
+        <w:jc w:val="both"/>
+        <w:rPr>
+          <w:rFonts w:ascii="Carlito" w:hAnsi="Carlito" w:cs="Carlito"/>
+          <w:sz w:val="34"/>
+          <w:szCs w:val="34"/>
+        </w:rPr>
+      </w:pPr>
+    </w:p>
+    <w:p>
+      <w:pPr>
+        <w:jc w:val="both"/>
+        <w:rPr>
+          <w:rFonts w:ascii="Carlito" w:hAnsi="Carlito" w:cs="Carlito"/>
+          <w:sz w:val="34"/>
+          <w:szCs w:val="34"/>
+        </w:rPr>
+      </w:pPr>
+      <w:r>
+        <w:rPr>
+          <w:rFonts w:ascii="Carlito" w:hAnsi="Carlito" w:cs="Carlito"/>
+          <w:sz w:val="34"/>
+          <w:szCs w:val="34"/>
+        </w:rPr>
+        <w:t>Using Lambda with map() Function:</w:t>
+      </w:r>
+    </w:p>
+    <w:p>
+      <w:pPr>
+        <w:jc w:val="both"/>
+        <w:rPr>
+          <w:rFonts w:ascii="Carlito" w:hAnsi="Carlito" w:cs="Carlito"/>
+          <w:sz w:val="34"/>
+          <w:szCs w:val="34"/>
+        </w:rPr>
+      </w:pPr>
+      <w:r>
+        <w:rPr>
+          <w:rFonts w:ascii="Carlito" w:hAnsi="Carlito" w:cs="Carlito"/>
           <w:sz w:val="34"/>
           <w:szCs w:val="34"/>
         </w:rPr>
@@ -824,17 +691,17 @@
       <w:pPr>
         <w:jc w:val="both"/>
         <w:rPr>
-          <w:rFonts w:ascii="Calibri" w:hAnsi="Calibri" w:cs="Calibri"/>
-          <w:b/>
-          <w:bCs/>
-          <w:color w:val="D86DCB" w:themeColor="accent5" w:themeTint="99"/>
-          <w:sz w:val="34"/>
-          <w:szCs w:val="34"/>
-        </w:rPr>
-      </w:pPr>
-      <w:r>
-        <w:rPr>
-          <w:rFonts w:ascii="Calibri" w:hAnsi="Calibri" w:cs="Calibri"/>
+          <w:rFonts w:ascii="Carlito" w:hAnsi="Carlito" w:cs="Carlito"/>
+          <w:b/>
+          <w:bCs/>
+          <w:color w:val="D86DCB" w:themeColor="accent5" w:themeTint="99"/>
+          <w:sz w:val="34"/>
+          <w:szCs w:val="34"/>
+        </w:rPr>
+      </w:pPr>
+      <w:r>
+        <w:rPr>
+          <w:rFonts w:ascii="Carlito" w:hAnsi="Carlito" w:cs="Carlito"/>
           <w:b/>
           <w:bCs/>
           <w:color w:val="D86DCB" w:themeColor="accent5" w:themeTint="99"/>
@@ -848,17 +715,17 @@
       <w:pPr>
         <w:jc w:val="both"/>
         <w:rPr>
-          <w:rFonts w:ascii="Calibri" w:hAnsi="Calibri" w:cs="Calibri"/>
-          <w:b/>
-          <w:bCs/>
-          <w:color w:val="D86DCB" w:themeColor="accent5" w:themeTint="99"/>
-          <w:sz w:val="34"/>
-          <w:szCs w:val="34"/>
-        </w:rPr>
-      </w:pPr>
-      <w:r>
-        <w:rPr>
-          <w:rFonts w:ascii="Calibri" w:hAnsi="Calibri" w:cs="Calibri"/>
+          <w:rFonts w:ascii="Carlito" w:hAnsi="Carlito" w:cs="Carlito"/>
+          <w:b/>
+          <w:bCs/>
+          <w:color w:val="D86DCB" w:themeColor="accent5" w:themeTint="99"/>
+          <w:sz w:val="34"/>
+          <w:szCs w:val="34"/>
+        </w:rPr>
+      </w:pPr>
+      <w:r>
+        <w:rPr>
+          <w:rFonts w:ascii="Carlito" w:hAnsi="Carlito" w:cs="Carlito"/>
           <w:b/>
           <w:bCs/>
           <w:color w:val="D86DCB" w:themeColor="accent5" w:themeTint="99"/>
@@ -872,17 +739,17 @@
       <w:pPr>
         <w:jc w:val="both"/>
         <w:rPr>
-          <w:rFonts w:ascii="Calibri" w:hAnsi="Calibri" w:cs="Calibri"/>
-          <w:b/>
-          <w:bCs/>
-          <w:color w:val="D86DCB" w:themeColor="accent5" w:themeTint="99"/>
-          <w:sz w:val="34"/>
-          <w:szCs w:val="34"/>
-        </w:rPr>
-      </w:pPr>
-      <w:r>
-        <w:rPr>
-          <w:rFonts w:ascii="Calibri" w:hAnsi="Calibri" w:cs="Calibri"/>
+          <w:rFonts w:ascii="Carlito" w:hAnsi="Carlito" w:cs="Carlito"/>
+          <w:b/>
+          <w:bCs/>
+          <w:color w:val="D86DCB" w:themeColor="accent5" w:themeTint="99"/>
+          <w:sz w:val="34"/>
+          <w:szCs w:val="34"/>
+        </w:rPr>
+      </w:pPr>
+      <w:r>
+        <w:rPr>
+          <w:rFonts w:ascii="Carlito" w:hAnsi="Carlito" w:cs="Carlito"/>
           <w:b/>
           <w:bCs/>
           <w:color w:val="D86DCB" w:themeColor="accent5" w:themeTint="99"/>
@@ -896,65 +763,41 @@
       <w:pPr>
         <w:jc w:val="both"/>
         <w:rPr>
-          <w:rFonts w:ascii="Calibri" w:hAnsi="Calibri" w:cs="Calibri"/>
-          <w:b/>
-          <w:bCs/>
-          <w:color w:val="D86DCB" w:themeColor="accent5" w:themeTint="99"/>
-          <w:sz w:val="34"/>
-          <w:szCs w:val="34"/>
-        </w:rPr>
-      </w:pPr>
-      <w:r>
-        <w:rPr>
-          <w:rFonts w:ascii="Calibri" w:hAnsi="Calibri" w:cs="Calibri"/>
-          <w:b/>
-          <w:bCs/>
-          <w:color w:val="D86DCB" w:themeColor="accent5" w:themeTint="99"/>
-          <w:sz w:val="34"/>
-          <w:szCs w:val="34"/>
-        </w:rPr>
-        <w:t xml:space="preserve">result = </w:t>
-      </w:r>
-      <w:proofErr w:type="gramStart"/>
-      <w:r>
-        <w:rPr>
-          <w:rFonts w:ascii="Calibri" w:hAnsi="Calibri" w:cs="Calibri"/>
-          <w:b/>
-          <w:bCs/>
-          <w:color w:val="D86DCB" w:themeColor="accent5" w:themeTint="99"/>
-          <w:sz w:val="34"/>
-          <w:szCs w:val="34"/>
-        </w:rPr>
-        <w:t>list(</w:t>
-      </w:r>
-      <w:proofErr w:type="gramEnd"/>
-      <w:r>
-        <w:rPr>
-          <w:rFonts w:ascii="Calibri" w:hAnsi="Calibri" w:cs="Calibri"/>
-          <w:b/>
-          <w:bCs/>
-          <w:color w:val="D86DCB" w:themeColor="accent5" w:themeTint="99"/>
-          <w:sz w:val="34"/>
-          <w:szCs w:val="34"/>
-        </w:rPr>
-        <w:t>map(double, numbers))</w:t>
-      </w:r>
-    </w:p>
-    <w:p>
-      <w:pPr>
-        <w:jc w:val="both"/>
-        <w:rPr>
-          <w:rFonts w:ascii="Calibri" w:hAnsi="Calibri" w:cs="Calibri"/>
-          <w:b/>
-          <w:bCs/>
-          <w:color w:val="D86DCB" w:themeColor="accent5" w:themeTint="99"/>
-          <w:sz w:val="34"/>
-          <w:szCs w:val="34"/>
-        </w:rPr>
-      </w:pPr>
-      <w:r>
-        <w:rPr>
-          <w:rFonts w:ascii="Calibri" w:hAnsi="Calibri" w:cs="Calibri"/>
+          <w:rFonts w:ascii="Carlito" w:hAnsi="Carlito" w:cs="Carlito"/>
+          <w:b/>
+          <w:bCs/>
+          <w:color w:val="D86DCB" w:themeColor="accent5" w:themeTint="99"/>
+          <w:sz w:val="34"/>
+          <w:szCs w:val="34"/>
+        </w:rPr>
+      </w:pPr>
+      <w:r>
+        <w:rPr>
+          <w:rFonts w:ascii="Carlito" w:hAnsi="Carlito" w:cs="Carlito"/>
+          <w:b/>
+          <w:bCs/>
+          <w:color w:val="D86DCB" w:themeColor="accent5" w:themeTint="99"/>
+          <w:sz w:val="34"/>
+          <w:szCs w:val="34"/>
+        </w:rPr>
+        <w:t>result = list(map(double, numbers))</w:t>
+      </w:r>
+    </w:p>
+    <w:p>
+      <w:pPr>
+        <w:jc w:val="both"/>
+        <w:rPr>
+          <w:rFonts w:ascii="Carlito" w:hAnsi="Carlito" w:cs="Carlito"/>
+          <w:b/>
+          <w:bCs/>
+          <w:color w:val="D86DCB" w:themeColor="accent5" w:themeTint="99"/>
+          <w:sz w:val="34"/>
+          <w:szCs w:val="34"/>
+        </w:rPr>
+      </w:pPr>
+      <w:r>
+        <w:rPr>
+          <w:rFonts w:ascii="Carlito" w:hAnsi="Carlito" w:cs="Carlito"/>
           <w:b/>
           <w:bCs/>
           <w:color w:val="D86DCB" w:themeColor="accent5" w:themeTint="99"/>
@@ -968,14 +811,14 @@
       <w:pPr>
         <w:jc w:val="both"/>
         <w:rPr>
-          <w:rFonts w:ascii="Calibri" w:hAnsi="Calibri" w:cs="Calibri"/>
-          <w:sz w:val="34"/>
-          <w:szCs w:val="34"/>
-        </w:rPr>
-      </w:pPr>
-      <w:r>
-        <w:rPr>
-          <w:rFonts w:ascii="Calibri" w:hAnsi="Calibri" w:cs="Calibri"/>
+          <w:rFonts w:ascii="Carlito" w:hAnsi="Carlito" w:cs="Carlito"/>
+          <w:sz w:val="34"/>
+          <w:szCs w:val="34"/>
+        </w:rPr>
+      </w:pPr>
+      <w:r>
+        <w:rPr>
+          <w:rFonts w:ascii="Carlito" w:hAnsi="Carlito" w:cs="Carlito"/>
           <w:sz w:val="34"/>
           <w:szCs w:val="34"/>
         </w:rPr>
@@ -983,7 +826,7 @@
       </w:r>
       <w:r>
         <w:rPr>
-          <w:rFonts w:ascii="Calibri" w:hAnsi="Calibri" w:cs="Calibri"/>
+          <w:rFonts w:ascii="Carlito" w:hAnsi="Carlito" w:cs="Carlito"/>
           <w:b/>
           <w:bCs/>
           <w:sz w:val="34"/>
@@ -996,17 +839,17 @@
       <w:pPr>
         <w:jc w:val="both"/>
         <w:rPr>
-          <w:rFonts w:ascii="Calibri" w:hAnsi="Calibri" w:cs="Calibri"/>
-          <w:b/>
-          <w:bCs/>
-          <w:color w:val="D86DCB" w:themeColor="accent5" w:themeTint="99"/>
-          <w:sz w:val="34"/>
-          <w:szCs w:val="34"/>
-        </w:rPr>
-      </w:pPr>
-      <w:r>
-        <w:rPr>
-          <w:rFonts w:ascii="Calibri" w:hAnsi="Calibri" w:cs="Calibri"/>
+          <w:rFonts w:ascii="Carlito" w:hAnsi="Carlito" w:cs="Carlito"/>
+          <w:b/>
+          <w:bCs/>
+          <w:color w:val="D86DCB" w:themeColor="accent5" w:themeTint="99"/>
+          <w:sz w:val="34"/>
+          <w:szCs w:val="34"/>
+        </w:rPr>
+      </w:pPr>
+      <w:r>
+        <w:rPr>
+          <w:rFonts w:ascii="Carlito" w:hAnsi="Carlito" w:cs="Carlito"/>
           <w:b/>
           <w:bCs/>
           <w:color w:val="D86DCB" w:themeColor="accent5" w:themeTint="99"/>
@@ -1020,65 +863,41 @@
       <w:pPr>
         <w:jc w:val="both"/>
         <w:rPr>
-          <w:rFonts w:ascii="Calibri" w:hAnsi="Calibri" w:cs="Calibri"/>
-          <w:b/>
-          <w:bCs/>
-          <w:color w:val="D86DCB" w:themeColor="accent5" w:themeTint="99"/>
-          <w:sz w:val="34"/>
-          <w:szCs w:val="34"/>
-        </w:rPr>
-      </w:pPr>
-      <w:r>
-        <w:rPr>
-          <w:rFonts w:ascii="Calibri" w:hAnsi="Calibri" w:cs="Calibri"/>
-          <w:b/>
-          <w:bCs/>
-          <w:color w:val="D86DCB" w:themeColor="accent5" w:themeTint="99"/>
-          <w:sz w:val="34"/>
-          <w:szCs w:val="34"/>
-        </w:rPr>
-        <w:t xml:space="preserve">result = </w:t>
-      </w:r>
-      <w:proofErr w:type="gramStart"/>
-      <w:r>
-        <w:rPr>
-          <w:rFonts w:ascii="Calibri" w:hAnsi="Calibri" w:cs="Calibri"/>
-          <w:b/>
-          <w:bCs/>
-          <w:color w:val="D86DCB" w:themeColor="accent5" w:themeTint="99"/>
-          <w:sz w:val="34"/>
-          <w:szCs w:val="34"/>
-        </w:rPr>
-        <w:t>list(</w:t>
-      </w:r>
-      <w:proofErr w:type="gramEnd"/>
-      <w:r>
-        <w:rPr>
-          <w:rFonts w:ascii="Calibri" w:hAnsi="Calibri" w:cs="Calibri"/>
-          <w:b/>
-          <w:bCs/>
-          <w:color w:val="D86DCB" w:themeColor="accent5" w:themeTint="99"/>
-          <w:sz w:val="34"/>
-          <w:szCs w:val="34"/>
-        </w:rPr>
-        <w:t>map(lambda x: x * 2, numbers))</w:t>
-      </w:r>
-    </w:p>
-    <w:p>
-      <w:pPr>
-        <w:jc w:val="both"/>
-        <w:rPr>
-          <w:rFonts w:ascii="Calibri" w:hAnsi="Calibri" w:cs="Calibri"/>
-          <w:b/>
-          <w:bCs/>
-          <w:color w:val="D86DCB" w:themeColor="accent5" w:themeTint="99"/>
-          <w:sz w:val="34"/>
-          <w:szCs w:val="34"/>
-        </w:rPr>
-      </w:pPr>
-      <w:r>
-        <w:rPr>
-          <w:rFonts w:ascii="Calibri" w:hAnsi="Calibri" w:cs="Calibri"/>
+          <w:rFonts w:ascii="Carlito" w:hAnsi="Carlito" w:cs="Carlito"/>
+          <w:b/>
+          <w:bCs/>
+          <w:color w:val="D86DCB" w:themeColor="accent5" w:themeTint="99"/>
+          <w:sz w:val="34"/>
+          <w:szCs w:val="34"/>
+        </w:rPr>
+      </w:pPr>
+      <w:r>
+        <w:rPr>
+          <w:rFonts w:ascii="Carlito" w:hAnsi="Carlito" w:cs="Carlito"/>
+          <w:b/>
+          <w:bCs/>
+          <w:color w:val="D86DCB" w:themeColor="accent5" w:themeTint="99"/>
+          <w:sz w:val="34"/>
+          <w:szCs w:val="34"/>
+        </w:rPr>
+        <w:t>result = list(map(lambda x: x * 2, numbers))</w:t>
+      </w:r>
+    </w:p>
+    <w:p>
+      <w:pPr>
+        <w:jc w:val="both"/>
+        <w:rPr>
+          <w:rFonts w:ascii="Carlito" w:hAnsi="Carlito" w:cs="Carlito"/>
+          <w:b/>
+          <w:bCs/>
+          <w:color w:val="D86DCB" w:themeColor="accent5" w:themeTint="99"/>
+          <w:sz w:val="34"/>
+          <w:szCs w:val="34"/>
+        </w:rPr>
+      </w:pPr>
+      <w:r>
+        <w:rPr>
+          <w:rFonts w:ascii="Carlito" w:hAnsi="Carlito" w:cs="Carlito"/>
           <w:b/>
           <w:bCs/>
           <w:color w:val="D86DCB" w:themeColor="accent5" w:themeTint="99"/>
@@ -1092,60 +911,42 @@
       <w:pPr>
         <w:jc w:val="both"/>
         <w:rPr>
-          <w:rFonts w:ascii="Calibri" w:hAnsi="Calibri" w:cs="Calibri"/>
-          <w:sz w:val="34"/>
-          <w:szCs w:val="34"/>
-        </w:rPr>
-      </w:pPr>
-    </w:p>
-    <w:p>
-      <w:pPr>
-        <w:jc w:val="both"/>
-        <w:rPr>
-          <w:rFonts w:ascii="Calibri" w:hAnsi="Calibri" w:cs="Calibri"/>
-          <w:sz w:val="34"/>
-          <w:szCs w:val="34"/>
-        </w:rPr>
-      </w:pPr>
-      <w:r>
-        <w:rPr>
-          <w:rFonts w:ascii="Calibri" w:hAnsi="Calibri" w:cs="Calibri"/>
-          <w:sz w:val="34"/>
-          <w:szCs w:val="34"/>
-        </w:rPr>
-        <w:t xml:space="preserve">Using Lambda with </w:t>
-      </w:r>
-      <w:proofErr w:type="gramStart"/>
-      <w:r>
-        <w:rPr>
-          <w:rFonts w:ascii="Calibri" w:hAnsi="Calibri" w:cs="Calibri"/>
-          <w:sz w:val="34"/>
-          <w:szCs w:val="34"/>
-        </w:rPr>
-        <w:t>sorted(</w:t>
-      </w:r>
-      <w:proofErr w:type="gramEnd"/>
-      <w:r>
-        <w:rPr>
-          <w:rFonts w:ascii="Calibri" w:hAnsi="Calibri" w:cs="Calibri"/>
-          <w:sz w:val="34"/>
-          <w:szCs w:val="34"/>
-        </w:rPr>
-        <w:t>):</w:t>
-      </w:r>
-    </w:p>
-    <w:p>
-      <w:pPr>
-        <w:jc w:val="both"/>
-        <w:rPr>
-          <w:rFonts w:ascii="Calibri" w:hAnsi="Calibri" w:cs="Calibri"/>
-          <w:sz w:val="34"/>
-          <w:szCs w:val="34"/>
-        </w:rPr>
-      </w:pPr>
-      <w:r>
-        <w:rPr>
-          <w:rFonts w:ascii="Calibri" w:hAnsi="Calibri" w:cs="Calibri"/>
+          <w:rFonts w:ascii="Carlito" w:hAnsi="Carlito" w:cs="Carlito"/>
+          <w:sz w:val="34"/>
+          <w:szCs w:val="34"/>
+        </w:rPr>
+      </w:pPr>
+    </w:p>
+    <w:p>
+      <w:pPr>
+        <w:jc w:val="both"/>
+        <w:rPr>
+          <w:rFonts w:ascii="Carlito" w:hAnsi="Carlito" w:cs="Carlito"/>
+          <w:sz w:val="34"/>
+          <w:szCs w:val="34"/>
+        </w:rPr>
+      </w:pPr>
+      <w:r>
+        <w:rPr>
+          <w:rFonts w:ascii="Carlito" w:hAnsi="Carlito" w:cs="Carlito"/>
+          <w:sz w:val="34"/>
+          <w:szCs w:val="34"/>
+        </w:rPr>
+        <w:t>Using Lambda with sorted():</w:t>
+      </w:r>
+    </w:p>
+    <w:p>
+      <w:pPr>
+        <w:jc w:val="both"/>
+        <w:rPr>
+          <w:rFonts w:ascii="Carlito" w:hAnsi="Carlito" w:cs="Carlito"/>
+          <w:sz w:val="34"/>
+          <w:szCs w:val="34"/>
+        </w:rPr>
+      </w:pPr>
+      <w:r>
+        <w:rPr>
+          <w:rFonts w:ascii="Carlito" w:hAnsi="Carlito" w:cs="Carlito"/>
           <w:sz w:val="34"/>
           <w:szCs w:val="34"/>
         </w:rPr>
@@ -1156,17 +957,17 @@
       <w:pPr>
         <w:jc w:val="both"/>
         <w:rPr>
-          <w:rFonts w:ascii="Calibri" w:hAnsi="Calibri" w:cs="Calibri"/>
-          <w:b/>
-          <w:bCs/>
-          <w:color w:val="D86DCB" w:themeColor="accent5" w:themeTint="99"/>
-          <w:sz w:val="34"/>
-          <w:szCs w:val="34"/>
-        </w:rPr>
-      </w:pPr>
-      <w:r>
-        <w:rPr>
-          <w:rFonts w:ascii="Calibri" w:hAnsi="Calibri" w:cs="Calibri"/>
+          <w:rFonts w:ascii="Carlito" w:hAnsi="Carlito" w:cs="Carlito"/>
+          <w:b/>
+          <w:bCs/>
+          <w:color w:val="D86DCB" w:themeColor="accent5" w:themeTint="99"/>
+          <w:sz w:val="34"/>
+          <w:szCs w:val="34"/>
+        </w:rPr>
+      </w:pPr>
+      <w:r>
+        <w:rPr>
+          <w:rFonts w:ascii="Carlito" w:hAnsi="Carlito" w:cs="Carlito"/>
           <w:b/>
           <w:bCs/>
           <w:color w:val="D86DCB" w:themeColor="accent5" w:themeTint="99"/>
@@ -1180,17 +981,17 @@
       <w:pPr>
         <w:jc w:val="both"/>
         <w:rPr>
-          <w:rFonts w:ascii="Calibri" w:hAnsi="Calibri" w:cs="Calibri"/>
-          <w:b/>
-          <w:bCs/>
-          <w:color w:val="D86DCB" w:themeColor="accent5" w:themeTint="99"/>
-          <w:sz w:val="34"/>
-          <w:szCs w:val="34"/>
-        </w:rPr>
-      </w:pPr>
-      <w:r>
-        <w:rPr>
-          <w:rFonts w:ascii="Calibri" w:hAnsi="Calibri" w:cs="Calibri"/>
+          <w:rFonts w:ascii="Carlito" w:hAnsi="Carlito" w:cs="Carlito"/>
+          <w:b/>
+          <w:bCs/>
+          <w:color w:val="D86DCB" w:themeColor="accent5" w:themeTint="99"/>
+          <w:sz w:val="34"/>
+          <w:szCs w:val="34"/>
+        </w:rPr>
+      </w:pPr>
+      <w:r>
+        <w:rPr>
+          <w:rFonts w:ascii="Carlito" w:hAnsi="Carlito" w:cs="Carlito"/>
           <w:b/>
           <w:bCs/>
           <w:color w:val="D86DCB" w:themeColor="accent5" w:themeTint="99"/>
@@ -1204,17 +1005,17 @@
       <w:pPr>
         <w:jc w:val="both"/>
         <w:rPr>
-          <w:rFonts w:ascii="Calibri" w:hAnsi="Calibri" w:cs="Calibri"/>
-          <w:b/>
-          <w:bCs/>
-          <w:color w:val="D86DCB" w:themeColor="accent5" w:themeTint="99"/>
-          <w:sz w:val="34"/>
-          <w:szCs w:val="34"/>
-        </w:rPr>
-      </w:pPr>
-      <w:r>
-        <w:rPr>
-          <w:rFonts w:ascii="Calibri" w:hAnsi="Calibri" w:cs="Calibri"/>
+          <w:rFonts w:ascii="Carlito" w:hAnsi="Carlito" w:cs="Carlito"/>
+          <w:b/>
+          <w:bCs/>
+          <w:color w:val="D86DCB" w:themeColor="accent5" w:themeTint="99"/>
+          <w:sz w:val="34"/>
+          <w:szCs w:val="34"/>
+        </w:rPr>
+      </w:pPr>
+      <w:r>
+        <w:rPr>
+          <w:rFonts w:ascii="Carlito" w:hAnsi="Carlito" w:cs="Carlito"/>
           <w:b/>
           <w:bCs/>
           <w:color w:val="D86DCB" w:themeColor="accent5" w:themeTint="99"/>
@@ -1228,17 +1029,17 @@
       <w:pPr>
         <w:jc w:val="both"/>
         <w:rPr>
-          <w:rFonts w:ascii="Calibri" w:hAnsi="Calibri" w:cs="Calibri"/>
-          <w:b/>
-          <w:bCs/>
-          <w:color w:val="D86DCB" w:themeColor="accent5" w:themeTint="99"/>
-          <w:sz w:val="34"/>
-          <w:szCs w:val="34"/>
-        </w:rPr>
-      </w:pPr>
-      <w:r>
-        <w:rPr>
-          <w:rFonts w:ascii="Calibri" w:hAnsi="Calibri" w:cs="Calibri"/>
+          <w:rFonts w:ascii="Carlito" w:hAnsi="Carlito" w:cs="Carlito"/>
+          <w:b/>
+          <w:bCs/>
+          <w:color w:val="D86DCB" w:themeColor="accent5" w:themeTint="99"/>
+          <w:sz w:val="34"/>
+          <w:szCs w:val="34"/>
+        </w:rPr>
+      </w:pPr>
+      <w:r>
+        <w:rPr>
+          <w:rFonts w:ascii="Carlito" w:hAnsi="Carlito" w:cs="Carlito"/>
           <w:b/>
           <w:bCs/>
           <w:color w:val="D86DCB" w:themeColor="accent5" w:themeTint="99"/>
@@ -1252,17 +1053,17 @@
       <w:pPr>
         <w:jc w:val="both"/>
         <w:rPr>
-          <w:rFonts w:ascii="Calibri" w:hAnsi="Calibri" w:cs="Calibri"/>
-          <w:b/>
-          <w:bCs/>
-          <w:color w:val="D86DCB" w:themeColor="accent5" w:themeTint="99"/>
-          <w:sz w:val="34"/>
-          <w:szCs w:val="34"/>
-        </w:rPr>
-      </w:pPr>
-      <w:r>
-        <w:rPr>
-          <w:rFonts w:ascii="Calibri" w:hAnsi="Calibri" w:cs="Calibri"/>
+          <w:rFonts w:ascii="Carlito" w:hAnsi="Carlito" w:cs="Carlito"/>
+          <w:b/>
+          <w:bCs/>
+          <w:color w:val="D86DCB" w:themeColor="accent5" w:themeTint="99"/>
+          <w:sz w:val="34"/>
+          <w:szCs w:val="34"/>
+        </w:rPr>
+      </w:pPr>
+      <w:r>
+        <w:rPr>
+          <w:rFonts w:ascii="Carlito" w:hAnsi="Carlito" w:cs="Carlito"/>
           <w:b/>
           <w:bCs/>
           <w:color w:val="D86DCB" w:themeColor="accent5" w:themeTint="99"/>
@@ -1276,14 +1077,14 @@
       <w:pPr>
         <w:jc w:val="both"/>
         <w:rPr>
-          <w:rFonts w:ascii="Calibri" w:hAnsi="Calibri" w:cs="Calibri"/>
-          <w:sz w:val="34"/>
-          <w:szCs w:val="34"/>
-        </w:rPr>
-      </w:pPr>
-      <w:r>
-        <w:rPr>
-          <w:rFonts w:ascii="Calibri" w:hAnsi="Calibri" w:cs="Calibri"/>
+          <w:rFonts w:ascii="Carlito" w:hAnsi="Carlito" w:cs="Carlito"/>
+          <w:sz w:val="34"/>
+          <w:szCs w:val="34"/>
+        </w:rPr>
+      </w:pPr>
+      <w:r>
+        <w:rPr>
+          <w:rFonts w:ascii="Carlito" w:hAnsi="Carlito" w:cs="Carlito"/>
           <w:sz w:val="34"/>
           <w:szCs w:val="34"/>
         </w:rPr>
@@ -1291,39 +1092,17 @@
       </w:r>
       <w:r>
         <w:rPr>
-          <w:rFonts w:ascii="Calibri" w:hAnsi="Calibri" w:cs="Calibri"/>
-          <w:b/>
-          <w:bCs/>
-          <w:sz w:val="34"/>
-          <w:szCs w:val="34"/>
-        </w:rPr>
-        <w:t xml:space="preserve">lambda student: </w:t>
-      </w:r>
-      <w:proofErr w:type="gramStart"/>
-      <w:r>
-        <w:rPr>
-          <w:rFonts w:ascii="Calibri" w:hAnsi="Calibri" w:cs="Calibri"/>
-          <w:b/>
-          <w:bCs/>
-          <w:sz w:val="34"/>
-          <w:szCs w:val="34"/>
-        </w:rPr>
-        <w:t>student[</w:t>
-      </w:r>
-      <w:proofErr w:type="gramEnd"/>
-      <w:r>
-        <w:rPr>
-          <w:rFonts w:ascii="Calibri" w:hAnsi="Calibri" w:cs="Calibri"/>
-          <w:b/>
-          <w:bCs/>
-          <w:sz w:val="34"/>
-          <w:szCs w:val="34"/>
-        </w:rPr>
-        <w:t>1]</w:t>
-      </w:r>
-      <w:r>
-        <w:rPr>
-          <w:rFonts w:ascii="Calibri" w:hAnsi="Calibri" w:cs="Calibri"/>
+          <w:rFonts w:ascii="Carlito" w:hAnsi="Carlito" w:cs="Carlito"/>
+          <w:b/>
+          <w:bCs/>
+          <w:sz w:val="34"/>
+          <w:szCs w:val="34"/>
+        </w:rPr>
+        <w:t>lambda student: student[1]</w:t>
+      </w:r>
+      <w:r>
+        <w:rPr>
+          <w:rFonts w:ascii="Carlito" w:hAnsi="Carlito" w:cs="Carlito"/>
           <w:sz w:val="34"/>
           <w:szCs w:val="34"/>
         </w:rPr>
@@ -1334,17 +1113,17 @@
       <w:pPr>
         <w:jc w:val="both"/>
         <w:rPr>
-          <w:rFonts w:ascii="Calibri" w:hAnsi="Calibri" w:cs="Calibri"/>
-          <w:b/>
-          <w:bCs/>
-          <w:color w:val="D86DCB" w:themeColor="accent5" w:themeTint="99"/>
-          <w:sz w:val="34"/>
-          <w:szCs w:val="34"/>
-        </w:rPr>
-      </w:pPr>
-      <w:r>
-        <w:rPr>
-          <w:rFonts w:ascii="Calibri" w:hAnsi="Calibri" w:cs="Calibri"/>
+          <w:rFonts w:ascii="Carlito" w:hAnsi="Carlito" w:cs="Carlito"/>
+          <w:b/>
+          <w:bCs/>
+          <w:color w:val="D86DCB" w:themeColor="accent5" w:themeTint="99"/>
+          <w:sz w:val="34"/>
+          <w:szCs w:val="34"/>
+        </w:rPr>
+      </w:pPr>
+      <w:r>
+        <w:rPr>
+          <w:rFonts w:ascii="Carlito" w:hAnsi="Carlito" w:cs="Carlito"/>
           <w:b/>
           <w:bCs/>
           <w:color w:val="D86DCB" w:themeColor="accent5" w:themeTint="99"/>
@@ -1352,48 +1131,24 @@
           <w:szCs w:val="34"/>
         </w:rPr>
         <w:lastRenderedPageBreak/>
-        <w:t xml:space="preserve">students = </w:t>
-      </w:r>
-      <w:proofErr w:type="gramStart"/>
-      <w:r>
-        <w:rPr>
-          <w:rFonts w:ascii="Calibri" w:hAnsi="Calibri" w:cs="Calibri"/>
-          <w:b/>
-          <w:bCs/>
-          <w:color w:val="D86DCB" w:themeColor="accent5" w:themeTint="99"/>
-          <w:sz w:val="34"/>
-          <w:szCs w:val="34"/>
-        </w:rPr>
-        <w:t>sorted(</w:t>
-      </w:r>
-      <w:proofErr w:type="gramEnd"/>
-      <w:r>
-        <w:rPr>
-          <w:rFonts w:ascii="Calibri" w:hAnsi="Calibri" w:cs="Calibri"/>
-          <w:b/>
-          <w:bCs/>
-          <w:color w:val="D86DCB" w:themeColor="accent5" w:themeTint="99"/>
-          <w:sz w:val="34"/>
-          <w:szCs w:val="34"/>
-        </w:rPr>
-        <w:t>students, key=lambda student: student[1])</w:t>
-      </w:r>
-    </w:p>
-    <w:p>
-      <w:pPr>
-        <w:jc w:val="both"/>
-        <w:rPr>
-          <w:rFonts w:ascii="Calibri" w:hAnsi="Calibri" w:cs="Calibri"/>
-          <w:b/>
-          <w:bCs/>
-          <w:color w:val="D86DCB" w:themeColor="accent5" w:themeTint="99"/>
-          <w:sz w:val="34"/>
-          <w:szCs w:val="34"/>
-        </w:rPr>
-      </w:pPr>
-      <w:r>
-        <w:rPr>
-          <w:rFonts w:ascii="Calibri" w:hAnsi="Calibri" w:cs="Calibri"/>
+        <w:t>students = sorted(students, key=lambda student: student[1])</w:t>
+      </w:r>
+    </w:p>
+    <w:p>
+      <w:pPr>
+        <w:jc w:val="both"/>
+        <w:rPr>
+          <w:rFonts w:ascii="Carlito" w:hAnsi="Carlito" w:cs="Carlito"/>
+          <w:b/>
+          <w:bCs/>
+          <w:color w:val="D86DCB" w:themeColor="accent5" w:themeTint="99"/>
+          <w:sz w:val="34"/>
+          <w:szCs w:val="34"/>
+        </w:rPr>
+      </w:pPr>
+      <w:r>
+        <w:rPr>
+          <w:rFonts w:ascii="Carlito" w:hAnsi="Carlito" w:cs="Carlito"/>
           <w:b/>
           <w:bCs/>
           <w:color w:val="D86DCB" w:themeColor="accent5" w:themeTint="99"/>
@@ -1407,24 +1162,24 @@
       <w:pPr>
         <w:jc w:val="both"/>
         <w:rPr>
-          <w:rFonts w:ascii="Calibri" w:hAnsi="Calibri" w:cs="Calibri"/>
-          <w:sz w:val="34"/>
-          <w:szCs w:val="34"/>
-        </w:rPr>
-      </w:pPr>
-    </w:p>
-    <w:p>
-      <w:pPr>
-        <w:jc w:val="both"/>
-        <w:rPr>
-          <w:rFonts w:ascii="Calibri" w:hAnsi="Calibri" w:cs="Calibri"/>
-          <w:sz w:val="34"/>
-          <w:szCs w:val="34"/>
-        </w:rPr>
-      </w:pPr>
-      <w:r>
-        <w:rPr>
-          <w:rFonts w:ascii="Calibri" w:hAnsi="Calibri" w:cs="Calibri"/>
+          <w:rFonts w:ascii="Carlito" w:hAnsi="Carlito" w:cs="Carlito"/>
+          <w:sz w:val="34"/>
+          <w:szCs w:val="34"/>
+        </w:rPr>
+      </w:pPr>
+    </w:p>
+    <w:p>
+      <w:pPr>
+        <w:jc w:val="both"/>
+        <w:rPr>
+          <w:rFonts w:ascii="Carlito" w:hAnsi="Carlito" w:cs="Carlito"/>
+          <w:sz w:val="34"/>
+          <w:szCs w:val="34"/>
+        </w:rPr>
+      </w:pPr>
+      <w:r>
+        <w:rPr>
+          <w:rFonts w:ascii="Carlito" w:hAnsi="Carlito" w:cs="Carlito"/>
           <w:sz w:val="34"/>
           <w:szCs w:val="34"/>
         </w:rPr>
@@ -1435,14 +1190,14 @@
       <w:pPr>
         <w:jc w:val="both"/>
         <w:rPr>
-          <w:rFonts w:ascii="Calibri" w:hAnsi="Calibri" w:cs="Calibri"/>
-          <w:sz w:val="34"/>
-          <w:szCs w:val="34"/>
-        </w:rPr>
-      </w:pPr>
-      <w:r>
-        <w:rPr>
-          <w:rFonts w:ascii="Calibri" w:hAnsi="Calibri" w:cs="Calibri"/>
+          <w:rFonts w:ascii="Carlito" w:hAnsi="Carlito" w:cs="Carlito"/>
+          <w:sz w:val="34"/>
+          <w:szCs w:val="34"/>
+        </w:rPr>
+      </w:pPr>
+      <w:r>
+        <w:rPr>
+          <w:rFonts w:ascii="Carlito" w:hAnsi="Carlito" w:cs="Carlito"/>
           <w:sz w:val="34"/>
           <w:szCs w:val="34"/>
         </w:rPr>
@@ -1458,14 +1213,14 @@
         </w:numPr>
         <w:jc w:val="both"/>
         <w:rPr>
-          <w:rFonts w:ascii="Calibri" w:hAnsi="Calibri" w:cs="Calibri"/>
-          <w:sz w:val="34"/>
-          <w:szCs w:val="34"/>
-        </w:rPr>
-      </w:pPr>
-      <w:r>
-        <w:rPr>
-          <w:rFonts w:ascii="Calibri" w:hAnsi="Calibri" w:cs="Calibri"/>
+          <w:rFonts w:ascii="Carlito" w:hAnsi="Carlito" w:cs="Carlito"/>
+          <w:sz w:val="34"/>
+          <w:szCs w:val="34"/>
+        </w:rPr>
+      </w:pPr>
+      <w:r>
+        <w:rPr>
+          <w:rFonts w:ascii="Carlito" w:hAnsi="Carlito" w:cs="Carlito"/>
           <w:sz w:val="34"/>
           <w:szCs w:val="34"/>
         </w:rPr>
@@ -1481,14 +1236,14 @@
         </w:numPr>
         <w:jc w:val="both"/>
         <w:rPr>
-          <w:rFonts w:ascii="Calibri" w:hAnsi="Calibri" w:cs="Calibri"/>
-          <w:sz w:val="34"/>
-          <w:szCs w:val="34"/>
-        </w:rPr>
-      </w:pPr>
-      <w:r>
-        <w:rPr>
-          <w:rFonts w:ascii="Calibri" w:hAnsi="Calibri" w:cs="Calibri"/>
+          <w:rFonts w:ascii="Carlito" w:hAnsi="Carlito" w:cs="Carlito"/>
+          <w:sz w:val="34"/>
+          <w:szCs w:val="34"/>
+        </w:rPr>
+      </w:pPr>
+      <w:r>
+        <w:rPr>
+          <w:rFonts w:ascii="Carlito" w:hAnsi="Carlito" w:cs="Carlito"/>
           <w:sz w:val="34"/>
           <w:szCs w:val="34"/>
         </w:rPr>
@@ -1504,44 +1259,32 @@
         </w:numPr>
         <w:jc w:val="both"/>
         <w:rPr>
-          <w:rFonts w:ascii="Calibri" w:hAnsi="Calibri" w:cs="Calibri"/>
-          <w:sz w:val="34"/>
-          <w:szCs w:val="34"/>
-        </w:rPr>
-      </w:pPr>
-      <w:r>
-        <w:rPr>
-          <w:rFonts w:ascii="Calibri" w:hAnsi="Calibri" w:cs="Calibri"/>
+          <w:rFonts w:ascii="Carlito" w:hAnsi="Carlito" w:cs="Carlito"/>
+          <w:sz w:val="34"/>
+          <w:szCs w:val="34"/>
+        </w:rPr>
+      </w:pPr>
+      <w:r>
+        <w:rPr>
+          <w:rFonts w:ascii="Carlito" w:hAnsi="Carlito" w:cs="Carlito"/>
           <w:sz w:val="34"/>
           <w:szCs w:val="34"/>
         </w:rPr>
         <w:t xml:space="preserve">We're passing a function to another function like </w:t>
       </w:r>
-      <w:proofErr w:type="gramStart"/>
-      <w:r>
-        <w:rPr>
-          <w:rFonts w:ascii="Calibri" w:hAnsi="Calibri" w:cs="Calibri"/>
-          <w:b/>
-          <w:bCs/>
-          <w:sz w:val="34"/>
-          <w:szCs w:val="34"/>
-        </w:rPr>
-        <w:t>map(</w:t>
-      </w:r>
-      <w:proofErr w:type="gramEnd"/>
-      <w:r>
-        <w:rPr>
-          <w:rFonts w:ascii="Calibri" w:hAnsi="Calibri" w:cs="Calibri"/>
-          <w:b/>
-          <w:bCs/>
-          <w:sz w:val="34"/>
-          <w:szCs w:val="34"/>
-        </w:rPr>
-        <w:t>)</w:t>
-      </w:r>
-      <w:r>
-        <w:rPr>
-          <w:rFonts w:ascii="Calibri" w:hAnsi="Calibri" w:cs="Calibri"/>
+      <w:r>
+        <w:rPr>
+          <w:rFonts w:ascii="Carlito" w:hAnsi="Carlito" w:cs="Carlito"/>
+          <w:b/>
+          <w:bCs/>
+          <w:sz w:val="34"/>
+          <w:szCs w:val="34"/>
+        </w:rPr>
+        <w:t>map()</w:t>
+      </w:r>
+      <w:r>
+        <w:rPr>
+          <w:rFonts w:ascii="Carlito" w:hAnsi="Carlito" w:cs="Carlito"/>
           <w:sz w:val="34"/>
           <w:szCs w:val="34"/>
         </w:rPr>
@@ -1549,7 +1292,7 @@
       </w:r>
       <w:r>
         <w:rPr>
-          <w:rFonts w:ascii="Calibri" w:hAnsi="Calibri" w:cs="Calibri"/>
+          <w:rFonts w:ascii="Carlito" w:hAnsi="Carlito" w:cs="Carlito"/>
           <w:b/>
           <w:bCs/>
           <w:sz w:val="34"/>
@@ -1559,7 +1302,7 @@
       </w:r>
       <w:r>
         <w:rPr>
-          <w:rFonts w:ascii="Calibri" w:hAnsi="Calibri" w:cs="Calibri"/>
+          <w:rFonts w:ascii="Carlito" w:hAnsi="Carlito" w:cs="Carlito"/>
           <w:sz w:val="34"/>
           <w:szCs w:val="34"/>
         </w:rPr>
@@ -1567,7 +1310,7 @@
       </w:r>
       <w:r>
         <w:rPr>
-          <w:rFonts w:ascii="Calibri" w:hAnsi="Calibri" w:cs="Calibri"/>
+          <w:rFonts w:ascii="Carlito" w:hAnsi="Carlito" w:cs="Carlito"/>
           <w:b/>
           <w:bCs/>
           <w:sz w:val="34"/>
@@ -1580,24 +1323,24 @@
       <w:pPr>
         <w:jc w:val="both"/>
         <w:rPr>
-          <w:rFonts w:ascii="Calibri" w:hAnsi="Calibri" w:cs="Calibri"/>
-          <w:sz w:val="34"/>
-          <w:szCs w:val="34"/>
-        </w:rPr>
-      </w:pPr>
-    </w:p>
-    <w:p>
-      <w:pPr>
-        <w:jc w:val="both"/>
-        <w:rPr>
-          <w:rFonts w:ascii="Calibri" w:hAnsi="Calibri" w:cs="Calibri"/>
-          <w:sz w:val="34"/>
-          <w:szCs w:val="34"/>
-        </w:rPr>
-      </w:pPr>
-      <w:r>
-        <w:rPr>
-          <w:rFonts w:ascii="Calibri" w:hAnsi="Calibri" w:cs="Calibri"/>
+          <w:rFonts w:ascii="Carlito" w:hAnsi="Carlito" w:cs="Carlito"/>
+          <w:sz w:val="34"/>
+          <w:szCs w:val="34"/>
+        </w:rPr>
+      </w:pPr>
+    </w:p>
+    <w:p>
+      <w:pPr>
+        <w:jc w:val="both"/>
+        <w:rPr>
+          <w:rFonts w:ascii="Carlito" w:hAnsi="Carlito" w:cs="Carlito"/>
+          <w:sz w:val="34"/>
+          <w:szCs w:val="34"/>
+        </w:rPr>
+      </w:pPr>
+      <w:r>
+        <w:rPr>
+          <w:rFonts w:ascii="Carlito" w:hAnsi="Carlito" w:cs="Carlito"/>
           <w:sz w:val="34"/>
           <w:szCs w:val="34"/>
         </w:rPr>
@@ -1629,14 +1372,14 @@
               <w:spacing w:after="160" w:line="278" w:lineRule="auto"/>
               <w:jc w:val="both"/>
               <w:rPr>
-                <w:rFonts w:ascii="Calibri" w:hAnsi="Calibri" w:cs="Calibri"/>
+                <w:rFonts w:ascii="Carlito" w:hAnsi="Carlito" w:cs="Carlito"/>
                 <w:sz w:val="34"/>
                 <w:szCs w:val="34"/>
               </w:rPr>
             </w:pPr>
             <w:r>
               <w:rPr>
-                <w:rFonts w:ascii="Calibri" w:hAnsi="Calibri" w:cs="Calibri"/>
+                <w:rFonts w:ascii="Carlito" w:hAnsi="Carlito" w:cs="Carlito"/>
                 <w:sz w:val="34"/>
                 <w:szCs w:val="34"/>
               </w:rPr>
@@ -1655,14 +1398,14 @@
               <w:jc w:val="both"/>
               <w:cnfStyle w:val="100000000000" w:firstRow="1" w:lastRow="0" w:firstColumn="0" w:lastColumn="0" w:oddVBand="0" w:evenVBand="0" w:oddHBand="0" w:evenHBand="0" w:firstRowFirstColumn="0" w:firstRowLastColumn="0" w:lastRowFirstColumn="0" w:lastRowLastColumn="0"/>
               <w:rPr>
-                <w:rFonts w:ascii="Calibri" w:hAnsi="Calibri" w:cs="Calibri"/>
+                <w:rFonts w:ascii="Carlito" w:hAnsi="Carlito" w:cs="Carlito"/>
                 <w:sz w:val="34"/>
                 <w:szCs w:val="34"/>
               </w:rPr>
             </w:pPr>
             <w:r>
               <w:rPr>
-                <w:rFonts w:ascii="Calibri" w:hAnsi="Calibri" w:cs="Calibri"/>
+                <w:rFonts w:ascii="Carlito" w:hAnsi="Carlito" w:cs="Carlito"/>
                 <w:sz w:val="34"/>
                 <w:szCs w:val="34"/>
               </w:rPr>
@@ -1686,7 +1429,7 @@
               <w:spacing w:after="160" w:line="278" w:lineRule="auto"/>
               <w:jc w:val="both"/>
               <w:rPr>
-                <w:rFonts w:ascii="Calibri" w:hAnsi="Calibri" w:cs="Calibri"/>
+                <w:rFonts w:ascii="Carlito" w:hAnsi="Carlito" w:cs="Carlito"/>
                 <w:b w:val="0"/>
                 <w:bCs w:val="0"/>
                 <w:sz w:val="34"/>
@@ -1695,7 +1438,7 @@
             </w:pPr>
             <w:r>
               <w:rPr>
-                <w:rFonts w:ascii="Calibri" w:hAnsi="Calibri" w:cs="Calibri"/>
+                <w:rFonts w:ascii="Carlito" w:hAnsi="Carlito" w:cs="Carlito"/>
                 <w:b w:val="0"/>
                 <w:bCs w:val="0"/>
                 <w:sz w:val="34"/>
@@ -1705,7 +1448,7 @@
             </w:r>
             <w:r>
               <w:rPr>
-                <w:rFonts w:ascii="Calibri" w:hAnsi="Calibri" w:cs="Calibri"/>
+                <w:rFonts w:ascii="Carlito" w:hAnsi="Carlito" w:cs="Carlito"/>
                 <w:sz w:val="34"/>
                 <w:szCs w:val="34"/>
               </w:rPr>
@@ -1713,7 +1456,7 @@
             </w:r>
             <w:r>
               <w:rPr>
-                <w:rFonts w:ascii="Calibri" w:hAnsi="Calibri" w:cs="Calibri"/>
+                <w:rFonts w:ascii="Carlito" w:hAnsi="Carlito" w:cs="Carlito"/>
                 <w:b w:val="0"/>
                 <w:bCs w:val="0"/>
                 <w:sz w:val="34"/>
@@ -1734,14 +1477,14 @@
               <w:jc w:val="both"/>
               <w:cnfStyle w:val="000000100000" w:firstRow="0" w:lastRow="0" w:firstColumn="0" w:lastColumn="0" w:oddVBand="0" w:evenVBand="0" w:oddHBand="1" w:evenHBand="0" w:firstRowFirstColumn="0" w:firstRowLastColumn="0" w:lastRowFirstColumn="0" w:lastRowLastColumn="0"/>
               <w:rPr>
-                <w:rFonts w:ascii="Calibri" w:hAnsi="Calibri" w:cs="Calibri"/>
+                <w:rFonts w:ascii="Carlito" w:hAnsi="Carlito" w:cs="Carlito"/>
                 <w:sz w:val="34"/>
                 <w:szCs w:val="34"/>
               </w:rPr>
             </w:pPr>
             <w:r>
               <w:rPr>
-                <w:rFonts w:ascii="Calibri" w:hAnsi="Calibri" w:cs="Calibri"/>
+                <w:rFonts w:ascii="Carlito" w:hAnsi="Carlito" w:cs="Carlito"/>
                 <w:sz w:val="34"/>
                 <w:szCs w:val="34"/>
               </w:rPr>
@@ -1749,7 +1492,7 @@
             </w:r>
             <w:r>
               <w:rPr>
-                <w:rFonts w:ascii="Calibri" w:hAnsi="Calibri" w:cs="Calibri"/>
+                <w:rFonts w:ascii="Carlito" w:hAnsi="Carlito" w:cs="Carlito"/>
                 <w:b/>
                 <w:bCs/>
                 <w:sz w:val="34"/>
@@ -1759,7 +1502,7 @@
             </w:r>
             <w:r>
               <w:rPr>
-                <w:rFonts w:ascii="Calibri" w:hAnsi="Calibri" w:cs="Calibri"/>
+                <w:rFonts w:ascii="Carlito" w:hAnsi="Carlito" w:cs="Carlito"/>
                 <w:sz w:val="34"/>
                 <w:szCs w:val="34"/>
               </w:rPr>
@@ -1780,7 +1523,7 @@
               <w:spacing w:after="160" w:line="278" w:lineRule="auto"/>
               <w:jc w:val="both"/>
               <w:rPr>
-                <w:rFonts w:ascii="Calibri" w:hAnsi="Calibri" w:cs="Calibri"/>
+                <w:rFonts w:ascii="Carlito" w:hAnsi="Carlito" w:cs="Carlito"/>
                 <w:b w:val="0"/>
                 <w:bCs w:val="0"/>
                 <w:sz w:val="34"/>
@@ -1789,7 +1532,7 @@
             </w:pPr>
             <w:r>
               <w:rPr>
-                <w:rFonts w:ascii="Calibri" w:hAnsi="Calibri" w:cs="Calibri"/>
+                <w:rFonts w:ascii="Carlito" w:hAnsi="Carlito" w:cs="Carlito"/>
                 <w:b w:val="0"/>
                 <w:bCs w:val="0"/>
                 <w:sz w:val="34"/>
@@ -1810,14 +1553,14 @@
               <w:jc w:val="both"/>
               <w:cnfStyle w:val="000000000000" w:firstRow="0" w:lastRow="0" w:firstColumn="0" w:lastColumn="0" w:oddVBand="0" w:evenVBand="0" w:oddHBand="0" w:evenHBand="0" w:firstRowFirstColumn="0" w:firstRowLastColumn="0" w:lastRowFirstColumn="0" w:lastRowLastColumn="0"/>
               <w:rPr>
-                <w:rFonts w:ascii="Calibri" w:hAnsi="Calibri" w:cs="Calibri"/>
+                <w:rFonts w:ascii="Carlito" w:hAnsi="Carlito" w:cs="Carlito"/>
                 <w:sz w:val="34"/>
                 <w:szCs w:val="34"/>
               </w:rPr>
             </w:pPr>
             <w:r>
               <w:rPr>
-                <w:rFonts w:ascii="Calibri" w:hAnsi="Calibri" w:cs="Calibri"/>
+                <w:rFonts w:ascii="Carlito" w:hAnsi="Carlito" w:cs="Carlito"/>
                 <w:sz w:val="34"/>
                 <w:szCs w:val="34"/>
               </w:rPr>
@@ -1841,7 +1584,7 @@
               <w:spacing w:after="160" w:line="278" w:lineRule="auto"/>
               <w:jc w:val="both"/>
               <w:rPr>
-                <w:rFonts w:ascii="Calibri" w:hAnsi="Calibri" w:cs="Calibri"/>
+                <w:rFonts w:ascii="Carlito" w:hAnsi="Carlito" w:cs="Carlito"/>
                 <w:b w:val="0"/>
                 <w:bCs w:val="0"/>
                 <w:sz w:val="34"/>
@@ -1850,7 +1593,7 @@
             </w:pPr>
             <w:r>
               <w:rPr>
-                <w:rFonts w:ascii="Calibri" w:hAnsi="Calibri" w:cs="Calibri"/>
+                <w:rFonts w:ascii="Carlito" w:hAnsi="Carlito" w:cs="Carlito"/>
                 <w:b w:val="0"/>
                 <w:bCs w:val="0"/>
                 <w:sz w:val="34"/>
@@ -1860,7 +1603,7 @@
             </w:r>
             <w:r>
               <w:rPr>
-                <w:rFonts w:ascii="Calibri" w:hAnsi="Calibri" w:cs="Calibri"/>
+                <w:rFonts w:ascii="Carlito" w:hAnsi="Carlito" w:cs="Carlito"/>
                 <w:sz w:val="34"/>
                 <w:szCs w:val="34"/>
               </w:rPr>
@@ -1879,14 +1622,14 @@
               <w:jc w:val="both"/>
               <w:cnfStyle w:val="000000100000" w:firstRow="0" w:lastRow="0" w:firstColumn="0" w:lastColumn="0" w:oddVBand="0" w:evenVBand="0" w:oddHBand="1" w:evenHBand="0" w:firstRowFirstColumn="0" w:firstRowLastColumn="0" w:lastRowFirstColumn="0" w:lastRowLastColumn="0"/>
               <w:rPr>
-                <w:rFonts w:ascii="Calibri" w:hAnsi="Calibri" w:cs="Calibri"/>
+                <w:rFonts w:ascii="Carlito" w:hAnsi="Carlito" w:cs="Carlito"/>
                 <w:sz w:val="34"/>
                 <w:szCs w:val="34"/>
               </w:rPr>
             </w:pPr>
             <w:r>
               <w:rPr>
-                <w:rFonts w:ascii="Calibri" w:hAnsi="Calibri" w:cs="Calibri"/>
+                <w:rFonts w:ascii="Carlito" w:hAnsi="Carlito" w:cs="Carlito"/>
                 <w:sz w:val="34"/>
                 <w:szCs w:val="34"/>
               </w:rPr>
@@ -1907,7 +1650,7 @@
               <w:spacing w:after="160" w:line="278" w:lineRule="auto"/>
               <w:jc w:val="both"/>
               <w:rPr>
-                <w:rFonts w:ascii="Calibri" w:hAnsi="Calibri" w:cs="Calibri"/>
+                <w:rFonts w:ascii="Carlito" w:hAnsi="Carlito" w:cs="Carlito"/>
                 <w:b w:val="0"/>
                 <w:bCs w:val="0"/>
                 <w:sz w:val="34"/>
@@ -1916,7 +1659,7 @@
             </w:pPr>
             <w:r>
               <w:rPr>
-                <w:rFonts w:ascii="Calibri" w:hAnsi="Calibri" w:cs="Calibri"/>
+                <w:rFonts w:ascii="Carlito" w:hAnsi="Carlito" w:cs="Carlito"/>
                 <w:b w:val="0"/>
                 <w:bCs w:val="0"/>
                 <w:sz w:val="34"/>
@@ -1937,14 +1680,14 @@
               <w:jc w:val="both"/>
               <w:cnfStyle w:val="000000000000" w:firstRow="0" w:lastRow="0" w:firstColumn="0" w:lastColumn="0" w:oddVBand="0" w:evenVBand="0" w:oddHBand="0" w:evenHBand="0" w:firstRowFirstColumn="0" w:firstRowLastColumn="0" w:lastRowFirstColumn="0" w:lastRowLastColumn="0"/>
               <w:rPr>
-                <w:rFonts w:ascii="Calibri" w:hAnsi="Calibri" w:cs="Calibri"/>
+                <w:rFonts w:ascii="Carlito" w:hAnsi="Carlito" w:cs="Carlito"/>
                 <w:sz w:val="34"/>
                 <w:szCs w:val="34"/>
               </w:rPr>
             </w:pPr>
             <w:r>
               <w:rPr>
-                <w:rFonts w:ascii="Calibri" w:hAnsi="Calibri" w:cs="Calibri"/>
+                <w:rFonts w:ascii="Carlito" w:hAnsi="Carlito" w:cs="Carlito"/>
                 <w:sz w:val="34"/>
                 <w:szCs w:val="34"/>
               </w:rPr>
@@ -1958,17 +1701,17 @@
       <w:pPr>
         <w:jc w:val="both"/>
         <w:rPr>
-          <w:rFonts w:ascii="Calibri" w:hAnsi="Calibri" w:cs="Calibri"/>
-          <w:sz w:val="34"/>
-          <w:szCs w:val="34"/>
-        </w:rPr>
-      </w:pPr>
-    </w:p>
-    <w:p>
-      <w:pPr>
-        <w:jc w:val="both"/>
-        <w:rPr>
-          <w:rFonts w:ascii="Calibri" w:hAnsi="Calibri" w:cs="Calibri"/>
+          <w:rFonts w:ascii="Carlito" w:hAnsi="Carlito" w:cs="Carlito"/>
+          <w:sz w:val="34"/>
+          <w:szCs w:val="34"/>
+        </w:rPr>
+      </w:pPr>
+    </w:p>
+    <w:p>
+      <w:pPr>
+        <w:jc w:val="both"/>
+        <w:rPr>
+          <w:rFonts w:ascii="Carlito" w:hAnsi="Carlito" w:cs="Carlito"/>
           <w:sz w:val="34"/>
           <w:szCs w:val="34"/>
         </w:rPr>
@@ -1978,14 +1721,14 @@
       <w:pPr>
         <w:jc w:val="center"/>
         <w:rPr>
-          <w:rFonts w:ascii="Calibri" w:hAnsi="Calibri" w:cs="Calibri"/>
-          <w:sz w:val="34"/>
-          <w:szCs w:val="34"/>
-        </w:rPr>
-      </w:pPr>
-      <w:r>
-        <w:rPr>
-          <w:rFonts w:ascii="Calibri" w:hAnsi="Calibri" w:cs="Calibri"/>
+          <w:rFonts w:ascii="Carlito" w:hAnsi="Carlito" w:cs="Carlito"/>
+          <w:sz w:val="34"/>
+          <w:szCs w:val="34"/>
+        </w:rPr>
+      </w:pPr>
+      <w:r>
+        <w:rPr>
+          <w:rFonts w:ascii="Carlito" w:hAnsi="Carlito" w:cs="Carlito"/>
           <w:sz w:val="34"/>
           <w:szCs w:val="34"/>
         </w:rPr>
@@ -1996,36 +1739,36 @@
       <w:pPr>
         <w:jc w:val="both"/>
         <w:rPr>
-          <w:rFonts w:ascii="Calibri" w:hAnsi="Calibri" w:cs="Calibri"/>
-          <w:sz w:val="34"/>
-          <w:szCs w:val="34"/>
-        </w:rPr>
-      </w:pPr>
-    </w:p>
-    <w:p>
-      <w:pPr>
-        <w:jc w:val="both"/>
-        <w:rPr>
-          <w:rFonts w:ascii="Calibri" w:hAnsi="Calibri" w:cs="Calibri"/>
-          <w:sz w:val="34"/>
-          <w:szCs w:val="34"/>
-        </w:rPr>
-      </w:pPr>
-    </w:p>
-    <w:p>
-      <w:pPr>
-        <w:jc w:val="both"/>
-        <w:rPr>
-          <w:rFonts w:ascii="Calibri" w:hAnsi="Calibri" w:cs="Calibri"/>
-          <w:b/>
-          <w:bCs/>
-          <w:sz w:val="34"/>
-          <w:szCs w:val="34"/>
-        </w:rPr>
-      </w:pPr>
-      <w:r>
-        <w:rPr>
-          <w:rFonts w:ascii="Calibri" w:hAnsi="Calibri" w:cs="Calibri"/>
+          <w:rFonts w:ascii="Carlito" w:hAnsi="Carlito" w:cs="Carlito"/>
+          <w:sz w:val="34"/>
+          <w:szCs w:val="34"/>
+        </w:rPr>
+      </w:pPr>
+    </w:p>
+    <w:p>
+      <w:pPr>
+        <w:jc w:val="both"/>
+        <w:rPr>
+          <w:rFonts w:ascii="Carlito" w:hAnsi="Carlito" w:cs="Carlito"/>
+          <w:sz w:val="34"/>
+          <w:szCs w:val="34"/>
+        </w:rPr>
+      </w:pPr>
+    </w:p>
+    <w:p>
+      <w:pPr>
+        <w:jc w:val="both"/>
+        <w:rPr>
+          <w:rFonts w:ascii="Carlito" w:hAnsi="Carlito" w:cs="Carlito"/>
+          <w:b/>
+          <w:bCs/>
+          <w:sz w:val="34"/>
+          <w:szCs w:val="34"/>
+        </w:rPr>
+      </w:pPr>
+      <w:r>
+        <w:rPr>
+          <w:rFonts w:ascii="Carlito" w:hAnsi="Carlito" w:cs="Carlito"/>
           <w:b/>
           <w:bCs/>
           <w:sz w:val="34"/>
@@ -2039,14 +1782,14 @@
       <w:pPr>
         <w:jc w:val="both"/>
         <w:rPr>
-          <w:rFonts w:ascii="Calibri" w:hAnsi="Calibri" w:cs="Calibri"/>
-          <w:sz w:val="34"/>
-          <w:szCs w:val="34"/>
-        </w:rPr>
-      </w:pPr>
-      <w:r>
-        <w:rPr>
-          <w:rFonts w:ascii="Calibri" w:hAnsi="Calibri" w:cs="Calibri"/>
+          <w:rFonts w:ascii="Carlito" w:hAnsi="Carlito" w:cs="Carlito"/>
+          <w:sz w:val="34"/>
+          <w:szCs w:val="34"/>
+        </w:rPr>
+      </w:pPr>
+      <w:r>
+        <w:rPr>
+          <w:rFonts w:ascii="Carlito" w:hAnsi="Carlito" w:cs="Carlito"/>
           <w:sz w:val="34"/>
           <w:szCs w:val="34"/>
         </w:rPr>
@@ -2054,7 +1797,7 @@
       </w:r>
       <w:r>
         <w:rPr>
-          <w:rFonts w:ascii="Calibri" w:hAnsi="Calibri" w:cs="Calibri"/>
+          <w:rFonts w:ascii="Carlito" w:hAnsi="Carlito" w:cs="Carlito"/>
           <w:b/>
           <w:bCs/>
           <w:sz w:val="34"/>
@@ -2064,7 +1807,7 @@
       </w:r>
       <w:r>
         <w:rPr>
-          <w:rFonts w:ascii="Calibri" w:hAnsi="Calibri" w:cs="Calibri"/>
+          <w:rFonts w:ascii="Carlito" w:hAnsi="Carlito" w:cs="Carlito"/>
           <w:sz w:val="34"/>
           <w:szCs w:val="34"/>
         </w:rPr>
@@ -2072,29 +1815,17 @@
       </w:r>
       <w:r>
         <w:rPr>
-          <w:rFonts w:ascii="Calibri" w:hAnsi="Calibri" w:cs="Calibri"/>
-          <w:b/>
-          <w:bCs/>
-          <w:sz w:val="34"/>
-          <w:szCs w:val="34"/>
-        </w:rPr>
-        <w:t xml:space="preserve"> </w:t>
-      </w:r>
-      <w:proofErr w:type="spellStart"/>
-      <w:r>
-        <w:rPr>
-          <w:rFonts w:ascii="Calibri" w:hAnsi="Calibri" w:cs="Calibri"/>
-          <w:b/>
-          <w:bCs/>
-          <w:sz w:val="34"/>
-          <w:szCs w:val="34"/>
-        </w:rPr>
-        <w:t>VoidCallback</w:t>
-      </w:r>
-      <w:proofErr w:type="spellEnd"/>
-      <w:r>
-        <w:rPr>
-          <w:rFonts w:ascii="Calibri" w:hAnsi="Calibri" w:cs="Calibri"/>
+          <w:rFonts w:ascii="Carlito" w:hAnsi="Carlito" w:cs="Carlito"/>
+          <w:b/>
+          <w:bCs/>
+          <w:sz w:val="34"/>
+          <w:szCs w:val="34"/>
+        </w:rPr>
+        <w:t xml:space="preserve"> VoidCallback</w:t>
+      </w:r>
+      <w:r>
+        <w:rPr>
+          <w:rFonts w:ascii="Carlito" w:hAnsi="Carlito" w:cs="Carlito"/>
           <w:sz w:val="34"/>
           <w:szCs w:val="34"/>
         </w:rPr>
@@ -2105,14 +1836,14 @@
       <w:pPr>
         <w:jc w:val="both"/>
         <w:rPr>
-          <w:rFonts w:ascii="Calibri" w:hAnsi="Calibri" w:cs="Calibri"/>
-          <w:sz w:val="34"/>
-          <w:szCs w:val="34"/>
-        </w:rPr>
-      </w:pPr>
-      <w:r>
-        <w:rPr>
-          <w:rFonts w:ascii="Calibri" w:hAnsi="Calibri" w:cs="Calibri"/>
+          <w:rFonts w:ascii="Carlito" w:hAnsi="Carlito" w:cs="Carlito"/>
+          <w:sz w:val="34"/>
+          <w:szCs w:val="34"/>
+        </w:rPr>
+      </w:pPr>
+      <w:r>
+        <w:rPr>
+          <w:rFonts w:ascii="Carlito" w:hAnsi="Carlito" w:cs="Carlito"/>
           <w:sz w:val="34"/>
           <w:szCs w:val="34"/>
         </w:rPr>
@@ -2128,14 +1859,14 @@
         </w:numPr>
         <w:jc w:val="both"/>
         <w:rPr>
-          <w:rFonts w:ascii="Calibri" w:hAnsi="Calibri" w:cs="Calibri"/>
-          <w:sz w:val="34"/>
-          <w:szCs w:val="34"/>
-        </w:rPr>
-      </w:pPr>
-      <w:r>
-        <w:rPr>
-          <w:rFonts w:ascii="Calibri" w:hAnsi="Calibri" w:cs="Calibri"/>
+          <w:rFonts w:ascii="Carlito" w:hAnsi="Carlito" w:cs="Carlito"/>
+          <w:sz w:val="34"/>
+          <w:szCs w:val="34"/>
+        </w:rPr>
+      </w:pPr>
+      <w:r>
+        <w:rPr>
+          <w:rFonts w:ascii="Carlito" w:hAnsi="Carlito" w:cs="Carlito"/>
           <w:sz w:val="34"/>
           <w:szCs w:val="34"/>
         </w:rPr>
@@ -2151,14 +1882,14 @@
         </w:numPr>
         <w:jc w:val="both"/>
         <w:rPr>
-          <w:rFonts w:ascii="Calibri" w:hAnsi="Calibri" w:cs="Calibri"/>
-          <w:sz w:val="34"/>
-          <w:szCs w:val="34"/>
-        </w:rPr>
-      </w:pPr>
-      <w:r>
-        <w:rPr>
-          <w:rFonts w:ascii="Calibri" w:hAnsi="Calibri" w:cs="Calibri"/>
+          <w:rFonts w:ascii="Carlito" w:hAnsi="Carlito" w:cs="Carlito"/>
+          <w:sz w:val="34"/>
+          <w:szCs w:val="34"/>
+        </w:rPr>
+      </w:pPr>
+      <w:r>
+        <w:rPr>
+          <w:rFonts w:ascii="Carlito" w:hAnsi="Carlito" w:cs="Carlito"/>
           <w:sz w:val="34"/>
           <w:szCs w:val="34"/>
         </w:rPr>
@@ -2174,14 +1905,14 @@
         </w:numPr>
         <w:jc w:val="both"/>
         <w:rPr>
-          <w:rFonts w:ascii="Calibri" w:hAnsi="Calibri" w:cs="Calibri"/>
-          <w:sz w:val="34"/>
-          <w:szCs w:val="34"/>
-        </w:rPr>
-      </w:pPr>
-      <w:r>
-        <w:rPr>
-          <w:rFonts w:ascii="Calibri" w:hAnsi="Calibri" w:cs="Calibri"/>
+          <w:rFonts w:ascii="Carlito" w:hAnsi="Carlito" w:cs="Carlito"/>
+          <w:sz w:val="34"/>
+          <w:szCs w:val="34"/>
+        </w:rPr>
+      </w:pPr>
+      <w:r>
+        <w:rPr>
+          <w:rFonts w:ascii="Carlito" w:hAnsi="Carlito" w:cs="Carlito"/>
           <w:sz w:val="34"/>
           <w:szCs w:val="34"/>
         </w:rPr>
@@ -2192,24 +1923,24 @@
       <w:pPr>
         <w:jc w:val="both"/>
         <w:rPr>
-          <w:rFonts w:ascii="Calibri" w:hAnsi="Calibri" w:cs="Calibri"/>
-          <w:sz w:val="34"/>
-          <w:szCs w:val="34"/>
-        </w:rPr>
-      </w:pPr>
-    </w:p>
-    <w:p>
-      <w:pPr>
-        <w:jc w:val="both"/>
-        <w:rPr>
-          <w:rFonts w:ascii="Calibri" w:hAnsi="Calibri" w:cs="Calibri"/>
-          <w:sz w:val="34"/>
-          <w:szCs w:val="34"/>
-        </w:rPr>
-      </w:pPr>
-      <w:r>
-        <w:rPr>
-          <w:rFonts w:ascii="Calibri" w:hAnsi="Calibri" w:cs="Calibri"/>
+          <w:rFonts w:ascii="Carlito" w:hAnsi="Carlito" w:cs="Carlito"/>
+          <w:sz w:val="34"/>
+          <w:szCs w:val="34"/>
+        </w:rPr>
+      </w:pPr>
+    </w:p>
+    <w:p>
+      <w:pPr>
+        <w:jc w:val="both"/>
+        <w:rPr>
+          <w:rFonts w:ascii="Carlito" w:hAnsi="Carlito" w:cs="Carlito"/>
+          <w:sz w:val="34"/>
+          <w:szCs w:val="34"/>
+        </w:rPr>
+      </w:pPr>
+      <w:r>
+        <w:rPr>
+          <w:rFonts w:ascii="Carlito" w:hAnsi="Carlito" w:cs="Carlito"/>
           <w:sz w:val="34"/>
           <w:szCs w:val="34"/>
         </w:rPr>
@@ -2220,280 +1951,220 @@
       <w:pPr>
         <w:jc w:val="both"/>
         <w:rPr>
-          <w:rFonts w:ascii="Calibri" w:hAnsi="Calibri" w:cs="Calibri"/>
-          <w:sz w:val="34"/>
-          <w:szCs w:val="34"/>
-        </w:rPr>
-      </w:pPr>
-      <w:r>
-        <w:rPr>
-          <w:rFonts w:ascii="Calibri" w:hAnsi="Calibri" w:cs="Calibri"/>
+          <w:rFonts w:ascii="Carlito" w:hAnsi="Carlito" w:cs="Carlito"/>
+          <w:sz w:val="34"/>
+          <w:szCs w:val="34"/>
+        </w:rPr>
+      </w:pPr>
+      <w:r>
+        <w:rPr>
+          <w:rFonts w:ascii="Carlito" w:hAnsi="Carlito" w:cs="Carlito"/>
           <w:sz w:val="34"/>
           <w:szCs w:val="34"/>
         </w:rPr>
         <w:t xml:space="preserve"># Here </w:t>
       </w:r>
-      <w:proofErr w:type="gramStart"/>
-      <w:r>
-        <w:rPr>
-          <w:rFonts w:ascii="Calibri" w:hAnsi="Calibri" w:cs="Calibri"/>
-          <w:b/>
-          <w:bCs/>
+      <w:r>
+        <w:rPr>
+          <w:rFonts w:ascii="Carlito" w:hAnsi="Carlito" w:cs="Carlito"/>
+          <w:b/>
+          <w:bCs/>
+          <w:sz w:val="34"/>
+          <w:szCs w:val="34"/>
+        </w:rPr>
+        <w:t>greet()</w:t>
+      </w:r>
+      <w:r>
+        <w:rPr>
+          <w:rFonts w:ascii="Carlito" w:hAnsi="Carlito" w:cs="Carlito"/>
+          <w:sz w:val="34"/>
+          <w:szCs w:val="34"/>
+        </w:rPr>
+        <w:t xml:space="preserve"> function takes the </w:t>
+      </w:r>
+      <w:r>
+        <w:rPr>
+          <w:rFonts w:ascii="Carlito" w:hAnsi="Carlito" w:cs="Carlito"/>
+          <w:b/>
+          <w:bCs/>
+          <w:sz w:val="34"/>
+          <w:szCs w:val="34"/>
+        </w:rPr>
+        <w:t>done</w:t>
+      </w:r>
+      <w:r>
+        <w:rPr>
+          <w:rFonts w:ascii="Carlito" w:hAnsi="Carlito" w:cs="Carlito"/>
+          <w:sz w:val="34"/>
+          <w:szCs w:val="34"/>
+        </w:rPr>
+        <w:t xml:space="preserve"> function itself as a parameter and can be called in the </w:t>
+      </w:r>
+      <w:r>
+        <w:rPr>
+          <w:rFonts w:ascii="Carlito" w:hAnsi="Carlito" w:cs="Carlito"/>
+          <w:b/>
+          <w:bCs/>
+          <w:sz w:val="34"/>
+          <w:szCs w:val="34"/>
+        </w:rPr>
+        <w:t>greet()</w:t>
+      </w:r>
+      <w:r>
+        <w:rPr>
+          <w:rFonts w:ascii="Carlito" w:hAnsi="Carlito" w:cs="Carlito"/>
+          <w:sz w:val="34"/>
+          <w:szCs w:val="34"/>
+        </w:rPr>
+        <w:t xml:space="preserve"> function</w:t>
+      </w:r>
+    </w:p>
+    <w:p>
+      <w:pPr>
+        <w:jc w:val="both"/>
+        <w:rPr>
+          <w:rFonts w:ascii="Carlito" w:hAnsi="Carlito" w:cs="Carlito"/>
+          <w:b/>
+          <w:bCs/>
+          <w:color w:val="D86DCB" w:themeColor="accent5" w:themeTint="99"/>
+          <w:sz w:val="34"/>
+          <w:szCs w:val="34"/>
+        </w:rPr>
+      </w:pPr>
+      <w:r>
+        <w:rPr>
+          <w:rFonts w:ascii="Carlito" w:hAnsi="Carlito" w:cs="Carlito"/>
+          <w:b/>
+          <w:bCs/>
+          <w:color w:val="D86DCB" w:themeColor="accent5" w:themeTint="99"/>
+          <w:sz w:val="34"/>
+          <w:szCs w:val="34"/>
+        </w:rPr>
+        <w:t>def greet(callback):</w:t>
+      </w:r>
+    </w:p>
+    <w:p>
+      <w:pPr>
+        <w:jc w:val="both"/>
+        <w:rPr>
+          <w:rFonts w:ascii="Carlito" w:hAnsi="Carlito" w:cs="Carlito"/>
+          <w:b/>
+          <w:bCs/>
+          <w:color w:val="D86DCB" w:themeColor="accent5" w:themeTint="99"/>
+          <w:sz w:val="34"/>
+          <w:szCs w:val="34"/>
+        </w:rPr>
+      </w:pPr>
+      <w:r>
+        <w:rPr>
+          <w:rFonts w:ascii="Carlito" w:hAnsi="Carlito" w:cs="Carlito"/>
+          <w:b/>
+          <w:bCs/>
+          <w:color w:val="D86DCB" w:themeColor="accent5" w:themeTint="99"/>
+          <w:sz w:val="34"/>
+          <w:szCs w:val="34"/>
+        </w:rPr>
+        <w:t xml:space="preserve">    print("Hello")</w:t>
+      </w:r>
+    </w:p>
+    <w:p>
+      <w:pPr>
+        <w:jc w:val="both"/>
+        <w:rPr>
+          <w:rFonts w:ascii="Carlito" w:hAnsi="Carlito" w:cs="Carlito"/>
+          <w:b/>
+          <w:bCs/>
+          <w:color w:val="D86DCB" w:themeColor="accent5" w:themeTint="99"/>
+          <w:sz w:val="34"/>
+          <w:szCs w:val="34"/>
+        </w:rPr>
+      </w:pPr>
+      <w:r>
+        <w:rPr>
+          <w:rFonts w:ascii="Carlito" w:hAnsi="Carlito" w:cs="Carlito"/>
+          <w:b/>
+          <w:bCs/>
+          <w:color w:val="D86DCB" w:themeColor="accent5" w:themeTint="99"/>
+          <w:sz w:val="34"/>
+          <w:szCs w:val="34"/>
+        </w:rPr>
+        <w:t xml:space="preserve">    callback()</w:t>
+      </w:r>
+    </w:p>
+    <w:p>
+      <w:pPr>
+        <w:jc w:val="both"/>
+        <w:rPr>
+          <w:rFonts w:ascii="Carlito" w:hAnsi="Carlito" w:cs="Carlito"/>
+          <w:b/>
+          <w:bCs/>
+          <w:color w:val="D86DCB" w:themeColor="accent5" w:themeTint="99"/>
+          <w:sz w:val="34"/>
+          <w:szCs w:val="34"/>
+        </w:rPr>
+      </w:pPr>
+      <w:r>
+        <w:rPr>
+          <w:rFonts w:ascii="Carlito" w:hAnsi="Carlito" w:cs="Carlito"/>
+          <w:b/>
+          <w:bCs/>
+          <w:color w:val="D86DCB" w:themeColor="accent5" w:themeTint="99"/>
+          <w:sz w:val="34"/>
+          <w:szCs w:val="34"/>
+        </w:rPr>
+        <w:t>def done():</w:t>
+      </w:r>
+    </w:p>
+    <w:p>
+      <w:pPr>
+        <w:jc w:val="both"/>
+        <w:rPr>
+          <w:rFonts w:ascii="Carlito" w:hAnsi="Carlito" w:cs="Carlito"/>
+          <w:b/>
+          <w:bCs/>
+          <w:color w:val="D86DCB" w:themeColor="accent5" w:themeTint="99"/>
+          <w:sz w:val="34"/>
+          <w:szCs w:val="34"/>
+        </w:rPr>
+      </w:pPr>
+      <w:r>
+        <w:rPr>
+          <w:rFonts w:ascii="Carlito" w:hAnsi="Carlito" w:cs="Carlito"/>
+          <w:b/>
+          <w:bCs/>
+          <w:color w:val="D86DCB" w:themeColor="accent5" w:themeTint="99"/>
+          <w:sz w:val="34"/>
+          <w:szCs w:val="34"/>
+        </w:rPr>
+        <w:t xml:space="preserve">    print("Done")</w:t>
+      </w:r>
+    </w:p>
+    <w:p>
+      <w:pPr>
+        <w:jc w:val="both"/>
+        <w:rPr>
+          <w:rFonts w:ascii="Carlito" w:hAnsi="Carlito" w:cs="Carlito"/>
+          <w:b/>
+          <w:bCs/>
+          <w:color w:val="D86DCB" w:themeColor="accent5" w:themeTint="99"/>
+          <w:sz w:val="34"/>
+          <w:szCs w:val="34"/>
+        </w:rPr>
+      </w:pPr>
+      <w:r>
+        <w:rPr>
+          <w:rFonts w:ascii="Carlito" w:hAnsi="Carlito" w:cs="Carlito"/>
+          <w:b/>
+          <w:bCs/>
+          <w:color w:val="D86DCB" w:themeColor="accent5" w:themeTint="99"/>
           <w:sz w:val="34"/>
           <w:szCs w:val="34"/>
         </w:rPr>
         <w:t>greet(</w:t>
       </w:r>
-      <w:proofErr w:type="gramEnd"/>
-      <w:r>
-        <w:rPr>
-          <w:rFonts w:ascii="Calibri" w:hAnsi="Calibri" w:cs="Calibri"/>
-          <w:b/>
-          <w:bCs/>
-          <w:sz w:val="34"/>
-          <w:szCs w:val="34"/>
-        </w:rPr>
-        <w:t>)</w:t>
-      </w:r>
-      <w:r>
-        <w:rPr>
-          <w:rFonts w:ascii="Calibri" w:hAnsi="Calibri" w:cs="Calibri"/>
-          <w:sz w:val="34"/>
-          <w:szCs w:val="34"/>
-        </w:rPr>
-        <w:t xml:space="preserve"> function takes the </w:t>
-      </w:r>
-      <w:r>
-        <w:rPr>
-          <w:rFonts w:ascii="Calibri" w:hAnsi="Calibri" w:cs="Calibri"/>
-          <w:b/>
-          <w:bCs/>
-          <w:sz w:val="34"/>
-          <w:szCs w:val="34"/>
-        </w:rPr>
-        <w:t>done</w:t>
-      </w:r>
-      <w:r>
-        <w:rPr>
-          <w:rFonts w:ascii="Calibri" w:hAnsi="Calibri" w:cs="Calibri"/>
-          <w:sz w:val="34"/>
-          <w:szCs w:val="34"/>
-        </w:rPr>
-        <w:t xml:space="preserve"> function itself as a parameter and can be called in the </w:t>
-      </w:r>
-      <w:r>
-        <w:rPr>
-          <w:rFonts w:ascii="Calibri" w:hAnsi="Calibri" w:cs="Calibri"/>
-          <w:b/>
-          <w:bCs/>
-          <w:sz w:val="34"/>
-          <w:szCs w:val="34"/>
-        </w:rPr>
-        <w:t>greet()</w:t>
-      </w:r>
-      <w:r>
-        <w:rPr>
-          <w:rFonts w:ascii="Calibri" w:hAnsi="Calibri" w:cs="Calibri"/>
-          <w:sz w:val="34"/>
-          <w:szCs w:val="34"/>
-        </w:rPr>
-        <w:t xml:space="preserve"> function</w:t>
-      </w:r>
-    </w:p>
-    <w:p>
-      <w:pPr>
-        <w:jc w:val="both"/>
-        <w:rPr>
-          <w:rFonts w:ascii="Calibri" w:hAnsi="Calibri" w:cs="Calibri"/>
-          <w:b/>
-          <w:bCs/>
-          <w:color w:val="D86DCB" w:themeColor="accent5" w:themeTint="99"/>
-          <w:sz w:val="34"/>
-          <w:szCs w:val="34"/>
-        </w:rPr>
-      </w:pPr>
-      <w:r>
-        <w:rPr>
-          <w:rFonts w:ascii="Calibri" w:hAnsi="Calibri" w:cs="Calibri"/>
-          <w:b/>
-          <w:bCs/>
-          <w:color w:val="D86DCB" w:themeColor="accent5" w:themeTint="99"/>
-          <w:sz w:val="34"/>
-          <w:szCs w:val="34"/>
-        </w:rPr>
-        <w:t>def greet(callback):</w:t>
-      </w:r>
-    </w:p>
-    <w:p>
-      <w:pPr>
-        <w:jc w:val="both"/>
-        <w:rPr>
-          <w:rFonts w:ascii="Calibri" w:hAnsi="Calibri" w:cs="Calibri"/>
-          <w:b/>
-          <w:bCs/>
-          <w:color w:val="D86DCB" w:themeColor="accent5" w:themeTint="99"/>
-          <w:sz w:val="34"/>
-          <w:szCs w:val="34"/>
-        </w:rPr>
-      </w:pPr>
-      <w:r>
-        <w:rPr>
-          <w:rFonts w:ascii="Calibri" w:hAnsi="Calibri" w:cs="Calibri"/>
-          <w:b/>
-          <w:bCs/>
-          <w:color w:val="D86DCB" w:themeColor="accent5" w:themeTint="99"/>
-          <w:sz w:val="34"/>
-          <w:szCs w:val="34"/>
-        </w:rPr>
-        <w:t xml:space="preserve">    print("Hello")</w:t>
-      </w:r>
-    </w:p>
-    <w:p>
-      <w:pPr>
-        <w:jc w:val="both"/>
-        <w:rPr>
-          <w:rFonts w:ascii="Calibri" w:hAnsi="Calibri" w:cs="Calibri"/>
-          <w:b/>
-          <w:bCs/>
-          <w:color w:val="D86DCB" w:themeColor="accent5" w:themeTint="99"/>
-          <w:sz w:val="34"/>
-          <w:szCs w:val="34"/>
-        </w:rPr>
-      </w:pPr>
-      <w:r>
-        <w:rPr>
-          <w:rFonts w:ascii="Calibri" w:hAnsi="Calibri" w:cs="Calibri"/>
-          <w:b/>
-          <w:bCs/>
-          <w:color w:val="D86DCB" w:themeColor="accent5" w:themeTint="99"/>
-          <w:sz w:val="34"/>
-          <w:szCs w:val="34"/>
-        </w:rPr>
-        <w:t xml:space="preserve">    </w:t>
-      </w:r>
-      <w:proofErr w:type="gramStart"/>
-      <w:r>
-        <w:rPr>
-          <w:rFonts w:ascii="Calibri" w:hAnsi="Calibri" w:cs="Calibri"/>
-          <w:b/>
-          <w:bCs/>
-          <w:color w:val="D86DCB" w:themeColor="accent5" w:themeTint="99"/>
-          <w:sz w:val="34"/>
-          <w:szCs w:val="34"/>
-        </w:rPr>
-        <w:t>callback(</w:t>
-      </w:r>
-      <w:proofErr w:type="gramEnd"/>
-      <w:r>
-        <w:rPr>
-          <w:rFonts w:ascii="Calibri" w:hAnsi="Calibri" w:cs="Calibri"/>
-          <w:b/>
-          <w:bCs/>
-          <w:color w:val="D86DCB" w:themeColor="accent5" w:themeTint="99"/>
-          <w:sz w:val="34"/>
-          <w:szCs w:val="34"/>
-        </w:rPr>
-        <w:t>)</w:t>
-      </w:r>
-    </w:p>
-    <w:p>
-      <w:pPr>
-        <w:jc w:val="both"/>
-        <w:rPr>
-          <w:rFonts w:ascii="Calibri" w:hAnsi="Calibri" w:cs="Calibri"/>
-          <w:b/>
-          <w:bCs/>
-          <w:color w:val="D86DCB" w:themeColor="accent5" w:themeTint="99"/>
-          <w:sz w:val="34"/>
-          <w:szCs w:val="34"/>
-        </w:rPr>
-      </w:pPr>
-      <w:r>
-        <w:rPr>
-          <w:rFonts w:ascii="Calibri" w:hAnsi="Calibri" w:cs="Calibri"/>
-          <w:b/>
-          <w:bCs/>
-          <w:color w:val="D86DCB" w:themeColor="accent5" w:themeTint="99"/>
-          <w:sz w:val="34"/>
-          <w:szCs w:val="34"/>
-        </w:rPr>
-        <w:t xml:space="preserve">def </w:t>
-      </w:r>
-      <w:proofErr w:type="gramStart"/>
-      <w:r>
-        <w:rPr>
-          <w:rFonts w:ascii="Calibri" w:hAnsi="Calibri" w:cs="Calibri"/>
-          <w:b/>
-          <w:bCs/>
-          <w:color w:val="D86DCB" w:themeColor="accent5" w:themeTint="99"/>
-          <w:sz w:val="34"/>
-          <w:szCs w:val="34"/>
-        </w:rPr>
-        <w:t>done(</w:t>
-      </w:r>
-      <w:proofErr w:type="gramEnd"/>
-      <w:r>
-        <w:rPr>
-          <w:rFonts w:ascii="Calibri" w:hAnsi="Calibri" w:cs="Calibri"/>
-          <w:b/>
-          <w:bCs/>
-          <w:color w:val="D86DCB" w:themeColor="accent5" w:themeTint="99"/>
-          <w:sz w:val="34"/>
-          <w:szCs w:val="34"/>
-        </w:rPr>
-        <w:t>):</w:t>
-      </w:r>
-    </w:p>
-    <w:p>
-      <w:pPr>
-        <w:jc w:val="both"/>
-        <w:rPr>
-          <w:rFonts w:ascii="Calibri" w:hAnsi="Calibri" w:cs="Calibri"/>
-          <w:b/>
-          <w:bCs/>
-          <w:color w:val="D86DCB" w:themeColor="accent5" w:themeTint="99"/>
-          <w:sz w:val="34"/>
-          <w:szCs w:val="34"/>
-        </w:rPr>
-      </w:pPr>
-      <w:r>
-        <w:rPr>
-          <w:rFonts w:ascii="Calibri" w:hAnsi="Calibri" w:cs="Calibri"/>
-          <w:b/>
-          <w:bCs/>
-          <w:color w:val="D86DCB" w:themeColor="accent5" w:themeTint="99"/>
-          <w:sz w:val="34"/>
-          <w:szCs w:val="34"/>
-        </w:rPr>
-        <w:t xml:space="preserve">    print("Done")</w:t>
-      </w:r>
-    </w:p>
-    <w:p>
-      <w:pPr>
-        <w:jc w:val="both"/>
-        <w:rPr>
-          <w:rFonts w:ascii="Calibri" w:hAnsi="Calibri" w:cs="Calibri"/>
-          <w:b/>
-          <w:bCs/>
-          <w:color w:val="D86DCB" w:themeColor="accent5" w:themeTint="99"/>
-          <w:sz w:val="34"/>
-          <w:szCs w:val="34"/>
-        </w:rPr>
-      </w:pPr>
-      <w:r>
-        <w:rPr>
-          <w:rFonts w:ascii="Calibri" w:hAnsi="Calibri" w:cs="Calibri"/>
-          <w:b/>
-          <w:bCs/>
-          <w:color w:val="D86DCB" w:themeColor="accent5" w:themeTint="99"/>
-          <w:sz w:val="34"/>
-          <w:szCs w:val="34"/>
-        </w:rPr>
-        <w:t>greet(</w:t>
-      </w:r>
-      <w:r>
-        <w:rPr>
-          <w:rFonts w:ascii="Calibri" w:hAnsi="Calibri" w:cs="Calibri"/>
+      <w:r>
+        <w:rPr>
+          <w:rFonts w:ascii="Carlito" w:hAnsi="Carlito" w:cs="Carlito"/>
           <w:b/>
           <w:bCs/>
           <w:color w:val="D86DCB" w:themeColor="accent5" w:themeTint="99"/>
@@ -2504,7 +2175,7 @@
       </w:r>
       <w:r>
         <w:rPr>
-          <w:rFonts w:ascii="Calibri" w:hAnsi="Calibri" w:cs="Calibri"/>
+          <w:rFonts w:ascii="Carlito" w:hAnsi="Carlito" w:cs="Carlito"/>
           <w:b/>
           <w:bCs/>
           <w:color w:val="D86DCB" w:themeColor="accent5" w:themeTint="99"/>
@@ -2518,14 +2189,14 @@
       <w:pPr>
         <w:jc w:val="both"/>
         <w:rPr>
-          <w:rFonts w:ascii="Calibri" w:hAnsi="Calibri" w:cs="Calibri"/>
-          <w:sz w:val="34"/>
-          <w:szCs w:val="34"/>
-        </w:rPr>
-      </w:pPr>
-      <w:r>
-        <w:rPr>
-          <w:rFonts w:ascii="Calibri" w:hAnsi="Calibri" w:cs="Calibri"/>
+          <w:rFonts w:ascii="Carlito" w:hAnsi="Carlito" w:cs="Carlito"/>
+          <w:sz w:val="34"/>
+          <w:szCs w:val="34"/>
+        </w:rPr>
+      </w:pPr>
+      <w:r>
+        <w:rPr>
+          <w:rFonts w:ascii="Carlito" w:hAnsi="Carlito" w:cs="Carlito"/>
           <w:sz w:val="34"/>
           <w:szCs w:val="34"/>
         </w:rPr>
@@ -2536,7 +2207,7 @@
       <w:pPr>
         <w:jc w:val="both"/>
         <w:rPr>
-          <w:rFonts w:ascii="Calibri" w:hAnsi="Calibri" w:cs="Calibri"/>
+          <w:rFonts w:ascii="Carlito" w:hAnsi="Carlito" w:cs="Carlito"/>
           <w:b/>
           <w:bCs/>
           <w:sz w:val="30"/>
@@ -2545,7 +2216,7 @@
       </w:pPr>
       <w:r>
         <w:rPr>
-          <w:rFonts w:ascii="Calibri" w:hAnsi="Calibri" w:cs="Calibri"/>
+          <w:rFonts w:ascii="Carlito" w:hAnsi="Carlito" w:cs="Carlito"/>
           <w:b/>
           <w:bCs/>
           <w:sz w:val="30"/>
@@ -2558,7 +2229,7 @@
       <w:pPr>
         <w:jc w:val="both"/>
         <w:rPr>
-          <w:rFonts w:ascii="Calibri" w:hAnsi="Calibri" w:cs="Calibri"/>
+          <w:rFonts w:ascii="Carlito" w:hAnsi="Carlito" w:cs="Carlito"/>
           <w:b/>
           <w:bCs/>
           <w:sz w:val="30"/>
@@ -2567,7 +2238,7 @@
       </w:pPr>
       <w:r>
         <w:rPr>
-          <w:rFonts w:ascii="Calibri" w:hAnsi="Calibri" w:cs="Calibri"/>
+          <w:rFonts w:ascii="Carlito" w:hAnsi="Carlito" w:cs="Carlito"/>
           <w:b/>
           <w:bCs/>
           <w:sz w:val="30"/>
@@ -2580,24 +2251,24 @@
       <w:pPr>
         <w:jc w:val="both"/>
         <w:rPr>
-          <w:rFonts w:ascii="Calibri" w:hAnsi="Calibri" w:cs="Calibri"/>
-          <w:sz w:val="34"/>
-          <w:szCs w:val="34"/>
-        </w:rPr>
-      </w:pPr>
-    </w:p>
-    <w:p>
-      <w:pPr>
-        <w:jc w:val="both"/>
-        <w:rPr>
-          <w:rFonts w:ascii="Calibri" w:hAnsi="Calibri" w:cs="Calibri"/>
-          <w:sz w:val="34"/>
-          <w:szCs w:val="34"/>
-        </w:rPr>
-      </w:pPr>
-      <w:r>
-        <w:rPr>
-          <w:rFonts w:ascii="Calibri" w:hAnsi="Calibri" w:cs="Calibri"/>
+          <w:rFonts w:ascii="Carlito" w:hAnsi="Carlito" w:cs="Carlito"/>
+          <w:sz w:val="34"/>
+          <w:szCs w:val="34"/>
+        </w:rPr>
+      </w:pPr>
+    </w:p>
+    <w:p>
+      <w:pPr>
+        <w:jc w:val="both"/>
+        <w:rPr>
+          <w:rFonts w:ascii="Carlito" w:hAnsi="Carlito" w:cs="Carlito"/>
+          <w:sz w:val="34"/>
+          <w:szCs w:val="34"/>
+        </w:rPr>
+      </w:pPr>
+      <w:r>
+        <w:rPr>
+          <w:rFonts w:ascii="Carlito" w:hAnsi="Carlito" w:cs="Carlito"/>
           <w:sz w:val="34"/>
           <w:szCs w:val="34"/>
         </w:rPr>
@@ -2608,14 +2279,14 @@
       <w:pPr>
         <w:jc w:val="both"/>
         <w:rPr>
-          <w:rFonts w:ascii="Calibri" w:hAnsi="Calibri" w:cs="Calibri"/>
-          <w:sz w:val="34"/>
-          <w:szCs w:val="34"/>
-        </w:rPr>
-      </w:pPr>
-      <w:r>
-        <w:rPr>
-          <w:rFonts w:ascii="Calibri" w:hAnsi="Calibri" w:cs="Calibri"/>
+          <w:rFonts w:ascii="Carlito" w:hAnsi="Carlito" w:cs="Carlito"/>
+          <w:sz w:val="34"/>
+          <w:szCs w:val="34"/>
+        </w:rPr>
+      </w:pPr>
+      <w:r>
+        <w:rPr>
+          <w:rFonts w:ascii="Carlito" w:hAnsi="Carlito" w:cs="Carlito"/>
           <w:sz w:val="34"/>
           <w:szCs w:val="34"/>
         </w:rPr>
@@ -2626,17 +2297,17 @@
       <w:pPr>
         <w:jc w:val="both"/>
         <w:rPr>
-          <w:rFonts w:ascii="Calibri" w:hAnsi="Calibri" w:cs="Calibri"/>
-          <w:b/>
-          <w:bCs/>
-          <w:color w:val="D86DCB" w:themeColor="accent5" w:themeTint="99"/>
-          <w:sz w:val="34"/>
-          <w:szCs w:val="34"/>
-        </w:rPr>
-      </w:pPr>
-      <w:r>
-        <w:rPr>
-          <w:rFonts w:ascii="Calibri" w:hAnsi="Calibri" w:cs="Calibri"/>
+          <w:rFonts w:ascii="Carlito" w:hAnsi="Carlito" w:cs="Carlito"/>
+          <w:b/>
+          <w:bCs/>
+          <w:color w:val="D86DCB" w:themeColor="accent5" w:themeTint="99"/>
+          <w:sz w:val="34"/>
+          <w:szCs w:val="34"/>
+        </w:rPr>
+      </w:pPr>
+      <w:r>
+        <w:rPr>
+          <w:rFonts w:ascii="Carlito" w:hAnsi="Carlito" w:cs="Carlito"/>
           <w:b/>
           <w:bCs/>
           <w:color w:val="D86DCB" w:themeColor="accent5" w:themeTint="99"/>
@@ -2651,17 +2322,17 @@
       <w:pPr>
         <w:jc w:val="both"/>
         <w:rPr>
-          <w:rFonts w:ascii="Calibri" w:hAnsi="Calibri" w:cs="Calibri"/>
-          <w:b/>
-          <w:bCs/>
-          <w:color w:val="D86DCB" w:themeColor="accent5" w:themeTint="99"/>
-          <w:sz w:val="34"/>
-          <w:szCs w:val="34"/>
-        </w:rPr>
-      </w:pPr>
-      <w:r>
-        <w:rPr>
-          <w:rFonts w:ascii="Calibri" w:hAnsi="Calibri" w:cs="Calibri"/>
+          <w:rFonts w:ascii="Carlito" w:hAnsi="Carlito" w:cs="Carlito"/>
+          <w:b/>
+          <w:bCs/>
+          <w:color w:val="D86DCB" w:themeColor="accent5" w:themeTint="99"/>
+          <w:sz w:val="34"/>
+          <w:szCs w:val="34"/>
+        </w:rPr>
+      </w:pPr>
+      <w:r>
+        <w:rPr>
+          <w:rFonts w:ascii="Carlito" w:hAnsi="Carlito" w:cs="Carlito"/>
           <w:b/>
           <w:bCs/>
           <w:color w:val="D86DCB" w:themeColor="accent5" w:themeTint="99"/>
@@ -2675,44 +2346,74 @@
       <w:pPr>
         <w:jc w:val="both"/>
         <w:rPr>
-          <w:rFonts w:ascii="Calibri" w:hAnsi="Calibri" w:cs="Calibri"/>
-          <w:b/>
-          <w:bCs/>
-          <w:color w:val="D86DCB" w:themeColor="accent5" w:themeTint="99"/>
-          <w:sz w:val="34"/>
-          <w:szCs w:val="34"/>
-        </w:rPr>
-      </w:pPr>
-      <w:r>
-        <w:rPr>
-          <w:rFonts w:ascii="Calibri" w:hAnsi="Calibri" w:cs="Calibri"/>
-          <w:b/>
-          <w:bCs/>
-          <w:color w:val="D86DCB" w:themeColor="accent5" w:themeTint="99"/>
-          <w:sz w:val="34"/>
-          <w:szCs w:val="34"/>
-        </w:rPr>
-        <w:t xml:space="preserve">    </w:t>
-      </w:r>
-      <w:proofErr w:type="gramStart"/>
-      <w:r>
-        <w:rPr>
-          <w:rFonts w:ascii="Calibri" w:hAnsi="Calibri" w:cs="Calibri"/>
-          <w:b/>
-          <w:bCs/>
-          <w:color w:val="D86DCB" w:themeColor="accent5" w:themeTint="99"/>
-          <w:sz w:val="34"/>
-          <w:szCs w:val="34"/>
-        </w:rPr>
-        <w:t>callback(</w:t>
-      </w:r>
-      <w:proofErr w:type="gramEnd"/>
-      <w:r>
-        <w:rPr>
-          <w:rFonts w:ascii="Calibri" w:hAnsi="Calibri" w:cs="Calibri"/>
-          <w:b/>
-          <w:bCs/>
-          <w:color w:val="D86DCB" w:themeColor="accent5" w:themeTint="99"/>
+          <w:rFonts w:ascii="Carlito" w:hAnsi="Carlito" w:cs="Carlito"/>
+          <w:b/>
+          <w:bCs/>
+          <w:color w:val="D86DCB" w:themeColor="accent5" w:themeTint="99"/>
+          <w:sz w:val="34"/>
+          <w:szCs w:val="34"/>
+        </w:rPr>
+      </w:pPr>
+      <w:r>
+        <w:rPr>
+          <w:rFonts w:ascii="Carlito" w:hAnsi="Carlito" w:cs="Carlito"/>
+          <w:b/>
+          <w:bCs/>
+          <w:color w:val="D86DCB" w:themeColor="accent5" w:themeTint="99"/>
+          <w:sz w:val="34"/>
+          <w:szCs w:val="34"/>
+        </w:rPr>
+        <w:t xml:space="preserve">    callback()</w:t>
+      </w:r>
+    </w:p>
+    <w:p>
+      <w:pPr>
+        <w:jc w:val="both"/>
+        <w:rPr>
+          <w:rFonts w:ascii="Carlito" w:hAnsi="Carlito" w:cs="Carlito"/>
+          <w:sz w:val="34"/>
+          <w:szCs w:val="34"/>
+        </w:rPr>
+      </w:pPr>
+      <w:r>
+        <w:rPr>
+          <w:rFonts w:ascii="Carlito" w:hAnsi="Carlito" w:cs="Carlito"/>
+          <w:sz w:val="34"/>
+          <w:szCs w:val="34"/>
+        </w:rPr>
+        <w:t># Do this. (This is very similar to passing anonymous</w:t>
+      </w:r>
+      <w:r>
+        <w:rPr>
+          <w:rFonts w:ascii="Carlito" w:hAnsi="Carlito" w:cs="Carlito"/>
+          <w:b/>
+          <w:bCs/>
+          <w:sz w:val="34"/>
+          <w:szCs w:val="34"/>
+        </w:rPr>
+        <w:t xml:space="preserve"> () {}</w:t>
+      </w:r>
+      <w:r>
+        <w:rPr>
+          <w:rFonts w:ascii="Carlito" w:hAnsi="Carlito" w:cs="Carlito"/>
+          <w:sz w:val="34"/>
+          <w:szCs w:val="34"/>
+        </w:rPr>
+        <w:t xml:space="preserve"> function in </w:t>
+      </w:r>
+      <w:r>
+        <w:rPr>
+          <w:rFonts w:ascii="Carlito" w:hAnsi="Carlito" w:cs="Carlito"/>
+          <w:b/>
+          <w:bCs/>
+          <w:sz w:val="34"/>
+          <w:szCs w:val="34"/>
+        </w:rPr>
+        <w:t>Dart</w:t>
+      </w:r>
+      <w:r>
+        <w:rPr>
+          <w:rFonts w:ascii="Carlito" w:hAnsi="Carlito" w:cs="Carlito"/>
           <w:sz w:val="34"/>
           <w:szCs w:val="34"/>
         </w:rPr>
@@ -2723,105 +2424,38 @@
       <w:pPr>
         <w:jc w:val="both"/>
         <w:rPr>
-          <w:rFonts w:ascii="Calibri" w:hAnsi="Calibri" w:cs="Calibri"/>
-          <w:sz w:val="34"/>
-          <w:szCs w:val="34"/>
-        </w:rPr>
-      </w:pPr>
-      <w:r>
-        <w:rPr>
-          <w:rFonts w:ascii="Calibri" w:hAnsi="Calibri" w:cs="Calibri"/>
-          <w:sz w:val="34"/>
-          <w:szCs w:val="34"/>
-        </w:rPr>
-        <w:t># Do this. (This is very similar to passing anonymous</w:t>
-      </w:r>
-      <w:r>
-        <w:rPr>
-          <w:rFonts w:ascii="Calibri" w:hAnsi="Calibri" w:cs="Calibri"/>
-          <w:b/>
-          <w:bCs/>
-          <w:sz w:val="34"/>
-          <w:szCs w:val="34"/>
-        </w:rPr>
-        <w:t xml:space="preserve"> () {}</w:t>
-      </w:r>
-      <w:r>
-        <w:rPr>
-          <w:rFonts w:ascii="Calibri" w:hAnsi="Calibri" w:cs="Calibri"/>
-          <w:sz w:val="34"/>
-          <w:szCs w:val="34"/>
-        </w:rPr>
-        <w:t xml:space="preserve"> function in </w:t>
-      </w:r>
-      <w:r>
-        <w:rPr>
-          <w:rFonts w:ascii="Calibri" w:hAnsi="Calibri" w:cs="Calibri"/>
-          <w:b/>
-          <w:bCs/>
-          <w:sz w:val="34"/>
-          <w:szCs w:val="34"/>
-        </w:rPr>
-        <w:t>Dart</w:t>
-      </w:r>
-      <w:r>
-        <w:rPr>
-          <w:rFonts w:ascii="Calibri" w:hAnsi="Calibri" w:cs="Calibri"/>
-          <w:sz w:val="34"/>
-          <w:szCs w:val="34"/>
-        </w:rPr>
-        <w:t>)</w:t>
-      </w:r>
-    </w:p>
-    <w:p>
-      <w:pPr>
-        <w:jc w:val="both"/>
-        <w:rPr>
-          <w:rFonts w:ascii="Calibri" w:hAnsi="Calibri" w:cs="Calibri"/>
-          <w:b/>
-          <w:bCs/>
-          <w:color w:val="D86DCB" w:themeColor="accent5" w:themeTint="99"/>
-          <w:sz w:val="34"/>
-          <w:szCs w:val="34"/>
-        </w:rPr>
-      </w:pPr>
-      <w:proofErr w:type="gramStart"/>
-      <w:r>
-        <w:rPr>
-          <w:rFonts w:ascii="Calibri" w:hAnsi="Calibri" w:cs="Calibri"/>
-          <w:b/>
-          <w:bCs/>
-          <w:color w:val="D86DCB" w:themeColor="accent5" w:themeTint="99"/>
-          <w:sz w:val="34"/>
-          <w:szCs w:val="34"/>
-        </w:rPr>
-        <w:t>greet(</w:t>
-      </w:r>
-      <w:proofErr w:type="gramEnd"/>
-      <w:r>
-        <w:rPr>
-          <w:rFonts w:ascii="Calibri" w:hAnsi="Calibri" w:cs="Calibri"/>
-          <w:b/>
-          <w:bCs/>
-          <w:color w:val="D86DCB" w:themeColor="accent5" w:themeTint="99"/>
-          <w:sz w:val="34"/>
-          <w:szCs w:val="34"/>
-        </w:rPr>
-        <w:t>lambda : print("Done"))</w:t>
-      </w:r>
-    </w:p>
-    <w:p>
-      <w:pPr>
-        <w:jc w:val="both"/>
-        <w:rPr>
-          <w:rFonts w:ascii="Calibri" w:hAnsi="Calibri" w:cs="Calibri"/>
-          <w:sz w:val="34"/>
-          <w:szCs w:val="34"/>
-        </w:rPr>
-      </w:pPr>
-      <w:r>
-        <w:rPr>
-          <w:rFonts w:ascii="Calibri" w:hAnsi="Calibri" w:cs="Calibri"/>
+          <w:rFonts w:ascii="Carlito" w:hAnsi="Carlito" w:cs="Carlito"/>
+          <w:b/>
+          <w:bCs/>
+          <w:color w:val="D86DCB" w:themeColor="accent5" w:themeTint="99"/>
+          <w:sz w:val="34"/>
+          <w:szCs w:val="34"/>
+        </w:rPr>
+      </w:pPr>
+      <w:r>
+        <w:rPr>
+          <w:rFonts w:ascii="Carlito" w:hAnsi="Carlito" w:cs="Carlito"/>
+          <w:b/>
+          <w:bCs/>
+          <w:color w:val="D86DCB" w:themeColor="accent5" w:themeTint="99"/>
+          <w:sz w:val="34"/>
+          <w:szCs w:val="34"/>
+        </w:rPr>
+        <w:t>greet(lambda : print("Done"))</w:t>
+      </w:r>
+    </w:p>
+    <w:p>
+      <w:pPr>
+        <w:jc w:val="both"/>
+        <w:rPr>
+          <w:rFonts w:ascii="Carlito" w:hAnsi="Carlito" w:cs="Carlito"/>
+          <w:sz w:val="34"/>
+          <w:szCs w:val="34"/>
+        </w:rPr>
+      </w:pPr>
+      <w:r>
+        <w:rPr>
+          <w:rFonts w:ascii="Carlito" w:hAnsi="Carlito" w:cs="Carlito"/>
           <w:sz w:val="34"/>
           <w:szCs w:val="34"/>
         </w:rPr>
@@ -2832,7 +2466,7 @@
       <w:pPr>
         <w:jc w:val="both"/>
         <w:rPr>
-          <w:rFonts w:ascii="Calibri" w:hAnsi="Calibri" w:cs="Calibri"/>
+          <w:rFonts w:ascii="Carlito" w:hAnsi="Carlito" w:cs="Carlito"/>
           <w:b/>
           <w:bCs/>
           <w:sz w:val="30"/>
@@ -2841,7 +2475,7 @@
       </w:pPr>
       <w:r>
         <w:rPr>
-          <w:rFonts w:ascii="Calibri" w:hAnsi="Calibri" w:cs="Calibri"/>
+          <w:rFonts w:ascii="Carlito" w:hAnsi="Carlito" w:cs="Carlito"/>
           <w:b/>
           <w:bCs/>
           <w:sz w:val="30"/>
@@ -2854,7 +2488,7 @@
       <w:pPr>
         <w:jc w:val="both"/>
         <w:rPr>
-          <w:rFonts w:ascii="Calibri" w:hAnsi="Calibri" w:cs="Calibri"/>
+          <w:rFonts w:ascii="Carlito" w:hAnsi="Carlito" w:cs="Carlito"/>
           <w:b/>
           <w:bCs/>
           <w:sz w:val="30"/>
@@ -2863,7 +2497,7 @@
       </w:pPr>
       <w:r>
         <w:rPr>
-          <w:rFonts w:ascii="Calibri" w:hAnsi="Calibri" w:cs="Calibri"/>
+          <w:rFonts w:ascii="Carlito" w:hAnsi="Carlito" w:cs="Carlito"/>
           <w:b/>
           <w:bCs/>
           <w:sz w:val="30"/>
@@ -2876,24 +2510,24 @@
       <w:pPr>
         <w:jc w:val="both"/>
         <w:rPr>
-          <w:rFonts w:ascii="Calibri" w:hAnsi="Calibri" w:cs="Calibri"/>
-          <w:sz w:val="34"/>
-          <w:szCs w:val="34"/>
-        </w:rPr>
-      </w:pPr>
-    </w:p>
-    <w:p>
-      <w:pPr>
-        <w:jc w:val="both"/>
-        <w:rPr>
-          <w:rFonts w:ascii="Calibri" w:hAnsi="Calibri" w:cs="Calibri"/>
-          <w:sz w:val="34"/>
-          <w:szCs w:val="34"/>
-        </w:rPr>
-      </w:pPr>
-      <w:r>
-        <w:rPr>
-          <w:rFonts w:ascii="Calibri" w:hAnsi="Calibri" w:cs="Calibri"/>
+          <w:rFonts w:ascii="Carlito" w:hAnsi="Carlito" w:cs="Carlito"/>
+          <w:sz w:val="34"/>
+          <w:szCs w:val="34"/>
+        </w:rPr>
+      </w:pPr>
+    </w:p>
+    <w:p>
+      <w:pPr>
+        <w:jc w:val="both"/>
+        <w:rPr>
+          <w:rFonts w:ascii="Carlito" w:hAnsi="Carlito" w:cs="Carlito"/>
+          <w:sz w:val="34"/>
+          <w:szCs w:val="34"/>
+        </w:rPr>
+      </w:pPr>
+      <w:r>
+        <w:rPr>
+          <w:rFonts w:ascii="Carlito" w:hAnsi="Carlito" w:cs="Carlito"/>
           <w:sz w:val="34"/>
           <w:szCs w:val="34"/>
         </w:rPr>
@@ -2904,14 +2538,14 @@
       <w:pPr>
         <w:jc w:val="both"/>
         <w:rPr>
-          <w:rFonts w:ascii="Calibri" w:hAnsi="Calibri" w:cs="Calibri"/>
-          <w:sz w:val="34"/>
-          <w:szCs w:val="34"/>
-        </w:rPr>
-      </w:pPr>
-      <w:r>
-        <w:rPr>
-          <w:rFonts w:ascii="Calibri" w:hAnsi="Calibri" w:cs="Calibri"/>
+          <w:rFonts w:ascii="Carlito" w:hAnsi="Carlito" w:cs="Carlito"/>
+          <w:sz w:val="34"/>
+          <w:szCs w:val="34"/>
+        </w:rPr>
+      </w:pPr>
+      <w:r>
+        <w:rPr>
+          <w:rFonts w:ascii="Carlito" w:hAnsi="Carlito" w:cs="Carlito"/>
           <w:sz w:val="34"/>
           <w:szCs w:val="34"/>
         </w:rPr>
@@ -2922,161 +2556,89 @@
       <w:pPr>
         <w:jc w:val="both"/>
         <w:rPr>
-          <w:rFonts w:ascii="Calibri" w:hAnsi="Calibri" w:cs="Calibri"/>
-          <w:b/>
-          <w:bCs/>
-          <w:color w:val="D86DCB" w:themeColor="accent5" w:themeTint="99"/>
-          <w:sz w:val="34"/>
-          <w:szCs w:val="34"/>
-        </w:rPr>
-      </w:pPr>
-      <w:r>
-        <w:rPr>
-          <w:rFonts w:ascii="Calibri" w:hAnsi="Calibri" w:cs="Calibri"/>
-          <w:b/>
-          <w:bCs/>
-          <w:color w:val="D86DCB" w:themeColor="accent5" w:themeTint="99"/>
-          <w:sz w:val="34"/>
-          <w:szCs w:val="34"/>
-        </w:rPr>
-        <w:t xml:space="preserve">def </w:t>
-      </w:r>
-      <w:proofErr w:type="gramStart"/>
-      <w:r>
-        <w:rPr>
-          <w:rFonts w:ascii="Calibri" w:hAnsi="Calibri" w:cs="Calibri"/>
-          <w:b/>
-          <w:bCs/>
-          <w:color w:val="D86DCB" w:themeColor="accent5" w:themeTint="99"/>
-          <w:sz w:val="34"/>
-          <w:szCs w:val="34"/>
-        </w:rPr>
-        <w:t>calculate(</w:t>
-      </w:r>
-      <w:proofErr w:type="gramEnd"/>
-      <w:r>
-        <w:rPr>
-          <w:rFonts w:ascii="Calibri" w:hAnsi="Calibri" w:cs="Calibri"/>
-          <w:b/>
-          <w:bCs/>
-          <w:color w:val="D86DCB" w:themeColor="accent5" w:themeTint="99"/>
-          <w:sz w:val="34"/>
-          <w:szCs w:val="34"/>
-        </w:rPr>
-        <w:t>a, b, operation):</w:t>
-      </w:r>
-    </w:p>
-    <w:p>
-      <w:pPr>
-        <w:jc w:val="both"/>
-        <w:rPr>
-          <w:rFonts w:ascii="Calibri" w:hAnsi="Calibri" w:cs="Calibri"/>
-          <w:b/>
-          <w:bCs/>
-          <w:color w:val="D86DCB" w:themeColor="accent5" w:themeTint="99"/>
-          <w:sz w:val="34"/>
-          <w:szCs w:val="34"/>
-        </w:rPr>
-      </w:pPr>
-      <w:r>
-        <w:rPr>
-          <w:rFonts w:ascii="Calibri" w:hAnsi="Calibri" w:cs="Calibri"/>
-          <w:b/>
-          <w:bCs/>
-          <w:color w:val="D86DCB" w:themeColor="accent5" w:themeTint="99"/>
-          <w:sz w:val="34"/>
-          <w:szCs w:val="34"/>
-        </w:rPr>
-        <w:t xml:space="preserve">    return </w:t>
-      </w:r>
-      <w:proofErr w:type="gramStart"/>
-      <w:r>
-        <w:rPr>
-          <w:rFonts w:ascii="Calibri" w:hAnsi="Calibri" w:cs="Calibri"/>
-          <w:b/>
-          <w:bCs/>
-          <w:color w:val="D86DCB" w:themeColor="accent5" w:themeTint="99"/>
-          <w:sz w:val="34"/>
-          <w:szCs w:val="34"/>
-        </w:rPr>
-        <w:t>operation(</w:t>
-      </w:r>
-      <w:proofErr w:type="gramEnd"/>
-      <w:r>
-        <w:rPr>
-          <w:rFonts w:ascii="Calibri" w:hAnsi="Calibri" w:cs="Calibri"/>
-          <w:b/>
-          <w:bCs/>
-          <w:color w:val="D86DCB" w:themeColor="accent5" w:themeTint="99"/>
-          <w:sz w:val="34"/>
-          <w:szCs w:val="34"/>
-        </w:rPr>
-        <w:t>a, b)</w:t>
-      </w:r>
-    </w:p>
-    <w:p>
-      <w:pPr>
-        <w:jc w:val="both"/>
-        <w:rPr>
-          <w:rFonts w:ascii="Calibri" w:hAnsi="Calibri" w:cs="Calibri"/>
-          <w:b/>
-          <w:bCs/>
-          <w:color w:val="D86DCB" w:themeColor="accent5" w:themeTint="99"/>
-          <w:sz w:val="34"/>
-          <w:szCs w:val="34"/>
-        </w:rPr>
-      </w:pPr>
-      <w:r>
-        <w:rPr>
-          <w:rFonts w:ascii="Calibri" w:hAnsi="Calibri" w:cs="Calibri"/>
-          <w:b/>
-          <w:bCs/>
-          <w:color w:val="D86DCB" w:themeColor="accent5" w:themeTint="99"/>
-          <w:sz w:val="34"/>
-          <w:szCs w:val="34"/>
-        </w:rPr>
-        <w:t xml:space="preserve">result = </w:t>
-      </w:r>
-      <w:proofErr w:type="gramStart"/>
-      <w:r>
-        <w:rPr>
-          <w:rFonts w:ascii="Calibri" w:hAnsi="Calibri" w:cs="Calibri"/>
-          <w:b/>
-          <w:bCs/>
-          <w:color w:val="D86DCB" w:themeColor="accent5" w:themeTint="99"/>
-          <w:sz w:val="34"/>
-          <w:szCs w:val="34"/>
-        </w:rPr>
-        <w:t>calculate(</w:t>
-      </w:r>
-      <w:proofErr w:type="gramEnd"/>
-      <w:r>
-        <w:rPr>
-          <w:rFonts w:ascii="Calibri" w:hAnsi="Calibri" w:cs="Calibri"/>
-          <w:b/>
-          <w:bCs/>
-          <w:color w:val="D86DCB" w:themeColor="accent5" w:themeTint="99"/>
-          <w:sz w:val="34"/>
-          <w:szCs w:val="34"/>
-        </w:rPr>
-        <w:t>10, 20, lambda x, y: x + y)</w:t>
-      </w:r>
-    </w:p>
-    <w:p>
-      <w:pPr>
-        <w:jc w:val="both"/>
-        <w:rPr>
-          <w:rFonts w:ascii="Calibri" w:hAnsi="Calibri" w:cs="Calibri"/>
-          <w:b/>
-          <w:bCs/>
-          <w:color w:val="D86DCB" w:themeColor="accent5" w:themeTint="99"/>
-          <w:sz w:val="34"/>
-          <w:szCs w:val="34"/>
-        </w:rPr>
-      </w:pPr>
-      <w:r>
-        <w:rPr>
-          <w:rFonts w:ascii="Calibri" w:hAnsi="Calibri" w:cs="Calibri"/>
+          <w:rFonts w:ascii="Carlito" w:hAnsi="Carlito" w:cs="Carlito"/>
+          <w:b/>
+          <w:bCs/>
+          <w:color w:val="D86DCB" w:themeColor="accent5" w:themeTint="99"/>
+          <w:sz w:val="34"/>
+          <w:szCs w:val="34"/>
+        </w:rPr>
+      </w:pPr>
+      <w:r>
+        <w:rPr>
+          <w:rFonts w:ascii="Carlito" w:hAnsi="Carlito" w:cs="Carlito"/>
+          <w:b/>
+          <w:bCs/>
+          <w:color w:val="D86DCB" w:themeColor="accent5" w:themeTint="99"/>
+          <w:sz w:val="34"/>
+          <w:szCs w:val="34"/>
+        </w:rPr>
+        <w:t>def calculate(a, b, operation):</w:t>
+      </w:r>
+    </w:p>
+    <w:p>
+      <w:pPr>
+        <w:jc w:val="both"/>
+        <w:rPr>
+          <w:rFonts w:ascii="Carlito" w:hAnsi="Carlito" w:cs="Carlito"/>
+          <w:b/>
+          <w:bCs/>
+          <w:color w:val="D86DCB" w:themeColor="accent5" w:themeTint="99"/>
+          <w:sz w:val="34"/>
+          <w:szCs w:val="34"/>
+        </w:rPr>
+      </w:pPr>
+      <w:r>
+        <w:rPr>
+          <w:rFonts w:ascii="Carlito" w:hAnsi="Carlito" w:cs="Carlito"/>
+          <w:b/>
+          <w:bCs/>
+          <w:color w:val="D86DCB" w:themeColor="accent5" w:themeTint="99"/>
+          <w:sz w:val="34"/>
+          <w:szCs w:val="34"/>
+        </w:rPr>
+        <w:t xml:space="preserve">    return operation(a, b)</w:t>
+      </w:r>
+    </w:p>
+    <w:p>
+      <w:pPr>
+        <w:jc w:val="both"/>
+        <w:rPr>
+          <w:rFonts w:ascii="Carlito" w:hAnsi="Carlito" w:cs="Carlito"/>
+          <w:b/>
+          <w:bCs/>
+          <w:color w:val="D86DCB" w:themeColor="accent5" w:themeTint="99"/>
+          <w:sz w:val="34"/>
+          <w:szCs w:val="34"/>
+        </w:rPr>
+      </w:pPr>
+      <w:r>
+        <w:rPr>
+          <w:rFonts w:ascii="Carlito" w:hAnsi="Carlito" w:cs="Carlito"/>
+          <w:b/>
+          <w:bCs/>
+          <w:color w:val="D86DCB" w:themeColor="accent5" w:themeTint="99"/>
+          <w:sz w:val="34"/>
+          <w:szCs w:val="34"/>
+        </w:rPr>
+        <w:t>result = calculate(10, 20, lambda x, y: x + y)</w:t>
+      </w:r>
+    </w:p>
+    <w:p>
+      <w:pPr>
+        <w:jc w:val="both"/>
+        <w:rPr>
+          <w:rFonts w:ascii="Carlito" w:hAnsi="Carlito" w:cs="Carlito"/>
+          <w:b/>
+          <w:bCs/>
+          <w:color w:val="D86DCB" w:themeColor="accent5" w:themeTint="99"/>
+          <w:sz w:val="34"/>
+          <w:szCs w:val="34"/>
+        </w:rPr>
+      </w:pPr>
+      <w:r>
+        <w:rPr>
+          <w:rFonts w:ascii="Carlito" w:hAnsi="Carlito" w:cs="Carlito"/>
           <w:b/>
           <w:bCs/>
           <w:color w:val="D86DCB" w:themeColor="accent5" w:themeTint="99"/>
@@ -3087,7 +2649,7 @@
       </w:r>
       <w:r>
         <w:rPr>
-          <w:rFonts w:ascii="Calibri" w:hAnsi="Calibri" w:cs="Calibri"/>
+          <w:rFonts w:ascii="Carlito" w:hAnsi="Carlito" w:cs="Carlito"/>
           <w:b/>
           <w:bCs/>
           <w:color w:val="D86DCB" w:themeColor="accent5" w:themeTint="99"/>
@@ -3101,24 +2663,24 @@
       <w:pPr>
         <w:jc w:val="both"/>
         <w:rPr>
-          <w:rFonts w:ascii="Calibri" w:hAnsi="Calibri" w:cs="Calibri"/>
-          <w:sz w:val="34"/>
-          <w:szCs w:val="34"/>
-        </w:rPr>
-      </w:pPr>
-    </w:p>
-    <w:p>
-      <w:pPr>
-        <w:jc w:val="both"/>
-        <w:rPr>
-          <w:rFonts w:ascii="Calibri" w:hAnsi="Calibri" w:cs="Calibri"/>
-          <w:sz w:val="34"/>
-          <w:szCs w:val="34"/>
-        </w:rPr>
-      </w:pPr>
-      <w:r>
-        <w:rPr>
-          <w:rFonts w:ascii="Calibri" w:hAnsi="Calibri" w:cs="Calibri"/>
+          <w:rFonts w:ascii="Carlito" w:hAnsi="Carlito" w:cs="Carlito"/>
+          <w:sz w:val="34"/>
+          <w:szCs w:val="34"/>
+        </w:rPr>
+      </w:pPr>
+    </w:p>
+    <w:p>
+      <w:pPr>
+        <w:jc w:val="both"/>
+        <w:rPr>
+          <w:rFonts w:ascii="Carlito" w:hAnsi="Carlito" w:cs="Carlito"/>
+          <w:sz w:val="34"/>
+          <w:szCs w:val="34"/>
+        </w:rPr>
+      </w:pPr>
+      <w:r>
+        <w:rPr>
+          <w:rFonts w:ascii="Carlito" w:hAnsi="Carlito" w:cs="Carlito"/>
           <w:sz w:val="34"/>
           <w:szCs w:val="34"/>
         </w:rPr>
@@ -3129,14 +2691,14 @@
       <w:pPr>
         <w:jc w:val="both"/>
         <w:rPr>
-          <w:rFonts w:ascii="Calibri" w:hAnsi="Calibri" w:cs="Calibri"/>
-          <w:sz w:val="34"/>
-          <w:szCs w:val="34"/>
-        </w:rPr>
-      </w:pPr>
-      <w:r>
-        <w:rPr>
-          <w:rFonts w:ascii="Calibri" w:hAnsi="Calibri" w:cs="Calibri"/>
+          <w:rFonts w:ascii="Carlito" w:hAnsi="Carlito" w:cs="Carlito"/>
+          <w:sz w:val="34"/>
+          <w:szCs w:val="34"/>
+        </w:rPr>
+      </w:pPr>
+      <w:r>
+        <w:rPr>
+          <w:rFonts w:ascii="Carlito" w:hAnsi="Carlito" w:cs="Carlito"/>
           <w:sz w:val="34"/>
           <w:szCs w:val="34"/>
         </w:rPr>
@@ -3147,44 +2709,32 @@
       <w:pPr>
         <w:jc w:val="both"/>
         <w:rPr>
-          <w:rFonts w:ascii="Calibri" w:hAnsi="Calibri" w:cs="Calibri"/>
-          <w:sz w:val="34"/>
-          <w:szCs w:val="34"/>
-        </w:rPr>
-      </w:pPr>
-      <w:r>
-        <w:rPr>
-          <w:rFonts w:ascii="Calibri" w:hAnsi="Calibri" w:cs="Calibri"/>
+          <w:rFonts w:ascii="Carlito" w:hAnsi="Carlito" w:cs="Carlito"/>
+          <w:sz w:val="34"/>
+          <w:szCs w:val="34"/>
+        </w:rPr>
+      </w:pPr>
+      <w:r>
+        <w:rPr>
+          <w:rFonts w:ascii="Carlito" w:hAnsi="Carlito" w:cs="Carlito"/>
           <w:sz w:val="34"/>
           <w:szCs w:val="34"/>
         </w:rPr>
         <w:t xml:space="preserve"># </w:t>
       </w:r>
-      <w:proofErr w:type="gramStart"/>
-      <w:r>
-        <w:rPr>
-          <w:rFonts w:ascii="Calibri" w:hAnsi="Calibri" w:cs="Calibri"/>
-          <w:b/>
-          <w:bCs/>
-          <w:sz w:val="34"/>
-          <w:szCs w:val="34"/>
-        </w:rPr>
-        <w:t>Callable[</w:t>
-      </w:r>
-      <w:proofErr w:type="gramEnd"/>
-      <w:r>
-        <w:rPr>
-          <w:rFonts w:ascii="Calibri" w:hAnsi="Calibri" w:cs="Calibri"/>
-          <w:b/>
-          <w:bCs/>
-          <w:sz w:val="34"/>
-          <w:szCs w:val="34"/>
-        </w:rPr>
-        <w:t>[], None]</w:t>
-      </w:r>
-      <w:r>
-        <w:rPr>
-          <w:rFonts w:ascii="Calibri" w:hAnsi="Calibri" w:cs="Calibri"/>
+      <w:r>
+        <w:rPr>
+          <w:rFonts w:ascii="Carlito" w:hAnsi="Carlito" w:cs="Carlito"/>
+          <w:b/>
+          <w:bCs/>
+          <w:sz w:val="34"/>
+          <w:szCs w:val="34"/>
+        </w:rPr>
+        <w:t>Callable[[], None]</w:t>
+      </w:r>
+      <w:r>
+        <w:rPr>
+          <w:rFonts w:ascii="Carlito" w:hAnsi="Carlito" w:cs="Carlito"/>
           <w:sz w:val="34"/>
           <w:szCs w:val="34"/>
         </w:rPr>
@@ -3200,14 +2750,14 @@
         </w:numPr>
         <w:jc w:val="both"/>
         <w:rPr>
-          <w:rFonts w:ascii="Calibri" w:hAnsi="Calibri" w:cs="Calibri"/>
-          <w:sz w:val="34"/>
-          <w:szCs w:val="34"/>
-        </w:rPr>
-      </w:pPr>
-      <w:r>
-        <w:rPr>
-          <w:rFonts w:ascii="Calibri" w:hAnsi="Calibri" w:cs="Calibri"/>
+          <w:rFonts w:ascii="Carlito" w:hAnsi="Carlito" w:cs="Carlito"/>
+          <w:sz w:val="34"/>
+          <w:szCs w:val="34"/>
+        </w:rPr>
+      </w:pPr>
+      <w:r>
+        <w:rPr>
+          <w:rFonts w:ascii="Carlito" w:hAnsi="Carlito" w:cs="Carlito"/>
           <w:b/>
           <w:bCs/>
           <w:sz w:val="34"/>
@@ -3217,7 +2767,7 @@
       </w:r>
       <w:r>
         <w:rPr>
-          <w:rFonts w:ascii="Calibri" w:hAnsi="Calibri" w:cs="Calibri"/>
+          <w:rFonts w:ascii="Carlito" w:hAnsi="Carlito" w:cs="Carlito"/>
           <w:sz w:val="34"/>
           <w:szCs w:val="34"/>
         </w:rPr>
@@ -3233,14 +2783,14 @@
         </w:numPr>
         <w:jc w:val="both"/>
         <w:rPr>
-          <w:rFonts w:ascii="Calibri" w:hAnsi="Calibri" w:cs="Calibri"/>
-          <w:sz w:val="34"/>
-          <w:szCs w:val="34"/>
-        </w:rPr>
-      </w:pPr>
-      <w:r>
-        <w:rPr>
-          <w:rFonts w:ascii="Calibri" w:hAnsi="Calibri" w:cs="Calibri"/>
+          <w:rFonts w:ascii="Carlito" w:hAnsi="Carlito" w:cs="Carlito"/>
+          <w:sz w:val="34"/>
+          <w:szCs w:val="34"/>
+        </w:rPr>
+      </w:pPr>
+      <w:r>
+        <w:rPr>
+          <w:rFonts w:ascii="Carlito" w:hAnsi="Carlito" w:cs="Carlito"/>
           <w:b/>
           <w:bCs/>
           <w:sz w:val="34"/>
@@ -3251,7 +2801,7 @@
       </w:r>
       <w:r>
         <w:rPr>
-          <w:rFonts w:ascii="Calibri" w:hAnsi="Calibri" w:cs="Calibri"/>
+          <w:rFonts w:ascii="Carlito" w:hAnsi="Carlito" w:cs="Carlito"/>
           <w:sz w:val="34"/>
           <w:szCs w:val="34"/>
         </w:rPr>
@@ -3262,14 +2812,14 @@
       <w:pPr>
         <w:jc w:val="both"/>
         <w:rPr>
-          <w:rFonts w:ascii="Calibri" w:hAnsi="Calibri" w:cs="Calibri"/>
-          <w:sz w:val="34"/>
-          <w:szCs w:val="34"/>
-        </w:rPr>
-      </w:pPr>
-      <w:r>
-        <w:rPr>
-          <w:rFonts w:ascii="Calibri" w:hAnsi="Calibri" w:cs="Calibri"/>
+          <w:rFonts w:ascii="Carlito" w:hAnsi="Carlito" w:cs="Carlito"/>
+          <w:sz w:val="34"/>
+          <w:szCs w:val="34"/>
+        </w:rPr>
+      </w:pPr>
+      <w:r>
+        <w:rPr>
+          <w:rFonts w:ascii="Carlito" w:hAnsi="Carlito" w:cs="Carlito"/>
           <w:sz w:val="34"/>
           <w:szCs w:val="34"/>
         </w:rPr>
@@ -3277,7 +2827,7 @@
       </w:r>
       <w:r>
         <w:rPr>
-          <w:rFonts w:ascii="Calibri" w:hAnsi="Calibri" w:cs="Calibri"/>
+          <w:rFonts w:ascii="Carlito" w:hAnsi="Carlito" w:cs="Carlito"/>
           <w:b/>
           <w:bCs/>
           <w:sz w:val="34"/>
@@ -3287,7 +2837,7 @@
       </w:r>
       <w:r>
         <w:rPr>
-          <w:rFonts w:ascii="Calibri" w:hAnsi="Calibri" w:cs="Calibri"/>
+          <w:rFonts w:ascii="Carlito" w:hAnsi="Carlito" w:cs="Carlito"/>
           <w:sz w:val="34"/>
           <w:szCs w:val="34"/>
         </w:rPr>
@@ -3295,29 +2845,17 @@
       </w:r>
       <w:r>
         <w:rPr>
-          <w:rFonts w:ascii="Calibri" w:hAnsi="Calibri" w:cs="Calibri"/>
-          <w:b/>
-          <w:bCs/>
-          <w:sz w:val="34"/>
-          <w:szCs w:val="34"/>
-        </w:rPr>
-        <w:t xml:space="preserve"> </w:t>
-      </w:r>
-      <w:proofErr w:type="spellStart"/>
-      <w:r>
-        <w:rPr>
-          <w:rFonts w:ascii="Calibri" w:hAnsi="Calibri" w:cs="Calibri"/>
-          <w:b/>
-          <w:bCs/>
-          <w:sz w:val="34"/>
-          <w:szCs w:val="34"/>
-        </w:rPr>
-        <w:t>VoidCallback</w:t>
-      </w:r>
-      <w:proofErr w:type="spellEnd"/>
-      <w:r>
-        <w:rPr>
-          <w:rFonts w:ascii="Calibri" w:hAnsi="Calibri" w:cs="Calibri"/>
+          <w:rFonts w:ascii="Carlito" w:hAnsi="Carlito" w:cs="Carlito"/>
+          <w:b/>
+          <w:bCs/>
+          <w:sz w:val="34"/>
+          <w:szCs w:val="34"/>
+        </w:rPr>
+        <w:t xml:space="preserve"> VoidCallback</w:t>
+      </w:r>
+      <w:r>
+        <w:rPr>
+          <w:rFonts w:ascii="Carlito" w:hAnsi="Carlito" w:cs="Carlito"/>
           <w:sz w:val="34"/>
           <w:szCs w:val="34"/>
         </w:rPr>
@@ -3328,17 +2866,17 @@
       <w:pPr>
         <w:jc w:val="both"/>
         <w:rPr>
-          <w:rFonts w:ascii="Calibri" w:hAnsi="Calibri" w:cs="Calibri"/>
-          <w:b/>
-          <w:bCs/>
-          <w:color w:val="D86DCB" w:themeColor="accent5" w:themeTint="99"/>
-          <w:sz w:val="34"/>
-          <w:szCs w:val="34"/>
-        </w:rPr>
-      </w:pPr>
-      <w:r>
-        <w:rPr>
-          <w:rFonts w:ascii="Calibri" w:hAnsi="Calibri" w:cs="Calibri"/>
+          <w:rFonts w:ascii="Carlito" w:hAnsi="Carlito" w:cs="Carlito"/>
+          <w:b/>
+          <w:bCs/>
+          <w:color w:val="D86DCB" w:themeColor="accent5" w:themeTint="99"/>
+          <w:sz w:val="34"/>
+          <w:szCs w:val="34"/>
+        </w:rPr>
+      </w:pPr>
+      <w:r>
+        <w:rPr>
+          <w:rFonts w:ascii="Carlito" w:hAnsi="Carlito" w:cs="Carlito"/>
           <w:b/>
           <w:bCs/>
           <w:color w:val="D86DCB" w:themeColor="accent5" w:themeTint="99"/>
@@ -3352,65 +2890,41 @@
       <w:pPr>
         <w:jc w:val="both"/>
         <w:rPr>
-          <w:rFonts w:ascii="Calibri" w:hAnsi="Calibri" w:cs="Calibri"/>
-          <w:b/>
-          <w:bCs/>
-          <w:color w:val="D86DCB" w:themeColor="accent5" w:themeTint="99"/>
-          <w:sz w:val="34"/>
-          <w:szCs w:val="34"/>
-        </w:rPr>
-      </w:pPr>
-      <w:r>
-        <w:rPr>
-          <w:rFonts w:ascii="Calibri" w:hAnsi="Calibri" w:cs="Calibri"/>
-          <w:b/>
-          <w:bCs/>
-          <w:color w:val="D86DCB" w:themeColor="accent5" w:themeTint="99"/>
-          <w:sz w:val="34"/>
-          <w:szCs w:val="34"/>
-        </w:rPr>
-        <w:t xml:space="preserve">def </w:t>
-      </w:r>
-      <w:proofErr w:type="gramStart"/>
-      <w:r>
-        <w:rPr>
-          <w:rFonts w:ascii="Calibri" w:hAnsi="Calibri" w:cs="Calibri"/>
-          <w:b/>
-          <w:bCs/>
-          <w:color w:val="D86DCB" w:themeColor="accent5" w:themeTint="99"/>
-          <w:sz w:val="34"/>
-          <w:szCs w:val="34"/>
-        </w:rPr>
-        <w:t>greet(</w:t>
-      </w:r>
-      <w:proofErr w:type="gramEnd"/>
-      <w:r>
-        <w:rPr>
-          <w:rFonts w:ascii="Calibri" w:hAnsi="Calibri" w:cs="Calibri"/>
-          <w:b/>
-          <w:bCs/>
-          <w:color w:val="D86DCB" w:themeColor="accent5" w:themeTint="99"/>
-          <w:sz w:val="34"/>
-          <w:szCs w:val="34"/>
-        </w:rPr>
-        <w:t>callback: Callable[[], None]):</w:t>
-      </w:r>
-    </w:p>
-    <w:p>
-      <w:pPr>
-        <w:jc w:val="both"/>
-        <w:rPr>
-          <w:rFonts w:ascii="Calibri" w:hAnsi="Calibri" w:cs="Calibri"/>
-          <w:b/>
-          <w:bCs/>
-          <w:color w:val="D86DCB" w:themeColor="accent5" w:themeTint="99"/>
-          <w:sz w:val="34"/>
-          <w:szCs w:val="34"/>
-        </w:rPr>
-      </w:pPr>
-      <w:r>
-        <w:rPr>
-          <w:rFonts w:ascii="Calibri" w:hAnsi="Calibri" w:cs="Calibri"/>
+          <w:rFonts w:ascii="Carlito" w:hAnsi="Carlito" w:cs="Carlito"/>
+          <w:b/>
+          <w:bCs/>
+          <w:color w:val="D86DCB" w:themeColor="accent5" w:themeTint="99"/>
+          <w:sz w:val="34"/>
+          <w:szCs w:val="34"/>
+        </w:rPr>
+      </w:pPr>
+      <w:r>
+        <w:rPr>
+          <w:rFonts w:ascii="Carlito" w:hAnsi="Carlito" w:cs="Carlito"/>
+          <w:b/>
+          <w:bCs/>
+          <w:color w:val="D86DCB" w:themeColor="accent5" w:themeTint="99"/>
+          <w:sz w:val="34"/>
+          <w:szCs w:val="34"/>
+        </w:rPr>
+        <w:t>def greet(callback: Callable[[], None]):</w:t>
+      </w:r>
+    </w:p>
+    <w:p>
+      <w:pPr>
+        <w:jc w:val="both"/>
+        <w:rPr>
+          <w:rFonts w:ascii="Carlito" w:hAnsi="Carlito" w:cs="Carlito"/>
+          <w:b/>
+          <w:bCs/>
+          <w:color w:val="D86DCB" w:themeColor="accent5" w:themeTint="99"/>
+          <w:sz w:val="34"/>
+          <w:szCs w:val="34"/>
+        </w:rPr>
+      </w:pPr>
+      <w:r>
+        <w:rPr>
+          <w:rFonts w:ascii="Carlito" w:hAnsi="Carlito" w:cs="Carlito"/>
           <w:b/>
           <w:bCs/>
           <w:color w:val="D86DCB" w:themeColor="accent5" w:themeTint="99"/>
@@ -3424,99 +2938,62 @@
       <w:pPr>
         <w:jc w:val="both"/>
         <w:rPr>
-          <w:rFonts w:ascii="Calibri" w:hAnsi="Calibri" w:cs="Calibri"/>
-          <w:b/>
-          <w:bCs/>
-          <w:color w:val="D86DCB" w:themeColor="accent5" w:themeTint="99"/>
-          <w:sz w:val="34"/>
-          <w:szCs w:val="34"/>
-        </w:rPr>
-      </w:pPr>
-      <w:r>
-        <w:rPr>
-          <w:rFonts w:ascii="Calibri" w:hAnsi="Calibri" w:cs="Calibri"/>
-          <w:b/>
-          <w:bCs/>
-          <w:color w:val="D86DCB" w:themeColor="accent5" w:themeTint="99"/>
-          <w:sz w:val="34"/>
-          <w:szCs w:val="34"/>
-        </w:rPr>
-        <w:t xml:space="preserve">    </w:t>
-      </w:r>
-      <w:proofErr w:type="gramStart"/>
-      <w:r>
-        <w:rPr>
-          <w:rFonts w:ascii="Calibri" w:hAnsi="Calibri" w:cs="Calibri"/>
-          <w:b/>
-          <w:bCs/>
-          <w:color w:val="D86DCB" w:themeColor="accent5" w:themeTint="99"/>
-          <w:sz w:val="34"/>
-          <w:szCs w:val="34"/>
-        </w:rPr>
-        <w:t>callback(</w:t>
-      </w:r>
-      <w:proofErr w:type="gramEnd"/>
-      <w:r>
-        <w:rPr>
-          <w:rFonts w:ascii="Calibri" w:hAnsi="Calibri" w:cs="Calibri"/>
-          <w:b/>
-          <w:bCs/>
-          <w:color w:val="D86DCB" w:themeColor="accent5" w:themeTint="99"/>
-          <w:sz w:val="34"/>
-          <w:szCs w:val="34"/>
-        </w:rPr>
-        <w:t>)</w:t>
-      </w:r>
-    </w:p>
-    <w:p>
-      <w:pPr>
-        <w:jc w:val="both"/>
-        <w:rPr>
-          <w:rFonts w:ascii="Calibri" w:hAnsi="Calibri" w:cs="Calibri"/>
-          <w:b/>
-          <w:bCs/>
-          <w:color w:val="D86DCB" w:themeColor="accent5" w:themeTint="99"/>
-          <w:sz w:val="34"/>
-          <w:szCs w:val="34"/>
-        </w:rPr>
-      </w:pPr>
-      <w:proofErr w:type="gramStart"/>
-      <w:r>
-        <w:rPr>
-          <w:rFonts w:ascii="Calibri" w:hAnsi="Calibri" w:cs="Calibri"/>
-          <w:b/>
-          <w:bCs/>
-          <w:color w:val="D86DCB" w:themeColor="accent5" w:themeTint="99"/>
-          <w:sz w:val="34"/>
-          <w:szCs w:val="34"/>
-        </w:rPr>
-        <w:t>greet(</w:t>
-      </w:r>
-      <w:proofErr w:type="gramEnd"/>
-      <w:r>
-        <w:rPr>
-          <w:rFonts w:ascii="Calibri" w:hAnsi="Calibri" w:cs="Calibri"/>
-          <w:b/>
-          <w:bCs/>
-          <w:color w:val="D86DCB" w:themeColor="accent5" w:themeTint="99"/>
-          <w:sz w:val="34"/>
-          <w:szCs w:val="34"/>
-        </w:rPr>
-        <w:t>callback=lambda : print("Done"))</w:t>
-      </w:r>
-    </w:p>
-    <w:p>
-      <w:pPr>
-        <w:jc w:val="both"/>
-        <w:rPr>
-          <w:rFonts w:ascii="Calibri" w:hAnsi="Calibri" w:cs="Calibri"/>
-          <w:sz w:val="34"/>
-          <w:szCs w:val="34"/>
-        </w:rPr>
-      </w:pPr>
-      <w:r>
-        <w:rPr>
-          <w:rFonts w:ascii="Calibri" w:hAnsi="Calibri" w:cs="Calibri"/>
+          <w:rFonts w:ascii="Carlito" w:hAnsi="Carlito" w:cs="Carlito"/>
+          <w:b/>
+          <w:bCs/>
+          <w:color w:val="D86DCB" w:themeColor="accent5" w:themeTint="99"/>
+          <w:sz w:val="34"/>
+          <w:szCs w:val="34"/>
+        </w:rPr>
+      </w:pPr>
+      <w:r>
+        <w:rPr>
+          <w:rFonts w:ascii="Carlito" w:hAnsi="Carlito" w:cs="Carlito"/>
+          <w:b/>
+          <w:bCs/>
+          <w:color w:val="D86DCB" w:themeColor="accent5" w:themeTint="99"/>
+          <w:sz w:val="34"/>
+          <w:szCs w:val="34"/>
+        </w:rPr>
+        <w:t xml:space="preserve">    callback()</w:t>
+      </w:r>
+    </w:p>
+    <w:p>
+      <w:pPr>
+        <w:jc w:val="both"/>
+        <w:rPr>
+          <w:rFonts w:ascii="Carlito" w:hAnsi="Carlito" w:cs="Carlito"/>
+          <w:b/>
+          <w:bCs/>
+          <w:color w:val="D86DCB" w:themeColor="accent5" w:themeTint="99"/>
+          <w:sz w:val="34"/>
+          <w:szCs w:val="34"/>
+        </w:rPr>
+      </w:pPr>
+      <w:r>
+        <w:rPr>
+          <w:rFonts w:ascii="Carlito" w:hAnsi="Carlito" w:cs="Carlito"/>
+          <w:b/>
+          <w:bCs/>
+          <w:color w:val="D86DCB" w:themeColor="accent5" w:themeTint="99"/>
+          <w:sz w:val="34"/>
+          <w:szCs w:val="34"/>
+        </w:rPr>
+        <w:t>greet(callback=lambda : print("Done"))</w:t>
+      </w:r>
+    </w:p>
+    <w:p>
+      <w:pPr>
+        <w:jc w:val="both"/>
+        <w:rPr>
+          <w:rFonts w:ascii="Carlito" w:hAnsi="Carlito" w:cs="Carlito"/>
+          <w:sz w:val="34"/>
+          <w:szCs w:val="34"/>
+        </w:rPr>
+      </w:pPr>
+      <w:r>
+        <w:rPr>
+          <w:rFonts w:ascii="Carlito" w:hAnsi="Carlito" w:cs="Carlito"/>
           <w:sz w:val="34"/>
           <w:szCs w:val="34"/>
         </w:rPr>
@@ -3532,14 +3009,14 @@
         </w:numPr>
         <w:jc w:val="both"/>
         <w:rPr>
-          <w:rFonts w:ascii="Calibri" w:hAnsi="Calibri" w:cs="Calibri"/>
-          <w:sz w:val="34"/>
-          <w:szCs w:val="34"/>
-        </w:rPr>
-      </w:pPr>
-      <w:r>
-        <w:rPr>
-          <w:rFonts w:ascii="Calibri" w:hAnsi="Calibri" w:cs="Calibri"/>
+          <w:rFonts w:ascii="Carlito" w:hAnsi="Carlito" w:cs="Carlito"/>
+          <w:sz w:val="34"/>
+          <w:szCs w:val="34"/>
+        </w:rPr>
+      </w:pPr>
+      <w:r>
+        <w:rPr>
+          <w:rFonts w:ascii="Carlito" w:hAnsi="Carlito" w:cs="Carlito"/>
           <w:sz w:val="34"/>
           <w:szCs w:val="34"/>
         </w:rPr>
@@ -3547,7 +3024,7 @@
       </w:r>
       <w:r>
         <w:rPr>
-          <w:rFonts w:ascii="Calibri" w:hAnsi="Calibri" w:cs="Calibri"/>
+          <w:rFonts w:ascii="Carlito" w:hAnsi="Carlito" w:cs="Carlito"/>
           <w:b/>
           <w:bCs/>
           <w:sz w:val="34"/>
@@ -3557,7 +3034,7 @@
       </w:r>
       <w:r>
         <w:rPr>
-          <w:rFonts w:ascii="Calibri" w:hAnsi="Calibri" w:cs="Calibri"/>
+          <w:rFonts w:ascii="Carlito" w:hAnsi="Carlito" w:cs="Carlito"/>
           <w:sz w:val="34"/>
           <w:szCs w:val="34"/>
         </w:rPr>
@@ -3573,14 +3050,14 @@
         </w:numPr>
         <w:jc w:val="both"/>
         <w:rPr>
-          <w:rFonts w:ascii="Calibri" w:hAnsi="Calibri" w:cs="Calibri"/>
-          <w:sz w:val="34"/>
-          <w:szCs w:val="34"/>
-        </w:rPr>
-      </w:pPr>
-      <w:r>
-        <w:rPr>
-          <w:rFonts w:ascii="Calibri" w:hAnsi="Calibri" w:cs="Calibri"/>
+          <w:rFonts w:ascii="Carlito" w:hAnsi="Carlito" w:cs="Carlito"/>
+          <w:sz w:val="34"/>
+          <w:szCs w:val="34"/>
+        </w:rPr>
+      </w:pPr>
+      <w:r>
+        <w:rPr>
+          <w:rFonts w:ascii="Carlito" w:hAnsi="Carlito" w:cs="Carlito"/>
           <w:sz w:val="34"/>
           <w:szCs w:val="34"/>
         </w:rPr>
@@ -3588,7 +3065,7 @@
       </w:r>
       <w:r>
         <w:rPr>
-          <w:rFonts w:ascii="Calibri" w:hAnsi="Calibri" w:cs="Calibri"/>
+          <w:rFonts w:ascii="Carlito" w:hAnsi="Carlito" w:cs="Carlito"/>
           <w:b/>
           <w:bCs/>
           <w:sz w:val="34"/>
@@ -3601,17 +3078,17 @@
       <w:pPr>
         <w:jc w:val="both"/>
         <w:rPr>
-          <w:rFonts w:ascii="Calibri" w:hAnsi="Calibri" w:cs="Calibri"/>
-          <w:b/>
-          <w:bCs/>
-          <w:color w:val="D86DCB" w:themeColor="accent5" w:themeTint="99"/>
-          <w:sz w:val="34"/>
-          <w:szCs w:val="34"/>
-        </w:rPr>
-      </w:pPr>
-      <w:r>
-        <w:rPr>
-          <w:rFonts w:ascii="Calibri" w:hAnsi="Calibri" w:cs="Calibri"/>
+          <w:rFonts w:ascii="Carlito" w:hAnsi="Carlito" w:cs="Carlito"/>
+          <w:b/>
+          <w:bCs/>
+          <w:color w:val="D86DCB" w:themeColor="accent5" w:themeTint="99"/>
+          <w:sz w:val="34"/>
+          <w:szCs w:val="34"/>
+        </w:rPr>
+      </w:pPr>
+      <w:r>
+        <w:rPr>
+          <w:rFonts w:ascii="Carlito" w:hAnsi="Carlito" w:cs="Carlito"/>
           <w:b/>
           <w:bCs/>
           <w:color w:val="D86DCB" w:themeColor="accent5" w:themeTint="99"/>
@@ -3625,161 +3102,89 @@
       <w:pPr>
         <w:jc w:val="both"/>
         <w:rPr>
-          <w:rFonts w:ascii="Calibri" w:hAnsi="Calibri" w:cs="Calibri"/>
-          <w:b/>
-          <w:bCs/>
-          <w:color w:val="D86DCB" w:themeColor="accent5" w:themeTint="99"/>
-          <w:sz w:val="34"/>
-          <w:szCs w:val="34"/>
-        </w:rPr>
-      </w:pPr>
-      <w:r>
-        <w:rPr>
-          <w:rFonts w:ascii="Calibri" w:hAnsi="Calibri" w:cs="Calibri"/>
-          <w:b/>
-          <w:bCs/>
-          <w:color w:val="D86DCB" w:themeColor="accent5" w:themeTint="99"/>
-          <w:sz w:val="34"/>
-          <w:szCs w:val="34"/>
-        </w:rPr>
-        <w:t xml:space="preserve">def </w:t>
-      </w:r>
-      <w:proofErr w:type="gramStart"/>
-      <w:r>
-        <w:rPr>
-          <w:rFonts w:ascii="Calibri" w:hAnsi="Calibri" w:cs="Calibri"/>
-          <w:b/>
-          <w:bCs/>
-          <w:color w:val="D86DCB" w:themeColor="accent5" w:themeTint="99"/>
-          <w:sz w:val="34"/>
-          <w:szCs w:val="34"/>
-        </w:rPr>
-        <w:t>calculate(</w:t>
-      </w:r>
-      <w:proofErr w:type="gramEnd"/>
-      <w:r>
-        <w:rPr>
-          <w:rFonts w:ascii="Calibri" w:hAnsi="Calibri" w:cs="Calibri"/>
-          <w:b/>
-          <w:bCs/>
-          <w:color w:val="D86DCB" w:themeColor="accent5" w:themeTint="99"/>
-          <w:sz w:val="34"/>
-          <w:szCs w:val="34"/>
-        </w:rPr>
-        <w:t>operation: Callable[[int, int], int]):</w:t>
-      </w:r>
-    </w:p>
-    <w:p>
-      <w:pPr>
-        <w:jc w:val="both"/>
-        <w:rPr>
-          <w:rFonts w:ascii="Calibri" w:hAnsi="Calibri" w:cs="Calibri"/>
-          <w:b/>
-          <w:bCs/>
-          <w:color w:val="D86DCB" w:themeColor="accent5" w:themeTint="99"/>
-          <w:sz w:val="34"/>
-          <w:szCs w:val="34"/>
-        </w:rPr>
-      </w:pPr>
-      <w:r>
-        <w:rPr>
-          <w:rFonts w:ascii="Calibri" w:hAnsi="Calibri" w:cs="Calibri"/>
-          <w:b/>
-          <w:bCs/>
-          <w:color w:val="D86DCB" w:themeColor="accent5" w:themeTint="99"/>
-          <w:sz w:val="34"/>
-          <w:szCs w:val="34"/>
-        </w:rPr>
-        <w:t xml:space="preserve">    return </w:t>
-      </w:r>
-      <w:proofErr w:type="gramStart"/>
-      <w:r>
-        <w:rPr>
-          <w:rFonts w:ascii="Calibri" w:hAnsi="Calibri" w:cs="Calibri"/>
-          <w:b/>
-          <w:bCs/>
-          <w:color w:val="D86DCB" w:themeColor="accent5" w:themeTint="99"/>
-          <w:sz w:val="34"/>
-          <w:szCs w:val="34"/>
-        </w:rPr>
-        <w:t>operation(</w:t>
-      </w:r>
-      <w:proofErr w:type="gramEnd"/>
-      <w:r>
-        <w:rPr>
-          <w:rFonts w:ascii="Calibri" w:hAnsi="Calibri" w:cs="Calibri"/>
-          <w:b/>
-          <w:bCs/>
-          <w:color w:val="D86DCB" w:themeColor="accent5" w:themeTint="99"/>
-          <w:sz w:val="34"/>
-          <w:szCs w:val="34"/>
-        </w:rPr>
-        <w:t>10, 20)</w:t>
-      </w:r>
-    </w:p>
-    <w:p>
-      <w:pPr>
-        <w:jc w:val="both"/>
-        <w:rPr>
-          <w:rFonts w:ascii="Calibri" w:hAnsi="Calibri" w:cs="Calibri"/>
-          <w:b/>
-          <w:bCs/>
-          <w:color w:val="D86DCB" w:themeColor="accent5" w:themeTint="99"/>
-          <w:sz w:val="34"/>
-          <w:szCs w:val="34"/>
-        </w:rPr>
-      </w:pPr>
-      <w:r>
-        <w:rPr>
-          <w:rFonts w:ascii="Calibri" w:hAnsi="Calibri" w:cs="Calibri"/>
-          <w:b/>
-          <w:bCs/>
-          <w:color w:val="D86DCB" w:themeColor="accent5" w:themeTint="99"/>
-          <w:sz w:val="34"/>
-          <w:szCs w:val="34"/>
-        </w:rPr>
-        <w:t xml:space="preserve">result = </w:t>
-      </w:r>
-      <w:proofErr w:type="gramStart"/>
-      <w:r>
-        <w:rPr>
-          <w:rFonts w:ascii="Calibri" w:hAnsi="Calibri" w:cs="Calibri"/>
-          <w:b/>
-          <w:bCs/>
-          <w:color w:val="D86DCB" w:themeColor="accent5" w:themeTint="99"/>
-          <w:sz w:val="34"/>
-          <w:szCs w:val="34"/>
-        </w:rPr>
-        <w:t>calculate(</w:t>
-      </w:r>
-      <w:proofErr w:type="gramEnd"/>
-      <w:r>
-        <w:rPr>
-          <w:rFonts w:ascii="Calibri" w:hAnsi="Calibri" w:cs="Calibri"/>
-          <w:b/>
-          <w:bCs/>
-          <w:color w:val="D86DCB" w:themeColor="accent5" w:themeTint="99"/>
-          <w:sz w:val="34"/>
-          <w:szCs w:val="34"/>
-        </w:rPr>
-        <w:t>operation = lambda x, y : x + y)</w:t>
-      </w:r>
-    </w:p>
-    <w:p>
-      <w:pPr>
-        <w:jc w:val="both"/>
-        <w:rPr>
-          <w:rFonts w:ascii="Calibri" w:hAnsi="Calibri" w:cs="Calibri"/>
-          <w:b/>
-          <w:bCs/>
-          <w:color w:val="D86DCB" w:themeColor="accent5" w:themeTint="99"/>
-          <w:sz w:val="34"/>
-          <w:szCs w:val="34"/>
-        </w:rPr>
-      </w:pPr>
-      <w:r>
-        <w:rPr>
-          <w:rFonts w:ascii="Calibri" w:hAnsi="Calibri" w:cs="Calibri"/>
+          <w:rFonts w:ascii="Carlito" w:hAnsi="Carlito" w:cs="Carlito"/>
+          <w:b/>
+          <w:bCs/>
+          <w:color w:val="D86DCB" w:themeColor="accent5" w:themeTint="99"/>
+          <w:sz w:val="34"/>
+          <w:szCs w:val="34"/>
+        </w:rPr>
+      </w:pPr>
+      <w:r>
+        <w:rPr>
+          <w:rFonts w:ascii="Carlito" w:hAnsi="Carlito" w:cs="Carlito"/>
+          <w:b/>
+          <w:bCs/>
+          <w:color w:val="D86DCB" w:themeColor="accent5" w:themeTint="99"/>
+          <w:sz w:val="34"/>
+          <w:szCs w:val="34"/>
+        </w:rPr>
+        <w:t>def calculate(operation: Callable[[int, int], int]):</w:t>
+      </w:r>
+    </w:p>
+    <w:p>
+      <w:pPr>
+        <w:jc w:val="both"/>
+        <w:rPr>
+          <w:rFonts w:ascii="Carlito" w:hAnsi="Carlito" w:cs="Carlito"/>
+          <w:b/>
+          <w:bCs/>
+          <w:color w:val="D86DCB" w:themeColor="accent5" w:themeTint="99"/>
+          <w:sz w:val="34"/>
+          <w:szCs w:val="34"/>
+        </w:rPr>
+      </w:pPr>
+      <w:r>
+        <w:rPr>
+          <w:rFonts w:ascii="Carlito" w:hAnsi="Carlito" w:cs="Carlito"/>
+          <w:b/>
+          <w:bCs/>
+          <w:color w:val="D86DCB" w:themeColor="accent5" w:themeTint="99"/>
+          <w:sz w:val="34"/>
+          <w:szCs w:val="34"/>
+        </w:rPr>
+        <w:t xml:space="preserve">    return operation(10, 20)</w:t>
+      </w:r>
+    </w:p>
+    <w:p>
+      <w:pPr>
+        <w:jc w:val="both"/>
+        <w:rPr>
+          <w:rFonts w:ascii="Carlito" w:hAnsi="Carlito" w:cs="Carlito"/>
+          <w:b/>
+          <w:bCs/>
+          <w:color w:val="D86DCB" w:themeColor="accent5" w:themeTint="99"/>
+          <w:sz w:val="34"/>
+          <w:szCs w:val="34"/>
+        </w:rPr>
+      </w:pPr>
+      <w:r>
+        <w:rPr>
+          <w:rFonts w:ascii="Carlito" w:hAnsi="Carlito" w:cs="Carlito"/>
+          <w:b/>
+          <w:bCs/>
+          <w:color w:val="D86DCB" w:themeColor="accent5" w:themeTint="99"/>
+          <w:sz w:val="34"/>
+          <w:szCs w:val="34"/>
+        </w:rPr>
+        <w:t>result = calculate(operation = lambda x, y : x + y)</w:t>
+      </w:r>
+    </w:p>
+    <w:p>
+      <w:pPr>
+        <w:jc w:val="both"/>
+        <w:rPr>
+          <w:rFonts w:ascii="Carlito" w:hAnsi="Carlito" w:cs="Carlito"/>
+          <w:b/>
+          <w:bCs/>
+          <w:color w:val="D86DCB" w:themeColor="accent5" w:themeTint="99"/>
+          <w:sz w:val="34"/>
+          <w:szCs w:val="34"/>
+        </w:rPr>
+      </w:pPr>
+      <w:r>
+        <w:rPr>
+          <w:rFonts w:ascii="Carlito" w:hAnsi="Carlito" w:cs="Carlito"/>
           <w:b/>
           <w:bCs/>
           <w:color w:val="D86DCB" w:themeColor="accent5" w:themeTint="99"/>
@@ -3793,24 +3198,24 @@
       <w:pPr>
         <w:jc w:val="both"/>
         <w:rPr>
-          <w:rFonts w:ascii="Calibri" w:hAnsi="Calibri" w:cs="Calibri"/>
-          <w:sz w:val="34"/>
-          <w:szCs w:val="34"/>
-        </w:rPr>
-      </w:pPr>
-    </w:p>
-    <w:p>
-      <w:pPr>
-        <w:jc w:val="both"/>
-        <w:rPr>
-          <w:rFonts w:ascii="Calibri" w:hAnsi="Calibri" w:cs="Calibri"/>
-          <w:sz w:val="34"/>
-          <w:szCs w:val="34"/>
-        </w:rPr>
-      </w:pPr>
-      <w:r>
-        <w:rPr>
-          <w:rFonts w:ascii="Calibri" w:hAnsi="Calibri" w:cs="Calibri"/>
+          <w:rFonts w:ascii="Carlito" w:hAnsi="Carlito" w:cs="Carlito"/>
+          <w:sz w:val="34"/>
+          <w:szCs w:val="34"/>
+        </w:rPr>
+      </w:pPr>
+    </w:p>
+    <w:p>
+      <w:pPr>
+        <w:jc w:val="both"/>
+        <w:rPr>
+          <w:rFonts w:ascii="Carlito" w:hAnsi="Carlito" w:cs="Carlito"/>
+          <w:sz w:val="34"/>
+          <w:szCs w:val="34"/>
+        </w:rPr>
+      </w:pPr>
+      <w:r>
+        <w:rPr>
+          <w:rFonts w:ascii="Carlito" w:hAnsi="Carlito" w:cs="Carlito"/>
           <w:sz w:val="34"/>
           <w:szCs w:val="34"/>
         </w:rPr>
@@ -3825,7 +3230,7 @@
       </w:tblPr>
       <w:tblGrid>
         <w:gridCol w:w="3089"/>
-        <w:gridCol w:w="5520"/>
+        <w:gridCol w:w="5515"/>
       </w:tblGrid>
       <w:tr>
         <w:trPr>
@@ -3842,14 +3247,14 @@
               <w:spacing w:after="160" w:line="278" w:lineRule="auto"/>
               <w:jc w:val="both"/>
               <w:rPr>
-                <w:rFonts w:ascii="Calibri" w:hAnsi="Calibri" w:cs="Calibri"/>
+                <w:rFonts w:ascii="Carlito" w:hAnsi="Carlito" w:cs="Carlito"/>
                 <w:sz w:val="34"/>
                 <w:szCs w:val="34"/>
               </w:rPr>
             </w:pPr>
             <w:r>
               <w:rPr>
-                <w:rFonts w:ascii="Calibri" w:hAnsi="Calibri" w:cs="Calibri"/>
+                <w:rFonts w:ascii="Carlito" w:hAnsi="Carlito" w:cs="Carlito"/>
                 <w:sz w:val="34"/>
                 <w:szCs w:val="34"/>
               </w:rPr>
@@ -3868,14 +3273,14 @@
               <w:jc w:val="both"/>
               <w:cnfStyle w:val="100000000000" w:firstRow="1" w:lastRow="0" w:firstColumn="0" w:lastColumn="0" w:oddVBand="0" w:evenVBand="0" w:oddHBand="0" w:evenHBand="0" w:firstRowFirstColumn="0" w:firstRowLastColumn="0" w:lastRowFirstColumn="0" w:lastRowLastColumn="0"/>
               <w:rPr>
-                <w:rFonts w:ascii="Calibri" w:hAnsi="Calibri" w:cs="Calibri"/>
+                <w:rFonts w:ascii="Carlito" w:hAnsi="Carlito" w:cs="Carlito"/>
                 <w:sz w:val="34"/>
                 <w:szCs w:val="34"/>
               </w:rPr>
             </w:pPr>
             <w:r>
               <w:rPr>
-                <w:rFonts w:ascii="Calibri" w:hAnsi="Calibri" w:cs="Calibri"/>
+                <w:rFonts w:ascii="Carlito" w:hAnsi="Carlito" w:cs="Carlito"/>
                 <w:sz w:val="34"/>
                 <w:szCs w:val="34"/>
               </w:rPr>
@@ -3899,21 +3304,19 @@
               <w:spacing w:after="160" w:line="278" w:lineRule="auto"/>
               <w:jc w:val="both"/>
               <w:rPr>
-                <w:rFonts w:ascii="Calibri" w:hAnsi="Calibri" w:cs="Calibri"/>
+                <w:rFonts w:ascii="Carlito" w:hAnsi="Carlito" w:cs="Carlito"/>
                 <w:sz w:val="34"/>
                 <w:szCs w:val="34"/>
               </w:rPr>
             </w:pPr>
-            <w:proofErr w:type="spellStart"/>
             <w:r>
               <w:rPr>
-                <w:rFonts w:ascii="Calibri" w:hAnsi="Calibri" w:cs="Calibri"/>
+                <w:rFonts w:ascii="Carlito" w:hAnsi="Carlito" w:cs="Carlito"/>
                 <w:sz w:val="34"/>
                 <w:szCs w:val="34"/>
               </w:rPr>
               <w:t>VoidCallback</w:t>
             </w:r>
-            <w:proofErr w:type="spellEnd"/>
           </w:p>
         </w:tc>
         <w:tc>
@@ -3927,34 +3330,22 @@
               <w:jc w:val="both"/>
               <w:cnfStyle w:val="000000100000" w:firstRow="0" w:lastRow="0" w:firstColumn="0" w:lastColumn="0" w:oddVBand="0" w:evenVBand="0" w:oddHBand="1" w:evenHBand="0" w:firstRowFirstColumn="0" w:firstRowLastColumn="0" w:lastRowFirstColumn="0" w:lastRowLastColumn="0"/>
               <w:rPr>
-                <w:rFonts w:ascii="Calibri" w:hAnsi="Calibri" w:cs="Calibri"/>
+                <w:rFonts w:ascii="Carlito" w:hAnsi="Carlito" w:cs="Carlito"/>
                 <w:b/>
                 <w:bCs/>
                 <w:sz w:val="34"/>
                 <w:szCs w:val="34"/>
               </w:rPr>
             </w:pPr>
-            <w:proofErr w:type="gramStart"/>
             <w:r>
               <w:rPr>
-                <w:rFonts w:ascii="Calibri" w:hAnsi="Calibri" w:cs="Calibri"/>
+                <w:rFonts w:ascii="Carlito" w:hAnsi="Carlito" w:cs="Carlito"/>
                 <w:b/>
                 <w:bCs/>
                 <w:sz w:val="34"/>
                 <w:szCs w:val="34"/>
               </w:rPr>
-              <w:t>Callable[</w:t>
-            </w:r>
-            <w:proofErr w:type="gramEnd"/>
-            <w:r>
-              <w:rPr>
-                <w:rFonts w:ascii="Calibri" w:hAnsi="Calibri" w:cs="Calibri"/>
-                <w:b/>
-                <w:bCs/>
-                <w:sz w:val="34"/>
-                <w:szCs w:val="34"/>
-              </w:rPr>
-              <w:t>[], None] (optional type hint)</w:t>
+              <w:t>Callable[[], None] (optional type hint)</w:t>
             </w:r>
           </w:p>
         </w:tc>
@@ -3971,14 +3362,14 @@
               <w:spacing w:after="160" w:line="278" w:lineRule="auto"/>
               <w:jc w:val="both"/>
               <w:rPr>
-                <w:rFonts w:ascii="Calibri" w:hAnsi="Calibri" w:cs="Calibri"/>
+                <w:rFonts w:ascii="Carlito" w:hAnsi="Carlito" w:cs="Carlito"/>
                 <w:sz w:val="34"/>
                 <w:szCs w:val="34"/>
               </w:rPr>
             </w:pPr>
             <w:r>
               <w:rPr>
-                <w:rFonts w:ascii="Calibri" w:hAnsi="Calibri" w:cs="Calibri"/>
+                <w:rFonts w:ascii="Carlito" w:hAnsi="Carlito" w:cs="Carlito"/>
                 <w:sz w:val="34"/>
                 <w:szCs w:val="34"/>
               </w:rPr>
@@ -3997,7 +3388,7 @@
               <w:jc w:val="both"/>
               <w:cnfStyle w:val="000000000000" w:firstRow="0" w:lastRow="0" w:firstColumn="0" w:lastColumn="0" w:oddVBand="0" w:evenVBand="0" w:oddHBand="0" w:evenHBand="0" w:firstRowFirstColumn="0" w:firstRowLastColumn="0" w:lastRowFirstColumn="0" w:lastRowLastColumn="0"/>
               <w:rPr>
-                <w:rFonts w:ascii="Calibri" w:hAnsi="Calibri" w:cs="Calibri"/>
+                <w:rFonts w:ascii="Carlito" w:hAnsi="Carlito" w:cs="Carlito"/>
                 <w:b/>
                 <w:bCs/>
                 <w:sz w:val="34"/>
@@ -4006,7 +3397,7 @@
             </w:pPr>
             <w:r>
               <w:rPr>
-                <w:rFonts w:ascii="Calibri" w:hAnsi="Calibri" w:cs="Calibri"/>
+                <w:rFonts w:ascii="Carlito" w:hAnsi="Carlito" w:cs="Carlito"/>
                 <w:b/>
                 <w:bCs/>
                 <w:sz w:val="34"/>
@@ -4032,28 +3423,18 @@
               <w:spacing w:after="160" w:line="278" w:lineRule="auto"/>
               <w:jc w:val="both"/>
               <w:rPr>
-                <w:rFonts w:ascii="Calibri" w:hAnsi="Calibri" w:cs="Calibri"/>
+                <w:rFonts w:ascii="Carlito" w:hAnsi="Carlito" w:cs="Carlito"/>
                 <w:sz w:val="34"/>
                 <w:szCs w:val="34"/>
               </w:rPr>
             </w:pPr>
-            <w:proofErr w:type="gramStart"/>
             <w:r>
               <w:rPr>
-                <w:rFonts w:ascii="Calibri" w:hAnsi="Calibri" w:cs="Calibri"/>
+                <w:rFonts w:ascii="Carlito" w:hAnsi="Carlito" w:cs="Carlito"/>
                 <w:sz w:val="34"/>
                 <w:szCs w:val="34"/>
               </w:rPr>
-              <w:t>Function(</w:t>
-            </w:r>
-            <w:proofErr w:type="gramEnd"/>
-            <w:r>
-              <w:rPr>
-                <w:rFonts w:ascii="Calibri" w:hAnsi="Calibri" w:cs="Calibri"/>
-                <w:sz w:val="34"/>
-                <w:szCs w:val="34"/>
-              </w:rPr>
-              <w:t>int, int)</w:t>
+              <w:t>Function(int, int)</w:t>
             </w:r>
           </w:p>
         </w:tc>
@@ -4068,56 +3449,22 @@
               <w:jc w:val="both"/>
               <w:cnfStyle w:val="000000100000" w:firstRow="0" w:lastRow="0" w:firstColumn="0" w:lastColumn="0" w:oddVBand="0" w:evenVBand="0" w:oddHBand="1" w:evenHBand="0" w:firstRowFirstColumn="0" w:firstRowLastColumn="0" w:lastRowFirstColumn="0" w:lastRowLastColumn="0"/>
               <w:rPr>
-                <w:rFonts w:ascii="Calibri" w:hAnsi="Calibri" w:cs="Calibri"/>
+                <w:rFonts w:ascii="Carlito" w:hAnsi="Carlito" w:cs="Carlito"/>
                 <w:b/>
                 <w:bCs/>
                 <w:sz w:val="34"/>
                 <w:szCs w:val="34"/>
               </w:rPr>
             </w:pPr>
-            <w:proofErr w:type="gramStart"/>
             <w:r>
               <w:rPr>
-                <w:rFonts w:ascii="Calibri" w:hAnsi="Calibri" w:cs="Calibri"/>
+                <w:rFonts w:ascii="Carlito" w:hAnsi="Carlito" w:cs="Carlito"/>
                 <w:b/>
                 <w:bCs/>
                 <w:sz w:val="34"/>
                 <w:szCs w:val="34"/>
               </w:rPr>
-              <w:t>Callable[</w:t>
-            </w:r>
-            <w:proofErr w:type="gramEnd"/>
-            <w:r>
-              <w:rPr>
-                <w:rFonts w:ascii="Calibri" w:hAnsi="Calibri" w:cs="Calibri"/>
-                <w:b/>
-                <w:bCs/>
-                <w:sz w:val="34"/>
-                <w:szCs w:val="34"/>
-              </w:rPr>
-              <w:t xml:space="preserve">[int, int], </w:t>
-            </w:r>
-            <w:proofErr w:type="spellStart"/>
-            <w:r>
-              <w:rPr>
-                <w:rFonts w:ascii="Calibri" w:hAnsi="Calibri" w:cs="Calibri"/>
-                <w:b/>
-                <w:bCs/>
-                <w:sz w:val="34"/>
-                <w:szCs w:val="34"/>
-              </w:rPr>
-              <w:t>ReturnType</w:t>
-            </w:r>
-            <w:proofErr w:type="spellEnd"/>
-            <w:r>
-              <w:rPr>
-                <w:rFonts w:ascii="Calibri" w:hAnsi="Calibri" w:cs="Calibri"/>
-                <w:b/>
-                <w:bCs/>
-                <w:sz w:val="34"/>
-                <w:szCs w:val="34"/>
-              </w:rPr>
-              <w:t>]</w:t>
+              <w:t>Callable[[int, int], ReturnType]</w:t>
             </w:r>
           </w:p>
         </w:tc>
@@ -4134,7 +3481,7 @@
               <w:spacing w:after="160" w:line="278" w:lineRule="auto"/>
               <w:jc w:val="both"/>
               <w:rPr>
-                <w:rFonts w:ascii="Calibri" w:hAnsi="Calibri" w:cs="Calibri"/>
+                <w:rFonts w:ascii="Carlito" w:hAnsi="Carlito" w:cs="Carlito"/>
                 <w:b w:val="0"/>
                 <w:bCs w:val="0"/>
                 <w:sz w:val="34"/>
@@ -4143,7 +3490,7 @@
             </w:pPr>
             <w:r>
               <w:rPr>
-                <w:rFonts w:ascii="Calibri" w:hAnsi="Calibri" w:cs="Calibri"/>
+                <w:rFonts w:ascii="Carlito" w:hAnsi="Carlito" w:cs="Carlito"/>
                 <w:b w:val="0"/>
                 <w:bCs w:val="0"/>
                 <w:sz w:val="34"/>
@@ -4165,14 +3512,14 @@
               <w:jc w:val="both"/>
               <w:cnfStyle w:val="000000000000" w:firstRow="0" w:lastRow="0" w:firstColumn="0" w:lastColumn="0" w:oddVBand="0" w:evenVBand="0" w:oddHBand="0" w:evenHBand="0" w:firstRowFirstColumn="0" w:firstRowLastColumn="0" w:lastRowFirstColumn="0" w:lastRowLastColumn="0"/>
               <w:rPr>
-                <w:rFonts w:ascii="Calibri" w:hAnsi="Calibri" w:cs="Calibri"/>
+                <w:rFonts w:ascii="Carlito" w:hAnsi="Carlito" w:cs="Carlito"/>
                 <w:sz w:val="34"/>
                 <w:szCs w:val="34"/>
               </w:rPr>
             </w:pPr>
             <w:r>
               <w:rPr>
-                <w:rFonts w:ascii="Calibri" w:hAnsi="Calibri" w:cs="Calibri"/>
+                <w:rFonts w:ascii="Carlito" w:hAnsi="Carlito" w:cs="Carlito"/>
                 <w:sz w:val="34"/>
                 <w:szCs w:val="34"/>
               </w:rPr>
@@ -4186,17 +3533,17 @@
       <w:pPr>
         <w:jc w:val="both"/>
         <w:rPr>
-          <w:rFonts w:ascii="Calibri" w:hAnsi="Calibri" w:cs="Calibri"/>
-          <w:sz w:val="34"/>
-          <w:szCs w:val="34"/>
-        </w:rPr>
-      </w:pPr>
-    </w:p>
-    <w:p>
-      <w:pPr>
-        <w:jc w:val="both"/>
-        <w:rPr>
-          <w:rFonts w:ascii="Calibri" w:hAnsi="Calibri" w:cs="Calibri"/>
+          <w:rFonts w:ascii="Carlito" w:hAnsi="Carlito" w:cs="Carlito"/>
+          <w:sz w:val="34"/>
+          <w:szCs w:val="34"/>
+        </w:rPr>
+      </w:pPr>
+    </w:p>
+    <w:p>
+      <w:pPr>
+        <w:jc w:val="both"/>
+        <w:rPr>
+          <w:rFonts w:ascii="Carlito" w:hAnsi="Carlito" w:cs="Carlito"/>
           <w:sz w:val="34"/>
           <w:szCs w:val="34"/>
         </w:rPr>
@@ -4206,14 +3553,14 @@
       <w:pPr>
         <w:jc w:val="center"/>
         <w:rPr>
-          <w:rFonts w:ascii="Calibri" w:hAnsi="Calibri" w:cs="Calibri"/>
-          <w:sz w:val="34"/>
-          <w:szCs w:val="34"/>
-        </w:rPr>
-      </w:pPr>
-      <w:r>
-        <w:rPr>
-          <w:rFonts w:ascii="Calibri" w:hAnsi="Calibri" w:cs="Calibri"/>
+          <w:rFonts w:ascii="Carlito" w:hAnsi="Carlito" w:cs="Carlito"/>
+          <w:sz w:val="34"/>
+          <w:szCs w:val="34"/>
+        </w:rPr>
+      </w:pPr>
+      <w:r>
+        <w:rPr>
+          <w:rFonts w:ascii="Carlito" w:hAnsi="Carlito" w:cs="Carlito"/>
           <w:sz w:val="34"/>
           <w:szCs w:val="34"/>
         </w:rPr>
@@ -4224,67 +3571,67 @@
       <w:pPr>
         <w:jc w:val="both"/>
         <w:rPr>
-          <w:rFonts w:ascii="Calibri" w:hAnsi="Calibri" w:cs="Calibri"/>
-          <w:sz w:val="34"/>
-          <w:szCs w:val="34"/>
-        </w:rPr>
-      </w:pPr>
-    </w:p>
-    <w:p>
-      <w:pPr>
-        <w:jc w:val="both"/>
-        <w:rPr>
-          <w:rFonts w:ascii="Calibri" w:hAnsi="Calibri" w:cs="Calibri"/>
-          <w:sz w:val="34"/>
-          <w:szCs w:val="34"/>
-        </w:rPr>
-      </w:pPr>
-    </w:p>
-    <w:p>
-      <w:pPr>
-        <w:jc w:val="both"/>
-        <w:rPr>
-          <w:rFonts w:ascii="Calibri" w:hAnsi="Calibri" w:cs="Calibri"/>
-          <w:sz w:val="34"/>
-          <w:szCs w:val="34"/>
-        </w:rPr>
-      </w:pPr>
-    </w:p>
-    <w:p>
-      <w:pPr>
-        <w:jc w:val="both"/>
-        <w:rPr>
-          <w:rFonts w:ascii="Calibri" w:hAnsi="Calibri" w:cs="Calibri"/>
-          <w:sz w:val="34"/>
-          <w:szCs w:val="34"/>
-        </w:rPr>
-      </w:pPr>
-    </w:p>
-    <w:p>
-      <w:pPr>
-        <w:jc w:val="both"/>
-        <w:rPr>
-          <w:rFonts w:ascii="Calibri" w:hAnsi="Calibri" w:cs="Calibri"/>
-          <w:sz w:val="34"/>
-          <w:szCs w:val="34"/>
-        </w:rPr>
-      </w:pPr>
-    </w:p>
-    <w:p>
-      <w:pPr>
-        <w:jc w:val="both"/>
-        <w:rPr>
-          <w:rFonts w:ascii="Calibri" w:hAnsi="Calibri" w:cs="Calibri"/>
-          <w:sz w:val="34"/>
-          <w:szCs w:val="34"/>
-        </w:rPr>
-      </w:pPr>
-    </w:p>
-    <w:p>
-      <w:pPr>
-        <w:jc w:val="both"/>
-        <w:rPr>
-          <w:rFonts w:ascii="Calibri" w:hAnsi="Calibri" w:cs="Calibri"/>
+          <w:rFonts w:ascii="Carlito" w:hAnsi="Carlito" w:cs="Carlito"/>
+          <w:sz w:val="34"/>
+          <w:szCs w:val="34"/>
+        </w:rPr>
+      </w:pPr>
+    </w:p>
+    <w:p>
+      <w:pPr>
+        <w:jc w:val="both"/>
+        <w:rPr>
+          <w:rFonts w:ascii="Carlito" w:hAnsi="Carlito" w:cs="Carlito"/>
+          <w:sz w:val="34"/>
+          <w:szCs w:val="34"/>
+        </w:rPr>
+      </w:pPr>
+    </w:p>
+    <w:p>
+      <w:pPr>
+        <w:jc w:val="both"/>
+        <w:rPr>
+          <w:rFonts w:ascii="Carlito" w:hAnsi="Carlito" w:cs="Carlito"/>
+          <w:sz w:val="34"/>
+          <w:szCs w:val="34"/>
+        </w:rPr>
+      </w:pPr>
+    </w:p>
+    <w:p>
+      <w:pPr>
+        <w:jc w:val="both"/>
+        <w:rPr>
+          <w:rFonts w:ascii="Carlito" w:hAnsi="Carlito" w:cs="Carlito"/>
+          <w:sz w:val="34"/>
+          <w:szCs w:val="34"/>
+        </w:rPr>
+      </w:pPr>
+    </w:p>
+    <w:p>
+      <w:pPr>
+        <w:jc w:val="both"/>
+        <w:rPr>
+          <w:rFonts w:ascii="Carlito" w:hAnsi="Carlito" w:cs="Carlito"/>
+          <w:sz w:val="34"/>
+          <w:szCs w:val="34"/>
+        </w:rPr>
+      </w:pPr>
+    </w:p>
+    <w:p>
+      <w:pPr>
+        <w:jc w:val="both"/>
+        <w:rPr>
+          <w:rFonts w:ascii="Carlito" w:hAnsi="Carlito" w:cs="Carlito"/>
+          <w:sz w:val="34"/>
+          <w:szCs w:val="34"/>
+        </w:rPr>
+      </w:pPr>
+    </w:p>
+    <w:p>
+      <w:pPr>
+        <w:jc w:val="both"/>
+        <w:rPr>
+          <w:rFonts w:ascii="Carlito" w:hAnsi="Carlito" w:cs="Carlito"/>
           <w:sz w:val="34"/>
           <w:szCs w:val="34"/>
         </w:rPr>
